--- a/W5-SSRS_Reports/Executive_Report_Packet.docx
+++ b/W5-SSRS_Reports/Executive_Report_Packet.docx
@@ -111,16 +111,6 @@
               <w:sz w:val="24"/>
               <w:szCs w:val="22"/>
             </w:rPr>
-          </w:r>
-          <w:r>
-            <w:rPr>
-              <w:rFonts w:ascii="Abade" w:hAnsi="Abade"/>
-              <w:b/>
-              <w:bCs/>
-              <w:color w:val="auto"/>
-              <w:sz w:val="24"/>
-              <w:szCs w:val="22"/>
-            </w:rPr>
             <w:t>L</w:t>
           </w:r>
         </w:sdtContent>
@@ -192,16 +182,6 @@
             </w:rPr>
             <w:t>Colton Staggs</w:t>
           </w:r>
-          <w:r>
-            <w:rPr>
-              <w:rFonts w:ascii="Abade" w:hAnsi="Abade"/>
-              <w:b/>
-              <w:bCs/>
-              <w:color w:val="auto"/>
-              <w:sz w:val="24"/>
-              <w:szCs w:val="22"/>
-            </w:rPr>
-          </w:r>
         </w:sdtContent>
       </w:sdt>
     </w:p>
@@ -259,17 +239,6 @@
               <w:szCs w:val="22"/>
             </w:rPr>
             <w:t>HR</w:t>
-          </w:r>
-          <w:r>
-            <w:rPr>
-              <w:rStyle w:val="PlaceholderText"/>
-              <w:rFonts w:ascii="Abade" w:hAnsi="Abade"/>
-              <w:b/>
-              <w:bCs/>
-              <w:color w:val="auto"/>
-              <w:sz w:val="24"/>
-              <w:szCs w:val="22"/>
-            </w:rPr>
           </w:r>
         </w:sdtContent>
       </w:sdt>
@@ -348,7 +317,7 @@
       </w:pPr>
       <w:r>
         <w:rPr>
-          <w:rFonts w:ascii="Abade" w:hAnsi="Abade"/>
+          <w:rFonts w:hint="eastAsia" w:ascii="Abade" w:hAnsi="Abade"/>
           <w:sz w:val="28"/>
           <w:szCs w:val="28"/>
         </w:rPr>
@@ -387,7 +356,7 @@
       </w:pPr>
       <w:r>
         <w:rPr>
-          <w:rFonts w:ascii="Abade" w:hAnsi="Abade"/>
+          <w:rFonts w:hint="eastAsia" w:ascii="Abade" w:hAnsi="Abade"/>
           <w:sz w:val="28"/>
           <w:szCs w:val="28"/>
         </w:rPr>
@@ -426,7 +395,7 @@
       </w:pPr>
       <w:r>
         <w:rPr>
-          <w:rFonts w:ascii="Abade" w:hAnsi="Abade"/>
+          <w:rFonts w:hint="eastAsia" w:ascii="Abade" w:hAnsi="Abade"/>
           <w:sz w:val="28"/>
           <w:szCs w:val="28"/>
         </w:rPr>
@@ -447,7 +416,7 @@
         <mc:AlternateContent>
           <mc:Choice Requires="wps">
             <w:drawing>
-              <wp:anchor behindDoc="0" distT="0" distB="0" distL="0" distR="0" simplePos="0" locked="0" layoutInCell="1" allowOverlap="1" relativeHeight="4">
+              <wp:anchor behindDoc="0" distT="27305" distB="27305" distL="27305" distR="27305" simplePos="0" locked="0" layoutInCell="1" allowOverlap="1" relativeHeight="84">
                 <wp:simplePos x="0" y="0"/>
                 <wp:positionH relativeFrom="column">
                   <wp:posOffset>-707390</wp:posOffset>
@@ -504,7 +473,7 @@
         <mc:AlternateContent>
           <mc:Choice Requires="wps">
             <w:drawing>
-              <wp:anchor behindDoc="0" distT="0" distB="0" distL="0" distR="0" simplePos="0" locked="0" layoutInCell="1" allowOverlap="1" relativeHeight="5">
+              <wp:anchor behindDoc="0" distT="27305" distB="27305" distL="27305" distR="27305" simplePos="0" locked="0" layoutInCell="1" allowOverlap="1" relativeHeight="85">
                 <wp:simplePos x="0" y="0"/>
                 <wp:positionH relativeFrom="column">
                   <wp:posOffset>-715645</wp:posOffset>
@@ -512,7 +481,7 @@
                 <wp:positionV relativeFrom="paragraph">
                   <wp:posOffset>2964180</wp:posOffset>
                 </wp:positionV>
-                <wp:extent cx="3074035" cy="0"/>
+                <wp:extent cx="3074035" cy="635"/>
                 <wp:effectExtent l="27305" t="27305" r="27305" b="27305"/>
                 <wp:wrapNone/>
                 <wp:docPr id="2" name="Horizontal line 2"/>
@@ -523,7 +492,7 @@
                       <wps:spPr>
                         <a:xfrm flipH="1">
                           <a:off x="0" y="0"/>
-                          <a:ext cx="3074040" cy="0"/>
+                          <a:ext cx="3074040" cy="720"/>
                         </a:xfrm>
                         <a:prstGeom prst="line">
                           <a:avLst/>
@@ -561,15 +530,15 @@
         <mc:AlternateContent>
           <mc:Choice Requires="wps">
             <w:drawing>
-              <wp:anchor behindDoc="0" distT="0" distB="0" distL="0" distR="0" simplePos="0" locked="0" layoutInCell="1" allowOverlap="1" relativeHeight="6">
+              <wp:anchor behindDoc="0" distT="27305" distB="27305" distL="27305" distR="27305" simplePos="0" locked="0" layoutInCell="1" allowOverlap="1" relativeHeight="86">
                 <wp:simplePos x="0" y="0"/>
                 <wp:positionH relativeFrom="column">
                   <wp:posOffset>-715645</wp:posOffset>
                 </wp:positionH>
                 <wp:positionV relativeFrom="paragraph">
-                  <wp:posOffset>3388360</wp:posOffset>
+                  <wp:posOffset>3387725</wp:posOffset>
                 </wp:positionV>
-                <wp:extent cx="1766570" cy="0"/>
+                <wp:extent cx="1766570" cy="635"/>
                 <wp:effectExtent l="27305" t="27305" r="27305" b="27305"/>
                 <wp:wrapNone/>
                 <wp:docPr id="3" name="Horizontal line 3"/>
@@ -580,7 +549,7 @@
                       <wps:spPr>
                         <a:xfrm flipH="1">
                           <a:off x="0" y="0"/>
-                          <a:ext cx="1766520" cy="0"/>
+                          <a:ext cx="1766520" cy="720"/>
                         </a:xfrm>
                         <a:prstGeom prst="line">
                           <a:avLst/>
@@ -607,7 +576,7 @@
           </mc:Choice>
           <mc:Fallback>
             <w:pict>
-              <v:line id="shape_0" from="-56.35pt,266.8pt" to="82.7pt,266.8pt" ID="Horizontal line 3" stroked="t" o:allowincell="f" style="position:absolute;flip:x">
+              <v:line id="shape_0" from="-56.35pt,266.75pt" to="82.7pt,266.75pt" ID="Horizontal line 3" stroked="t" o:allowincell="f" style="position:absolute;flip:x">
                 <v:stroke color="#3465a4" weight="54720" joinstyle="round" endcap="flat"/>
                 <v:fill o:detectmouseclick="t" on="false"/>
                 <w10:wrap type="none"/>
@@ -632,84 +601,57 @@
       <w:pPr>
         <w:pStyle w:val="Normal"/>
         <w:bidi w:val="0"/>
+        <w:spacing w:before="0" w:after="0"/>
         <w:jc w:val="start"/>
         <w:rPr/>
       </w:pPr>
       <w:r>
-        <mc:AlternateContent>
-          <mc:Choice Requires="wps">
-            <w:drawing>
-              <wp:anchor behindDoc="0" distT="0" distB="0" distL="0" distR="0" simplePos="0" locked="0" layoutInCell="1" allowOverlap="1" relativeHeight="3">
-                <wp:simplePos x="0" y="0"/>
-                <wp:positionH relativeFrom="column">
-                  <wp:align>center</wp:align>
-                </wp:positionH>
-                <wp:positionV relativeFrom="paragraph">
-                  <wp:posOffset>635</wp:posOffset>
-                </wp:positionV>
-                <wp:extent cx="5942965" cy="3037205"/>
-                <wp:effectExtent l="0" t="0" r="0" b="0"/>
-                <wp:wrapNone/>
-                <wp:docPr id="4" name="Image 1"/>
-                <a:graphic xmlns:a="http://schemas.openxmlformats.org/drawingml/2006/main">
-                  <a:graphicData uri="http://schemas.openxmlformats.org/drawingml/2006/picture">
-                    <pic:pic xmlns:pic="http://schemas.openxmlformats.org/drawingml/2006/picture">
-                      <pic:nvPicPr>
-                        <pic:cNvPr id="5" name="Image 1" descr=""/>
-                        <pic:cNvPicPr/>
-                      </pic:nvPicPr>
-                      <pic:blipFill>
-                        <a:blip r:embed="rId2"/>
-                        <a:stretch/>
-                      </pic:blipFill>
-                      <pic:spPr>
-                        <a:xfrm>
-                          <a:off x="0" y="0"/>
-                          <a:ext cx="5942880" cy="3037320"/>
-                        </a:xfrm>
-                        <a:prstGeom prst="rect">
-                          <a:avLst/>
-                        </a:prstGeom>
-                        <a:noFill/>
-                        <a:ln w="0">
-                          <a:noFill/>
-                        </a:ln>
-                      </pic:spPr>
-                    </pic:pic>
-                  </a:graphicData>
-                </a:graphic>
-              </wp:anchor>
-            </w:drawing>
-          </mc:Choice>
-          <mc:Fallback>
-            <w:pict>
-              <v:shapetype id="_x0000_t75" coordsize="21600,21600" o:spt="75" o:preferrelative="t" path="m@4@5l@4@11@9@11@9@5xe" filled="f" stroked="f">
-                <v:stroke joinstyle="miter"/>
-                <v:formulas>
-                  <v:f eqn="if lineDrawn pixelLineWidth 0"/>
-                  <v:f eqn="sum @0 1 0"/>
-                  <v:f eqn="sum 0 0 @1"/>
-                  <v:f eqn="prod @2 1 2"/>
-                  <v:f eqn="prod @3 21600 pixelWidth"/>
-                  <v:f eqn="prod @3 21600 pixelHeight"/>
-                  <v:f eqn="sum @0 0 1"/>
-                  <v:f eqn="prod @6 1 2"/>
-                  <v:f eqn="prod @7 21600 pixelWidth"/>
-                  <v:f eqn="sum @8 21600 0"/>
-                  <v:f eqn="prod @7 21600 pixelHeight"/>
-                  <v:f eqn="sum @10 21600 0"/>
-                </v:formulas>
-                <v:path o:extrusionok="f" gradientshapeok="t" o:connecttype="rect"/>
-                <o:lock v:ext="edit" aspectratio="t"/>
-              </v:shapetype>
-              <v:shape id="shape_0" ID="Image 1" stroked="f" o:allowincell="f" style="position:absolute;margin-left:15.3pt;margin-top:0pt;width:467.9pt;height:239.1pt;mso-wrap-style:none;v-text-anchor:middle;mso-position-horizontal:center;mso-position-vertical:top" type="_x0000_t75">
-                <v:imagedata r:id="rId3" o:detectmouseclick="t"/>
-                <v:stroke color="#3465a4" joinstyle="round" endcap="flat"/>
-                <w10:wrap type="none"/>
-              </v:shape>
-            </w:pict>
-          </mc:Fallback>
-        </mc:AlternateContent>
+        <w:drawing>
+          <wp:anchor behindDoc="0" distT="0" distB="0" distL="0" distR="0" simplePos="0" locked="0" layoutInCell="1" allowOverlap="1" relativeHeight="87">
+            <wp:simplePos x="0" y="0"/>
+            <wp:positionH relativeFrom="column">
+              <wp:align>center</wp:align>
+            </wp:positionH>
+            <wp:positionV relativeFrom="paragraph">
+              <wp:posOffset>635</wp:posOffset>
+            </wp:positionV>
+            <wp:extent cx="5942965" cy="3037205"/>
+            <wp:effectExtent l="0" t="0" r="0" b="0"/>
+            <wp:wrapNone/>
+            <wp:docPr id="4" name="Image 1"/>
+            <wp:cNvGraphicFramePr>
+              <a:graphicFrameLocks xmlns:a="http://schemas.openxmlformats.org/drawingml/2006/main" noChangeAspect="1"/>
+            </wp:cNvGraphicFramePr>
+            <a:graphic xmlns:a="http://schemas.openxmlformats.org/drawingml/2006/main">
+              <a:graphicData uri="http://schemas.openxmlformats.org/drawingml/2006/picture">
+                <pic:pic xmlns:pic="http://schemas.openxmlformats.org/drawingml/2006/picture">
+                  <pic:nvPicPr>
+                    <pic:cNvPr id="4" name="Image 1"/>
+                    <pic:cNvPicPr>
+                      <a:picLocks noChangeAspect="1" noChangeArrowheads="1"/>
+                    </pic:cNvPicPr>
+                  </pic:nvPicPr>
+                  <pic:blipFill>
+                    <a:blip r:embed="rId2"/>
+                    <a:stretch>
+                      <a:fillRect/>
+                    </a:stretch>
+                  </pic:blipFill>
+                  <pic:spPr bwMode="auto">
+                    <a:xfrm>
+                      <a:off x="0" y="0"/>
+                      <a:ext cx="5942965" cy="3037205"/>
+                    </a:xfrm>
+                    <a:prstGeom prst="rect">
+                      <a:avLst/>
+                    </a:prstGeom>
+                    <a:noFill/>
+                  </pic:spPr>
+                </pic:pic>
+              </a:graphicData>
+            </a:graphic>
+          </wp:anchor>
+        </w:drawing>
       </w:r>
       <w:r>
         <w:rPr/>
@@ -730,21 +672,6 @@
         <w:br/>
         <w:br/>
         <w:br/>
-        <w:br/>
-        <w:br/>
-        <w:br/>
-        <w:br/>
-        <w:br/>
-        <w:br/>
-      </w:r>
-      <w:r>
-        <w:rPr>
-          <w:i/>
-          <w:iCs/>
-          <w:color w:val="333333"/>
-          <w:shd w:fill="auto" w:val="clear"/>
-        </w:rPr>
-        <w:t>Couldnt get all of the labels to show</w:t>
       </w:r>
       <w:r>
         <w:br w:type="page"/>
@@ -754,6 +681,7 @@
       <w:pPr>
         <w:pStyle w:val="Normal"/>
         <w:bidi w:val="0"/>
+        <w:spacing w:before="0" w:after="0"/>
         <w:jc w:val="start"/>
         <w:rPr/>
       </w:pPr>
@@ -762,7 +690,7 @@
         <mc:AlternateContent>
           <mc:Choice Requires="wpg">
             <w:drawing>
-              <wp:anchor behindDoc="0" distT="0" distB="0" distL="0" distR="0" simplePos="0" locked="0" layoutInCell="1" allowOverlap="1" relativeHeight="2">
+              <wp:anchor behindDoc="0" distT="0" distB="3175" distL="0" distR="0" simplePos="0" locked="0" layoutInCell="1" allowOverlap="1" relativeHeight="2">
                 <wp:simplePos x="0" y="0"/>
                 <wp:positionH relativeFrom="column">
                   <wp:align>center</wp:align>
@@ -773,7 +701,7 @@
                 <wp:extent cx="3305810" cy="8139430"/>
                 <wp:effectExtent l="0" t="0" r="0" b="3175"/>
                 <wp:wrapNone/>
-                <wp:docPr id="6" name="Group object 1"/>
+                <wp:docPr id="5" name="Group object 1"/>
                 <a:graphic xmlns:a="http://schemas.openxmlformats.org/drawingml/2006/main">
                   <a:graphicData uri="http://schemas.microsoft.com/office/word/2010/wordprocessingGroup">
                     <wpg:wgp>
@@ -787,11 +715,12 @@
                         </a:xfrm>
                       </wpg:grpSpPr>
                       <wps:wsp>
-                        <wps:cNvSpPr txBox="1"/>
+                        <wps:cNvPr id="6" name=""/>
+                        <wps:cNvSpPr/>
                         <wps:spPr>
                           <a:xfrm>
                             <a:off x="25560" y="0"/>
-                            <a:ext cx="3218040" cy="416520"/>
+                            <a:ext cx="3217680" cy="415440"/>
                           </a:xfrm>
                           <a:prstGeom prst="rect">
                             <a:avLst/>
@@ -801,10 +730,17 @@
                             <a:noFill/>
                           </a:ln>
                         </wps:spPr>
+                        <wps:style>
+                          <a:lnRef idx="0"/>
+                          <a:fillRef idx="0"/>
+                          <a:effectRef idx="0"/>
+                          <a:fontRef idx="minor"/>
+                        </wps:style>
                         <wps:txbx>
                           <w:txbxContent>
                             <w:p>
                               <w:pPr>
+                                <w:pStyle w:val="Normal"/>
                                 <w:overflowPunct w:val="false"/>
                                 <w:bidi w:val="0"/>
                                 <w:jc w:val="start"/>
@@ -812,30 +748,31 @@
                               </w:pPr>
                               <w:r>
                                 <w:rPr>
+                                  <w:rFonts w:eastAsia="Segoe UI Light" w:cs="Segoe UI Light" w:ascii="Segoe UI Light" w:hAnsi="Segoe UI Light"/>
+                                  <w:b/>
+                                  <w:bCs/>
+                                  <w:color w:val="000000"/>
                                   <w:kern w:val="0"/>
                                   <w:sz w:val="85"/>
-                                  <w:b/>
                                   <w:szCs w:val="85"/>
-                                  <w:bCs/>
-                                  <w:rFonts w:ascii="Segoe UI Light" w:hAnsi="Segoe UI Light" w:eastAsia="Segoe UI Light" w:cs="Segoe UI Light"/>
-                                  <w:color w:val="000000"/>
-                                  <w:lang w:bidi="en-US" w:val="en-US" w:eastAsia="en-US"/>
+                                  <w:lang w:val="en-US" w:eastAsia="en-US" w:bidi="en-US"/>
                                 </w:rPr>
                                 <w:t>Total Sales By Region</w:t>
                               </w:r>
                             </w:p>
                           </w:txbxContent>
                         </wps:txbx>
-                        <wps:bodyPr wrap="square" lIns="0" rIns="0" tIns="0" bIns="0" anchor="t">
+                        <wps:bodyPr lIns="0" rIns="0" tIns="0" bIns="0" anchor="t">
                           <a:noAutofit/>
                         </wps:bodyPr>
                       </wps:wsp>
                       <wps:wsp>
-                        <wps:cNvSpPr txBox="1"/>
+                        <wps:cNvPr id="7" name=""/>
+                        <wps:cNvSpPr/>
                         <wps:spPr>
                           <a:xfrm>
                             <a:off x="25560" y="429120"/>
-                            <a:ext cx="485640" cy="191160"/>
+                            <a:ext cx="484560" cy="189720"/>
                           </a:xfrm>
                           <a:prstGeom prst="rect">
                             <a:avLst/>
@@ -845,10 +782,17 @@
                             <a:noFill/>
                           </a:ln>
                         </wps:spPr>
+                        <wps:style>
+                          <a:lnRef idx="0"/>
+                          <a:fillRef idx="0"/>
+                          <a:effectRef idx="0"/>
+                          <a:fontRef idx="minor"/>
+                        </wps:style>
                         <wps:txbx>
                           <w:txbxContent>
                             <w:p>
                               <w:pPr>
+                                <w:pStyle w:val="Normal"/>
                                 <w:overflowPunct w:val="false"/>
                                 <w:bidi w:val="0"/>
                                 <w:jc w:val="start"/>
@@ -856,30 +800,31 @@
                               </w:pPr>
                               <w:r>
                                 <w:rPr>
+                                  <w:rFonts w:eastAsia="Helvetica" w:cs="Helvetica" w:ascii="Helvetica" w:hAnsi="Helvetica"/>
+                                  <w:b/>
+                                  <w:bCs/>
+                                  <w:color w:val="666666"/>
                                   <w:kern w:val="0"/>
                                   <w:sz w:val="39"/>
-                                  <w:b/>
                                   <w:szCs w:val="39"/>
-                                  <w:bCs/>
-                                  <w:rFonts w:ascii="Helvetica" w:hAnsi="Helvetica" w:eastAsia="Helvetica" w:cs="Helvetica"/>
-                                  <w:color w:val="666666"/>
-                                  <w:lang w:bidi="en-US" w:val="en-US" w:eastAsia="en-US"/>
+                                  <w:lang w:val="en-US" w:eastAsia="en-US" w:bidi="en-US"/>
                                 </w:rPr>
                                 <w:t>Region</w:t>
                               </w:r>
                             </w:p>
                           </w:txbxContent>
                         </wps:txbx>
-                        <wps:bodyPr wrap="square" lIns="0" rIns="0" tIns="0" bIns="0" anchor="t">
+                        <wps:bodyPr lIns="0" rIns="0" tIns="0" bIns="0" anchor="t">
                           <a:noAutofit/>
                         </wps:bodyPr>
                       </wps:wsp>
                       <wps:wsp>
-                        <wps:cNvSpPr txBox="1"/>
-                        <wps:spPr>
-                          <a:xfrm>
-                            <a:off x="2541960" y="429120"/>
-                            <a:ext cx="749160" cy="191160"/>
+                        <wps:cNvPr id="8" name=""/>
+                        <wps:cNvSpPr/>
+                        <wps:spPr>
+                          <a:xfrm>
+                            <a:off x="2542680" y="429120"/>
+                            <a:ext cx="748080" cy="189720"/>
                           </a:xfrm>
                           <a:prstGeom prst="rect">
                             <a:avLst/>
@@ -889,10 +834,17 @@
                             <a:noFill/>
                           </a:ln>
                         </wps:spPr>
+                        <wps:style>
+                          <a:lnRef idx="0"/>
+                          <a:fillRef idx="0"/>
+                          <a:effectRef idx="0"/>
+                          <a:fontRef idx="minor"/>
+                        </wps:style>
                         <wps:txbx>
                           <w:txbxContent>
                             <w:p>
                               <w:pPr>
+                                <w:pStyle w:val="Normal"/>
                                 <w:overflowPunct w:val="false"/>
                                 <w:bidi w:val="0"/>
                                 <w:jc w:val="start"/>
@@ -900,30 +852,31 @@
                               </w:pPr>
                               <w:r>
                                 <w:rPr>
+                                  <w:rFonts w:eastAsia="Helvetica" w:cs="Helvetica" w:ascii="Helvetica" w:hAnsi="Helvetica"/>
+                                  <w:b/>
+                                  <w:bCs/>
+                                  <w:color w:val="666666"/>
                                   <w:kern w:val="0"/>
                                   <w:sz w:val="39"/>
-                                  <w:b/>
                                   <w:szCs w:val="39"/>
-                                  <w:bCs/>
-                                  <w:rFonts w:ascii="Helvetica" w:hAnsi="Helvetica" w:eastAsia="Helvetica" w:cs="Helvetica"/>
-                                  <w:color w:val="666666"/>
-                                  <w:lang w:bidi="en-US" w:val="en-US" w:eastAsia="en-US"/>
+                                  <w:lang w:val="en-US" w:eastAsia="en-US" w:bidi="en-US"/>
                                 </w:rPr>
                                 <w:t>Total Sales</w:t>
                               </w:r>
                             </w:p>
                           </w:txbxContent>
                         </wps:txbx>
-                        <wps:bodyPr wrap="square" lIns="0" rIns="0" tIns="0" bIns="0" anchor="t">
+                        <wps:bodyPr lIns="0" rIns="0" tIns="0" bIns="0" anchor="t">
                           <a:noAutofit/>
                         </wps:bodyPr>
                       </wps:wsp>
                       <wps:wsp>
-                        <wps:cNvSpPr txBox="1"/>
+                        <wps:cNvPr id="9" name=""/>
+                        <wps:cNvSpPr/>
                         <wps:spPr>
                           <a:xfrm>
                             <a:off x="958320" y="638640"/>
-                            <a:ext cx="162720" cy="177120"/>
+                            <a:ext cx="161280" cy="176040"/>
                           </a:xfrm>
                           <a:prstGeom prst="rect">
                             <a:avLst/>
@@ -933,10 +886,17 @@
                             <a:noFill/>
                           </a:ln>
                         </wps:spPr>
+                        <wps:style>
+                          <a:lnRef idx="0"/>
+                          <a:fillRef idx="0"/>
+                          <a:effectRef idx="0"/>
+                          <a:fontRef idx="minor"/>
+                        </wps:style>
                         <wps:txbx>
                           <w:txbxContent>
                             <w:p>
                               <w:pPr>
+                                <w:pStyle w:val="Normal"/>
                                 <w:overflowPunct w:val="false"/>
                                 <w:bidi w:val="0"/>
                                 <w:jc w:val="start"/>
@@ -944,30 +904,31 @@
                               </w:pPr>
                               <w:r>
                                 <w:rPr>
+                                  <w:rFonts w:eastAsia="Helvetica" w:cs="Helvetica" w:ascii="Helvetica" w:hAnsi="Helvetica"/>
+                                  <w:b w:val="false"/>
+                                  <w:bCs w:val="false"/>
+                                  <w:color w:val="333333"/>
                                   <w:kern w:val="0"/>
                                   <w:sz w:val="35"/>
-                                  <w:b w:val="false"/>
                                   <w:szCs w:val="35"/>
-                                  <w:bCs w:val="false"/>
-                                  <w:rFonts w:ascii="Helvetica" w:hAnsi="Helvetica" w:eastAsia="Helvetica" w:cs="Helvetica"/>
-                                  <w:color w:val="333333"/>
-                                  <w:lang w:bidi="en-US" w:val="en-US" w:eastAsia="en-US"/>
+                                  <w:lang w:val="en-US" w:eastAsia="en-US" w:bidi="en-US"/>
                                 </w:rPr>
                                 <w:t>AK</w:t>
                               </w:r>
                             </w:p>
                           </w:txbxContent>
                         </wps:txbx>
-                        <wps:bodyPr wrap="square" lIns="0" rIns="0" tIns="0" bIns="0" anchor="t">
+                        <wps:bodyPr lIns="0" rIns="0" tIns="0" bIns="0" anchor="t">
                           <a:noAutofit/>
                         </wps:bodyPr>
                       </wps:wsp>
                       <wps:wsp>
-                        <wps:cNvSpPr txBox="1"/>
-                        <wps:spPr>
-                          <a:xfrm>
-                            <a:off x="2574360" y="638640"/>
-                            <a:ext cx="731520" cy="177120"/>
+                        <wps:cNvPr id="10" name=""/>
+                        <wps:cNvSpPr/>
+                        <wps:spPr>
+                          <a:xfrm>
+                            <a:off x="2575080" y="638640"/>
+                            <a:ext cx="730080" cy="176040"/>
                           </a:xfrm>
                           <a:prstGeom prst="rect">
                             <a:avLst/>
@@ -977,10 +938,17 @@
                             <a:noFill/>
                           </a:ln>
                         </wps:spPr>
+                        <wps:style>
+                          <a:lnRef idx="0"/>
+                          <a:fillRef idx="0"/>
+                          <a:effectRef idx="0"/>
+                          <a:fontRef idx="minor"/>
+                        </wps:style>
                         <wps:txbx>
                           <w:txbxContent>
                             <w:p>
                               <w:pPr>
+                                <w:pStyle w:val="Normal"/>
                                 <w:overflowPunct w:val="false"/>
                                 <w:bidi w:val="0"/>
                                 <w:jc w:val="start"/>
@@ -988,30 +956,31 @@
                               </w:pPr>
                               <w:r>
                                 <w:rPr>
+                                  <w:rFonts w:eastAsia="Helvetica" w:cs="Helvetica" w:ascii="Helvetica" w:hAnsi="Helvetica"/>
+                                  <w:b w:val="false"/>
+                                  <w:bCs w:val="false"/>
+                                  <w:color w:val="333333"/>
                                   <w:kern w:val="0"/>
                                   <w:sz w:val="35"/>
-                                  <w:b w:val="false"/>
                                   <w:szCs w:val="35"/>
-                                  <w:bCs w:val="false"/>
-                                  <w:rFonts w:ascii="Helvetica" w:hAnsi="Helvetica" w:eastAsia="Helvetica" w:cs="Helvetica"/>
-                                  <w:color w:val="333333"/>
-                                  <w:lang w:bidi="en-US" w:val="en-US" w:eastAsia="en-US"/>
+                                  <w:lang w:val="en-US" w:eastAsia="en-US" w:bidi="en-US"/>
                                 </w:rPr>
                                 <w:t>$135,090.50</w:t>
                               </w:r>
                             </w:p>
                           </w:txbxContent>
                         </wps:txbx>
-                        <wps:bodyPr wrap="square" lIns="0" rIns="0" tIns="0" bIns="0" anchor="t">
+                        <wps:bodyPr lIns="0" rIns="0" tIns="0" bIns="0" anchor="t">
                           <a:noAutofit/>
                         </wps:bodyPr>
                       </wps:wsp>
                       <wps:wsp>
-                        <wps:cNvSpPr txBox="1"/>
+                        <wps:cNvPr id="11" name=""/>
+                        <wps:cNvSpPr/>
                         <wps:spPr>
                           <a:xfrm>
                             <a:off x="972360" y="830520"/>
-                            <a:ext cx="149760" cy="177120"/>
+                            <a:ext cx="148680" cy="176040"/>
                           </a:xfrm>
                           <a:prstGeom prst="rect">
                             <a:avLst/>
@@ -1021,10 +990,17 @@
                             <a:noFill/>
                           </a:ln>
                         </wps:spPr>
+                        <wps:style>
+                          <a:lnRef idx="0"/>
+                          <a:fillRef idx="0"/>
+                          <a:effectRef idx="0"/>
+                          <a:fontRef idx="minor"/>
+                        </wps:style>
                         <wps:txbx>
                           <w:txbxContent>
                             <w:p>
                               <w:pPr>
+                                <w:pStyle w:val="Normal"/>
                                 <w:overflowPunct w:val="false"/>
                                 <w:bidi w:val="0"/>
                                 <w:jc w:val="start"/>
@@ -1032,30 +1008,31 @@
                               </w:pPr>
                               <w:r>
                                 <w:rPr>
+                                  <w:rFonts w:eastAsia="Helvetica" w:cs="Helvetica" w:ascii="Helvetica" w:hAnsi="Helvetica"/>
+                                  <w:b w:val="false"/>
+                                  <w:bCs w:val="false"/>
+                                  <w:color w:val="333333"/>
                                   <w:kern w:val="0"/>
                                   <w:sz w:val="35"/>
-                                  <w:b w:val="false"/>
                                   <w:szCs w:val="35"/>
-                                  <w:bCs w:val="false"/>
-                                  <w:rFonts w:ascii="Helvetica" w:hAnsi="Helvetica" w:eastAsia="Helvetica" w:cs="Helvetica"/>
-                                  <w:color w:val="333333"/>
-                                  <w:lang w:bidi="en-US" w:val="en-US" w:eastAsia="en-US"/>
+                                  <w:lang w:val="en-US" w:eastAsia="en-US" w:bidi="en-US"/>
                                 </w:rPr>
                                 <w:t>AL</w:t>
                               </w:r>
                             </w:p>
                           </w:txbxContent>
                         </wps:txbx>
-                        <wps:bodyPr wrap="square" lIns="0" rIns="0" tIns="0" bIns="0" anchor="t">
+                        <wps:bodyPr lIns="0" rIns="0" tIns="0" bIns="0" anchor="t">
                           <a:noAutofit/>
                         </wps:bodyPr>
                       </wps:wsp>
                       <wps:wsp>
-                        <wps:cNvSpPr txBox="1"/>
-                        <wps:spPr>
-                          <a:xfrm>
-                            <a:off x="2574360" y="830520"/>
-                            <a:ext cx="731520" cy="177120"/>
+                        <wps:cNvPr id="12" name=""/>
+                        <wps:cNvSpPr/>
+                        <wps:spPr>
+                          <a:xfrm>
+                            <a:off x="2575080" y="830520"/>
+                            <a:ext cx="730080" cy="176040"/>
                           </a:xfrm>
                           <a:prstGeom prst="rect">
                             <a:avLst/>
@@ -1065,10 +1042,17 @@
                             <a:noFill/>
                           </a:ln>
                         </wps:spPr>
+                        <wps:style>
+                          <a:lnRef idx="0"/>
+                          <a:fillRef idx="0"/>
+                          <a:effectRef idx="0"/>
+                          <a:fontRef idx="minor"/>
+                        </wps:style>
                         <wps:txbx>
                           <w:txbxContent>
                             <w:p>
                               <w:pPr>
+                                <w:pStyle w:val="Normal"/>
                                 <w:overflowPunct w:val="false"/>
                                 <w:bidi w:val="0"/>
                                 <w:jc w:val="start"/>
@@ -1076,30 +1060,31 @@
                               </w:pPr>
                               <w:r>
                                 <w:rPr>
+                                  <w:rFonts w:eastAsia="Helvetica" w:cs="Helvetica" w:ascii="Helvetica" w:hAnsi="Helvetica"/>
+                                  <w:b w:val="false"/>
+                                  <w:bCs w:val="false"/>
+                                  <w:color w:val="333333"/>
                                   <w:kern w:val="0"/>
                                   <w:sz w:val="35"/>
-                                  <w:b w:val="false"/>
                                   <w:szCs w:val="35"/>
-                                  <w:bCs w:val="false"/>
-                                  <w:rFonts w:ascii="Helvetica" w:hAnsi="Helvetica" w:eastAsia="Helvetica" w:cs="Helvetica"/>
-                                  <w:color w:val="333333"/>
-                                  <w:lang w:bidi="en-US" w:val="en-US" w:eastAsia="en-US"/>
+                                  <w:lang w:val="en-US" w:eastAsia="en-US" w:bidi="en-US"/>
                                 </w:rPr>
                                 <w:t>$252,946.04</w:t>
                               </w:r>
                             </w:p>
                           </w:txbxContent>
                         </wps:txbx>
-                        <wps:bodyPr wrap="square" lIns="0" rIns="0" tIns="0" bIns="0" anchor="t">
+                        <wps:bodyPr lIns="0" rIns="0" tIns="0" bIns="0" anchor="t">
                           <a:noAutofit/>
                         </wps:bodyPr>
                       </wps:wsp>
                       <wps:wsp>
-                        <wps:cNvSpPr txBox="1"/>
+                        <wps:cNvPr id="13" name=""/>
+                        <wps:cNvSpPr/>
                         <wps:spPr>
                           <a:xfrm>
                             <a:off x="951120" y="1023480"/>
-                            <a:ext cx="162720" cy="177120"/>
+                            <a:ext cx="161280" cy="176040"/>
                           </a:xfrm>
                           <a:prstGeom prst="rect">
                             <a:avLst/>
@@ -1109,10 +1094,17 @@
                             <a:noFill/>
                           </a:ln>
                         </wps:spPr>
+                        <wps:style>
+                          <a:lnRef idx="0"/>
+                          <a:fillRef idx="0"/>
+                          <a:effectRef idx="0"/>
+                          <a:fontRef idx="minor"/>
+                        </wps:style>
                         <wps:txbx>
                           <w:txbxContent>
                             <w:p>
                               <w:pPr>
+                                <w:pStyle w:val="Normal"/>
                                 <w:overflowPunct w:val="false"/>
                                 <w:bidi w:val="0"/>
                                 <w:jc w:val="start"/>
@@ -1120,30 +1112,31 @@
                               </w:pPr>
                               <w:r>
                                 <w:rPr>
+                                  <w:rFonts w:eastAsia="Helvetica" w:cs="Helvetica" w:ascii="Helvetica" w:hAnsi="Helvetica"/>
+                                  <w:b w:val="false"/>
+                                  <w:bCs w:val="false"/>
+                                  <w:color w:val="333333"/>
                                   <w:kern w:val="0"/>
                                   <w:sz w:val="35"/>
-                                  <w:b w:val="false"/>
                                   <w:szCs w:val="35"/>
-                                  <w:bCs w:val="false"/>
-                                  <w:rFonts w:ascii="Helvetica" w:hAnsi="Helvetica" w:eastAsia="Helvetica" w:cs="Helvetica"/>
-                                  <w:color w:val="333333"/>
-                                  <w:lang w:bidi="en-US" w:val="en-US" w:eastAsia="en-US"/>
+                                  <w:lang w:val="en-US" w:eastAsia="en-US" w:bidi="en-US"/>
                                 </w:rPr>
                                 <w:t>AR</w:t>
                               </w:r>
                             </w:p>
                           </w:txbxContent>
                         </wps:txbx>
-                        <wps:bodyPr wrap="square" lIns="0" rIns="0" tIns="0" bIns="0" anchor="t">
+                        <wps:bodyPr lIns="0" rIns="0" tIns="0" bIns="0" anchor="t">
                           <a:noAutofit/>
                         </wps:bodyPr>
                       </wps:wsp>
                       <wps:wsp>
-                        <wps:cNvSpPr txBox="1"/>
-                        <wps:spPr>
-                          <a:xfrm>
-                            <a:off x="2574360" y="1023480"/>
-                            <a:ext cx="731520" cy="177120"/>
+                        <wps:cNvPr id="14" name=""/>
+                        <wps:cNvSpPr/>
+                        <wps:spPr>
+                          <a:xfrm>
+                            <a:off x="2575080" y="1023480"/>
+                            <a:ext cx="730080" cy="176040"/>
                           </a:xfrm>
                           <a:prstGeom prst="rect">
                             <a:avLst/>
@@ -1153,10 +1146,17 @@
                             <a:noFill/>
                           </a:ln>
                         </wps:spPr>
+                        <wps:style>
+                          <a:lnRef idx="0"/>
+                          <a:fillRef idx="0"/>
+                          <a:effectRef idx="0"/>
+                          <a:fontRef idx="minor"/>
+                        </wps:style>
                         <wps:txbx>
                           <w:txbxContent>
                             <w:p>
                               <w:pPr>
+                                <w:pStyle w:val="Normal"/>
                                 <w:overflowPunct w:val="false"/>
                                 <w:bidi w:val="0"/>
                                 <w:jc w:val="start"/>
@@ -1164,30 +1164,31 @@
                               </w:pPr>
                               <w:r>
                                 <w:rPr>
+                                  <w:rFonts w:eastAsia="Helvetica" w:cs="Helvetica" w:ascii="Helvetica" w:hAnsi="Helvetica"/>
+                                  <w:b w:val="false"/>
+                                  <w:bCs w:val="false"/>
+                                  <w:color w:val="333333"/>
                                   <w:kern w:val="0"/>
                                   <w:sz w:val="35"/>
-                                  <w:b w:val="false"/>
                                   <w:szCs w:val="35"/>
-                                  <w:bCs w:val="false"/>
-                                  <w:rFonts w:ascii="Helvetica" w:hAnsi="Helvetica" w:eastAsia="Helvetica" w:cs="Helvetica"/>
-                                  <w:color w:val="333333"/>
-                                  <w:lang w:bidi="en-US" w:val="en-US" w:eastAsia="en-US"/>
+                                  <w:lang w:val="en-US" w:eastAsia="en-US" w:bidi="en-US"/>
                                 </w:rPr>
                                 <w:t>$365,539.43</w:t>
                               </w:r>
                             </w:p>
                           </w:txbxContent>
                         </wps:txbx>
-                        <wps:bodyPr wrap="square" lIns="0" rIns="0" tIns="0" bIns="0" anchor="t">
+                        <wps:bodyPr lIns="0" rIns="0" tIns="0" bIns="0" anchor="t">
                           <a:noAutofit/>
                         </wps:bodyPr>
                       </wps:wsp>
                       <wps:wsp>
-                        <wps:cNvSpPr txBox="1"/>
+                        <wps:cNvPr id="15" name=""/>
+                        <wps:cNvSpPr/>
                         <wps:spPr>
                           <a:xfrm>
                             <a:off x="965880" y="1216800"/>
-                            <a:ext cx="156240" cy="177120"/>
+                            <a:ext cx="154800" cy="176040"/>
                           </a:xfrm>
                           <a:prstGeom prst="rect">
                             <a:avLst/>
@@ -1197,10 +1198,17 @@
                             <a:noFill/>
                           </a:ln>
                         </wps:spPr>
+                        <wps:style>
+                          <a:lnRef idx="0"/>
+                          <a:fillRef idx="0"/>
+                          <a:effectRef idx="0"/>
+                          <a:fontRef idx="minor"/>
+                        </wps:style>
                         <wps:txbx>
                           <w:txbxContent>
                             <w:p>
                               <w:pPr>
+                                <w:pStyle w:val="Normal"/>
                                 <w:overflowPunct w:val="false"/>
                                 <w:bidi w:val="0"/>
                                 <w:jc w:val="start"/>
@@ -1208,30 +1216,31 @@
                               </w:pPr>
                               <w:r>
                                 <w:rPr>
+                                  <w:rFonts w:eastAsia="Helvetica" w:cs="Helvetica" w:ascii="Helvetica" w:hAnsi="Helvetica"/>
+                                  <w:b w:val="false"/>
+                                  <w:bCs w:val="false"/>
+                                  <w:color w:val="333333"/>
                                   <w:kern w:val="0"/>
                                   <w:sz w:val="35"/>
-                                  <w:b w:val="false"/>
                                   <w:szCs w:val="35"/>
-                                  <w:bCs w:val="false"/>
-                                  <w:rFonts w:ascii="Helvetica" w:hAnsi="Helvetica" w:eastAsia="Helvetica" w:cs="Helvetica"/>
-                                  <w:color w:val="333333"/>
-                                  <w:lang w:bidi="en-US" w:val="en-US" w:eastAsia="en-US"/>
+                                  <w:lang w:val="en-US" w:eastAsia="en-US" w:bidi="en-US"/>
                                 </w:rPr>
                                 <w:t>AZ</w:t>
                               </w:r>
                             </w:p>
                           </w:txbxContent>
                         </wps:txbx>
-                        <wps:bodyPr wrap="square" lIns="0" rIns="0" tIns="0" bIns="0" anchor="t">
+                        <wps:bodyPr lIns="0" rIns="0" tIns="0" bIns="0" anchor="t">
                           <a:noAutofit/>
                         </wps:bodyPr>
                       </wps:wsp>
                       <wps:wsp>
-                        <wps:cNvSpPr txBox="1"/>
-                        <wps:spPr>
-                          <a:xfrm>
-                            <a:off x="2574360" y="1216800"/>
-                            <a:ext cx="731520" cy="177120"/>
+                        <wps:cNvPr id="16" name=""/>
+                        <wps:cNvSpPr/>
+                        <wps:spPr>
+                          <a:xfrm>
+                            <a:off x="2575080" y="1216800"/>
+                            <a:ext cx="730080" cy="176040"/>
                           </a:xfrm>
                           <a:prstGeom prst="rect">
                             <a:avLst/>
@@ -1241,10 +1250,17 @@
                             <a:noFill/>
                           </a:ln>
                         </wps:spPr>
+                        <wps:style>
+                          <a:lnRef idx="0"/>
+                          <a:fillRef idx="0"/>
+                          <a:effectRef idx="0"/>
+                          <a:fontRef idx="minor"/>
+                        </wps:style>
                         <wps:txbx>
                           <w:txbxContent>
                             <w:p>
                               <w:pPr>
+                                <w:pStyle w:val="Normal"/>
                                 <w:overflowPunct w:val="false"/>
                                 <w:bidi w:val="0"/>
                                 <w:jc w:val="start"/>
@@ -1252,30 +1268,31 @@
                               </w:pPr>
                               <w:r>
                                 <w:rPr>
+                                  <w:rFonts w:eastAsia="Helvetica" w:cs="Helvetica" w:ascii="Helvetica" w:hAnsi="Helvetica"/>
+                                  <w:b w:val="false"/>
+                                  <w:bCs w:val="false"/>
+                                  <w:color w:val="333333"/>
                                   <w:kern w:val="0"/>
                                   <w:sz w:val="35"/>
-                                  <w:b w:val="false"/>
                                   <w:szCs w:val="35"/>
-                                  <w:bCs w:val="false"/>
-                                  <w:rFonts w:ascii="Helvetica" w:hAnsi="Helvetica" w:eastAsia="Helvetica" w:cs="Helvetica"/>
-                                  <w:color w:val="333333"/>
-                                  <w:lang w:bidi="en-US" w:val="en-US" w:eastAsia="en-US"/>
+                                  <w:lang w:val="en-US" w:eastAsia="en-US" w:bidi="en-US"/>
                                 </w:rPr>
                                 <w:t>$264,218.37</w:t>
                               </w:r>
                             </w:p>
                           </w:txbxContent>
                         </wps:txbx>
-                        <wps:bodyPr wrap="square" lIns="0" rIns="0" tIns="0" bIns="0" anchor="t">
+                        <wps:bodyPr lIns="0" rIns="0" tIns="0" bIns="0" anchor="t">
                           <a:noAutofit/>
                         </wps:bodyPr>
                       </wps:wsp>
                       <wps:wsp>
-                        <wps:cNvSpPr txBox="1"/>
+                        <wps:cNvPr id="17" name=""/>
+                        <wps:cNvSpPr/>
                         <wps:spPr>
                           <a:xfrm>
                             <a:off x="951120" y="1408320"/>
-                            <a:ext cx="163800" cy="177120"/>
+                            <a:ext cx="162720" cy="176040"/>
                           </a:xfrm>
                           <a:prstGeom prst="rect">
                             <a:avLst/>
@@ -1285,10 +1302,17 @@
                             <a:noFill/>
                           </a:ln>
                         </wps:spPr>
+                        <wps:style>
+                          <a:lnRef idx="0"/>
+                          <a:fillRef idx="0"/>
+                          <a:effectRef idx="0"/>
+                          <a:fontRef idx="minor"/>
+                        </wps:style>
                         <wps:txbx>
                           <w:txbxContent>
                             <w:p>
                               <w:pPr>
+                                <w:pStyle w:val="Normal"/>
                                 <w:overflowPunct w:val="false"/>
                                 <w:bidi w:val="0"/>
                                 <w:jc w:val="start"/>
@@ -1296,30 +1320,31 @@
                               </w:pPr>
                               <w:r>
                                 <w:rPr>
+                                  <w:rFonts w:eastAsia="Helvetica" w:cs="Helvetica" w:ascii="Helvetica" w:hAnsi="Helvetica"/>
+                                  <w:b w:val="false"/>
+                                  <w:bCs w:val="false"/>
+                                  <w:color w:val="333333"/>
                                   <w:kern w:val="0"/>
                                   <w:sz w:val="35"/>
-                                  <w:b w:val="false"/>
                                   <w:szCs w:val="35"/>
-                                  <w:bCs w:val="false"/>
-                                  <w:rFonts w:ascii="Helvetica" w:hAnsi="Helvetica" w:eastAsia="Helvetica" w:cs="Helvetica"/>
-                                  <w:color w:val="333333"/>
-                                  <w:lang w:bidi="en-US" w:val="en-US" w:eastAsia="en-US"/>
+                                  <w:lang w:val="en-US" w:eastAsia="en-US" w:bidi="en-US"/>
                                 </w:rPr>
                                 <w:t>CA</w:t>
                               </w:r>
                             </w:p>
                           </w:txbxContent>
                         </wps:txbx>
-                        <wps:bodyPr wrap="square" lIns="0" rIns="0" tIns="0" bIns="0" anchor="t">
+                        <wps:bodyPr lIns="0" rIns="0" tIns="0" bIns="0" anchor="t">
                           <a:noAutofit/>
                         </wps:bodyPr>
                       </wps:wsp>
                       <wps:wsp>
-                        <wps:cNvSpPr txBox="1"/>
-                        <wps:spPr>
-                          <a:xfrm>
-                            <a:off x="2574360" y="1408320"/>
-                            <a:ext cx="731520" cy="177120"/>
+                        <wps:cNvPr id="18" name=""/>
+                        <wps:cNvSpPr/>
+                        <wps:spPr>
+                          <a:xfrm>
+                            <a:off x="2575080" y="1408320"/>
+                            <a:ext cx="730080" cy="176040"/>
                           </a:xfrm>
                           <a:prstGeom prst="rect">
                             <a:avLst/>
@@ -1329,10 +1354,17 @@
                             <a:noFill/>
                           </a:ln>
                         </wps:spPr>
+                        <wps:style>
+                          <a:lnRef idx="0"/>
+                          <a:fillRef idx="0"/>
+                          <a:effectRef idx="0"/>
+                          <a:fontRef idx="minor"/>
+                        </wps:style>
                         <wps:txbx>
                           <w:txbxContent>
                             <w:p>
                               <w:pPr>
+                                <w:pStyle w:val="Normal"/>
                                 <w:overflowPunct w:val="false"/>
                                 <w:bidi w:val="0"/>
                                 <w:jc w:val="start"/>
@@ -1340,30 +1372,31 @@
                               </w:pPr>
                               <w:r>
                                 <w:rPr>
+                                  <w:rFonts w:eastAsia="Helvetica" w:cs="Helvetica" w:ascii="Helvetica" w:hAnsi="Helvetica"/>
+                                  <w:b w:val="false"/>
+                                  <w:bCs w:val="false"/>
+                                  <w:color w:val="333333"/>
                                   <w:kern w:val="0"/>
                                   <w:sz w:val="35"/>
-                                  <w:b w:val="false"/>
                                   <w:szCs w:val="35"/>
-                                  <w:bCs w:val="false"/>
-                                  <w:rFonts w:ascii="Helvetica" w:hAnsi="Helvetica" w:eastAsia="Helvetica" w:cs="Helvetica"/>
-                                  <w:color w:val="333333"/>
-                                  <w:lang w:bidi="en-US" w:val="en-US" w:eastAsia="en-US"/>
+                                  <w:lang w:val="en-US" w:eastAsia="en-US" w:bidi="en-US"/>
                                 </w:rPr>
                                 <w:t>$191,937.74</w:t>
                               </w:r>
                             </w:p>
                           </w:txbxContent>
                         </wps:txbx>
-                        <wps:bodyPr wrap="square" lIns="0" rIns="0" tIns="0" bIns="0" anchor="t">
+                        <wps:bodyPr lIns="0" rIns="0" tIns="0" bIns="0" anchor="t">
                           <a:noAutofit/>
                         </wps:bodyPr>
                       </wps:wsp>
                       <wps:wsp>
-                        <wps:cNvSpPr txBox="1"/>
+                        <wps:cNvPr id="19" name=""/>
+                        <wps:cNvSpPr/>
                         <wps:spPr>
                           <a:xfrm>
                             <a:off x="937440" y="1601640"/>
-                            <a:ext cx="182880" cy="177120"/>
+                            <a:ext cx="181440" cy="176040"/>
                           </a:xfrm>
                           <a:prstGeom prst="rect">
                             <a:avLst/>
@@ -1373,10 +1406,17 @@
                             <a:noFill/>
                           </a:ln>
                         </wps:spPr>
+                        <wps:style>
+                          <a:lnRef idx="0"/>
+                          <a:fillRef idx="0"/>
+                          <a:effectRef idx="0"/>
+                          <a:fontRef idx="minor"/>
+                        </wps:style>
                         <wps:txbx>
                           <w:txbxContent>
                             <w:p>
                               <w:pPr>
+                                <w:pStyle w:val="Normal"/>
                                 <w:overflowPunct w:val="false"/>
                                 <w:bidi w:val="0"/>
                                 <w:jc w:val="start"/>
@@ -1384,30 +1424,31 @@
                               </w:pPr>
                               <w:r>
                                 <w:rPr>
+                                  <w:rFonts w:eastAsia="Helvetica" w:cs="Helvetica" w:ascii="Helvetica" w:hAnsi="Helvetica"/>
+                                  <w:b w:val="false"/>
+                                  <w:bCs w:val="false"/>
+                                  <w:color w:val="333333"/>
                                   <w:kern w:val="0"/>
                                   <w:sz w:val="35"/>
-                                  <w:b w:val="false"/>
                                   <w:szCs w:val="35"/>
-                                  <w:bCs w:val="false"/>
-                                  <w:rFonts w:ascii="Helvetica" w:hAnsi="Helvetica" w:eastAsia="Helvetica" w:cs="Helvetica"/>
-                                  <w:color w:val="333333"/>
-                                  <w:lang w:bidi="en-US" w:val="en-US" w:eastAsia="en-US"/>
+                                  <w:lang w:val="en-US" w:eastAsia="en-US" w:bidi="en-US"/>
                                 </w:rPr>
                                 <w:t>CO</w:t>
                               </w:r>
                             </w:p>
                           </w:txbxContent>
                         </wps:txbx>
-                        <wps:bodyPr wrap="square" lIns="0" rIns="0" tIns="0" bIns="0" anchor="t">
+                        <wps:bodyPr lIns="0" rIns="0" tIns="0" bIns="0" anchor="t">
                           <a:noAutofit/>
                         </wps:bodyPr>
                       </wps:wsp>
                       <wps:wsp>
-                        <wps:cNvSpPr txBox="1"/>
-                        <wps:spPr>
-                          <a:xfrm>
-                            <a:off x="2574360" y="1601640"/>
-                            <a:ext cx="731520" cy="177120"/>
+                        <wps:cNvPr id="20" name=""/>
+                        <wps:cNvSpPr/>
+                        <wps:spPr>
+                          <a:xfrm>
+                            <a:off x="2575080" y="1601640"/>
+                            <a:ext cx="730080" cy="176040"/>
                           </a:xfrm>
                           <a:prstGeom prst="rect">
                             <a:avLst/>
@@ -1417,10 +1458,17 @@
                             <a:noFill/>
                           </a:ln>
                         </wps:spPr>
+                        <wps:style>
+                          <a:lnRef idx="0"/>
+                          <a:fillRef idx="0"/>
+                          <a:effectRef idx="0"/>
+                          <a:fontRef idx="minor"/>
+                        </wps:style>
                         <wps:txbx>
                           <w:txbxContent>
                             <w:p>
                               <w:pPr>
+                                <w:pStyle w:val="Normal"/>
                                 <w:overflowPunct w:val="false"/>
                                 <w:bidi w:val="0"/>
                                 <w:jc w:val="start"/>
@@ -1428,30 +1476,31 @@
                               </w:pPr>
                               <w:r>
                                 <w:rPr>
+                                  <w:rFonts w:eastAsia="Helvetica" w:cs="Helvetica" w:ascii="Helvetica" w:hAnsi="Helvetica"/>
+                                  <w:b w:val="false"/>
+                                  <w:bCs w:val="false"/>
+                                  <w:color w:val="333333"/>
                                   <w:kern w:val="0"/>
                                   <w:sz w:val="35"/>
-                                  <w:b w:val="false"/>
                                   <w:szCs w:val="35"/>
-                                  <w:bCs w:val="false"/>
-                                  <w:rFonts w:ascii="Helvetica" w:hAnsi="Helvetica" w:eastAsia="Helvetica" w:cs="Helvetica"/>
-                                  <w:color w:val="333333"/>
-                                  <w:lang w:bidi="en-US" w:val="en-US" w:eastAsia="en-US"/>
+                                  <w:lang w:val="en-US" w:eastAsia="en-US" w:bidi="en-US"/>
                                 </w:rPr>
                                 <w:t>$396,644.63</w:t>
                               </w:r>
                             </w:p>
                           </w:txbxContent>
                         </wps:txbx>
-                        <wps:bodyPr wrap="square" lIns="0" rIns="0" tIns="0" bIns="0" anchor="t">
+                        <wps:bodyPr lIns="0" rIns="0" tIns="0" bIns="0" anchor="t">
                           <a:noAutofit/>
                         </wps:bodyPr>
                       </wps:wsp>
                       <wps:wsp>
-                        <wps:cNvSpPr txBox="1"/>
+                        <wps:cNvPr id="21" name=""/>
+                        <wps:cNvSpPr/>
                         <wps:spPr>
                           <a:xfrm>
                             <a:off x="958320" y="1793880"/>
-                            <a:ext cx="153720" cy="176400"/>
+                            <a:ext cx="152280" cy="175320"/>
                           </a:xfrm>
                           <a:prstGeom prst="rect">
                             <a:avLst/>
@@ -1461,10 +1510,17 @@
                             <a:noFill/>
                           </a:ln>
                         </wps:spPr>
+                        <wps:style>
+                          <a:lnRef idx="0"/>
+                          <a:fillRef idx="0"/>
+                          <a:effectRef idx="0"/>
+                          <a:fontRef idx="minor"/>
+                        </wps:style>
                         <wps:txbx>
                           <w:txbxContent>
                             <w:p>
                               <w:pPr>
+                                <w:pStyle w:val="Normal"/>
                                 <w:overflowPunct w:val="false"/>
                                 <w:bidi w:val="0"/>
                                 <w:jc w:val="start"/>
@@ -1472,30 +1528,31 @@
                               </w:pPr>
                               <w:r>
                                 <w:rPr>
+                                  <w:rFonts w:eastAsia="Helvetica" w:cs="Helvetica" w:ascii="Helvetica" w:hAnsi="Helvetica"/>
+                                  <w:b w:val="false"/>
+                                  <w:bCs w:val="false"/>
+                                  <w:color w:val="333333"/>
                                   <w:kern w:val="0"/>
                                   <w:sz w:val="35"/>
-                                  <w:b w:val="false"/>
                                   <w:szCs w:val="35"/>
-                                  <w:bCs w:val="false"/>
-                                  <w:rFonts w:ascii="Helvetica" w:hAnsi="Helvetica" w:eastAsia="Helvetica" w:cs="Helvetica"/>
-                                  <w:color w:val="333333"/>
-                                  <w:lang w:bidi="en-US" w:val="en-US" w:eastAsia="en-US"/>
+                                  <w:lang w:val="en-US" w:eastAsia="en-US" w:bidi="en-US"/>
                                 </w:rPr>
                                 <w:t>CT</w:t>
                               </w:r>
                             </w:p>
                           </w:txbxContent>
                         </wps:txbx>
-                        <wps:bodyPr wrap="square" lIns="0" rIns="0" tIns="0" bIns="0" anchor="t">
+                        <wps:bodyPr lIns="0" rIns="0" tIns="0" bIns="0" anchor="t">
                           <a:noAutofit/>
                         </wps:bodyPr>
                       </wps:wsp>
                       <wps:wsp>
-                        <wps:cNvSpPr txBox="1"/>
-                        <wps:spPr>
-                          <a:xfrm>
-                            <a:off x="2574360" y="1793880"/>
-                            <a:ext cx="731520" cy="176400"/>
+                        <wps:cNvPr id="22" name=""/>
+                        <wps:cNvSpPr/>
+                        <wps:spPr>
+                          <a:xfrm>
+                            <a:off x="2575080" y="1793880"/>
+                            <a:ext cx="730080" cy="175320"/>
                           </a:xfrm>
                           <a:prstGeom prst="rect">
                             <a:avLst/>
@@ -1505,10 +1562,17 @@
                             <a:noFill/>
                           </a:ln>
                         </wps:spPr>
+                        <wps:style>
+                          <a:lnRef idx="0"/>
+                          <a:fillRef idx="0"/>
+                          <a:effectRef idx="0"/>
+                          <a:fontRef idx="minor"/>
+                        </wps:style>
                         <wps:txbx>
                           <w:txbxContent>
                             <w:p>
                               <w:pPr>
+                                <w:pStyle w:val="Normal"/>
                                 <w:overflowPunct w:val="false"/>
                                 <w:bidi w:val="0"/>
                                 <w:jc w:val="start"/>
@@ -1516,30 +1580,31 @@
                               </w:pPr>
                               <w:r>
                                 <w:rPr>
+                                  <w:rFonts w:eastAsia="Helvetica" w:cs="Helvetica" w:ascii="Helvetica" w:hAnsi="Helvetica"/>
+                                  <w:b w:val="false"/>
+                                  <w:bCs w:val="false"/>
+                                  <w:color w:val="333333"/>
                                   <w:kern w:val="0"/>
                                   <w:sz w:val="35"/>
-                                  <w:b w:val="false"/>
                                   <w:szCs w:val="35"/>
-                                  <w:bCs w:val="false"/>
-                                  <w:rFonts w:ascii="Helvetica" w:hAnsi="Helvetica" w:eastAsia="Helvetica" w:cs="Helvetica"/>
-                                  <w:color w:val="333333"/>
-                                  <w:lang w:bidi="en-US" w:val="en-US" w:eastAsia="en-US"/>
+                                  <w:lang w:val="en-US" w:eastAsia="en-US" w:bidi="en-US"/>
                                 </w:rPr>
                                 <w:t>$328,098.64</w:t>
                               </w:r>
                             </w:p>
                           </w:txbxContent>
                         </wps:txbx>
-                        <wps:bodyPr wrap="square" lIns="0" rIns="0" tIns="0" bIns="0" anchor="t">
+                        <wps:bodyPr lIns="0" rIns="0" tIns="0" bIns="0" anchor="t">
                           <a:noAutofit/>
                         </wps:bodyPr>
                       </wps:wsp>
                       <wps:wsp>
-                        <wps:cNvSpPr txBox="1"/>
+                        <wps:cNvPr id="23" name=""/>
+                        <wps:cNvSpPr/>
                         <wps:spPr>
                           <a:xfrm>
                             <a:off x="943560" y="1986840"/>
-                            <a:ext cx="176040" cy="176400"/>
+                            <a:ext cx="174600" cy="175320"/>
                           </a:xfrm>
                           <a:prstGeom prst="rect">
                             <a:avLst/>
@@ -1549,10 +1614,17 @@
                             <a:noFill/>
                           </a:ln>
                         </wps:spPr>
+                        <wps:style>
+                          <a:lnRef idx="0"/>
+                          <a:fillRef idx="0"/>
+                          <a:effectRef idx="0"/>
+                          <a:fontRef idx="minor"/>
+                        </wps:style>
                         <wps:txbx>
                           <w:txbxContent>
                             <w:p>
                               <w:pPr>
+                                <w:pStyle w:val="Normal"/>
                                 <w:overflowPunct w:val="false"/>
                                 <w:bidi w:val="0"/>
                                 <w:jc w:val="start"/>
@@ -1560,30 +1632,31 @@
                               </w:pPr>
                               <w:r>
                                 <w:rPr>
+                                  <w:rFonts w:eastAsia="Helvetica" w:cs="Helvetica" w:ascii="Helvetica" w:hAnsi="Helvetica"/>
+                                  <w:b w:val="false"/>
+                                  <w:bCs w:val="false"/>
+                                  <w:color w:val="333333"/>
                                   <w:kern w:val="0"/>
                                   <w:sz w:val="35"/>
-                                  <w:b w:val="false"/>
                                   <w:szCs w:val="35"/>
-                                  <w:bCs w:val="false"/>
-                                  <w:rFonts w:ascii="Helvetica" w:hAnsi="Helvetica" w:eastAsia="Helvetica" w:cs="Helvetica"/>
-                                  <w:color w:val="333333"/>
-                                  <w:lang w:bidi="en-US" w:val="en-US" w:eastAsia="en-US"/>
+                                  <w:lang w:val="en-US" w:eastAsia="en-US" w:bidi="en-US"/>
                                 </w:rPr>
                                 <w:t>DC</w:t>
                               </w:r>
                             </w:p>
                           </w:txbxContent>
                         </wps:txbx>
-                        <wps:bodyPr wrap="square" lIns="0" rIns="0" tIns="0" bIns="0" anchor="t">
+                        <wps:bodyPr lIns="0" rIns="0" tIns="0" bIns="0" anchor="t">
                           <a:noAutofit/>
                         </wps:bodyPr>
                       </wps:wsp>
                       <wps:wsp>
-                        <wps:cNvSpPr txBox="1"/>
-                        <wps:spPr>
-                          <a:xfrm>
-                            <a:off x="2574360" y="1986840"/>
-                            <a:ext cx="731520" cy="176400"/>
+                        <wps:cNvPr id="24" name=""/>
+                        <wps:cNvSpPr/>
+                        <wps:spPr>
+                          <a:xfrm>
+                            <a:off x="2575080" y="1986840"/>
+                            <a:ext cx="730080" cy="175320"/>
                           </a:xfrm>
                           <a:prstGeom prst="rect">
                             <a:avLst/>
@@ -1593,10 +1666,17 @@
                             <a:noFill/>
                           </a:ln>
                         </wps:spPr>
+                        <wps:style>
+                          <a:lnRef idx="0"/>
+                          <a:fillRef idx="0"/>
+                          <a:effectRef idx="0"/>
+                          <a:fontRef idx="minor"/>
+                        </wps:style>
                         <wps:txbx>
                           <w:txbxContent>
                             <w:p>
                               <w:pPr>
+                                <w:pStyle w:val="Normal"/>
                                 <w:overflowPunct w:val="false"/>
                                 <w:bidi w:val="0"/>
                                 <w:jc w:val="start"/>
@@ -1604,30 +1684,31 @@
                               </w:pPr>
                               <w:r>
                                 <w:rPr>
+                                  <w:rFonts w:eastAsia="Helvetica" w:cs="Helvetica" w:ascii="Helvetica" w:hAnsi="Helvetica"/>
+                                  <w:b w:val="false"/>
+                                  <w:bCs w:val="false"/>
+                                  <w:color w:val="333333"/>
                                   <w:kern w:val="0"/>
                                   <w:sz w:val="35"/>
-                                  <w:b w:val="false"/>
                                   <w:szCs w:val="35"/>
-                                  <w:bCs w:val="false"/>
-                                  <w:rFonts w:ascii="Helvetica" w:hAnsi="Helvetica" w:eastAsia="Helvetica" w:cs="Helvetica"/>
-                                  <w:color w:val="333333"/>
-                                  <w:lang w:bidi="en-US" w:val="en-US" w:eastAsia="en-US"/>
+                                  <w:lang w:val="en-US" w:eastAsia="en-US" w:bidi="en-US"/>
                                 </w:rPr>
                                 <w:t>$368,956.40</w:t>
                               </w:r>
                             </w:p>
                           </w:txbxContent>
                         </wps:txbx>
-                        <wps:bodyPr wrap="square" lIns="0" rIns="0" tIns="0" bIns="0" anchor="t">
+                        <wps:bodyPr lIns="0" rIns="0" tIns="0" bIns="0" anchor="t">
                           <a:noAutofit/>
                         </wps:bodyPr>
                       </wps:wsp>
                       <wps:wsp>
-                        <wps:cNvSpPr txBox="1"/>
+                        <wps:cNvPr id="25" name=""/>
+                        <wps:cNvSpPr/>
                         <wps:spPr>
                           <a:xfrm>
                             <a:off x="951120" y="2178720"/>
-                            <a:ext cx="165600" cy="176400"/>
+                            <a:ext cx="164520" cy="175320"/>
                           </a:xfrm>
                           <a:prstGeom prst="rect">
                             <a:avLst/>
@@ -1637,10 +1718,17 @@
                             <a:noFill/>
                           </a:ln>
                         </wps:spPr>
+                        <wps:style>
+                          <a:lnRef idx="0"/>
+                          <a:fillRef idx="0"/>
+                          <a:effectRef idx="0"/>
+                          <a:fontRef idx="minor"/>
+                        </wps:style>
                         <wps:txbx>
                           <w:txbxContent>
                             <w:p>
                               <w:pPr>
+                                <w:pStyle w:val="Normal"/>
                                 <w:overflowPunct w:val="false"/>
                                 <w:bidi w:val="0"/>
                                 <w:jc w:val="start"/>
@@ -1648,30 +1736,31 @@
                               </w:pPr>
                               <w:r>
                                 <w:rPr>
+                                  <w:rFonts w:eastAsia="Helvetica" w:cs="Helvetica" w:ascii="Helvetica" w:hAnsi="Helvetica"/>
+                                  <w:b w:val="false"/>
+                                  <w:bCs w:val="false"/>
+                                  <w:color w:val="333333"/>
                                   <w:kern w:val="0"/>
                                   <w:sz w:val="35"/>
-                                  <w:b w:val="false"/>
                                   <w:szCs w:val="35"/>
-                                  <w:bCs w:val="false"/>
-                                  <w:rFonts w:ascii="Helvetica" w:hAnsi="Helvetica" w:eastAsia="Helvetica" w:cs="Helvetica"/>
-                                  <w:color w:val="333333"/>
-                                  <w:lang w:bidi="en-US" w:val="en-US" w:eastAsia="en-US"/>
+                                  <w:lang w:val="en-US" w:eastAsia="en-US" w:bidi="en-US"/>
                                 </w:rPr>
                                 <w:t>DE</w:t>
                               </w:r>
                             </w:p>
                           </w:txbxContent>
                         </wps:txbx>
-                        <wps:bodyPr wrap="square" lIns="0" rIns="0" tIns="0" bIns="0" anchor="t">
+                        <wps:bodyPr lIns="0" rIns="0" tIns="0" bIns="0" anchor="t">
                           <a:noAutofit/>
                         </wps:bodyPr>
                       </wps:wsp>
                       <wps:wsp>
-                        <wps:cNvSpPr txBox="1"/>
-                        <wps:spPr>
-                          <a:xfrm>
-                            <a:off x="2574360" y="2178720"/>
-                            <a:ext cx="731520" cy="176400"/>
+                        <wps:cNvPr id="26" name=""/>
+                        <wps:cNvSpPr/>
+                        <wps:spPr>
+                          <a:xfrm>
+                            <a:off x="2575080" y="2178720"/>
+                            <a:ext cx="730080" cy="175320"/>
                           </a:xfrm>
                           <a:prstGeom prst="rect">
                             <a:avLst/>
@@ -1681,10 +1770,17 @@
                             <a:noFill/>
                           </a:ln>
                         </wps:spPr>
+                        <wps:style>
+                          <a:lnRef idx="0"/>
+                          <a:fillRef idx="0"/>
+                          <a:effectRef idx="0"/>
+                          <a:fontRef idx="minor"/>
+                        </wps:style>
                         <wps:txbx>
                           <w:txbxContent>
                             <w:p>
                               <w:pPr>
+                                <w:pStyle w:val="Normal"/>
                                 <w:overflowPunct w:val="false"/>
                                 <w:bidi w:val="0"/>
                                 <w:jc w:val="start"/>
@@ -1692,30 +1788,31 @@
                               </w:pPr>
                               <w:r>
                                 <w:rPr>
+                                  <w:rFonts w:eastAsia="Helvetica" w:cs="Helvetica" w:ascii="Helvetica" w:hAnsi="Helvetica"/>
+                                  <w:b w:val="false"/>
+                                  <w:bCs w:val="false"/>
+                                  <w:color w:val="333333"/>
                                   <w:kern w:val="0"/>
                                   <w:sz w:val="35"/>
-                                  <w:b w:val="false"/>
                                   <w:szCs w:val="35"/>
-                                  <w:bCs w:val="false"/>
-                                  <w:rFonts w:ascii="Helvetica" w:hAnsi="Helvetica" w:eastAsia="Helvetica" w:cs="Helvetica"/>
-                                  <w:color w:val="333333"/>
-                                  <w:lang w:bidi="en-US" w:val="en-US" w:eastAsia="en-US"/>
+                                  <w:lang w:val="en-US" w:eastAsia="en-US" w:bidi="en-US"/>
                                 </w:rPr>
                                 <w:t>$442,135.51</w:t>
                               </w:r>
                             </w:p>
                           </w:txbxContent>
                         </wps:txbx>
-                        <wps:bodyPr wrap="square" lIns="0" rIns="0" tIns="0" bIns="0" anchor="t">
+                        <wps:bodyPr lIns="0" rIns="0" tIns="0" bIns="0" anchor="t">
                           <a:noAutofit/>
                         </wps:bodyPr>
                       </wps:wsp>
                       <wps:wsp>
-                        <wps:cNvSpPr txBox="1"/>
+                        <wps:cNvPr id="27" name=""/>
+                        <wps:cNvSpPr/>
                         <wps:spPr>
                           <a:xfrm>
                             <a:off x="979200" y="2371680"/>
-                            <a:ext cx="135360" cy="176400"/>
+                            <a:ext cx="133920" cy="175320"/>
                           </a:xfrm>
                           <a:prstGeom prst="rect">
                             <a:avLst/>
@@ -1725,10 +1822,17 @@
                             <a:noFill/>
                           </a:ln>
                         </wps:spPr>
+                        <wps:style>
+                          <a:lnRef idx="0"/>
+                          <a:fillRef idx="0"/>
+                          <a:effectRef idx="0"/>
+                          <a:fontRef idx="minor"/>
+                        </wps:style>
                         <wps:txbx>
                           <w:txbxContent>
                             <w:p>
                               <w:pPr>
+                                <w:pStyle w:val="Normal"/>
                                 <w:overflowPunct w:val="false"/>
                                 <w:bidi w:val="0"/>
                                 <w:jc w:val="start"/>
@@ -1736,30 +1840,31 @@
                               </w:pPr>
                               <w:r>
                                 <w:rPr>
+                                  <w:rFonts w:eastAsia="Helvetica" w:cs="Helvetica" w:ascii="Helvetica" w:hAnsi="Helvetica"/>
+                                  <w:b w:val="false"/>
+                                  <w:bCs w:val="false"/>
+                                  <w:color w:val="333333"/>
                                   <w:kern w:val="0"/>
                                   <w:sz w:val="35"/>
-                                  <w:b w:val="false"/>
                                   <w:szCs w:val="35"/>
-                                  <w:bCs w:val="false"/>
-                                  <w:rFonts w:ascii="Helvetica" w:hAnsi="Helvetica" w:eastAsia="Helvetica" w:cs="Helvetica"/>
-                                  <w:color w:val="333333"/>
-                                  <w:lang w:bidi="en-US" w:val="en-US" w:eastAsia="en-US"/>
+                                  <w:lang w:val="en-US" w:eastAsia="en-US" w:bidi="en-US"/>
                                 </w:rPr>
                                 <w:t>FL</w:t>
                               </w:r>
                             </w:p>
                           </w:txbxContent>
                         </wps:txbx>
-                        <wps:bodyPr wrap="square" lIns="0" rIns="0" tIns="0" bIns="0" anchor="t">
+                        <wps:bodyPr lIns="0" rIns="0" tIns="0" bIns="0" anchor="t">
                           <a:noAutofit/>
                         </wps:bodyPr>
                       </wps:wsp>
                       <wps:wsp>
-                        <wps:cNvSpPr txBox="1"/>
-                        <wps:spPr>
-                          <a:xfrm>
-                            <a:off x="2574360" y="2371680"/>
-                            <a:ext cx="731520" cy="176400"/>
+                        <wps:cNvPr id="28" name=""/>
+                        <wps:cNvSpPr/>
+                        <wps:spPr>
+                          <a:xfrm>
+                            <a:off x="2575080" y="2371680"/>
+                            <a:ext cx="730080" cy="175320"/>
                           </a:xfrm>
                           <a:prstGeom prst="rect">
                             <a:avLst/>
@@ -1769,10 +1874,17 @@
                             <a:noFill/>
                           </a:ln>
                         </wps:spPr>
+                        <wps:style>
+                          <a:lnRef idx="0"/>
+                          <a:fillRef idx="0"/>
+                          <a:effectRef idx="0"/>
+                          <a:fontRef idx="minor"/>
+                        </wps:style>
                         <wps:txbx>
                           <w:txbxContent>
                             <w:p>
                               <w:pPr>
+                                <w:pStyle w:val="Normal"/>
                                 <w:overflowPunct w:val="false"/>
                                 <w:bidi w:val="0"/>
                                 <w:jc w:val="start"/>
@@ -1780,30 +1892,31 @@
                               </w:pPr>
                               <w:r>
                                 <w:rPr>
+                                  <w:rFonts w:eastAsia="Helvetica" w:cs="Helvetica" w:ascii="Helvetica" w:hAnsi="Helvetica"/>
+                                  <w:b w:val="false"/>
+                                  <w:bCs w:val="false"/>
+                                  <w:color w:val="333333"/>
                                   <w:kern w:val="0"/>
                                   <w:sz w:val="35"/>
-                                  <w:b w:val="false"/>
                                   <w:szCs w:val="35"/>
-                                  <w:bCs w:val="false"/>
-                                  <w:rFonts w:ascii="Helvetica" w:hAnsi="Helvetica" w:eastAsia="Helvetica" w:cs="Helvetica"/>
-                                  <w:color w:val="333333"/>
-                                  <w:lang w:bidi="en-US" w:val="en-US" w:eastAsia="en-US"/>
+                                  <w:lang w:val="en-US" w:eastAsia="en-US" w:bidi="en-US"/>
                                 </w:rPr>
                                 <w:t>$227,471.12</w:t>
                               </w:r>
                             </w:p>
                           </w:txbxContent>
                         </wps:txbx>
-                        <wps:bodyPr wrap="square" lIns="0" rIns="0" tIns="0" bIns="0" anchor="t">
+                        <wps:bodyPr lIns="0" rIns="0" tIns="0" bIns="0" anchor="t">
                           <a:noAutofit/>
                         </wps:bodyPr>
                       </wps:wsp>
                       <wps:wsp>
-                        <wps:cNvSpPr txBox="1"/>
+                        <wps:cNvPr id="29" name=""/>
+                        <wps:cNvSpPr/>
                         <wps:spPr>
                           <a:xfrm>
                             <a:off x="943560" y="2563560"/>
-                            <a:ext cx="176400" cy="176400"/>
+                            <a:ext cx="175320" cy="175320"/>
                           </a:xfrm>
                           <a:prstGeom prst="rect">
                             <a:avLst/>
@@ -1813,10 +1926,17 @@
                             <a:noFill/>
                           </a:ln>
                         </wps:spPr>
+                        <wps:style>
+                          <a:lnRef idx="0"/>
+                          <a:fillRef idx="0"/>
+                          <a:effectRef idx="0"/>
+                          <a:fontRef idx="minor"/>
+                        </wps:style>
                         <wps:txbx>
                           <w:txbxContent>
                             <w:p>
                               <w:pPr>
+                                <w:pStyle w:val="Normal"/>
                                 <w:overflowPunct w:val="false"/>
                                 <w:bidi w:val="0"/>
                                 <w:jc w:val="start"/>
@@ -1824,30 +1944,31 @@
                               </w:pPr>
                               <w:r>
                                 <w:rPr>
+                                  <w:rFonts w:eastAsia="Helvetica" w:cs="Helvetica" w:ascii="Helvetica" w:hAnsi="Helvetica"/>
+                                  <w:b w:val="false"/>
+                                  <w:bCs w:val="false"/>
+                                  <w:color w:val="333333"/>
                                   <w:kern w:val="0"/>
                                   <w:sz w:val="35"/>
-                                  <w:b w:val="false"/>
                                   <w:szCs w:val="35"/>
-                                  <w:bCs w:val="false"/>
-                                  <w:rFonts w:ascii="Helvetica" w:hAnsi="Helvetica" w:eastAsia="Helvetica" w:cs="Helvetica"/>
-                                  <w:color w:val="333333"/>
-                                  <w:lang w:bidi="en-US" w:val="en-US" w:eastAsia="en-US"/>
+                                  <w:lang w:val="en-US" w:eastAsia="en-US" w:bidi="en-US"/>
                                 </w:rPr>
                                 <w:t>GA</w:t>
                               </w:r>
                             </w:p>
                           </w:txbxContent>
                         </wps:txbx>
-                        <wps:bodyPr wrap="square" lIns="0" rIns="0" tIns="0" bIns="0" anchor="t">
+                        <wps:bodyPr lIns="0" rIns="0" tIns="0" bIns="0" anchor="t">
                           <a:noAutofit/>
                         </wps:bodyPr>
                       </wps:wsp>
                       <wps:wsp>
-                        <wps:cNvSpPr txBox="1"/>
-                        <wps:spPr>
-                          <a:xfrm>
-                            <a:off x="2574360" y="2563560"/>
-                            <a:ext cx="731520" cy="176400"/>
+                        <wps:cNvPr id="30" name=""/>
+                        <wps:cNvSpPr/>
+                        <wps:spPr>
+                          <a:xfrm>
+                            <a:off x="2575080" y="2563560"/>
+                            <a:ext cx="730080" cy="175320"/>
                           </a:xfrm>
                           <a:prstGeom prst="rect">
                             <a:avLst/>
@@ -1857,10 +1978,17 @@
                             <a:noFill/>
                           </a:ln>
                         </wps:spPr>
+                        <wps:style>
+                          <a:lnRef idx="0"/>
+                          <a:fillRef idx="0"/>
+                          <a:effectRef idx="0"/>
+                          <a:fontRef idx="minor"/>
+                        </wps:style>
                         <wps:txbx>
                           <w:txbxContent>
                             <w:p>
                               <w:pPr>
+                                <w:pStyle w:val="Normal"/>
                                 <w:overflowPunct w:val="false"/>
                                 <w:bidi w:val="0"/>
                                 <w:jc w:val="start"/>
@@ -1868,30 +1996,31 @@
                               </w:pPr>
                               <w:r>
                                 <w:rPr>
+                                  <w:rFonts w:eastAsia="Helvetica" w:cs="Helvetica" w:ascii="Helvetica" w:hAnsi="Helvetica"/>
+                                  <w:b w:val="false"/>
+                                  <w:bCs w:val="false"/>
+                                  <w:color w:val="333333"/>
                                   <w:kern w:val="0"/>
                                   <w:sz w:val="35"/>
-                                  <w:b w:val="false"/>
                                   <w:szCs w:val="35"/>
-                                  <w:bCs w:val="false"/>
-                                  <w:rFonts w:ascii="Helvetica" w:hAnsi="Helvetica" w:eastAsia="Helvetica" w:cs="Helvetica"/>
-                                  <w:color w:val="333333"/>
-                                  <w:lang w:bidi="en-US" w:val="en-US" w:eastAsia="en-US"/>
+                                  <w:lang w:val="en-US" w:eastAsia="en-US" w:bidi="en-US"/>
                                 </w:rPr>
                                 <w:t>$291,676.19</w:t>
                               </w:r>
                             </w:p>
                           </w:txbxContent>
                         </wps:txbx>
-                        <wps:bodyPr wrap="square" lIns="0" rIns="0" tIns="0" bIns="0" anchor="t">
+                        <wps:bodyPr lIns="0" rIns="0" tIns="0" bIns="0" anchor="t">
                           <a:noAutofit/>
                         </wps:bodyPr>
                       </wps:wsp>
                       <wps:wsp>
-                        <wps:cNvSpPr txBox="1"/>
+                        <wps:cNvPr id="31" name=""/>
+                        <wps:cNvSpPr/>
                         <wps:spPr>
                           <a:xfrm>
                             <a:off x="1000080" y="2756520"/>
-                            <a:ext cx="139680" cy="176400"/>
+                            <a:ext cx="138600" cy="175320"/>
                           </a:xfrm>
                           <a:prstGeom prst="rect">
                             <a:avLst/>
@@ -1901,10 +2030,17 @@
                             <a:noFill/>
                           </a:ln>
                         </wps:spPr>
+                        <wps:style>
+                          <a:lnRef idx="0"/>
+                          <a:fillRef idx="0"/>
+                          <a:effectRef idx="0"/>
+                          <a:fontRef idx="minor"/>
+                        </wps:style>
                         <wps:txbx>
                           <w:txbxContent>
                             <w:p>
                               <w:pPr>
+                                <w:pStyle w:val="Normal"/>
                                 <w:overflowPunct w:val="false"/>
                                 <w:bidi w:val="0"/>
                                 <w:jc w:val="start"/>
@@ -1912,30 +2048,31 @@
                               </w:pPr>
                               <w:r>
                                 <w:rPr>
+                                  <w:rFonts w:eastAsia="Helvetica" w:cs="Helvetica" w:ascii="Helvetica" w:hAnsi="Helvetica"/>
+                                  <w:b w:val="false"/>
+                                  <w:bCs w:val="false"/>
+                                  <w:color w:val="333333"/>
                                   <w:kern w:val="0"/>
                                   <w:sz w:val="35"/>
-                                  <w:b w:val="false"/>
                                   <w:szCs w:val="35"/>
-                                  <w:bCs w:val="false"/>
-                                  <w:rFonts w:ascii="Helvetica" w:hAnsi="Helvetica" w:eastAsia="Helvetica" w:cs="Helvetica"/>
-                                  <w:color w:val="333333"/>
-                                  <w:lang w:bidi="en-US" w:val="en-US" w:eastAsia="en-US"/>
+                                  <w:lang w:val="en-US" w:eastAsia="en-US" w:bidi="en-US"/>
                                 </w:rPr>
                                 <w:t>HI</w:t>
                               </w:r>
                             </w:p>
                           </w:txbxContent>
                         </wps:txbx>
-                        <wps:bodyPr wrap="square" lIns="0" rIns="0" tIns="0" bIns="0" anchor="t">
+                        <wps:bodyPr lIns="0" rIns="0" tIns="0" bIns="0" anchor="t">
                           <a:noAutofit/>
                         </wps:bodyPr>
                       </wps:wsp>
                       <wps:wsp>
-                        <wps:cNvSpPr txBox="1"/>
-                        <wps:spPr>
-                          <a:xfrm>
-                            <a:off x="2574360" y="2756520"/>
-                            <a:ext cx="731520" cy="176400"/>
+                        <wps:cNvPr id="32" name=""/>
+                        <wps:cNvSpPr/>
+                        <wps:spPr>
+                          <a:xfrm>
+                            <a:off x="2575080" y="2756520"/>
+                            <a:ext cx="730080" cy="175320"/>
                           </a:xfrm>
                           <a:prstGeom prst="rect">
                             <a:avLst/>
@@ -1945,10 +2082,17 @@
                             <a:noFill/>
                           </a:ln>
                         </wps:spPr>
+                        <wps:style>
+                          <a:lnRef idx="0"/>
+                          <a:fillRef idx="0"/>
+                          <a:effectRef idx="0"/>
+                          <a:fontRef idx="minor"/>
+                        </wps:style>
                         <wps:txbx>
                           <w:txbxContent>
                             <w:p>
                               <w:pPr>
+                                <w:pStyle w:val="Normal"/>
                                 <w:overflowPunct w:val="false"/>
                                 <w:bidi w:val="0"/>
                                 <w:jc w:val="start"/>
@@ -1956,30 +2100,31 @@
                               </w:pPr>
                               <w:r>
                                 <w:rPr>
+                                  <w:rFonts w:eastAsia="Helvetica" w:cs="Helvetica" w:ascii="Helvetica" w:hAnsi="Helvetica"/>
+                                  <w:b w:val="false"/>
+                                  <w:bCs w:val="false"/>
+                                  <w:color w:val="333333"/>
                                   <w:kern w:val="0"/>
                                   <w:sz w:val="35"/>
-                                  <w:b w:val="false"/>
                                   <w:szCs w:val="35"/>
-                                  <w:bCs w:val="false"/>
-                                  <w:rFonts w:ascii="Helvetica" w:hAnsi="Helvetica" w:eastAsia="Helvetica" w:cs="Helvetica"/>
-                                  <w:color w:val="333333"/>
-                                  <w:lang w:bidi="en-US" w:val="en-US" w:eastAsia="en-US"/>
+                                  <w:lang w:val="en-US" w:eastAsia="en-US" w:bidi="en-US"/>
                                 </w:rPr>
                                 <w:t>$139,551.12</w:t>
                               </w:r>
                             </w:p>
                           </w:txbxContent>
                         </wps:txbx>
-                        <wps:bodyPr wrap="square" lIns="0" rIns="0" tIns="0" bIns="0" anchor="t">
+                        <wps:bodyPr lIns="0" rIns="0" tIns="0" bIns="0" anchor="t">
                           <a:noAutofit/>
                         </wps:bodyPr>
                       </wps:wsp>
                       <wps:wsp>
-                        <wps:cNvSpPr txBox="1"/>
+                        <wps:cNvPr id="33" name=""/>
+                        <wps:cNvSpPr/>
                         <wps:spPr>
                           <a:xfrm>
                             <a:off x="1007640" y="2949480"/>
-                            <a:ext cx="126360" cy="176400"/>
+                            <a:ext cx="124920" cy="175320"/>
                           </a:xfrm>
                           <a:prstGeom prst="rect">
                             <a:avLst/>
@@ -1989,10 +2134,17 @@
                             <a:noFill/>
                           </a:ln>
                         </wps:spPr>
+                        <wps:style>
+                          <a:lnRef idx="0"/>
+                          <a:fillRef idx="0"/>
+                          <a:effectRef idx="0"/>
+                          <a:fontRef idx="minor"/>
+                        </wps:style>
                         <wps:txbx>
                           <w:txbxContent>
                             <w:p>
                               <w:pPr>
+                                <w:pStyle w:val="Normal"/>
                                 <w:overflowPunct w:val="false"/>
                                 <w:bidi w:val="0"/>
                                 <w:jc w:val="start"/>
@@ -2000,30 +2152,31 @@
                               </w:pPr>
                               <w:r>
                                 <w:rPr>
+                                  <w:rFonts w:eastAsia="Helvetica" w:cs="Helvetica" w:ascii="Helvetica" w:hAnsi="Helvetica"/>
+                                  <w:b w:val="false"/>
+                                  <w:bCs w:val="false"/>
+                                  <w:color w:val="333333"/>
                                   <w:kern w:val="0"/>
                                   <w:sz w:val="35"/>
-                                  <w:b w:val="false"/>
                                   <w:szCs w:val="35"/>
-                                  <w:bCs w:val="false"/>
-                                  <w:rFonts w:ascii="Helvetica" w:hAnsi="Helvetica" w:eastAsia="Helvetica" w:cs="Helvetica"/>
-                                  <w:color w:val="333333"/>
-                                  <w:lang w:bidi="en-US" w:val="en-US" w:eastAsia="en-US"/>
+                                  <w:lang w:val="en-US" w:eastAsia="en-US" w:bidi="en-US"/>
                                 </w:rPr>
                                 <w:t>IA</w:t>
                               </w:r>
                             </w:p>
                           </w:txbxContent>
                         </wps:txbx>
-                        <wps:bodyPr wrap="square" lIns="0" rIns="0" tIns="0" bIns="0" anchor="t">
+                        <wps:bodyPr lIns="0" rIns="0" tIns="0" bIns="0" anchor="t">
                           <a:noAutofit/>
                         </wps:bodyPr>
                       </wps:wsp>
                       <wps:wsp>
-                        <wps:cNvSpPr txBox="1"/>
-                        <wps:spPr>
-                          <a:xfrm>
-                            <a:off x="2574360" y="2949480"/>
-                            <a:ext cx="731520" cy="176400"/>
+                        <wps:cNvPr id="34" name=""/>
+                        <wps:cNvSpPr/>
+                        <wps:spPr>
+                          <a:xfrm>
+                            <a:off x="2575080" y="2949480"/>
+                            <a:ext cx="730080" cy="175320"/>
                           </a:xfrm>
                           <a:prstGeom prst="rect">
                             <a:avLst/>
@@ -2033,10 +2186,17 @@
                             <a:noFill/>
                           </a:ln>
                         </wps:spPr>
+                        <wps:style>
+                          <a:lnRef idx="0"/>
+                          <a:fillRef idx="0"/>
+                          <a:effectRef idx="0"/>
+                          <a:fontRef idx="minor"/>
+                        </wps:style>
                         <wps:txbx>
                           <w:txbxContent>
                             <w:p>
                               <w:pPr>
+                                <w:pStyle w:val="Normal"/>
                                 <w:overflowPunct w:val="false"/>
                                 <w:bidi w:val="0"/>
                                 <w:jc w:val="start"/>
@@ -2044,30 +2204,31 @@
                               </w:pPr>
                               <w:r>
                                 <w:rPr>
+                                  <w:rFonts w:eastAsia="Helvetica" w:cs="Helvetica" w:ascii="Helvetica" w:hAnsi="Helvetica"/>
+                                  <w:b w:val="false"/>
+                                  <w:bCs w:val="false"/>
+                                  <w:color w:val="333333"/>
                                   <w:kern w:val="0"/>
                                   <w:sz w:val="35"/>
-                                  <w:b w:val="false"/>
                                   <w:szCs w:val="35"/>
-                                  <w:bCs w:val="false"/>
-                                  <w:rFonts w:ascii="Helvetica" w:hAnsi="Helvetica" w:eastAsia="Helvetica" w:cs="Helvetica"/>
-                                  <w:color w:val="333333"/>
-                                  <w:lang w:bidi="en-US" w:val="en-US" w:eastAsia="en-US"/>
+                                  <w:lang w:val="en-US" w:eastAsia="en-US" w:bidi="en-US"/>
                                 </w:rPr>
                                 <w:t>$206,533.45</w:t>
                               </w:r>
                             </w:p>
                           </w:txbxContent>
                         </wps:txbx>
-                        <wps:bodyPr wrap="square" lIns="0" rIns="0" tIns="0" bIns="0" anchor="t">
+                        <wps:bodyPr lIns="0" rIns="0" tIns="0" bIns="0" anchor="t">
                           <a:noAutofit/>
                         </wps:bodyPr>
                       </wps:wsp>
                       <wps:wsp>
-                        <wps:cNvSpPr txBox="1"/>
+                        <wps:cNvPr id="35" name=""/>
+                        <wps:cNvSpPr/>
                         <wps:spPr>
                           <a:xfrm>
                             <a:off x="1000080" y="3142080"/>
-                            <a:ext cx="138600" cy="176400"/>
+                            <a:ext cx="137160" cy="175320"/>
                           </a:xfrm>
                           <a:prstGeom prst="rect">
                             <a:avLst/>
@@ -2077,10 +2238,17 @@
                             <a:noFill/>
                           </a:ln>
                         </wps:spPr>
+                        <wps:style>
+                          <a:lnRef idx="0"/>
+                          <a:fillRef idx="0"/>
+                          <a:effectRef idx="0"/>
+                          <a:fontRef idx="minor"/>
+                        </wps:style>
                         <wps:txbx>
                           <w:txbxContent>
                             <w:p>
                               <w:pPr>
+                                <w:pStyle w:val="Normal"/>
                                 <w:overflowPunct w:val="false"/>
                                 <w:bidi w:val="0"/>
                                 <w:jc w:val="start"/>
@@ -2088,30 +2256,31 @@
                               </w:pPr>
                               <w:r>
                                 <w:rPr>
+                                  <w:rFonts w:eastAsia="Helvetica" w:cs="Helvetica" w:ascii="Helvetica" w:hAnsi="Helvetica"/>
+                                  <w:b w:val="false"/>
+                                  <w:bCs w:val="false"/>
+                                  <w:color w:val="333333"/>
                                   <w:kern w:val="0"/>
                                   <w:sz w:val="35"/>
-                                  <w:b w:val="false"/>
                                   <w:szCs w:val="35"/>
-                                  <w:bCs w:val="false"/>
-                                  <w:rFonts w:ascii="Helvetica" w:hAnsi="Helvetica" w:eastAsia="Helvetica" w:cs="Helvetica"/>
-                                  <w:color w:val="333333"/>
-                                  <w:lang w:bidi="en-US" w:val="en-US" w:eastAsia="en-US"/>
+                                  <w:lang w:val="en-US" w:eastAsia="en-US" w:bidi="en-US"/>
                                 </w:rPr>
                                 <w:t>ID</w:t>
                               </w:r>
                             </w:p>
                           </w:txbxContent>
                         </wps:txbx>
-                        <wps:bodyPr wrap="square" lIns="0" rIns="0" tIns="0" bIns="0" anchor="t">
+                        <wps:bodyPr lIns="0" rIns="0" tIns="0" bIns="0" anchor="t">
                           <a:noAutofit/>
                         </wps:bodyPr>
                       </wps:wsp>
                       <wps:wsp>
-                        <wps:cNvSpPr txBox="1"/>
-                        <wps:spPr>
-                          <a:xfrm>
-                            <a:off x="2574360" y="3142080"/>
-                            <a:ext cx="731520" cy="176400"/>
+                        <wps:cNvPr id="36" name=""/>
+                        <wps:cNvSpPr/>
+                        <wps:spPr>
+                          <a:xfrm>
+                            <a:off x="2575080" y="3142080"/>
+                            <a:ext cx="730080" cy="175320"/>
                           </a:xfrm>
                           <a:prstGeom prst="rect">
                             <a:avLst/>
@@ -2121,10 +2290,17 @@
                             <a:noFill/>
                           </a:ln>
                         </wps:spPr>
+                        <wps:style>
+                          <a:lnRef idx="0"/>
+                          <a:fillRef idx="0"/>
+                          <a:effectRef idx="0"/>
+                          <a:fontRef idx="minor"/>
+                        </wps:style>
                         <wps:txbx>
                           <w:txbxContent>
                             <w:p>
                               <w:pPr>
+                                <w:pStyle w:val="Normal"/>
                                 <w:overflowPunct w:val="false"/>
                                 <w:bidi w:val="0"/>
                                 <w:jc w:val="start"/>
@@ -2132,30 +2308,31 @@
                               </w:pPr>
                               <w:r>
                                 <w:rPr>
+                                  <w:rFonts w:eastAsia="Helvetica" w:cs="Helvetica" w:ascii="Helvetica" w:hAnsi="Helvetica"/>
+                                  <w:b w:val="false"/>
+                                  <w:bCs w:val="false"/>
+                                  <w:color w:val="333333"/>
                                   <w:kern w:val="0"/>
                                   <w:sz w:val="35"/>
-                                  <w:b w:val="false"/>
                                   <w:szCs w:val="35"/>
-                                  <w:bCs w:val="false"/>
-                                  <w:rFonts w:ascii="Helvetica" w:hAnsi="Helvetica" w:eastAsia="Helvetica" w:cs="Helvetica"/>
-                                  <w:color w:val="333333"/>
-                                  <w:lang w:bidi="en-US" w:val="en-US" w:eastAsia="en-US"/>
+                                  <w:lang w:val="en-US" w:eastAsia="en-US" w:bidi="en-US"/>
                                 </w:rPr>
                                 <w:t>$292,915.36</w:t>
                               </w:r>
                             </w:p>
                           </w:txbxContent>
                         </wps:txbx>
-                        <wps:bodyPr wrap="square" lIns="0" rIns="0" tIns="0" bIns="0" anchor="t">
+                        <wps:bodyPr lIns="0" rIns="0" tIns="0" bIns="0" anchor="t">
                           <a:noAutofit/>
                         </wps:bodyPr>
                       </wps:wsp>
                       <wps:wsp>
-                        <wps:cNvSpPr txBox="1"/>
+                        <wps:cNvPr id="37" name=""/>
+                        <wps:cNvSpPr/>
                         <wps:spPr>
                           <a:xfrm>
                             <a:off x="1020960" y="3334320"/>
-                            <a:ext cx="127080" cy="176400"/>
+                            <a:ext cx="125640" cy="175320"/>
                           </a:xfrm>
                           <a:prstGeom prst="rect">
                             <a:avLst/>
@@ -2165,10 +2342,17 @@
                             <a:noFill/>
                           </a:ln>
                         </wps:spPr>
+                        <wps:style>
+                          <a:lnRef idx="0"/>
+                          <a:fillRef idx="0"/>
+                          <a:effectRef idx="0"/>
+                          <a:fontRef idx="minor"/>
+                        </wps:style>
                         <wps:txbx>
                           <w:txbxContent>
                             <w:p>
                               <w:pPr>
+                                <w:pStyle w:val="Normal"/>
                                 <w:overflowPunct w:val="false"/>
                                 <w:bidi w:val="0"/>
                                 <w:jc w:val="start"/>
@@ -2176,30 +2360,31 @@
                               </w:pPr>
                               <w:r>
                                 <w:rPr>
+                                  <w:rFonts w:eastAsia="Helvetica" w:cs="Helvetica" w:ascii="Helvetica" w:hAnsi="Helvetica"/>
+                                  <w:b w:val="false"/>
+                                  <w:bCs w:val="false"/>
+                                  <w:color w:val="333333"/>
                                   <w:kern w:val="0"/>
                                   <w:sz w:val="35"/>
-                                  <w:b w:val="false"/>
                                   <w:szCs w:val="35"/>
-                                  <w:bCs w:val="false"/>
-                                  <w:rFonts w:ascii="Helvetica" w:hAnsi="Helvetica" w:eastAsia="Helvetica" w:cs="Helvetica"/>
-                                  <w:color w:val="333333"/>
-                                  <w:lang w:bidi="en-US" w:val="en-US" w:eastAsia="en-US"/>
+                                  <w:lang w:val="en-US" w:eastAsia="en-US" w:bidi="en-US"/>
                                 </w:rPr>
                                 <w:t>IL</w:t>
                               </w:r>
                             </w:p>
                           </w:txbxContent>
                         </wps:txbx>
-                        <wps:bodyPr wrap="square" lIns="0" rIns="0" tIns="0" bIns="0" anchor="t">
+                        <wps:bodyPr lIns="0" rIns="0" tIns="0" bIns="0" anchor="t">
                           <a:noAutofit/>
                         </wps:bodyPr>
                       </wps:wsp>
                       <wps:wsp>
-                        <wps:cNvSpPr txBox="1"/>
-                        <wps:spPr>
-                          <a:xfrm>
-                            <a:off x="2574360" y="3334320"/>
-                            <a:ext cx="731520" cy="176400"/>
+                        <wps:cNvPr id="38" name=""/>
+                        <wps:cNvSpPr/>
+                        <wps:spPr>
+                          <a:xfrm>
+                            <a:off x="2575080" y="3334320"/>
+                            <a:ext cx="730080" cy="175320"/>
                           </a:xfrm>
                           <a:prstGeom prst="rect">
                             <a:avLst/>
@@ -2209,10 +2394,17 @@
                             <a:noFill/>
                           </a:ln>
                         </wps:spPr>
+                        <wps:style>
+                          <a:lnRef idx="0"/>
+                          <a:fillRef idx="0"/>
+                          <a:effectRef idx="0"/>
+                          <a:fontRef idx="minor"/>
+                        </wps:style>
                         <wps:txbx>
                           <w:txbxContent>
                             <w:p>
                               <w:pPr>
+                                <w:pStyle w:val="Normal"/>
                                 <w:overflowPunct w:val="false"/>
                                 <w:bidi w:val="0"/>
                                 <w:jc w:val="start"/>
@@ -2220,30 +2412,31 @@
                               </w:pPr>
                               <w:r>
                                 <w:rPr>
+                                  <w:rFonts w:eastAsia="Helvetica" w:cs="Helvetica" w:ascii="Helvetica" w:hAnsi="Helvetica"/>
+                                  <w:b w:val="false"/>
+                                  <w:bCs w:val="false"/>
+                                  <w:color w:val="333333"/>
                                   <w:kern w:val="0"/>
                                   <w:sz w:val="35"/>
-                                  <w:b w:val="false"/>
                                   <w:szCs w:val="35"/>
-                                  <w:bCs w:val="false"/>
-                                  <w:rFonts w:ascii="Helvetica" w:hAnsi="Helvetica" w:eastAsia="Helvetica" w:cs="Helvetica"/>
-                                  <w:color w:val="333333"/>
-                                  <w:lang w:bidi="en-US" w:val="en-US" w:eastAsia="en-US"/>
+                                  <w:lang w:val="en-US" w:eastAsia="en-US" w:bidi="en-US"/>
                                 </w:rPr>
                                 <w:t>$354,001.41</w:t>
                               </w:r>
                             </w:p>
                           </w:txbxContent>
                         </wps:txbx>
-                        <wps:bodyPr wrap="square" lIns="0" rIns="0" tIns="0" bIns="0" anchor="t">
+                        <wps:bodyPr lIns="0" rIns="0" tIns="0" bIns="0" anchor="t">
                           <a:noAutofit/>
                         </wps:bodyPr>
                       </wps:wsp>
                       <wps:wsp>
-                        <wps:cNvSpPr txBox="1"/>
+                        <wps:cNvPr id="39" name=""/>
+                        <wps:cNvSpPr/>
                         <wps:spPr>
                           <a:xfrm>
                             <a:off x="1000080" y="3526920"/>
-                            <a:ext cx="142200" cy="176400"/>
+                            <a:ext cx="141120" cy="175320"/>
                           </a:xfrm>
                           <a:prstGeom prst="rect">
                             <a:avLst/>
@@ -2253,10 +2446,17 @@
                             <a:noFill/>
                           </a:ln>
                         </wps:spPr>
+                        <wps:style>
+                          <a:lnRef idx="0"/>
+                          <a:fillRef idx="0"/>
+                          <a:effectRef idx="0"/>
+                          <a:fontRef idx="minor"/>
+                        </wps:style>
                         <wps:txbx>
                           <w:txbxContent>
                             <w:p>
                               <w:pPr>
+                                <w:pStyle w:val="Normal"/>
                                 <w:overflowPunct w:val="false"/>
                                 <w:bidi w:val="0"/>
                                 <w:jc w:val="start"/>
@@ -2264,30 +2464,31 @@
                               </w:pPr>
                               <w:r>
                                 <w:rPr>
+                                  <w:rFonts w:eastAsia="Helvetica" w:cs="Helvetica" w:ascii="Helvetica" w:hAnsi="Helvetica"/>
+                                  <w:b w:val="false"/>
+                                  <w:bCs w:val="false"/>
+                                  <w:color w:val="333333"/>
                                   <w:kern w:val="0"/>
                                   <w:sz w:val="35"/>
-                                  <w:b w:val="false"/>
                                   <w:szCs w:val="35"/>
-                                  <w:bCs w:val="false"/>
-                                  <w:rFonts w:ascii="Helvetica" w:hAnsi="Helvetica" w:eastAsia="Helvetica" w:cs="Helvetica"/>
-                                  <w:color w:val="333333"/>
-                                  <w:lang w:bidi="en-US" w:val="en-US" w:eastAsia="en-US"/>
+                                  <w:lang w:val="en-US" w:eastAsia="en-US" w:bidi="en-US"/>
                                 </w:rPr>
                                 <w:t>IN</w:t>
                               </w:r>
                             </w:p>
                           </w:txbxContent>
                         </wps:txbx>
-                        <wps:bodyPr wrap="square" lIns="0" rIns="0" tIns="0" bIns="0" anchor="t">
+                        <wps:bodyPr lIns="0" rIns="0" tIns="0" bIns="0" anchor="t">
                           <a:noAutofit/>
                         </wps:bodyPr>
                       </wps:wsp>
                       <wps:wsp>
-                        <wps:cNvSpPr txBox="1"/>
-                        <wps:spPr>
-                          <a:xfrm>
-                            <a:off x="2574360" y="3526920"/>
-                            <a:ext cx="731520" cy="176400"/>
+                        <wps:cNvPr id="40" name=""/>
+                        <wps:cNvSpPr/>
+                        <wps:spPr>
+                          <a:xfrm>
+                            <a:off x="2575080" y="3526920"/>
+                            <a:ext cx="730080" cy="175320"/>
                           </a:xfrm>
                           <a:prstGeom prst="rect">
                             <a:avLst/>
@@ -2297,10 +2498,17 @@
                             <a:noFill/>
                           </a:ln>
                         </wps:spPr>
+                        <wps:style>
+                          <a:lnRef idx="0"/>
+                          <a:fillRef idx="0"/>
+                          <a:effectRef idx="0"/>
+                          <a:fontRef idx="minor"/>
+                        </wps:style>
                         <wps:txbx>
                           <w:txbxContent>
                             <w:p>
                               <w:pPr>
+                                <w:pStyle w:val="Normal"/>
                                 <w:overflowPunct w:val="false"/>
                                 <w:bidi w:val="0"/>
                                 <w:jc w:val="start"/>
@@ -2308,30 +2516,31 @@
                               </w:pPr>
                               <w:r>
                                 <w:rPr>
+                                  <w:rFonts w:eastAsia="Helvetica" w:cs="Helvetica" w:ascii="Helvetica" w:hAnsi="Helvetica"/>
+                                  <w:b w:val="false"/>
+                                  <w:bCs w:val="false"/>
+                                  <w:color w:val="333333"/>
                                   <w:kern w:val="0"/>
                                   <w:sz w:val="35"/>
-                                  <w:b w:val="false"/>
                                   <w:szCs w:val="35"/>
-                                  <w:bCs w:val="false"/>
-                                  <w:rFonts w:ascii="Helvetica" w:hAnsi="Helvetica" w:eastAsia="Helvetica" w:cs="Helvetica"/>
-                                  <w:color w:val="333333"/>
-                                  <w:lang w:bidi="en-US" w:val="en-US" w:eastAsia="en-US"/>
+                                  <w:lang w:val="en-US" w:eastAsia="en-US" w:bidi="en-US"/>
                                 </w:rPr>
                                 <w:t>$258,747.18</w:t>
                               </w:r>
                             </w:p>
                           </w:txbxContent>
                         </wps:txbx>
-                        <wps:bodyPr wrap="square" lIns="0" rIns="0" tIns="0" bIns="0" anchor="t">
+                        <wps:bodyPr lIns="0" rIns="0" tIns="0" bIns="0" anchor="t">
                           <a:noAutofit/>
                         </wps:bodyPr>
                       </wps:wsp>
                       <wps:wsp>
-                        <wps:cNvSpPr txBox="1"/>
+                        <wps:cNvPr id="41" name=""/>
+                        <wps:cNvSpPr/>
                         <wps:spPr>
                           <a:xfrm>
                             <a:off x="958320" y="3719880"/>
-                            <a:ext cx="151200" cy="176400"/>
+                            <a:ext cx="149760" cy="175320"/>
                           </a:xfrm>
                           <a:prstGeom prst="rect">
                             <a:avLst/>
@@ -2341,10 +2550,17 @@
                             <a:noFill/>
                           </a:ln>
                         </wps:spPr>
+                        <wps:style>
+                          <a:lnRef idx="0"/>
+                          <a:fillRef idx="0"/>
+                          <a:effectRef idx="0"/>
+                          <a:fontRef idx="minor"/>
+                        </wps:style>
                         <wps:txbx>
                           <w:txbxContent>
                             <w:p>
                               <w:pPr>
+                                <w:pStyle w:val="Normal"/>
                                 <w:overflowPunct w:val="false"/>
                                 <w:bidi w:val="0"/>
                                 <w:jc w:val="start"/>
@@ -2352,30 +2568,31 @@
                               </w:pPr>
                               <w:r>
                                 <w:rPr>
+                                  <w:rFonts w:eastAsia="Helvetica" w:cs="Helvetica" w:ascii="Helvetica" w:hAnsi="Helvetica"/>
+                                  <w:b w:val="false"/>
+                                  <w:bCs w:val="false"/>
+                                  <w:color w:val="333333"/>
                                   <w:kern w:val="0"/>
                                   <w:sz w:val="35"/>
-                                  <w:b w:val="false"/>
                                   <w:szCs w:val="35"/>
-                                  <w:bCs w:val="false"/>
-                                  <w:rFonts w:ascii="Helvetica" w:hAnsi="Helvetica" w:eastAsia="Helvetica" w:cs="Helvetica"/>
-                                  <w:color w:val="333333"/>
-                                  <w:lang w:bidi="en-US" w:val="en-US" w:eastAsia="en-US"/>
+                                  <w:lang w:val="en-US" w:eastAsia="en-US" w:bidi="en-US"/>
                                 </w:rPr>
                                 <w:t>KS</w:t>
                               </w:r>
                             </w:p>
                           </w:txbxContent>
                         </wps:txbx>
-                        <wps:bodyPr wrap="square" lIns="0" rIns="0" tIns="0" bIns="0" anchor="t">
+                        <wps:bodyPr lIns="0" rIns="0" tIns="0" bIns="0" anchor="t">
                           <a:noAutofit/>
                         </wps:bodyPr>
                       </wps:wsp>
                       <wps:wsp>
-                        <wps:cNvSpPr txBox="1"/>
-                        <wps:spPr>
-                          <a:xfrm>
-                            <a:off x="2574360" y="3719880"/>
-                            <a:ext cx="731520" cy="176400"/>
+                        <wps:cNvPr id="42" name=""/>
+                        <wps:cNvSpPr/>
+                        <wps:spPr>
+                          <a:xfrm>
+                            <a:off x="2575080" y="3719880"/>
+                            <a:ext cx="730080" cy="175320"/>
                           </a:xfrm>
                           <a:prstGeom prst="rect">
                             <a:avLst/>
@@ -2385,10 +2602,17 @@
                             <a:noFill/>
                           </a:ln>
                         </wps:spPr>
+                        <wps:style>
+                          <a:lnRef idx="0"/>
+                          <a:fillRef idx="0"/>
+                          <a:effectRef idx="0"/>
+                          <a:fontRef idx="minor"/>
+                        </wps:style>
                         <wps:txbx>
                           <w:txbxContent>
                             <w:p>
                               <w:pPr>
+                                <w:pStyle w:val="Normal"/>
                                 <w:overflowPunct w:val="false"/>
                                 <w:bidi w:val="0"/>
                                 <w:jc w:val="start"/>
@@ -2396,30 +2620,31 @@
                               </w:pPr>
                               <w:r>
                                 <w:rPr>
+                                  <w:rFonts w:eastAsia="Helvetica" w:cs="Helvetica" w:ascii="Helvetica" w:hAnsi="Helvetica"/>
+                                  <w:b w:val="false"/>
+                                  <w:bCs w:val="false"/>
+                                  <w:color w:val="333333"/>
                                   <w:kern w:val="0"/>
                                   <w:sz w:val="35"/>
-                                  <w:b w:val="false"/>
                                   <w:szCs w:val="35"/>
-                                  <w:bCs w:val="false"/>
-                                  <w:rFonts w:ascii="Helvetica" w:hAnsi="Helvetica" w:eastAsia="Helvetica" w:cs="Helvetica"/>
-                                  <w:color w:val="333333"/>
-                                  <w:lang w:bidi="en-US" w:val="en-US" w:eastAsia="en-US"/>
+                                  <w:lang w:val="en-US" w:eastAsia="en-US" w:bidi="en-US"/>
                                 </w:rPr>
                                 <w:t>$234,562.77</w:t>
                               </w:r>
                             </w:p>
                           </w:txbxContent>
                         </wps:txbx>
-                        <wps:bodyPr wrap="square" lIns="0" rIns="0" tIns="0" bIns="0" anchor="t">
+                        <wps:bodyPr lIns="0" rIns="0" tIns="0" bIns="0" anchor="t">
                           <a:noAutofit/>
                         </wps:bodyPr>
                       </wps:wsp>
                       <wps:wsp>
-                        <wps:cNvSpPr txBox="1"/>
+                        <wps:cNvPr id="43" name=""/>
+                        <wps:cNvSpPr/>
                         <wps:spPr>
                           <a:xfrm>
                             <a:off x="958320" y="3911760"/>
-                            <a:ext cx="153000" cy="176400"/>
+                            <a:ext cx="151920" cy="174600"/>
                           </a:xfrm>
                           <a:prstGeom prst="rect">
                             <a:avLst/>
@@ -2429,10 +2654,17 @@
                             <a:noFill/>
                           </a:ln>
                         </wps:spPr>
+                        <wps:style>
+                          <a:lnRef idx="0"/>
+                          <a:fillRef idx="0"/>
+                          <a:effectRef idx="0"/>
+                          <a:fontRef idx="minor"/>
+                        </wps:style>
                         <wps:txbx>
                           <w:txbxContent>
                             <w:p>
                               <w:pPr>
+                                <w:pStyle w:val="Normal"/>
                                 <w:overflowPunct w:val="false"/>
                                 <w:bidi w:val="0"/>
                                 <w:jc w:val="start"/>
@@ -2440,30 +2672,31 @@
                               </w:pPr>
                               <w:r>
                                 <w:rPr>
+                                  <w:rFonts w:eastAsia="Helvetica" w:cs="Helvetica" w:ascii="Helvetica" w:hAnsi="Helvetica"/>
+                                  <w:b w:val="false"/>
+                                  <w:bCs w:val="false"/>
+                                  <w:color w:val="333333"/>
                                   <w:kern w:val="0"/>
                                   <w:sz w:val="35"/>
-                                  <w:b w:val="false"/>
                                   <w:szCs w:val="35"/>
-                                  <w:bCs w:val="false"/>
-                                  <w:rFonts w:ascii="Helvetica" w:hAnsi="Helvetica" w:eastAsia="Helvetica" w:cs="Helvetica"/>
-                                  <w:color w:val="333333"/>
-                                  <w:lang w:bidi="en-US" w:val="en-US" w:eastAsia="en-US"/>
+                                  <w:lang w:val="en-US" w:eastAsia="en-US" w:bidi="en-US"/>
                                 </w:rPr>
                                 <w:t>KY</w:t>
                               </w:r>
                             </w:p>
                           </w:txbxContent>
                         </wps:txbx>
-                        <wps:bodyPr wrap="square" lIns="0" rIns="0" tIns="0" bIns="0" anchor="t">
+                        <wps:bodyPr lIns="0" rIns="0" tIns="0" bIns="0" anchor="t">
                           <a:noAutofit/>
                         </wps:bodyPr>
                       </wps:wsp>
                       <wps:wsp>
-                        <wps:cNvSpPr txBox="1"/>
-                        <wps:spPr>
-                          <a:xfrm>
-                            <a:off x="2574360" y="3911760"/>
-                            <a:ext cx="731520" cy="176400"/>
+                        <wps:cNvPr id="44" name=""/>
+                        <wps:cNvSpPr/>
+                        <wps:spPr>
+                          <a:xfrm>
+                            <a:off x="2575080" y="3911760"/>
+                            <a:ext cx="730080" cy="174600"/>
                           </a:xfrm>
                           <a:prstGeom prst="rect">
                             <a:avLst/>
@@ -2473,10 +2706,17 @@
                             <a:noFill/>
                           </a:ln>
                         </wps:spPr>
+                        <wps:style>
+                          <a:lnRef idx="0"/>
+                          <a:fillRef idx="0"/>
+                          <a:effectRef idx="0"/>
+                          <a:fontRef idx="minor"/>
+                        </wps:style>
                         <wps:txbx>
                           <w:txbxContent>
                             <w:p>
                               <w:pPr>
+                                <w:pStyle w:val="Normal"/>
                                 <w:overflowPunct w:val="false"/>
                                 <w:bidi w:val="0"/>
                                 <w:jc w:val="start"/>
@@ -2484,30 +2724,31 @@
                               </w:pPr>
                               <w:r>
                                 <w:rPr>
+                                  <w:rFonts w:eastAsia="Helvetica" w:cs="Helvetica" w:ascii="Helvetica" w:hAnsi="Helvetica"/>
+                                  <w:b w:val="false"/>
+                                  <w:bCs w:val="false"/>
+                                  <w:color w:val="333333"/>
                                   <w:kern w:val="0"/>
                                   <w:sz w:val="35"/>
-                                  <w:b w:val="false"/>
                                   <w:szCs w:val="35"/>
-                                  <w:bCs w:val="false"/>
-                                  <w:rFonts w:ascii="Helvetica" w:hAnsi="Helvetica" w:eastAsia="Helvetica" w:cs="Helvetica"/>
-                                  <w:color w:val="333333"/>
-                                  <w:lang w:bidi="en-US" w:val="en-US" w:eastAsia="en-US"/>
+                                  <w:lang w:val="en-US" w:eastAsia="en-US" w:bidi="en-US"/>
                                 </w:rPr>
                                 <w:t>$580,926.98</w:t>
                               </w:r>
                             </w:p>
                           </w:txbxContent>
                         </wps:txbx>
-                        <wps:bodyPr wrap="square" lIns="0" rIns="0" tIns="0" bIns="0" anchor="t">
+                        <wps:bodyPr lIns="0" rIns="0" tIns="0" bIns="0" anchor="t">
                           <a:noAutofit/>
                         </wps:bodyPr>
                       </wps:wsp>
                       <wps:wsp>
-                        <wps:cNvSpPr txBox="1"/>
-                        <wps:spPr>
-                          <a:xfrm>
-                            <a:off x="972360" y="4104720"/>
-                            <a:ext cx="149760" cy="176400"/>
+                        <wps:cNvPr id="45" name=""/>
+                        <wps:cNvSpPr/>
+                        <wps:spPr>
+                          <a:xfrm>
+                            <a:off x="972360" y="4104000"/>
+                            <a:ext cx="148680" cy="175320"/>
                           </a:xfrm>
                           <a:prstGeom prst="rect">
                             <a:avLst/>
@@ -2517,10 +2758,17 @@
                             <a:noFill/>
                           </a:ln>
                         </wps:spPr>
+                        <wps:style>
+                          <a:lnRef idx="0"/>
+                          <a:fillRef idx="0"/>
+                          <a:effectRef idx="0"/>
+                          <a:fontRef idx="minor"/>
+                        </wps:style>
                         <wps:txbx>
                           <w:txbxContent>
                             <w:p>
                               <w:pPr>
+                                <w:pStyle w:val="Normal"/>
                                 <w:overflowPunct w:val="false"/>
                                 <w:bidi w:val="0"/>
                                 <w:jc w:val="start"/>
@@ -2528,30 +2776,31 @@
                               </w:pPr>
                               <w:r>
                                 <w:rPr>
+                                  <w:rFonts w:eastAsia="Helvetica" w:cs="Helvetica" w:ascii="Helvetica" w:hAnsi="Helvetica"/>
+                                  <w:b w:val="false"/>
+                                  <w:bCs w:val="false"/>
+                                  <w:color w:val="333333"/>
                                   <w:kern w:val="0"/>
                                   <w:sz w:val="35"/>
-                                  <w:b w:val="false"/>
                                   <w:szCs w:val="35"/>
-                                  <w:bCs w:val="false"/>
-                                  <w:rFonts w:ascii="Helvetica" w:hAnsi="Helvetica" w:eastAsia="Helvetica" w:cs="Helvetica"/>
-                                  <w:color w:val="333333"/>
-                                  <w:lang w:bidi="en-US" w:val="en-US" w:eastAsia="en-US"/>
+                                  <w:lang w:val="en-US" w:eastAsia="en-US" w:bidi="en-US"/>
                                 </w:rPr>
                                 <w:t>LA</w:t>
                               </w:r>
                             </w:p>
                           </w:txbxContent>
                         </wps:txbx>
-                        <wps:bodyPr wrap="square" lIns="0" rIns="0" tIns="0" bIns="0" anchor="t">
+                        <wps:bodyPr lIns="0" rIns="0" tIns="0" bIns="0" anchor="t">
                           <a:noAutofit/>
                         </wps:bodyPr>
                       </wps:wsp>
                       <wps:wsp>
-                        <wps:cNvSpPr txBox="1"/>
-                        <wps:spPr>
-                          <a:xfrm>
-                            <a:off x="2574360" y="4104720"/>
-                            <a:ext cx="731520" cy="176400"/>
+                        <wps:cNvPr id="46" name=""/>
+                        <wps:cNvSpPr/>
+                        <wps:spPr>
+                          <a:xfrm>
+                            <a:off x="2575080" y="4104000"/>
+                            <a:ext cx="730080" cy="175320"/>
                           </a:xfrm>
                           <a:prstGeom prst="rect">
                             <a:avLst/>
@@ -2561,10 +2810,17 @@
                             <a:noFill/>
                           </a:ln>
                         </wps:spPr>
+                        <wps:style>
+                          <a:lnRef idx="0"/>
+                          <a:fillRef idx="0"/>
+                          <a:effectRef idx="0"/>
+                          <a:fontRef idx="minor"/>
+                        </wps:style>
                         <wps:txbx>
                           <w:txbxContent>
                             <w:p>
                               <w:pPr>
+                                <w:pStyle w:val="Normal"/>
                                 <w:overflowPunct w:val="false"/>
                                 <w:bidi w:val="0"/>
                                 <w:jc w:val="start"/>
@@ -2572,30 +2828,31 @@
                               </w:pPr>
                               <w:r>
                                 <w:rPr>
+                                  <w:rFonts w:eastAsia="Helvetica" w:cs="Helvetica" w:ascii="Helvetica" w:hAnsi="Helvetica"/>
+                                  <w:b w:val="false"/>
+                                  <w:bCs w:val="false"/>
+                                  <w:color w:val="333333"/>
                                   <w:kern w:val="0"/>
                                   <w:sz w:val="35"/>
-                                  <w:b w:val="false"/>
                                   <w:szCs w:val="35"/>
-                                  <w:bCs w:val="false"/>
-                                  <w:rFonts w:ascii="Helvetica" w:hAnsi="Helvetica" w:eastAsia="Helvetica" w:cs="Helvetica"/>
-                                  <w:color w:val="333333"/>
-                                  <w:lang w:bidi="en-US" w:val="en-US" w:eastAsia="en-US"/>
+                                  <w:lang w:val="en-US" w:eastAsia="en-US" w:bidi="en-US"/>
                                 </w:rPr>
                                 <w:t>$411,961.54</w:t>
                               </w:r>
                             </w:p>
                           </w:txbxContent>
                         </wps:txbx>
-                        <wps:bodyPr wrap="square" lIns="0" rIns="0" tIns="0" bIns="0" anchor="t">
+                        <wps:bodyPr lIns="0" rIns="0" tIns="0" bIns="0" anchor="t">
                           <a:noAutofit/>
                         </wps:bodyPr>
                       </wps:wsp>
                       <wps:wsp>
-                        <wps:cNvSpPr txBox="1"/>
-                        <wps:spPr>
-                          <a:xfrm>
-                            <a:off x="937440" y="4296960"/>
-                            <a:ext cx="199440" cy="177120"/>
+                        <wps:cNvPr id="47" name=""/>
+                        <wps:cNvSpPr/>
+                        <wps:spPr>
+                          <a:xfrm>
+                            <a:off x="937440" y="4296240"/>
+                            <a:ext cx="198000" cy="176040"/>
                           </a:xfrm>
                           <a:prstGeom prst="rect">
                             <a:avLst/>
@@ -2605,10 +2862,17 @@
                             <a:noFill/>
                           </a:ln>
                         </wps:spPr>
+                        <wps:style>
+                          <a:lnRef idx="0"/>
+                          <a:fillRef idx="0"/>
+                          <a:effectRef idx="0"/>
+                          <a:fontRef idx="minor"/>
+                        </wps:style>
                         <wps:txbx>
                           <w:txbxContent>
                             <w:p>
                               <w:pPr>
+                                <w:pStyle w:val="Normal"/>
                                 <w:overflowPunct w:val="false"/>
                                 <w:bidi w:val="0"/>
                                 <w:jc w:val="start"/>
@@ -2616,30 +2880,31 @@
                               </w:pPr>
                               <w:r>
                                 <w:rPr>
+                                  <w:rFonts w:eastAsia="Helvetica" w:cs="Helvetica" w:ascii="Helvetica" w:hAnsi="Helvetica"/>
+                                  <w:b w:val="false"/>
+                                  <w:bCs w:val="false"/>
+                                  <w:color w:val="333333"/>
                                   <w:kern w:val="0"/>
                                   <w:sz w:val="35"/>
-                                  <w:b w:val="false"/>
                                   <w:szCs w:val="35"/>
-                                  <w:bCs w:val="false"/>
-                                  <w:rFonts w:ascii="Helvetica" w:hAnsi="Helvetica" w:eastAsia="Helvetica" w:cs="Helvetica"/>
-                                  <w:color w:val="333333"/>
-                                  <w:lang w:bidi="en-US" w:val="en-US" w:eastAsia="en-US"/>
+                                  <w:lang w:val="en-US" w:eastAsia="en-US" w:bidi="en-US"/>
                                 </w:rPr>
                                 <w:t>MA</w:t>
                               </w:r>
                             </w:p>
                           </w:txbxContent>
                         </wps:txbx>
-                        <wps:bodyPr wrap="square" lIns="0" rIns="0" tIns="0" bIns="0" anchor="t">
+                        <wps:bodyPr lIns="0" rIns="0" tIns="0" bIns="0" anchor="t">
                           <a:noAutofit/>
                         </wps:bodyPr>
                       </wps:wsp>
                       <wps:wsp>
-                        <wps:cNvSpPr txBox="1"/>
-                        <wps:spPr>
-                          <a:xfrm>
-                            <a:off x="2574360" y="4296960"/>
-                            <a:ext cx="731520" cy="177120"/>
+                        <wps:cNvPr id="48" name=""/>
+                        <wps:cNvSpPr/>
+                        <wps:spPr>
+                          <a:xfrm>
+                            <a:off x="2575080" y="4296240"/>
+                            <a:ext cx="730080" cy="176040"/>
                           </a:xfrm>
                           <a:prstGeom prst="rect">
                             <a:avLst/>
@@ -2649,10 +2914,17 @@
                             <a:noFill/>
                           </a:ln>
                         </wps:spPr>
+                        <wps:style>
+                          <a:lnRef idx="0"/>
+                          <a:fillRef idx="0"/>
+                          <a:effectRef idx="0"/>
+                          <a:fontRef idx="minor"/>
+                        </wps:style>
                         <wps:txbx>
                           <w:txbxContent>
                             <w:p>
                               <w:pPr>
+                                <w:pStyle w:val="Normal"/>
                                 <w:overflowPunct w:val="false"/>
                                 <w:bidi w:val="0"/>
                                 <w:jc w:val="start"/>
@@ -2660,30 +2932,31 @@
                               </w:pPr>
                               <w:r>
                                 <w:rPr>
+                                  <w:rFonts w:eastAsia="Helvetica" w:cs="Helvetica" w:ascii="Helvetica" w:hAnsi="Helvetica"/>
+                                  <w:b w:val="false"/>
+                                  <w:bCs w:val="false"/>
+                                  <w:color w:val="333333"/>
                                   <w:kern w:val="0"/>
                                   <w:sz w:val="35"/>
-                                  <w:b w:val="false"/>
                                   <w:szCs w:val="35"/>
-                                  <w:bCs w:val="false"/>
-                                  <w:rFonts w:ascii="Helvetica" w:hAnsi="Helvetica" w:eastAsia="Helvetica" w:cs="Helvetica"/>
-                                  <w:color w:val="333333"/>
-                                  <w:lang w:bidi="en-US" w:val="en-US" w:eastAsia="en-US"/>
+                                  <w:lang w:val="en-US" w:eastAsia="en-US" w:bidi="en-US"/>
                                 </w:rPr>
                                 <w:t>$292,864.07</w:t>
                               </w:r>
                             </w:p>
                           </w:txbxContent>
                         </wps:txbx>
-                        <wps:bodyPr wrap="square" lIns="0" rIns="0" tIns="0" bIns="0" anchor="t">
+                        <wps:bodyPr lIns="0" rIns="0" tIns="0" bIns="0" anchor="t">
                           <a:noAutofit/>
                         </wps:bodyPr>
                       </wps:wsp>
                       <wps:wsp>
-                        <wps:cNvSpPr txBox="1"/>
-                        <wps:spPr>
-                          <a:xfrm>
-                            <a:off x="929520" y="4489560"/>
-                            <a:ext cx="211320" cy="177120"/>
+                        <wps:cNvPr id="49" name=""/>
+                        <wps:cNvSpPr/>
+                        <wps:spPr>
+                          <a:xfrm>
+                            <a:off x="929520" y="4488840"/>
+                            <a:ext cx="210240" cy="176040"/>
                           </a:xfrm>
                           <a:prstGeom prst="rect">
                             <a:avLst/>
@@ -2693,10 +2966,17 @@
                             <a:noFill/>
                           </a:ln>
                         </wps:spPr>
+                        <wps:style>
+                          <a:lnRef idx="0"/>
+                          <a:fillRef idx="0"/>
+                          <a:effectRef idx="0"/>
+                          <a:fontRef idx="minor"/>
+                        </wps:style>
                         <wps:txbx>
                           <w:txbxContent>
                             <w:p>
                               <w:pPr>
+                                <w:pStyle w:val="Normal"/>
                                 <w:overflowPunct w:val="false"/>
                                 <w:bidi w:val="0"/>
                                 <w:jc w:val="start"/>
@@ -2704,30 +2984,31 @@
                               </w:pPr>
                               <w:r>
                                 <w:rPr>
+                                  <w:rFonts w:eastAsia="Helvetica" w:cs="Helvetica" w:ascii="Helvetica" w:hAnsi="Helvetica"/>
+                                  <w:b w:val="false"/>
+                                  <w:bCs w:val="false"/>
+                                  <w:color w:val="333333"/>
                                   <w:kern w:val="0"/>
                                   <w:sz w:val="35"/>
-                                  <w:b w:val="false"/>
                                   <w:szCs w:val="35"/>
-                                  <w:bCs w:val="false"/>
-                                  <w:rFonts w:ascii="Helvetica" w:hAnsi="Helvetica" w:eastAsia="Helvetica" w:cs="Helvetica"/>
-                                  <w:color w:val="333333"/>
-                                  <w:lang w:bidi="en-US" w:val="en-US" w:eastAsia="en-US"/>
+                                  <w:lang w:val="en-US" w:eastAsia="en-US" w:bidi="en-US"/>
                                 </w:rPr>
                                 <w:t>MD</w:t>
                               </w:r>
                             </w:p>
                           </w:txbxContent>
                         </wps:txbx>
-                        <wps:bodyPr wrap="square" lIns="0" rIns="0" tIns="0" bIns="0" anchor="t">
+                        <wps:bodyPr lIns="0" rIns="0" tIns="0" bIns="0" anchor="t">
                           <a:noAutofit/>
                         </wps:bodyPr>
                       </wps:wsp>
                       <wps:wsp>
-                        <wps:cNvSpPr txBox="1"/>
-                        <wps:spPr>
-                          <a:xfrm>
-                            <a:off x="2574360" y="4489560"/>
-                            <a:ext cx="731520" cy="177120"/>
+                        <wps:cNvPr id="50" name=""/>
+                        <wps:cNvSpPr/>
+                        <wps:spPr>
+                          <a:xfrm>
+                            <a:off x="2575080" y="4488840"/>
+                            <a:ext cx="730080" cy="176040"/>
                           </a:xfrm>
                           <a:prstGeom prst="rect">
                             <a:avLst/>
@@ -2737,10 +3018,17 @@
                             <a:noFill/>
                           </a:ln>
                         </wps:spPr>
+                        <wps:style>
+                          <a:lnRef idx="0"/>
+                          <a:fillRef idx="0"/>
+                          <a:effectRef idx="0"/>
+                          <a:fontRef idx="minor"/>
+                        </wps:style>
                         <wps:txbx>
                           <w:txbxContent>
                             <w:p>
                               <w:pPr>
+                                <w:pStyle w:val="Normal"/>
                                 <w:overflowPunct w:val="false"/>
                                 <w:bidi w:val="0"/>
                                 <w:jc w:val="start"/>
@@ -2748,30 +3036,31 @@
                               </w:pPr>
                               <w:r>
                                 <w:rPr>
+                                  <w:rFonts w:eastAsia="Helvetica" w:cs="Helvetica" w:ascii="Helvetica" w:hAnsi="Helvetica"/>
+                                  <w:b w:val="false"/>
+                                  <w:bCs w:val="false"/>
+                                  <w:color w:val="333333"/>
                                   <w:kern w:val="0"/>
                                   <w:sz w:val="35"/>
-                                  <w:b w:val="false"/>
                                   <w:szCs w:val="35"/>
-                                  <w:bCs w:val="false"/>
-                                  <w:rFonts w:ascii="Helvetica" w:hAnsi="Helvetica" w:eastAsia="Helvetica" w:cs="Helvetica"/>
-                                  <w:color w:val="333333"/>
-                                  <w:lang w:bidi="en-US" w:val="en-US" w:eastAsia="en-US"/>
+                                  <w:lang w:val="en-US" w:eastAsia="en-US" w:bidi="en-US"/>
                                 </w:rPr>
                                 <w:t>$309,687.05</w:t>
                               </w:r>
                             </w:p>
                           </w:txbxContent>
                         </wps:txbx>
-                        <wps:bodyPr wrap="square" lIns="0" rIns="0" tIns="0" bIns="0" anchor="t">
+                        <wps:bodyPr lIns="0" rIns="0" tIns="0" bIns="0" anchor="t">
                           <a:noAutofit/>
                         </wps:bodyPr>
                       </wps:wsp>
                       <wps:wsp>
-                        <wps:cNvSpPr txBox="1"/>
-                        <wps:spPr>
-                          <a:xfrm>
-                            <a:off x="937440" y="4681800"/>
-                            <a:ext cx="189360" cy="177120"/>
+                        <wps:cNvPr id="51" name=""/>
+                        <wps:cNvSpPr/>
+                        <wps:spPr>
+                          <a:xfrm>
+                            <a:off x="937440" y="4681080"/>
+                            <a:ext cx="187920" cy="176040"/>
                           </a:xfrm>
                           <a:prstGeom prst="rect">
                             <a:avLst/>
@@ -2781,10 +3070,17 @@
                             <a:noFill/>
                           </a:ln>
                         </wps:spPr>
+                        <wps:style>
+                          <a:lnRef idx="0"/>
+                          <a:fillRef idx="0"/>
+                          <a:effectRef idx="0"/>
+                          <a:fontRef idx="minor"/>
+                        </wps:style>
                         <wps:txbx>
                           <w:txbxContent>
                             <w:p>
                               <w:pPr>
+                                <w:pStyle w:val="Normal"/>
                                 <w:overflowPunct w:val="false"/>
                                 <w:bidi w:val="0"/>
                                 <w:jc w:val="start"/>
@@ -2792,30 +3088,31 @@
                               </w:pPr>
                               <w:r>
                                 <w:rPr>
+                                  <w:rFonts w:eastAsia="Helvetica" w:cs="Helvetica" w:ascii="Helvetica" w:hAnsi="Helvetica"/>
+                                  <w:b w:val="false"/>
+                                  <w:bCs w:val="false"/>
+                                  <w:color w:val="333333"/>
                                   <w:kern w:val="0"/>
                                   <w:sz w:val="35"/>
-                                  <w:b w:val="false"/>
                                   <w:szCs w:val="35"/>
-                                  <w:bCs w:val="false"/>
-                                  <w:rFonts w:ascii="Helvetica" w:hAnsi="Helvetica" w:eastAsia="Helvetica" w:cs="Helvetica"/>
-                                  <w:color w:val="333333"/>
-                                  <w:lang w:bidi="en-US" w:val="en-US" w:eastAsia="en-US"/>
+                                  <w:lang w:val="en-US" w:eastAsia="en-US" w:bidi="en-US"/>
                                 </w:rPr>
                                 <w:t>ME</w:t>
                               </w:r>
                             </w:p>
                           </w:txbxContent>
                         </wps:txbx>
-                        <wps:bodyPr wrap="square" lIns="0" rIns="0" tIns="0" bIns="0" anchor="t">
+                        <wps:bodyPr lIns="0" rIns="0" tIns="0" bIns="0" anchor="t">
                           <a:noAutofit/>
                         </wps:bodyPr>
                       </wps:wsp>
                       <wps:wsp>
-                        <wps:cNvSpPr txBox="1"/>
-                        <wps:spPr>
-                          <a:xfrm>
-                            <a:off x="2574360" y="4681800"/>
-                            <a:ext cx="731520" cy="177120"/>
+                        <wps:cNvPr id="52" name=""/>
+                        <wps:cNvSpPr/>
+                        <wps:spPr>
+                          <a:xfrm>
+                            <a:off x="2575080" y="4681080"/>
+                            <a:ext cx="730080" cy="176040"/>
                           </a:xfrm>
                           <a:prstGeom prst="rect">
                             <a:avLst/>
@@ -2825,10 +3122,17 @@
                             <a:noFill/>
                           </a:ln>
                         </wps:spPr>
+                        <wps:style>
+                          <a:lnRef idx="0"/>
+                          <a:fillRef idx="0"/>
+                          <a:effectRef idx="0"/>
+                          <a:fontRef idx="minor"/>
+                        </wps:style>
                         <wps:txbx>
                           <w:txbxContent>
                             <w:p>
                               <w:pPr>
+                                <w:pStyle w:val="Normal"/>
                                 <w:overflowPunct w:val="false"/>
                                 <w:bidi w:val="0"/>
                                 <w:jc w:val="start"/>
@@ -2836,30 +3140,31 @@
                               </w:pPr>
                               <w:r>
                                 <w:rPr>
+                                  <w:rFonts w:eastAsia="Helvetica" w:cs="Helvetica" w:ascii="Helvetica" w:hAnsi="Helvetica"/>
+                                  <w:b w:val="false"/>
+                                  <w:bCs w:val="false"/>
+                                  <w:color w:val="333333"/>
                                   <w:kern w:val="0"/>
                                   <w:sz w:val="35"/>
-                                  <w:b w:val="false"/>
                                   <w:szCs w:val="35"/>
-                                  <w:bCs w:val="false"/>
-                                  <w:rFonts w:ascii="Helvetica" w:hAnsi="Helvetica" w:eastAsia="Helvetica" w:cs="Helvetica"/>
-                                  <w:color w:val="333333"/>
-                                  <w:lang w:bidi="en-US" w:val="en-US" w:eastAsia="en-US"/>
+                                  <w:lang w:val="en-US" w:eastAsia="en-US" w:bidi="en-US"/>
                                 </w:rPr>
                                 <w:t>$321,281.90</w:t>
                               </w:r>
                             </w:p>
                           </w:txbxContent>
                         </wps:txbx>
-                        <wps:bodyPr wrap="square" lIns="0" rIns="0" tIns="0" bIns="0" anchor="t">
+                        <wps:bodyPr lIns="0" rIns="0" tIns="0" bIns="0" anchor="t">
                           <a:noAutofit/>
                         </wps:bodyPr>
                       </wps:wsp>
                       <wps:wsp>
-                        <wps:cNvSpPr txBox="1"/>
-                        <wps:spPr>
-                          <a:xfrm>
-                            <a:off x="986760" y="4874400"/>
-                            <a:ext cx="160560" cy="177120"/>
+                        <wps:cNvPr id="53" name=""/>
+                        <wps:cNvSpPr/>
+                        <wps:spPr>
+                          <a:xfrm>
+                            <a:off x="986760" y="4873680"/>
+                            <a:ext cx="159480" cy="176040"/>
                           </a:xfrm>
                           <a:prstGeom prst="rect">
                             <a:avLst/>
@@ -2869,10 +3174,17 @@
                             <a:noFill/>
                           </a:ln>
                         </wps:spPr>
+                        <wps:style>
+                          <a:lnRef idx="0"/>
+                          <a:fillRef idx="0"/>
+                          <a:effectRef idx="0"/>
+                          <a:fontRef idx="minor"/>
+                        </wps:style>
                         <wps:txbx>
                           <w:txbxContent>
                             <w:p>
                               <w:pPr>
+                                <w:pStyle w:val="Normal"/>
                                 <w:overflowPunct w:val="false"/>
                                 <w:bidi w:val="0"/>
                                 <w:jc w:val="start"/>
@@ -2880,30 +3192,31 @@
                               </w:pPr>
                               <w:r>
                                 <w:rPr>
+                                  <w:rFonts w:eastAsia="Helvetica" w:cs="Helvetica" w:ascii="Helvetica" w:hAnsi="Helvetica"/>
+                                  <w:b w:val="false"/>
+                                  <w:bCs w:val="false"/>
+                                  <w:color w:val="333333"/>
                                   <w:kern w:val="0"/>
                                   <w:sz w:val="35"/>
-                                  <w:b w:val="false"/>
                                   <w:szCs w:val="35"/>
-                                  <w:bCs w:val="false"/>
-                                  <w:rFonts w:ascii="Helvetica" w:hAnsi="Helvetica" w:eastAsia="Helvetica" w:cs="Helvetica"/>
-                                  <w:color w:val="333333"/>
-                                  <w:lang w:bidi="en-US" w:val="en-US" w:eastAsia="en-US"/>
+                                  <w:lang w:val="en-US" w:eastAsia="en-US" w:bidi="en-US"/>
                                 </w:rPr>
                                 <w:t>MI</w:t>
                               </w:r>
                             </w:p>
                           </w:txbxContent>
                         </wps:txbx>
-                        <wps:bodyPr wrap="square" lIns="0" rIns="0" tIns="0" bIns="0" anchor="t">
+                        <wps:bodyPr lIns="0" rIns="0" tIns="0" bIns="0" anchor="t">
                           <a:noAutofit/>
                         </wps:bodyPr>
                       </wps:wsp>
                       <wps:wsp>
-                        <wps:cNvSpPr txBox="1"/>
-                        <wps:spPr>
-                          <a:xfrm>
-                            <a:off x="2574360" y="4874400"/>
-                            <a:ext cx="731520" cy="177120"/>
+                        <wps:cNvPr id="54" name=""/>
+                        <wps:cNvSpPr/>
+                        <wps:spPr>
+                          <a:xfrm>
+                            <a:off x="2575080" y="4873680"/>
+                            <a:ext cx="730080" cy="176040"/>
                           </a:xfrm>
                           <a:prstGeom prst="rect">
                             <a:avLst/>
@@ -2913,10 +3226,17 @@
                             <a:noFill/>
                           </a:ln>
                         </wps:spPr>
+                        <wps:style>
+                          <a:lnRef idx="0"/>
+                          <a:fillRef idx="0"/>
+                          <a:effectRef idx="0"/>
+                          <a:fontRef idx="minor"/>
+                        </wps:style>
                         <wps:txbx>
                           <w:txbxContent>
                             <w:p>
                               <w:pPr>
+                                <w:pStyle w:val="Normal"/>
                                 <w:overflowPunct w:val="false"/>
                                 <w:bidi w:val="0"/>
                                 <w:jc w:val="start"/>
@@ -2924,30 +3244,31 @@
                               </w:pPr>
                               <w:r>
                                 <w:rPr>
+                                  <w:rFonts w:eastAsia="Helvetica" w:cs="Helvetica" w:ascii="Helvetica" w:hAnsi="Helvetica"/>
+                                  <w:b w:val="false"/>
+                                  <w:bCs w:val="false"/>
+                                  <w:color w:val="333333"/>
                                   <w:kern w:val="0"/>
                                   <w:sz w:val="35"/>
-                                  <w:b w:val="false"/>
                                   <w:szCs w:val="35"/>
-                                  <w:bCs w:val="false"/>
-                                  <w:rFonts w:ascii="Helvetica" w:hAnsi="Helvetica" w:eastAsia="Helvetica" w:cs="Helvetica"/>
-                                  <w:color w:val="333333"/>
-                                  <w:lang w:bidi="en-US" w:val="en-US" w:eastAsia="en-US"/>
+                                  <w:lang w:val="en-US" w:eastAsia="en-US" w:bidi="en-US"/>
                                 </w:rPr>
                                 <w:t>$150,230.58</w:t>
                               </w:r>
                             </w:p>
                           </w:txbxContent>
                         </wps:txbx>
-                        <wps:bodyPr wrap="square" lIns="0" rIns="0" tIns="0" bIns="0" anchor="t">
+                        <wps:bodyPr lIns="0" rIns="0" tIns="0" bIns="0" anchor="t">
                           <a:noAutofit/>
                         </wps:bodyPr>
                       </wps:wsp>
                       <wps:wsp>
-                        <wps:cNvSpPr txBox="1"/>
-                        <wps:spPr>
-                          <a:xfrm>
-                            <a:off x="929520" y="5067360"/>
-                            <a:ext cx="215280" cy="176400"/>
+                        <wps:cNvPr id="55" name=""/>
+                        <wps:cNvSpPr/>
+                        <wps:spPr>
+                          <a:xfrm>
+                            <a:off x="929520" y="5066640"/>
+                            <a:ext cx="213840" cy="175320"/>
                           </a:xfrm>
                           <a:prstGeom prst="rect">
                             <a:avLst/>
@@ -2957,10 +3278,17 @@
                             <a:noFill/>
                           </a:ln>
                         </wps:spPr>
+                        <wps:style>
+                          <a:lnRef idx="0"/>
+                          <a:fillRef idx="0"/>
+                          <a:effectRef idx="0"/>
+                          <a:fontRef idx="minor"/>
+                        </wps:style>
                         <wps:txbx>
                           <w:txbxContent>
                             <w:p>
                               <w:pPr>
+                                <w:pStyle w:val="Normal"/>
                                 <w:overflowPunct w:val="false"/>
                                 <w:bidi w:val="0"/>
                                 <w:jc w:val="start"/>
@@ -2968,30 +3296,31 @@
                               </w:pPr>
                               <w:r>
                                 <w:rPr>
+                                  <w:rFonts w:eastAsia="Helvetica" w:cs="Helvetica" w:ascii="Helvetica" w:hAnsi="Helvetica"/>
+                                  <w:b w:val="false"/>
+                                  <w:bCs w:val="false"/>
+                                  <w:color w:val="333333"/>
                                   <w:kern w:val="0"/>
                                   <w:sz w:val="35"/>
-                                  <w:b w:val="false"/>
                                   <w:szCs w:val="35"/>
-                                  <w:bCs w:val="false"/>
-                                  <w:rFonts w:ascii="Helvetica" w:hAnsi="Helvetica" w:eastAsia="Helvetica" w:cs="Helvetica"/>
-                                  <w:color w:val="333333"/>
-                                  <w:lang w:bidi="en-US" w:val="en-US" w:eastAsia="en-US"/>
+                                  <w:lang w:val="en-US" w:eastAsia="en-US" w:bidi="en-US"/>
                                 </w:rPr>
                                 <w:t>MN</w:t>
                               </w:r>
                             </w:p>
                           </w:txbxContent>
                         </wps:txbx>
-                        <wps:bodyPr wrap="square" lIns="0" rIns="0" tIns="0" bIns="0" anchor="t">
+                        <wps:bodyPr lIns="0" rIns="0" tIns="0" bIns="0" anchor="t">
                           <a:noAutofit/>
                         </wps:bodyPr>
                       </wps:wsp>
                       <wps:wsp>
-                        <wps:cNvSpPr txBox="1"/>
-                        <wps:spPr>
-                          <a:xfrm>
-                            <a:off x="2574360" y="5067360"/>
-                            <a:ext cx="731520" cy="176400"/>
+                        <wps:cNvPr id="56" name=""/>
+                        <wps:cNvSpPr/>
+                        <wps:spPr>
+                          <a:xfrm>
+                            <a:off x="2575080" y="5066640"/>
+                            <a:ext cx="730080" cy="175320"/>
                           </a:xfrm>
                           <a:prstGeom prst="rect">
                             <a:avLst/>
@@ -3001,10 +3330,17 @@
                             <a:noFill/>
                           </a:ln>
                         </wps:spPr>
+                        <wps:style>
+                          <a:lnRef idx="0"/>
+                          <a:fillRef idx="0"/>
+                          <a:effectRef idx="0"/>
+                          <a:fontRef idx="minor"/>
+                        </wps:style>
                         <wps:txbx>
                           <w:txbxContent>
                             <w:p>
                               <w:pPr>
+                                <w:pStyle w:val="Normal"/>
                                 <w:overflowPunct w:val="false"/>
                                 <w:bidi w:val="0"/>
                                 <w:jc w:val="start"/>
@@ -3012,30 +3348,31 @@
                               </w:pPr>
                               <w:r>
                                 <w:rPr>
+                                  <w:rFonts w:eastAsia="Helvetica" w:cs="Helvetica" w:ascii="Helvetica" w:hAnsi="Helvetica"/>
+                                  <w:b w:val="false"/>
+                                  <w:bCs w:val="false"/>
+                                  <w:color w:val="333333"/>
                                   <w:kern w:val="0"/>
                                   <w:sz w:val="35"/>
-                                  <w:b w:val="false"/>
                                   <w:szCs w:val="35"/>
-                                  <w:bCs w:val="false"/>
-                                  <w:rFonts w:ascii="Helvetica" w:hAnsi="Helvetica" w:eastAsia="Helvetica" w:cs="Helvetica"/>
-                                  <w:color w:val="333333"/>
-                                  <w:lang w:bidi="en-US" w:val="en-US" w:eastAsia="en-US"/>
+                                  <w:lang w:val="en-US" w:eastAsia="en-US" w:bidi="en-US"/>
                                 </w:rPr>
                                 <w:t>$202,415.16</w:t>
                               </w:r>
                             </w:p>
                           </w:txbxContent>
                         </wps:txbx>
-                        <wps:bodyPr wrap="square" lIns="0" rIns="0" tIns="0" bIns="0" anchor="t">
+                        <wps:bodyPr lIns="0" rIns="0" tIns="0" bIns="0" anchor="t">
                           <a:noAutofit/>
                         </wps:bodyPr>
                       </wps:wsp>
                       <wps:wsp>
-                        <wps:cNvSpPr txBox="1"/>
-                        <wps:spPr>
-                          <a:xfrm>
-                            <a:off x="922680" y="5259240"/>
-                            <a:ext cx="217800" cy="177120"/>
+                        <wps:cNvPr id="57" name=""/>
+                        <wps:cNvSpPr/>
+                        <wps:spPr>
+                          <a:xfrm>
+                            <a:off x="922680" y="5258520"/>
+                            <a:ext cx="216360" cy="176040"/>
                           </a:xfrm>
                           <a:prstGeom prst="rect">
                             <a:avLst/>
@@ -3045,10 +3382,17 @@
                             <a:noFill/>
                           </a:ln>
                         </wps:spPr>
+                        <wps:style>
+                          <a:lnRef idx="0"/>
+                          <a:fillRef idx="0"/>
+                          <a:effectRef idx="0"/>
+                          <a:fontRef idx="minor"/>
+                        </wps:style>
                         <wps:txbx>
                           <w:txbxContent>
                             <w:p>
                               <w:pPr>
+                                <w:pStyle w:val="Normal"/>
                                 <w:overflowPunct w:val="false"/>
                                 <w:bidi w:val="0"/>
                                 <w:jc w:val="start"/>
@@ -3056,30 +3400,31 @@
                               </w:pPr>
                               <w:r>
                                 <w:rPr>
+                                  <w:rFonts w:eastAsia="Helvetica" w:cs="Helvetica" w:ascii="Helvetica" w:hAnsi="Helvetica"/>
+                                  <w:b w:val="false"/>
+                                  <w:bCs w:val="false"/>
+                                  <w:color w:val="333333"/>
                                   <w:kern w:val="0"/>
                                   <w:sz w:val="35"/>
-                                  <w:b w:val="false"/>
                                   <w:szCs w:val="35"/>
-                                  <w:bCs w:val="false"/>
-                                  <w:rFonts w:ascii="Helvetica" w:hAnsi="Helvetica" w:eastAsia="Helvetica" w:cs="Helvetica"/>
-                                  <w:color w:val="333333"/>
-                                  <w:lang w:bidi="en-US" w:val="en-US" w:eastAsia="en-US"/>
+                                  <w:lang w:val="en-US" w:eastAsia="en-US" w:bidi="en-US"/>
                                 </w:rPr>
                                 <w:t>MO</w:t>
                               </w:r>
                             </w:p>
                           </w:txbxContent>
                         </wps:txbx>
-                        <wps:bodyPr wrap="square" lIns="0" rIns="0" tIns="0" bIns="0" anchor="t">
+                        <wps:bodyPr lIns="0" rIns="0" tIns="0" bIns="0" anchor="t">
                           <a:noAutofit/>
                         </wps:bodyPr>
                       </wps:wsp>
                       <wps:wsp>
-                        <wps:cNvSpPr txBox="1"/>
-                        <wps:spPr>
-                          <a:xfrm>
-                            <a:off x="2574360" y="5259240"/>
-                            <a:ext cx="731520" cy="177120"/>
+                        <wps:cNvPr id="58" name=""/>
+                        <wps:cNvSpPr/>
+                        <wps:spPr>
+                          <a:xfrm>
+                            <a:off x="2575080" y="5258520"/>
+                            <a:ext cx="730080" cy="176040"/>
                           </a:xfrm>
                           <a:prstGeom prst="rect">
                             <a:avLst/>
@@ -3089,10 +3434,17 @@
                             <a:noFill/>
                           </a:ln>
                         </wps:spPr>
+                        <wps:style>
+                          <a:lnRef idx="0"/>
+                          <a:fillRef idx="0"/>
+                          <a:effectRef idx="0"/>
+                          <a:fontRef idx="minor"/>
+                        </wps:style>
                         <wps:txbx>
                           <w:txbxContent>
                             <w:p>
                               <w:pPr>
+                                <w:pStyle w:val="Normal"/>
                                 <w:overflowPunct w:val="false"/>
                                 <w:bidi w:val="0"/>
                                 <w:jc w:val="start"/>
@@ -3100,30 +3452,31 @@
                               </w:pPr>
                               <w:r>
                                 <w:rPr>
+                                  <w:rFonts w:eastAsia="Helvetica" w:cs="Helvetica" w:ascii="Helvetica" w:hAnsi="Helvetica"/>
+                                  <w:b w:val="false"/>
+                                  <w:bCs w:val="false"/>
+                                  <w:color w:val="333333"/>
                                   <w:kern w:val="0"/>
                                   <w:sz w:val="35"/>
-                                  <w:b w:val="false"/>
                                   <w:szCs w:val="35"/>
-                                  <w:bCs w:val="false"/>
-                                  <w:rFonts w:ascii="Helvetica" w:hAnsi="Helvetica" w:eastAsia="Helvetica" w:cs="Helvetica"/>
-                                  <w:color w:val="333333"/>
-                                  <w:lang w:bidi="en-US" w:val="en-US" w:eastAsia="en-US"/>
+                                  <w:lang w:val="en-US" w:eastAsia="en-US" w:bidi="en-US"/>
                                 </w:rPr>
                                 <w:t>$515,714.75</w:t>
                               </w:r>
                             </w:p>
                           </w:txbxContent>
                         </wps:txbx>
-                        <wps:bodyPr wrap="square" lIns="0" rIns="0" tIns="0" bIns="0" anchor="t">
+                        <wps:bodyPr lIns="0" rIns="0" tIns="0" bIns="0" anchor="t">
                           <a:noAutofit/>
                         </wps:bodyPr>
                       </wps:wsp>
                       <wps:wsp>
-                        <wps:cNvSpPr txBox="1"/>
-                        <wps:spPr>
-                          <a:xfrm>
-                            <a:off x="937440" y="5452200"/>
-                            <a:ext cx="187920" cy="177120"/>
+                        <wps:cNvPr id="59" name=""/>
+                        <wps:cNvSpPr/>
+                        <wps:spPr>
+                          <a:xfrm>
+                            <a:off x="937440" y="5451480"/>
+                            <a:ext cx="186840" cy="176040"/>
                           </a:xfrm>
                           <a:prstGeom prst="rect">
                             <a:avLst/>
@@ -3133,10 +3486,17 @@
                             <a:noFill/>
                           </a:ln>
                         </wps:spPr>
+                        <wps:style>
+                          <a:lnRef idx="0"/>
+                          <a:fillRef idx="0"/>
+                          <a:effectRef idx="0"/>
+                          <a:fontRef idx="minor"/>
+                        </wps:style>
                         <wps:txbx>
                           <w:txbxContent>
                             <w:p>
                               <w:pPr>
+                                <w:pStyle w:val="Normal"/>
                                 <w:overflowPunct w:val="false"/>
                                 <w:bidi w:val="0"/>
                                 <w:jc w:val="start"/>
@@ -3144,30 +3504,31 @@
                               </w:pPr>
                               <w:r>
                                 <w:rPr>
+                                  <w:rFonts w:eastAsia="Helvetica" w:cs="Helvetica" w:ascii="Helvetica" w:hAnsi="Helvetica"/>
+                                  <w:b w:val="false"/>
+                                  <w:bCs w:val="false"/>
+                                  <w:color w:val="333333"/>
                                   <w:kern w:val="0"/>
                                   <w:sz w:val="35"/>
-                                  <w:b w:val="false"/>
                                   <w:szCs w:val="35"/>
-                                  <w:bCs w:val="false"/>
-                                  <w:rFonts w:ascii="Helvetica" w:hAnsi="Helvetica" w:eastAsia="Helvetica" w:cs="Helvetica"/>
-                                  <w:color w:val="333333"/>
-                                  <w:lang w:bidi="en-US" w:val="en-US" w:eastAsia="en-US"/>
+                                  <w:lang w:val="en-US" w:eastAsia="en-US" w:bidi="en-US"/>
                                 </w:rPr>
                                 <w:t>MS</w:t>
                               </w:r>
                             </w:p>
                           </w:txbxContent>
                         </wps:txbx>
-                        <wps:bodyPr wrap="square" lIns="0" rIns="0" tIns="0" bIns="0" anchor="t">
+                        <wps:bodyPr lIns="0" rIns="0" tIns="0" bIns="0" anchor="t">
                           <a:noAutofit/>
                         </wps:bodyPr>
                       </wps:wsp>
                       <wps:wsp>
-                        <wps:cNvSpPr txBox="1"/>
-                        <wps:spPr>
-                          <a:xfrm>
-                            <a:off x="2574360" y="5452200"/>
-                            <a:ext cx="731520" cy="177120"/>
+                        <wps:cNvPr id="60" name=""/>
+                        <wps:cNvSpPr/>
+                        <wps:spPr>
+                          <a:xfrm>
+                            <a:off x="2575080" y="5451480"/>
+                            <a:ext cx="730080" cy="176040"/>
                           </a:xfrm>
                           <a:prstGeom prst="rect">
                             <a:avLst/>
@@ -3177,10 +3538,17 @@
                             <a:noFill/>
                           </a:ln>
                         </wps:spPr>
+                        <wps:style>
+                          <a:lnRef idx="0"/>
+                          <a:fillRef idx="0"/>
+                          <a:effectRef idx="0"/>
+                          <a:fontRef idx="minor"/>
+                        </wps:style>
                         <wps:txbx>
                           <w:txbxContent>
                             <w:p>
                               <w:pPr>
+                                <w:pStyle w:val="Normal"/>
                                 <w:overflowPunct w:val="false"/>
                                 <w:bidi w:val="0"/>
                                 <w:jc w:val="start"/>
@@ -3188,30 +3556,31 @@
                               </w:pPr>
                               <w:r>
                                 <w:rPr>
+                                  <w:rFonts w:eastAsia="Helvetica" w:cs="Helvetica" w:ascii="Helvetica" w:hAnsi="Helvetica"/>
+                                  <w:b w:val="false"/>
+                                  <w:bCs w:val="false"/>
+                                  <w:color w:val="333333"/>
                                   <w:kern w:val="0"/>
                                   <w:sz w:val="35"/>
-                                  <w:b w:val="false"/>
                                   <w:szCs w:val="35"/>
-                                  <w:bCs w:val="false"/>
-                                  <w:rFonts w:ascii="Helvetica" w:hAnsi="Helvetica" w:eastAsia="Helvetica" w:cs="Helvetica"/>
-                                  <w:color w:val="333333"/>
-                                  <w:lang w:bidi="en-US" w:val="en-US" w:eastAsia="en-US"/>
+                                  <w:lang w:val="en-US" w:eastAsia="en-US" w:bidi="en-US"/>
                                 </w:rPr>
                                 <w:t>$364,107.34</w:t>
                               </w:r>
                             </w:p>
                           </w:txbxContent>
                         </wps:txbx>
-                        <wps:bodyPr wrap="square" lIns="0" rIns="0" tIns="0" bIns="0" anchor="t">
+                        <wps:bodyPr lIns="0" rIns="0" tIns="0" bIns="0" anchor="t">
                           <a:noAutofit/>
                         </wps:bodyPr>
                       </wps:wsp>
                       <wps:wsp>
-                        <wps:cNvSpPr txBox="1"/>
-                        <wps:spPr>
-                          <a:xfrm>
-                            <a:off x="943560" y="5644440"/>
-                            <a:ext cx="189360" cy="176400"/>
+                        <wps:cNvPr id="61" name=""/>
+                        <wps:cNvSpPr/>
+                        <wps:spPr>
+                          <a:xfrm>
+                            <a:off x="943560" y="5643720"/>
+                            <a:ext cx="187920" cy="175320"/>
                           </a:xfrm>
                           <a:prstGeom prst="rect">
                             <a:avLst/>
@@ -3221,10 +3590,17 @@
                             <a:noFill/>
                           </a:ln>
                         </wps:spPr>
+                        <wps:style>
+                          <a:lnRef idx="0"/>
+                          <a:fillRef idx="0"/>
+                          <a:effectRef idx="0"/>
+                          <a:fontRef idx="minor"/>
+                        </wps:style>
                         <wps:txbx>
                           <w:txbxContent>
                             <w:p>
                               <w:pPr>
+                                <w:pStyle w:val="Normal"/>
                                 <w:overflowPunct w:val="false"/>
                                 <w:bidi w:val="0"/>
                                 <w:jc w:val="start"/>
@@ -3232,30 +3608,31 @@
                               </w:pPr>
                               <w:r>
                                 <w:rPr>
+                                  <w:rFonts w:eastAsia="Helvetica" w:cs="Helvetica" w:ascii="Helvetica" w:hAnsi="Helvetica"/>
+                                  <w:b w:val="false"/>
+                                  <w:bCs w:val="false"/>
+                                  <w:color w:val="333333"/>
                                   <w:kern w:val="0"/>
                                   <w:sz w:val="35"/>
-                                  <w:b w:val="false"/>
                                   <w:szCs w:val="35"/>
-                                  <w:bCs w:val="false"/>
-                                  <w:rFonts w:ascii="Helvetica" w:hAnsi="Helvetica" w:eastAsia="Helvetica" w:cs="Helvetica"/>
-                                  <w:color w:val="333333"/>
-                                  <w:lang w:bidi="en-US" w:val="en-US" w:eastAsia="en-US"/>
+                                  <w:lang w:val="en-US" w:eastAsia="en-US" w:bidi="en-US"/>
                                 </w:rPr>
                                 <w:t>MT</w:t>
                               </w:r>
                             </w:p>
                           </w:txbxContent>
                         </wps:txbx>
-                        <wps:bodyPr wrap="square" lIns="0" rIns="0" tIns="0" bIns="0" anchor="t">
+                        <wps:bodyPr lIns="0" rIns="0" tIns="0" bIns="0" anchor="t">
                           <a:noAutofit/>
                         </wps:bodyPr>
                       </wps:wsp>
                       <wps:wsp>
-                        <wps:cNvSpPr txBox="1"/>
-                        <wps:spPr>
-                          <a:xfrm>
-                            <a:off x="2574360" y="5644440"/>
-                            <a:ext cx="731520" cy="176400"/>
+                        <wps:cNvPr id="62" name=""/>
+                        <wps:cNvSpPr/>
+                        <wps:spPr>
+                          <a:xfrm>
+                            <a:off x="2575080" y="5643720"/>
+                            <a:ext cx="730080" cy="175320"/>
                           </a:xfrm>
                           <a:prstGeom prst="rect">
                             <a:avLst/>
@@ -3265,10 +3642,17 @@
                             <a:noFill/>
                           </a:ln>
                         </wps:spPr>
+                        <wps:style>
+                          <a:lnRef idx="0"/>
+                          <a:fillRef idx="0"/>
+                          <a:effectRef idx="0"/>
+                          <a:fontRef idx="minor"/>
+                        </wps:style>
                         <wps:txbx>
                           <w:txbxContent>
                             <w:p>
                               <w:pPr>
+                                <w:pStyle w:val="Normal"/>
                                 <w:overflowPunct w:val="false"/>
                                 <w:bidi w:val="0"/>
                                 <w:jc w:val="start"/>
@@ -3276,30 +3660,31 @@
                               </w:pPr>
                               <w:r>
                                 <w:rPr>
+                                  <w:rFonts w:eastAsia="Helvetica" w:cs="Helvetica" w:ascii="Helvetica" w:hAnsi="Helvetica"/>
+                                  <w:b w:val="false"/>
+                                  <w:bCs w:val="false"/>
+                                  <w:color w:val="333333"/>
                                   <w:kern w:val="0"/>
                                   <w:sz w:val="35"/>
-                                  <w:b w:val="false"/>
                                   <w:szCs w:val="35"/>
-                                  <w:bCs w:val="false"/>
-                                  <w:rFonts w:ascii="Helvetica" w:hAnsi="Helvetica" w:eastAsia="Helvetica" w:cs="Helvetica"/>
-                                  <w:color w:val="333333"/>
-                                  <w:lang w:bidi="en-US" w:val="en-US" w:eastAsia="en-US"/>
+                                  <w:lang w:val="en-US" w:eastAsia="en-US" w:bidi="en-US"/>
                                 </w:rPr>
                                 <w:t>$315,050.63</w:t>
                               </w:r>
                             </w:p>
                           </w:txbxContent>
                         </wps:txbx>
-                        <wps:bodyPr wrap="square" lIns="0" rIns="0" tIns="0" bIns="0" anchor="t">
+                        <wps:bodyPr lIns="0" rIns="0" tIns="0" bIns="0" anchor="t">
                           <a:noAutofit/>
                         </wps:bodyPr>
                       </wps:wsp>
                       <wps:wsp>
-                        <wps:cNvSpPr txBox="1"/>
-                        <wps:spPr>
-                          <a:xfrm>
-                            <a:off x="943560" y="5837040"/>
-                            <a:ext cx="179640" cy="177120"/>
+                        <wps:cNvPr id="63" name=""/>
+                        <wps:cNvSpPr/>
+                        <wps:spPr>
+                          <a:xfrm>
+                            <a:off x="943560" y="5836320"/>
+                            <a:ext cx="178560" cy="176040"/>
                           </a:xfrm>
                           <a:prstGeom prst="rect">
                             <a:avLst/>
@@ -3309,10 +3694,17 @@
                             <a:noFill/>
                           </a:ln>
                         </wps:spPr>
+                        <wps:style>
+                          <a:lnRef idx="0"/>
+                          <a:fillRef idx="0"/>
+                          <a:effectRef idx="0"/>
+                          <a:fontRef idx="minor"/>
+                        </wps:style>
                         <wps:txbx>
                           <w:txbxContent>
                             <w:p>
                               <w:pPr>
+                                <w:pStyle w:val="Normal"/>
                                 <w:overflowPunct w:val="false"/>
                                 <w:bidi w:val="0"/>
                                 <w:jc w:val="start"/>
@@ -3320,30 +3712,31 @@
                               </w:pPr>
                               <w:r>
                                 <w:rPr>
+                                  <w:rFonts w:eastAsia="Helvetica" w:cs="Helvetica" w:ascii="Helvetica" w:hAnsi="Helvetica"/>
+                                  <w:b w:val="false"/>
+                                  <w:bCs w:val="false"/>
+                                  <w:color w:val="333333"/>
                                   <w:kern w:val="0"/>
                                   <w:sz w:val="35"/>
-                                  <w:b w:val="false"/>
                                   <w:szCs w:val="35"/>
-                                  <w:bCs w:val="false"/>
-                                  <w:rFonts w:ascii="Helvetica" w:hAnsi="Helvetica" w:eastAsia="Helvetica" w:cs="Helvetica"/>
-                                  <w:color w:val="333333"/>
-                                  <w:lang w:bidi="en-US" w:val="en-US" w:eastAsia="en-US"/>
+                                  <w:lang w:val="en-US" w:eastAsia="en-US" w:bidi="en-US"/>
                                 </w:rPr>
                                 <w:t>NC</w:t>
                               </w:r>
                             </w:p>
                           </w:txbxContent>
                         </wps:txbx>
-                        <wps:bodyPr wrap="square" lIns="0" rIns="0" tIns="0" bIns="0" anchor="t">
+                        <wps:bodyPr lIns="0" rIns="0" tIns="0" bIns="0" anchor="t">
                           <a:noAutofit/>
                         </wps:bodyPr>
                       </wps:wsp>
                       <wps:wsp>
-                        <wps:cNvSpPr txBox="1"/>
-                        <wps:spPr>
-                          <a:xfrm>
-                            <a:off x="2574360" y="5837040"/>
-                            <a:ext cx="731520" cy="177120"/>
+                        <wps:cNvPr id="64" name=""/>
+                        <wps:cNvSpPr/>
+                        <wps:spPr>
+                          <a:xfrm>
+                            <a:off x="2575080" y="5836320"/>
+                            <a:ext cx="730080" cy="176040"/>
                           </a:xfrm>
                           <a:prstGeom prst="rect">
                             <a:avLst/>
@@ -3353,10 +3746,17 @@
                             <a:noFill/>
                           </a:ln>
                         </wps:spPr>
+                        <wps:style>
+                          <a:lnRef idx="0"/>
+                          <a:fillRef idx="0"/>
+                          <a:effectRef idx="0"/>
+                          <a:fontRef idx="minor"/>
+                        </wps:style>
                         <wps:txbx>
                           <w:txbxContent>
                             <w:p>
                               <w:pPr>
+                                <w:pStyle w:val="Normal"/>
                                 <w:overflowPunct w:val="false"/>
                                 <w:bidi w:val="0"/>
                                 <w:jc w:val="start"/>
@@ -3364,30 +3764,31 @@
                               </w:pPr>
                               <w:r>
                                 <w:rPr>
+                                  <w:rFonts w:eastAsia="Helvetica" w:cs="Helvetica" w:ascii="Helvetica" w:hAnsi="Helvetica"/>
+                                  <w:b w:val="false"/>
+                                  <w:bCs w:val="false"/>
+                                  <w:color w:val="333333"/>
                                   <w:kern w:val="0"/>
                                   <w:sz w:val="35"/>
-                                  <w:b w:val="false"/>
                                   <w:szCs w:val="35"/>
-                                  <w:bCs w:val="false"/>
-                                  <w:rFonts w:ascii="Helvetica" w:hAnsi="Helvetica" w:eastAsia="Helvetica" w:cs="Helvetica"/>
-                                  <w:color w:val="333333"/>
-                                  <w:lang w:bidi="en-US" w:val="en-US" w:eastAsia="en-US"/>
+                                  <w:lang w:val="en-US" w:eastAsia="en-US" w:bidi="en-US"/>
                                 </w:rPr>
                                 <w:t>$407,203.37</w:t>
                               </w:r>
                             </w:p>
                           </w:txbxContent>
                         </wps:txbx>
-                        <wps:bodyPr wrap="square" lIns="0" rIns="0" tIns="0" bIns="0" anchor="t">
+                        <wps:bodyPr lIns="0" rIns="0" tIns="0" bIns="0" anchor="t">
                           <a:noAutofit/>
                         </wps:bodyPr>
                       </wps:wsp>
                       <wps:wsp>
-                        <wps:cNvSpPr txBox="1"/>
-                        <wps:spPr>
-                          <a:xfrm>
-                            <a:off x="943560" y="6030000"/>
-                            <a:ext cx="192240" cy="176400"/>
+                        <wps:cNvPr id="65" name=""/>
+                        <wps:cNvSpPr/>
+                        <wps:spPr>
+                          <a:xfrm>
+                            <a:off x="943560" y="6029280"/>
+                            <a:ext cx="191160" cy="175320"/>
                           </a:xfrm>
                           <a:prstGeom prst="rect">
                             <a:avLst/>
@@ -3397,10 +3798,17 @@
                             <a:noFill/>
                           </a:ln>
                         </wps:spPr>
+                        <wps:style>
+                          <a:lnRef idx="0"/>
+                          <a:fillRef idx="0"/>
+                          <a:effectRef idx="0"/>
+                          <a:fontRef idx="minor"/>
+                        </wps:style>
                         <wps:txbx>
                           <w:txbxContent>
                             <w:p>
                               <w:pPr>
+                                <w:pStyle w:val="Normal"/>
                                 <w:overflowPunct w:val="false"/>
                                 <w:bidi w:val="0"/>
                                 <w:jc w:val="start"/>
@@ -3408,30 +3816,31 @@
                               </w:pPr>
                               <w:r>
                                 <w:rPr>
+                                  <w:rFonts w:eastAsia="Helvetica" w:cs="Helvetica" w:ascii="Helvetica" w:hAnsi="Helvetica"/>
+                                  <w:b w:val="false"/>
+                                  <w:bCs w:val="false"/>
+                                  <w:color w:val="333333"/>
                                   <w:kern w:val="0"/>
                                   <w:sz w:val="35"/>
-                                  <w:b w:val="false"/>
                                   <w:szCs w:val="35"/>
-                                  <w:bCs w:val="false"/>
-                                  <w:rFonts w:ascii="Helvetica" w:hAnsi="Helvetica" w:eastAsia="Helvetica" w:cs="Helvetica"/>
-                                  <w:color w:val="333333"/>
-                                  <w:lang w:bidi="en-US" w:val="en-US" w:eastAsia="en-US"/>
+                                  <w:lang w:val="en-US" w:eastAsia="en-US" w:bidi="en-US"/>
                                 </w:rPr>
                                 <w:t>ND</w:t>
                               </w:r>
                             </w:p>
                           </w:txbxContent>
                         </wps:txbx>
-                        <wps:bodyPr wrap="square" lIns="0" rIns="0" tIns="0" bIns="0" anchor="t">
+                        <wps:bodyPr lIns="0" rIns="0" tIns="0" bIns="0" anchor="t">
                           <a:noAutofit/>
                         </wps:bodyPr>
                       </wps:wsp>
                       <wps:wsp>
-                        <wps:cNvSpPr txBox="1"/>
-                        <wps:spPr>
-                          <a:xfrm>
-                            <a:off x="2574360" y="6030000"/>
-                            <a:ext cx="731520" cy="176400"/>
+                        <wps:cNvPr id="66" name=""/>
+                        <wps:cNvSpPr/>
+                        <wps:spPr>
+                          <a:xfrm>
+                            <a:off x="2575080" y="6029280"/>
+                            <a:ext cx="730080" cy="175320"/>
                           </a:xfrm>
                           <a:prstGeom prst="rect">
                             <a:avLst/>
@@ -3441,10 +3850,17 @@
                             <a:noFill/>
                           </a:ln>
                         </wps:spPr>
+                        <wps:style>
+                          <a:lnRef idx="0"/>
+                          <a:fillRef idx="0"/>
+                          <a:effectRef idx="0"/>
+                          <a:fontRef idx="minor"/>
+                        </wps:style>
                         <wps:txbx>
                           <w:txbxContent>
                             <w:p>
                               <w:pPr>
+                                <w:pStyle w:val="Normal"/>
                                 <w:overflowPunct w:val="false"/>
                                 <w:bidi w:val="0"/>
                                 <w:jc w:val="start"/>
@@ -3452,30 +3868,31 @@
                               </w:pPr>
                               <w:r>
                                 <w:rPr>
+                                  <w:rFonts w:eastAsia="Helvetica" w:cs="Helvetica" w:ascii="Helvetica" w:hAnsi="Helvetica"/>
+                                  <w:b w:val="false"/>
+                                  <w:bCs w:val="false"/>
+                                  <w:color w:val="333333"/>
                                   <w:kern w:val="0"/>
                                   <w:sz w:val="35"/>
-                                  <w:b w:val="false"/>
                                   <w:szCs w:val="35"/>
-                                  <w:bCs w:val="false"/>
-                                  <w:rFonts w:ascii="Helvetica" w:hAnsi="Helvetica" w:eastAsia="Helvetica" w:cs="Helvetica"/>
-                                  <w:color w:val="333333"/>
-                                  <w:lang w:bidi="en-US" w:val="en-US" w:eastAsia="en-US"/>
+                                  <w:lang w:val="en-US" w:eastAsia="en-US" w:bidi="en-US"/>
                                 </w:rPr>
                                 <w:t>$235,497.00</w:t>
                               </w:r>
                             </w:p>
                           </w:txbxContent>
                         </wps:txbx>
-                        <wps:bodyPr wrap="square" lIns="0" rIns="0" tIns="0" bIns="0" anchor="t">
+                        <wps:bodyPr lIns="0" rIns="0" tIns="0" bIns="0" anchor="t">
                           <a:noAutofit/>
                         </wps:bodyPr>
                       </wps:wsp>
                       <wps:wsp>
-                        <wps:cNvSpPr txBox="1"/>
-                        <wps:spPr>
-                          <a:xfrm>
-                            <a:off x="951120" y="6222240"/>
-                            <a:ext cx="169560" cy="176400"/>
+                        <wps:cNvPr id="67" name=""/>
+                        <wps:cNvSpPr/>
+                        <wps:spPr>
+                          <a:xfrm>
+                            <a:off x="951120" y="6221880"/>
+                            <a:ext cx="168120" cy="175320"/>
                           </a:xfrm>
                           <a:prstGeom prst="rect">
                             <a:avLst/>
@@ -3485,10 +3902,17 @@
                             <a:noFill/>
                           </a:ln>
                         </wps:spPr>
+                        <wps:style>
+                          <a:lnRef idx="0"/>
+                          <a:fillRef idx="0"/>
+                          <a:effectRef idx="0"/>
+                          <a:fontRef idx="minor"/>
+                        </wps:style>
                         <wps:txbx>
                           <w:txbxContent>
                             <w:p>
                               <w:pPr>
+                                <w:pStyle w:val="Normal"/>
                                 <w:overflowPunct w:val="false"/>
                                 <w:bidi w:val="0"/>
                                 <w:jc w:val="start"/>
@@ -3496,30 +3920,31 @@
                               </w:pPr>
                               <w:r>
                                 <w:rPr>
+                                  <w:rFonts w:eastAsia="Helvetica" w:cs="Helvetica" w:ascii="Helvetica" w:hAnsi="Helvetica"/>
+                                  <w:b w:val="false"/>
+                                  <w:bCs w:val="false"/>
+                                  <w:color w:val="333333"/>
                                   <w:kern w:val="0"/>
                                   <w:sz w:val="35"/>
-                                  <w:b w:val="false"/>
                                   <w:szCs w:val="35"/>
-                                  <w:bCs w:val="false"/>
-                                  <w:rFonts w:ascii="Helvetica" w:hAnsi="Helvetica" w:eastAsia="Helvetica" w:cs="Helvetica"/>
-                                  <w:color w:val="333333"/>
-                                  <w:lang w:bidi="en-US" w:val="en-US" w:eastAsia="en-US"/>
+                                  <w:lang w:val="en-US" w:eastAsia="en-US" w:bidi="en-US"/>
                                 </w:rPr>
                                 <w:t>NE</w:t>
                               </w:r>
                             </w:p>
                           </w:txbxContent>
                         </wps:txbx>
-                        <wps:bodyPr wrap="square" lIns="0" rIns="0" tIns="0" bIns="0" anchor="t">
+                        <wps:bodyPr lIns="0" rIns="0" tIns="0" bIns="0" anchor="t">
                           <a:noAutofit/>
                         </wps:bodyPr>
                       </wps:wsp>
                       <wps:wsp>
-                        <wps:cNvSpPr txBox="1"/>
-                        <wps:spPr>
-                          <a:xfrm>
-                            <a:off x="2574360" y="6222240"/>
-                            <a:ext cx="731520" cy="176400"/>
+                        <wps:cNvPr id="68" name=""/>
+                        <wps:cNvSpPr/>
+                        <wps:spPr>
+                          <a:xfrm>
+                            <a:off x="2575080" y="6221880"/>
+                            <a:ext cx="730080" cy="175320"/>
                           </a:xfrm>
                           <a:prstGeom prst="rect">
                             <a:avLst/>
@@ -3529,10 +3954,17 @@
                             <a:noFill/>
                           </a:ln>
                         </wps:spPr>
+                        <wps:style>
+                          <a:lnRef idx="0"/>
+                          <a:fillRef idx="0"/>
+                          <a:effectRef idx="0"/>
+                          <a:fontRef idx="minor"/>
+                        </wps:style>
                         <wps:txbx>
                           <w:txbxContent>
                             <w:p>
                               <w:pPr>
+                                <w:pStyle w:val="Normal"/>
                                 <w:overflowPunct w:val="false"/>
                                 <w:bidi w:val="0"/>
                                 <w:jc w:val="start"/>
@@ -3540,30 +3972,31 @@
                               </w:pPr>
                               <w:r>
                                 <w:rPr>
+                                  <w:rFonts w:eastAsia="Helvetica" w:cs="Helvetica" w:ascii="Helvetica" w:hAnsi="Helvetica"/>
+                                  <w:b w:val="false"/>
+                                  <w:bCs w:val="false"/>
+                                  <w:color w:val="333333"/>
                                   <w:kern w:val="0"/>
                                   <w:sz w:val="35"/>
-                                  <w:b w:val="false"/>
                                   <w:szCs w:val="35"/>
-                                  <w:bCs w:val="false"/>
-                                  <w:rFonts w:ascii="Helvetica" w:hAnsi="Helvetica" w:eastAsia="Helvetica" w:cs="Helvetica"/>
-                                  <w:color w:val="333333"/>
-                                  <w:lang w:bidi="en-US" w:val="en-US" w:eastAsia="en-US"/>
+                                  <w:lang w:val="en-US" w:eastAsia="en-US" w:bidi="en-US"/>
                                 </w:rPr>
                                 <w:t>$272,687.48</w:t>
                               </w:r>
                             </w:p>
                           </w:txbxContent>
                         </wps:txbx>
-                        <wps:bodyPr wrap="square" lIns="0" rIns="0" tIns="0" bIns="0" anchor="t">
+                        <wps:bodyPr lIns="0" rIns="0" tIns="0" bIns="0" anchor="t">
                           <a:noAutofit/>
                         </wps:bodyPr>
                       </wps:wsp>
                       <wps:wsp>
-                        <wps:cNvSpPr txBox="1"/>
-                        <wps:spPr>
-                          <a:xfrm>
-                            <a:off x="943560" y="6415560"/>
-                            <a:ext cx="193680" cy="176400"/>
+                        <wps:cNvPr id="69" name=""/>
+                        <wps:cNvSpPr/>
+                        <wps:spPr>
+                          <a:xfrm>
+                            <a:off x="943560" y="6414840"/>
+                            <a:ext cx="192240" cy="175320"/>
                           </a:xfrm>
                           <a:prstGeom prst="rect">
                             <a:avLst/>
@@ -3573,10 +4006,17 @@
                             <a:noFill/>
                           </a:ln>
                         </wps:spPr>
+                        <wps:style>
+                          <a:lnRef idx="0"/>
+                          <a:fillRef idx="0"/>
+                          <a:effectRef idx="0"/>
+                          <a:fontRef idx="minor"/>
+                        </wps:style>
                         <wps:txbx>
                           <w:txbxContent>
                             <w:p>
                               <w:pPr>
+                                <w:pStyle w:val="Normal"/>
                                 <w:overflowPunct w:val="false"/>
                                 <w:bidi w:val="0"/>
                                 <w:jc w:val="start"/>
@@ -3584,30 +4024,31 @@
                               </w:pPr>
                               <w:r>
                                 <w:rPr>
+                                  <w:rFonts w:eastAsia="Helvetica" w:cs="Helvetica" w:ascii="Helvetica" w:hAnsi="Helvetica"/>
+                                  <w:b w:val="false"/>
+                                  <w:bCs w:val="false"/>
+                                  <w:color w:val="333333"/>
                                   <w:kern w:val="0"/>
                                   <w:sz w:val="35"/>
-                                  <w:b w:val="false"/>
                                   <w:szCs w:val="35"/>
-                                  <w:bCs w:val="false"/>
-                                  <w:rFonts w:ascii="Helvetica" w:hAnsi="Helvetica" w:eastAsia="Helvetica" w:cs="Helvetica"/>
-                                  <w:color w:val="333333"/>
-                                  <w:lang w:bidi="en-US" w:val="en-US" w:eastAsia="en-US"/>
+                                  <w:lang w:val="en-US" w:eastAsia="en-US" w:bidi="en-US"/>
                                 </w:rPr>
                                 <w:t>NH</w:t>
                               </w:r>
                             </w:p>
                           </w:txbxContent>
                         </wps:txbx>
-                        <wps:bodyPr wrap="square" lIns="0" rIns="0" tIns="0" bIns="0" anchor="t">
+                        <wps:bodyPr lIns="0" rIns="0" tIns="0" bIns="0" anchor="t">
                           <a:noAutofit/>
                         </wps:bodyPr>
                       </wps:wsp>
                       <wps:wsp>
-                        <wps:cNvSpPr txBox="1"/>
-                        <wps:spPr>
-                          <a:xfrm>
-                            <a:off x="2574360" y="6415560"/>
-                            <a:ext cx="731520" cy="176400"/>
+                        <wps:cNvPr id="70" name=""/>
+                        <wps:cNvSpPr/>
+                        <wps:spPr>
+                          <a:xfrm>
+                            <a:off x="2575080" y="6414840"/>
+                            <a:ext cx="730080" cy="175320"/>
                           </a:xfrm>
                           <a:prstGeom prst="rect">
                             <a:avLst/>
@@ -3617,10 +4058,17 @@
                             <a:noFill/>
                           </a:ln>
                         </wps:spPr>
+                        <wps:style>
+                          <a:lnRef idx="0"/>
+                          <a:fillRef idx="0"/>
+                          <a:effectRef idx="0"/>
+                          <a:fontRef idx="minor"/>
+                        </wps:style>
                         <wps:txbx>
                           <w:txbxContent>
                             <w:p>
                               <w:pPr>
+                                <w:pStyle w:val="Normal"/>
                                 <w:overflowPunct w:val="false"/>
                                 <w:bidi w:val="0"/>
                                 <w:jc w:val="start"/>
@@ -3628,30 +4076,31 @@
                               </w:pPr>
                               <w:r>
                                 <w:rPr>
+                                  <w:rFonts w:eastAsia="Helvetica" w:cs="Helvetica" w:ascii="Helvetica" w:hAnsi="Helvetica"/>
+                                  <w:b w:val="false"/>
+                                  <w:bCs w:val="false"/>
+                                  <w:color w:val="333333"/>
                                   <w:kern w:val="0"/>
                                   <w:sz w:val="35"/>
-                                  <w:b w:val="false"/>
                                   <w:szCs w:val="35"/>
-                                  <w:bCs w:val="false"/>
-                                  <w:rFonts w:ascii="Helvetica" w:hAnsi="Helvetica" w:eastAsia="Helvetica" w:cs="Helvetica"/>
-                                  <w:color w:val="333333"/>
-                                  <w:lang w:bidi="en-US" w:val="en-US" w:eastAsia="en-US"/>
+                                  <w:lang w:val="en-US" w:eastAsia="en-US" w:bidi="en-US"/>
                                 </w:rPr>
                                 <w:t>$290,458.65</w:t>
                               </w:r>
                             </w:p>
                           </w:txbxContent>
                         </wps:txbx>
-                        <wps:bodyPr wrap="square" lIns="0" rIns="0" tIns="0" bIns="0" anchor="t">
+                        <wps:bodyPr lIns="0" rIns="0" tIns="0" bIns="0" anchor="t">
                           <a:noAutofit/>
                         </wps:bodyPr>
                       </wps:wsp>
                       <wps:wsp>
-                        <wps:cNvSpPr txBox="1"/>
-                        <wps:spPr>
-                          <a:xfrm>
-                            <a:off x="972360" y="6607080"/>
-                            <a:ext cx="133200" cy="176400"/>
+                        <wps:cNvPr id="71" name=""/>
+                        <wps:cNvSpPr/>
+                        <wps:spPr>
+                          <a:xfrm>
+                            <a:off x="972360" y="6606720"/>
+                            <a:ext cx="132120" cy="175320"/>
                           </a:xfrm>
                           <a:prstGeom prst="rect">
                             <a:avLst/>
@@ -3661,10 +4110,17 @@
                             <a:noFill/>
                           </a:ln>
                         </wps:spPr>
+                        <wps:style>
+                          <a:lnRef idx="0"/>
+                          <a:fillRef idx="0"/>
+                          <a:effectRef idx="0"/>
+                          <a:fontRef idx="minor"/>
+                        </wps:style>
                         <wps:txbx>
                           <w:txbxContent>
                             <w:p>
                               <w:pPr>
+                                <w:pStyle w:val="Normal"/>
                                 <w:overflowPunct w:val="false"/>
                                 <w:bidi w:val="0"/>
                                 <w:jc w:val="start"/>
@@ -3672,30 +4128,31 @@
                               </w:pPr>
                               <w:r>
                                 <w:rPr>
+                                  <w:rFonts w:eastAsia="Helvetica" w:cs="Helvetica" w:ascii="Helvetica" w:hAnsi="Helvetica"/>
+                                  <w:b w:val="false"/>
+                                  <w:bCs w:val="false"/>
+                                  <w:color w:val="333333"/>
                                   <w:kern w:val="0"/>
                                   <w:sz w:val="35"/>
-                                  <w:b w:val="false"/>
                                   <w:szCs w:val="35"/>
-                                  <w:bCs w:val="false"/>
-                                  <w:rFonts w:ascii="Helvetica" w:hAnsi="Helvetica" w:eastAsia="Helvetica" w:cs="Helvetica"/>
-                                  <w:color w:val="333333"/>
-                                  <w:lang w:bidi="en-US" w:val="en-US" w:eastAsia="en-US"/>
+                                  <w:lang w:val="en-US" w:eastAsia="en-US" w:bidi="en-US"/>
                                 </w:rPr>
                                 <w:t>NJ</w:t>
                               </w:r>
                             </w:p>
                           </w:txbxContent>
                         </wps:txbx>
-                        <wps:bodyPr wrap="square" lIns="0" rIns="0" tIns="0" bIns="0" anchor="t">
+                        <wps:bodyPr lIns="0" rIns="0" tIns="0" bIns="0" anchor="t">
                           <a:noAutofit/>
                         </wps:bodyPr>
                       </wps:wsp>
                       <wps:wsp>
-                        <wps:cNvSpPr txBox="1"/>
-                        <wps:spPr>
-                          <a:xfrm>
-                            <a:off x="2574360" y="6607080"/>
-                            <a:ext cx="731520" cy="176400"/>
+                        <wps:cNvPr id="72" name=""/>
+                        <wps:cNvSpPr/>
+                        <wps:spPr>
+                          <a:xfrm>
+                            <a:off x="2575080" y="6606720"/>
+                            <a:ext cx="730080" cy="175320"/>
                           </a:xfrm>
                           <a:prstGeom prst="rect">
                             <a:avLst/>
@@ -3705,10 +4162,17 @@
                             <a:noFill/>
                           </a:ln>
                         </wps:spPr>
+                        <wps:style>
+                          <a:lnRef idx="0"/>
+                          <a:fillRef idx="0"/>
+                          <a:effectRef idx="0"/>
+                          <a:fontRef idx="minor"/>
+                        </wps:style>
                         <wps:txbx>
                           <w:txbxContent>
                             <w:p>
                               <w:pPr>
+                                <w:pStyle w:val="Normal"/>
                                 <w:overflowPunct w:val="false"/>
                                 <w:bidi w:val="0"/>
                                 <w:jc w:val="start"/>
@@ -3716,30 +4180,31 @@
                               </w:pPr>
                               <w:r>
                                 <w:rPr>
+                                  <w:rFonts w:eastAsia="Helvetica" w:cs="Helvetica" w:ascii="Helvetica" w:hAnsi="Helvetica"/>
+                                  <w:b w:val="false"/>
+                                  <w:bCs w:val="false"/>
+                                  <w:color w:val="333333"/>
                                   <w:kern w:val="0"/>
                                   <w:sz w:val="35"/>
-                                  <w:b w:val="false"/>
                                   <w:szCs w:val="35"/>
-                                  <w:bCs w:val="false"/>
-                                  <w:rFonts w:ascii="Helvetica" w:hAnsi="Helvetica" w:eastAsia="Helvetica" w:cs="Helvetica"/>
-                                  <w:color w:val="333333"/>
-                                  <w:lang w:bidi="en-US" w:val="en-US" w:eastAsia="en-US"/>
+                                  <w:lang w:val="en-US" w:eastAsia="en-US" w:bidi="en-US"/>
                                 </w:rPr>
                                 <w:t>$320,528.44</w:t>
                               </w:r>
                             </w:p>
                           </w:txbxContent>
                         </wps:txbx>
-                        <wps:bodyPr wrap="square" lIns="0" rIns="0" tIns="0" bIns="0" anchor="t">
+                        <wps:bodyPr lIns="0" rIns="0" tIns="0" bIns="0" anchor="t">
                           <a:noAutofit/>
                         </wps:bodyPr>
                       </wps:wsp>
                       <wps:wsp>
-                        <wps:cNvSpPr txBox="1"/>
-                        <wps:spPr>
-                          <a:xfrm>
-                            <a:off x="929520" y="6800040"/>
-                            <a:ext cx="215280" cy="176400"/>
+                        <wps:cNvPr id="73" name=""/>
+                        <wps:cNvSpPr/>
+                        <wps:spPr>
+                          <a:xfrm>
+                            <a:off x="929520" y="6799680"/>
+                            <a:ext cx="213840" cy="175320"/>
                           </a:xfrm>
                           <a:prstGeom prst="rect">
                             <a:avLst/>
@@ -3749,10 +4214,17 @@
                             <a:noFill/>
                           </a:ln>
                         </wps:spPr>
+                        <wps:style>
+                          <a:lnRef idx="0"/>
+                          <a:fillRef idx="0"/>
+                          <a:effectRef idx="0"/>
+                          <a:fontRef idx="minor"/>
+                        </wps:style>
                         <wps:txbx>
                           <w:txbxContent>
                             <w:p>
                               <w:pPr>
+                                <w:pStyle w:val="Normal"/>
                                 <w:overflowPunct w:val="false"/>
                                 <w:bidi w:val="0"/>
                                 <w:jc w:val="start"/>
@@ -3760,30 +4232,31 @@
                               </w:pPr>
                               <w:r>
                                 <w:rPr>
+                                  <w:rFonts w:eastAsia="Helvetica" w:cs="Helvetica" w:ascii="Helvetica" w:hAnsi="Helvetica"/>
+                                  <w:b w:val="false"/>
+                                  <w:bCs w:val="false"/>
+                                  <w:color w:val="333333"/>
                                   <w:kern w:val="0"/>
                                   <w:sz w:val="35"/>
-                                  <w:b w:val="false"/>
                                   <w:szCs w:val="35"/>
-                                  <w:bCs w:val="false"/>
-                                  <w:rFonts w:ascii="Helvetica" w:hAnsi="Helvetica" w:eastAsia="Helvetica" w:cs="Helvetica"/>
-                                  <w:color w:val="333333"/>
-                                  <w:lang w:bidi="en-US" w:val="en-US" w:eastAsia="en-US"/>
+                                  <w:lang w:val="en-US" w:eastAsia="en-US" w:bidi="en-US"/>
                                 </w:rPr>
                                 <w:t>NM</w:t>
                               </w:r>
                             </w:p>
                           </w:txbxContent>
                         </wps:txbx>
-                        <wps:bodyPr wrap="square" lIns="0" rIns="0" tIns="0" bIns="0" anchor="t">
+                        <wps:bodyPr lIns="0" rIns="0" tIns="0" bIns="0" anchor="t">
                           <a:noAutofit/>
                         </wps:bodyPr>
                       </wps:wsp>
                       <wps:wsp>
-                        <wps:cNvSpPr txBox="1"/>
-                        <wps:spPr>
-                          <a:xfrm>
-                            <a:off x="2574360" y="6800040"/>
-                            <a:ext cx="731520" cy="176400"/>
+                        <wps:cNvPr id="74" name=""/>
+                        <wps:cNvSpPr/>
+                        <wps:spPr>
+                          <a:xfrm>
+                            <a:off x="2575080" y="6799680"/>
+                            <a:ext cx="730080" cy="175320"/>
                           </a:xfrm>
                           <a:prstGeom prst="rect">
                             <a:avLst/>
@@ -3793,10 +4266,17 @@
                             <a:noFill/>
                           </a:ln>
                         </wps:spPr>
+                        <wps:style>
+                          <a:lnRef idx="0"/>
+                          <a:fillRef idx="0"/>
+                          <a:effectRef idx="0"/>
+                          <a:fontRef idx="minor"/>
+                        </wps:style>
                         <wps:txbx>
                           <w:txbxContent>
                             <w:p>
                               <w:pPr>
+                                <w:pStyle w:val="Normal"/>
                                 <w:overflowPunct w:val="false"/>
                                 <w:bidi w:val="0"/>
                                 <w:jc w:val="start"/>
@@ -3804,30 +4284,31 @@
                               </w:pPr>
                               <w:r>
                                 <w:rPr>
+                                  <w:rFonts w:eastAsia="Helvetica" w:cs="Helvetica" w:ascii="Helvetica" w:hAnsi="Helvetica"/>
+                                  <w:b w:val="false"/>
+                                  <w:bCs w:val="false"/>
+                                  <w:color w:val="333333"/>
                                   <w:kern w:val="0"/>
                                   <w:sz w:val="35"/>
-                                  <w:b w:val="false"/>
                                   <w:szCs w:val="35"/>
-                                  <w:bCs w:val="false"/>
-                                  <w:rFonts w:ascii="Helvetica" w:hAnsi="Helvetica" w:eastAsia="Helvetica" w:cs="Helvetica"/>
-                                  <w:color w:val="333333"/>
-                                  <w:lang w:bidi="en-US" w:val="en-US" w:eastAsia="en-US"/>
+                                  <w:lang w:val="en-US" w:eastAsia="en-US" w:bidi="en-US"/>
                                 </w:rPr>
                                 <w:t>$162,280.45</w:t>
                               </w:r>
                             </w:p>
                           </w:txbxContent>
                         </wps:txbx>
-                        <wps:bodyPr wrap="square" lIns="0" rIns="0" tIns="0" bIns="0" anchor="t">
+                        <wps:bodyPr lIns="0" rIns="0" tIns="0" bIns="0" anchor="t">
                           <a:noAutofit/>
                         </wps:bodyPr>
                       </wps:wsp>
                       <wps:wsp>
-                        <wps:cNvSpPr txBox="1"/>
-                        <wps:spPr>
-                          <a:xfrm>
-                            <a:off x="951120" y="6991920"/>
-                            <a:ext cx="175320" cy="176400"/>
+                        <wps:cNvPr id="75" name=""/>
+                        <wps:cNvSpPr/>
+                        <wps:spPr>
+                          <a:xfrm>
+                            <a:off x="951120" y="6991200"/>
+                            <a:ext cx="173880" cy="175320"/>
                           </a:xfrm>
                           <a:prstGeom prst="rect">
                             <a:avLst/>
@@ -3837,10 +4318,17 @@
                             <a:noFill/>
                           </a:ln>
                         </wps:spPr>
+                        <wps:style>
+                          <a:lnRef idx="0"/>
+                          <a:fillRef idx="0"/>
+                          <a:effectRef idx="0"/>
+                          <a:fontRef idx="minor"/>
+                        </wps:style>
                         <wps:txbx>
                           <w:txbxContent>
                             <w:p>
                               <w:pPr>
+                                <w:pStyle w:val="Normal"/>
                                 <w:overflowPunct w:val="false"/>
                                 <w:bidi w:val="0"/>
                                 <w:jc w:val="start"/>
@@ -3848,30 +4336,31 @@
                               </w:pPr>
                               <w:r>
                                 <w:rPr>
+                                  <w:rFonts w:eastAsia="Helvetica" w:cs="Helvetica" w:ascii="Helvetica" w:hAnsi="Helvetica"/>
+                                  <w:b w:val="false"/>
+                                  <w:bCs w:val="false"/>
+                                  <w:color w:val="333333"/>
                                   <w:kern w:val="0"/>
                                   <w:sz w:val="35"/>
-                                  <w:b w:val="false"/>
                                   <w:szCs w:val="35"/>
-                                  <w:bCs w:val="false"/>
-                                  <w:rFonts w:ascii="Helvetica" w:hAnsi="Helvetica" w:eastAsia="Helvetica" w:cs="Helvetica"/>
-                                  <w:color w:val="333333"/>
-                                  <w:lang w:bidi="en-US" w:val="en-US" w:eastAsia="en-US"/>
+                                  <w:lang w:val="en-US" w:eastAsia="en-US" w:bidi="en-US"/>
                                 </w:rPr>
                                 <w:t>NV</w:t>
                               </w:r>
                             </w:p>
                           </w:txbxContent>
                         </wps:txbx>
-                        <wps:bodyPr wrap="square" lIns="0" rIns="0" tIns="0" bIns="0" anchor="t">
+                        <wps:bodyPr lIns="0" rIns="0" tIns="0" bIns="0" anchor="t">
                           <a:noAutofit/>
                         </wps:bodyPr>
                       </wps:wsp>
                       <wps:wsp>
-                        <wps:cNvSpPr txBox="1"/>
-                        <wps:spPr>
-                          <a:xfrm>
-                            <a:off x="2574360" y="6991920"/>
-                            <a:ext cx="731520" cy="176400"/>
+                        <wps:cNvPr id="76" name=""/>
+                        <wps:cNvSpPr/>
+                        <wps:spPr>
+                          <a:xfrm>
+                            <a:off x="2575080" y="6991200"/>
+                            <a:ext cx="730080" cy="175320"/>
                           </a:xfrm>
                           <a:prstGeom prst="rect">
                             <a:avLst/>
@@ -3881,10 +4370,17 @@
                             <a:noFill/>
                           </a:ln>
                         </wps:spPr>
+                        <wps:style>
+                          <a:lnRef idx="0"/>
+                          <a:fillRef idx="0"/>
+                          <a:effectRef idx="0"/>
+                          <a:fontRef idx="minor"/>
+                        </wps:style>
                         <wps:txbx>
                           <w:txbxContent>
                             <w:p>
                               <w:pPr>
+                                <w:pStyle w:val="Normal"/>
                                 <w:overflowPunct w:val="false"/>
                                 <w:bidi w:val="0"/>
                                 <w:jc w:val="start"/>
@@ -3892,30 +4388,31 @@
                               </w:pPr>
                               <w:r>
                                 <w:rPr>
+                                  <w:rFonts w:eastAsia="Helvetica" w:cs="Helvetica" w:ascii="Helvetica" w:hAnsi="Helvetica"/>
+                                  <w:b w:val="false"/>
+                                  <w:bCs w:val="false"/>
+                                  <w:color w:val="333333"/>
                                   <w:kern w:val="0"/>
                                   <w:sz w:val="35"/>
-                                  <w:b w:val="false"/>
                                   <w:szCs w:val="35"/>
-                                  <w:bCs w:val="false"/>
-                                  <w:rFonts w:ascii="Helvetica" w:hAnsi="Helvetica" w:eastAsia="Helvetica" w:cs="Helvetica"/>
-                                  <w:color w:val="333333"/>
-                                  <w:lang w:bidi="en-US" w:val="en-US" w:eastAsia="en-US"/>
+                                  <w:lang w:val="en-US" w:eastAsia="en-US" w:bidi="en-US"/>
                                 </w:rPr>
                                 <w:t>$203,854.84</w:t>
                               </w:r>
                             </w:p>
                           </w:txbxContent>
                         </wps:txbx>
-                        <wps:bodyPr wrap="square" lIns="0" rIns="0" tIns="0" bIns="0" anchor="t">
+                        <wps:bodyPr lIns="0" rIns="0" tIns="0" bIns="0" anchor="t">
                           <a:noAutofit/>
                         </wps:bodyPr>
                       </wps:wsp>
                       <wps:wsp>
-                        <wps:cNvSpPr txBox="1"/>
-                        <wps:spPr>
-                          <a:xfrm>
-                            <a:off x="951120" y="7184880"/>
-                            <a:ext cx="171360" cy="176400"/>
+                        <wps:cNvPr id="77" name=""/>
+                        <wps:cNvSpPr/>
+                        <wps:spPr>
+                          <a:xfrm>
+                            <a:off x="951120" y="7184520"/>
+                            <a:ext cx="170280" cy="175320"/>
                           </a:xfrm>
                           <a:prstGeom prst="rect">
                             <a:avLst/>
@@ -3925,10 +4422,17 @@
                             <a:noFill/>
                           </a:ln>
                         </wps:spPr>
+                        <wps:style>
+                          <a:lnRef idx="0"/>
+                          <a:fillRef idx="0"/>
+                          <a:effectRef idx="0"/>
+                          <a:fontRef idx="minor"/>
+                        </wps:style>
                         <wps:txbx>
                           <w:txbxContent>
                             <w:p>
                               <w:pPr>
+                                <w:pStyle w:val="Normal"/>
                                 <w:overflowPunct w:val="false"/>
                                 <w:bidi w:val="0"/>
                                 <w:jc w:val="start"/>
@@ -3936,30 +4440,31 @@
                               </w:pPr>
                               <w:r>
                                 <w:rPr>
+                                  <w:rFonts w:eastAsia="Helvetica" w:cs="Helvetica" w:ascii="Helvetica" w:hAnsi="Helvetica"/>
+                                  <w:b w:val="false"/>
+                                  <w:bCs w:val="false"/>
+                                  <w:color w:val="333333"/>
                                   <w:kern w:val="0"/>
                                   <w:sz w:val="35"/>
-                                  <w:b w:val="false"/>
                                   <w:szCs w:val="35"/>
-                                  <w:bCs w:val="false"/>
-                                  <w:rFonts w:ascii="Helvetica" w:hAnsi="Helvetica" w:eastAsia="Helvetica" w:cs="Helvetica"/>
-                                  <w:color w:val="333333"/>
-                                  <w:lang w:bidi="en-US" w:val="en-US" w:eastAsia="en-US"/>
+                                  <w:lang w:val="en-US" w:eastAsia="en-US" w:bidi="en-US"/>
                                 </w:rPr>
                                 <w:t>NY</w:t>
                               </w:r>
                             </w:p>
                           </w:txbxContent>
                         </wps:txbx>
-                        <wps:bodyPr wrap="square" lIns="0" rIns="0" tIns="0" bIns="0" anchor="t">
+                        <wps:bodyPr lIns="0" rIns="0" tIns="0" bIns="0" anchor="t">
                           <a:noAutofit/>
                         </wps:bodyPr>
                       </wps:wsp>
                       <wps:wsp>
-                        <wps:cNvSpPr txBox="1"/>
-                        <wps:spPr>
-                          <a:xfrm>
-                            <a:off x="2574360" y="7184880"/>
-                            <a:ext cx="731520" cy="176400"/>
+                        <wps:cNvPr id="78" name=""/>
+                        <wps:cNvSpPr/>
+                        <wps:spPr>
+                          <a:xfrm>
+                            <a:off x="2575080" y="7184520"/>
+                            <a:ext cx="730080" cy="175320"/>
                           </a:xfrm>
                           <a:prstGeom prst="rect">
                             <a:avLst/>
@@ -3969,10 +4474,17 @@
                             <a:noFill/>
                           </a:ln>
                         </wps:spPr>
+                        <wps:style>
+                          <a:lnRef idx="0"/>
+                          <a:fillRef idx="0"/>
+                          <a:effectRef idx="0"/>
+                          <a:fontRef idx="minor"/>
+                        </wps:style>
                         <wps:txbx>
                           <w:txbxContent>
                             <w:p>
                               <w:pPr>
+                                <w:pStyle w:val="Normal"/>
                                 <w:overflowPunct w:val="false"/>
                                 <w:bidi w:val="0"/>
                                 <w:jc w:val="start"/>
@@ -3980,30 +4492,31 @@
                               </w:pPr>
                               <w:r>
                                 <w:rPr>
+                                  <w:rFonts w:eastAsia="Helvetica" w:cs="Helvetica" w:ascii="Helvetica" w:hAnsi="Helvetica"/>
+                                  <w:b w:val="false"/>
+                                  <w:bCs w:val="false"/>
+                                  <w:color w:val="333333"/>
                                   <w:kern w:val="0"/>
                                   <w:sz w:val="35"/>
-                                  <w:b w:val="false"/>
                                   <w:szCs w:val="35"/>
-                                  <w:bCs w:val="false"/>
-                                  <w:rFonts w:ascii="Helvetica" w:hAnsi="Helvetica" w:eastAsia="Helvetica" w:cs="Helvetica"/>
-                                  <w:color w:val="333333"/>
-                                  <w:lang w:bidi="en-US" w:val="en-US" w:eastAsia="en-US"/>
+                                  <w:lang w:val="en-US" w:eastAsia="en-US" w:bidi="en-US"/>
                                 </w:rPr>
                                 <w:t>$138,249.25</w:t>
                               </w:r>
                             </w:p>
                           </w:txbxContent>
                         </wps:txbx>
-                        <wps:bodyPr wrap="square" lIns="0" rIns="0" tIns="0" bIns="0" anchor="t">
+                        <wps:bodyPr lIns="0" rIns="0" tIns="0" bIns="0" anchor="t">
                           <a:noAutofit/>
                         </wps:bodyPr>
                       </wps:wsp>
                       <wps:wsp>
-                        <wps:cNvSpPr txBox="1"/>
-                        <wps:spPr>
-                          <a:xfrm>
-                            <a:off x="937440" y="7377480"/>
-                            <a:ext cx="196920" cy="176400"/>
+                        <wps:cNvPr id="79" name=""/>
+                        <wps:cNvSpPr/>
+                        <wps:spPr>
+                          <a:xfrm>
+                            <a:off x="937440" y="7376760"/>
+                            <a:ext cx="195480" cy="175320"/>
                           </a:xfrm>
                           <a:prstGeom prst="rect">
                             <a:avLst/>
@@ -4013,10 +4526,17 @@
                             <a:noFill/>
                           </a:ln>
                         </wps:spPr>
+                        <wps:style>
+                          <a:lnRef idx="0"/>
+                          <a:fillRef idx="0"/>
+                          <a:effectRef idx="0"/>
+                          <a:fontRef idx="minor"/>
+                        </wps:style>
                         <wps:txbx>
                           <w:txbxContent>
                             <w:p>
                               <w:pPr>
+                                <w:pStyle w:val="Normal"/>
                                 <w:overflowPunct w:val="false"/>
                                 <w:bidi w:val="0"/>
                                 <w:jc w:val="start"/>
@@ -4024,30 +4544,31 @@
                               </w:pPr>
                               <w:r>
                                 <w:rPr>
+                                  <w:rFonts w:eastAsia="Helvetica" w:cs="Helvetica" w:ascii="Helvetica" w:hAnsi="Helvetica"/>
+                                  <w:b w:val="false"/>
+                                  <w:bCs w:val="false"/>
+                                  <w:color w:val="333333"/>
                                   <w:kern w:val="0"/>
                                   <w:sz w:val="35"/>
-                                  <w:b w:val="false"/>
                                   <w:szCs w:val="35"/>
-                                  <w:bCs w:val="false"/>
-                                  <w:rFonts w:ascii="Helvetica" w:hAnsi="Helvetica" w:eastAsia="Helvetica" w:cs="Helvetica"/>
-                                  <w:color w:val="333333"/>
-                                  <w:lang w:bidi="en-US" w:val="en-US" w:eastAsia="en-US"/>
+                                  <w:lang w:val="en-US" w:eastAsia="en-US" w:bidi="en-US"/>
                                 </w:rPr>
                                 <w:t>OH</w:t>
                               </w:r>
                             </w:p>
                           </w:txbxContent>
                         </wps:txbx>
-                        <wps:bodyPr wrap="square" lIns="0" rIns="0" tIns="0" bIns="0" anchor="t">
+                        <wps:bodyPr lIns="0" rIns="0" tIns="0" bIns="0" anchor="t">
                           <a:noAutofit/>
                         </wps:bodyPr>
                       </wps:wsp>
                       <wps:wsp>
-                        <wps:cNvSpPr txBox="1"/>
-                        <wps:spPr>
-                          <a:xfrm>
-                            <a:off x="2574360" y="7377480"/>
-                            <a:ext cx="731520" cy="176400"/>
+                        <wps:cNvPr id="80" name=""/>
+                        <wps:cNvSpPr/>
+                        <wps:spPr>
+                          <a:xfrm>
+                            <a:off x="2575080" y="7376760"/>
+                            <a:ext cx="730080" cy="175320"/>
                           </a:xfrm>
                           <a:prstGeom prst="rect">
                             <a:avLst/>
@@ -4057,10 +4578,17 @@
                             <a:noFill/>
                           </a:ln>
                         </wps:spPr>
+                        <wps:style>
+                          <a:lnRef idx="0"/>
+                          <a:fillRef idx="0"/>
+                          <a:effectRef idx="0"/>
+                          <a:fontRef idx="minor"/>
+                        </wps:style>
                         <wps:txbx>
                           <w:txbxContent>
                             <w:p>
                               <w:pPr>
+                                <w:pStyle w:val="Normal"/>
                                 <w:overflowPunct w:val="false"/>
                                 <w:bidi w:val="0"/>
                                 <w:jc w:val="start"/>
@@ -4068,30 +4596,31 @@
                               </w:pPr>
                               <w:r>
                                 <w:rPr>
+                                  <w:rFonts w:eastAsia="Helvetica" w:cs="Helvetica" w:ascii="Helvetica" w:hAnsi="Helvetica"/>
+                                  <w:b w:val="false"/>
+                                  <w:bCs w:val="false"/>
+                                  <w:color w:val="333333"/>
                                   <w:kern w:val="0"/>
                                   <w:sz w:val="35"/>
-                                  <w:b w:val="false"/>
                                   <w:szCs w:val="35"/>
-                                  <w:bCs w:val="false"/>
-                                  <w:rFonts w:ascii="Helvetica" w:hAnsi="Helvetica" w:eastAsia="Helvetica" w:cs="Helvetica"/>
-                                  <w:color w:val="333333"/>
-                                  <w:lang w:bidi="en-US" w:val="en-US" w:eastAsia="en-US"/>
+                                  <w:lang w:val="en-US" w:eastAsia="en-US" w:bidi="en-US"/>
                                 </w:rPr>
                                 <w:t>$225,729.09</w:t>
                               </w:r>
                             </w:p>
                           </w:txbxContent>
                         </wps:txbx>
-                        <wps:bodyPr wrap="square" lIns="0" rIns="0" tIns="0" bIns="0" anchor="t">
+                        <wps:bodyPr lIns="0" rIns="0" tIns="0" bIns="0" anchor="t">
                           <a:noAutofit/>
                         </wps:bodyPr>
                       </wps:wsp>
                       <wps:wsp>
-                        <wps:cNvSpPr txBox="1"/>
-                        <wps:spPr>
-                          <a:xfrm>
-                            <a:off x="943560" y="7569720"/>
-                            <a:ext cx="181080" cy="177120"/>
+                        <wps:cNvPr id="81" name=""/>
+                        <wps:cNvSpPr/>
+                        <wps:spPr>
+                          <a:xfrm>
+                            <a:off x="943560" y="7569360"/>
+                            <a:ext cx="179640" cy="176040"/>
                           </a:xfrm>
                           <a:prstGeom prst="rect">
                             <a:avLst/>
@@ -4101,10 +4630,17 @@
                             <a:noFill/>
                           </a:ln>
                         </wps:spPr>
+                        <wps:style>
+                          <a:lnRef idx="0"/>
+                          <a:fillRef idx="0"/>
+                          <a:effectRef idx="0"/>
+                          <a:fontRef idx="minor"/>
+                        </wps:style>
                         <wps:txbx>
                           <w:txbxContent>
                             <w:p>
                               <w:pPr>
+                                <w:pStyle w:val="Normal"/>
                                 <w:overflowPunct w:val="false"/>
                                 <w:bidi w:val="0"/>
                                 <w:jc w:val="start"/>
@@ -4112,30 +4648,31 @@
                               </w:pPr>
                               <w:r>
                                 <w:rPr>
+                                  <w:rFonts w:eastAsia="Helvetica" w:cs="Helvetica" w:ascii="Helvetica" w:hAnsi="Helvetica"/>
+                                  <w:b w:val="false"/>
+                                  <w:bCs w:val="false"/>
+                                  <w:color w:val="333333"/>
                                   <w:kern w:val="0"/>
                                   <w:sz w:val="35"/>
-                                  <w:b w:val="false"/>
                                   <w:szCs w:val="35"/>
-                                  <w:bCs w:val="false"/>
-                                  <w:rFonts w:ascii="Helvetica" w:hAnsi="Helvetica" w:eastAsia="Helvetica" w:cs="Helvetica"/>
-                                  <w:color w:val="333333"/>
-                                  <w:lang w:bidi="en-US" w:val="en-US" w:eastAsia="en-US"/>
+                                  <w:lang w:val="en-US" w:eastAsia="en-US" w:bidi="en-US"/>
                                 </w:rPr>
                                 <w:t>OK</w:t>
                               </w:r>
                             </w:p>
                           </w:txbxContent>
                         </wps:txbx>
-                        <wps:bodyPr wrap="square" lIns="0" rIns="0" tIns="0" bIns="0" anchor="t">
+                        <wps:bodyPr lIns="0" rIns="0" tIns="0" bIns="0" anchor="t">
                           <a:noAutofit/>
                         </wps:bodyPr>
                       </wps:wsp>
                       <wps:wsp>
-                        <wps:cNvSpPr txBox="1"/>
-                        <wps:spPr>
-                          <a:xfrm>
-                            <a:off x="2574360" y="7569720"/>
-                            <a:ext cx="731520" cy="177120"/>
+                        <wps:cNvPr id="82" name=""/>
+                        <wps:cNvSpPr/>
+                        <wps:spPr>
+                          <a:xfrm>
+                            <a:off x="2575080" y="7569360"/>
+                            <a:ext cx="730080" cy="176040"/>
                           </a:xfrm>
                           <a:prstGeom prst="rect">
                             <a:avLst/>
@@ -4145,10 +4682,17 @@
                             <a:noFill/>
                           </a:ln>
                         </wps:spPr>
+                        <wps:style>
+                          <a:lnRef idx="0"/>
+                          <a:fillRef idx="0"/>
+                          <a:effectRef idx="0"/>
+                          <a:fontRef idx="minor"/>
+                        </wps:style>
                         <wps:txbx>
                           <w:txbxContent>
                             <w:p>
                               <w:pPr>
+                                <w:pStyle w:val="Normal"/>
                                 <w:overflowPunct w:val="false"/>
                                 <w:bidi w:val="0"/>
                                 <w:jc w:val="start"/>
@@ -4156,30 +4700,31 @@
                               </w:pPr>
                               <w:r>
                                 <w:rPr>
+                                  <w:rFonts w:eastAsia="Helvetica" w:cs="Helvetica" w:ascii="Helvetica" w:hAnsi="Helvetica"/>
+                                  <w:b w:val="false"/>
+                                  <w:bCs w:val="false"/>
+                                  <w:color w:val="333333"/>
                                   <w:kern w:val="0"/>
                                   <w:sz w:val="35"/>
-                                  <w:b w:val="false"/>
                                   <w:szCs w:val="35"/>
-                                  <w:bCs w:val="false"/>
-                                  <w:rFonts w:ascii="Helvetica" w:hAnsi="Helvetica" w:eastAsia="Helvetica" w:cs="Helvetica"/>
-                                  <w:color w:val="333333"/>
-                                  <w:lang w:bidi="en-US" w:val="en-US" w:eastAsia="en-US"/>
+                                  <w:lang w:val="en-US" w:eastAsia="en-US" w:bidi="en-US"/>
                                 </w:rPr>
                                 <w:t>$259,206.00</w:t>
                               </w:r>
                             </w:p>
                           </w:txbxContent>
                         </wps:txbx>
-                        <wps:bodyPr wrap="square" lIns="0" rIns="0" tIns="0" bIns="0" anchor="t">
+                        <wps:bodyPr lIns="0" rIns="0" tIns="0" bIns="0" anchor="t">
                           <a:noAutofit/>
                         </wps:bodyPr>
                       </wps:wsp>
                       <wps:wsp>
-                        <wps:cNvSpPr txBox="1"/>
-                        <wps:spPr>
-                          <a:xfrm>
-                            <a:off x="937440" y="7763040"/>
-                            <a:ext cx="181080" cy="177120"/>
+                        <wps:cNvPr id="83" name=""/>
+                        <wps:cNvSpPr/>
+                        <wps:spPr>
+                          <a:xfrm>
+                            <a:off x="937440" y="7762320"/>
+                            <a:ext cx="179640" cy="176040"/>
                           </a:xfrm>
                           <a:prstGeom prst="rect">
                             <a:avLst/>
@@ -4189,10 +4734,17 @@
                             <a:noFill/>
                           </a:ln>
                         </wps:spPr>
+                        <wps:style>
+                          <a:lnRef idx="0"/>
+                          <a:fillRef idx="0"/>
+                          <a:effectRef idx="0"/>
+                          <a:fontRef idx="minor"/>
+                        </wps:style>
                         <wps:txbx>
                           <w:txbxContent>
                             <w:p>
                               <w:pPr>
+                                <w:pStyle w:val="Normal"/>
                                 <w:overflowPunct w:val="false"/>
                                 <w:bidi w:val="0"/>
                                 <w:jc w:val="start"/>
@@ -4200,30 +4752,31 @@
                               </w:pPr>
                               <w:r>
                                 <w:rPr>
+                                  <w:rFonts w:eastAsia="Helvetica" w:cs="Helvetica" w:ascii="Helvetica" w:hAnsi="Helvetica"/>
+                                  <w:b w:val="false"/>
+                                  <w:bCs w:val="false"/>
+                                  <w:color w:val="333333"/>
                                   <w:kern w:val="0"/>
                                   <w:sz w:val="35"/>
-                                  <w:b w:val="false"/>
                                   <w:szCs w:val="35"/>
-                                  <w:bCs w:val="false"/>
-                                  <w:rFonts w:ascii="Helvetica" w:hAnsi="Helvetica" w:eastAsia="Helvetica" w:cs="Helvetica"/>
-                                  <w:color w:val="333333"/>
-                                  <w:lang w:bidi="en-US" w:val="en-US" w:eastAsia="en-US"/>
+                                  <w:lang w:val="en-US" w:eastAsia="en-US" w:bidi="en-US"/>
                                 </w:rPr>
                                 <w:t>OR</w:t>
                               </w:r>
                             </w:p>
                           </w:txbxContent>
                         </wps:txbx>
-                        <wps:bodyPr wrap="square" lIns="0" rIns="0" tIns="0" bIns="0" anchor="t">
+                        <wps:bodyPr lIns="0" rIns="0" tIns="0" bIns="0" anchor="t">
                           <a:noAutofit/>
                         </wps:bodyPr>
                       </wps:wsp>
                       <wps:wsp>
-                        <wps:cNvSpPr txBox="1"/>
-                        <wps:spPr>
-                          <a:xfrm>
-                            <a:off x="2574360" y="7763040"/>
-                            <a:ext cx="731520" cy="177120"/>
+                        <wps:cNvPr id="84" name=""/>
+                        <wps:cNvSpPr/>
+                        <wps:spPr>
+                          <a:xfrm>
+                            <a:off x="2575080" y="7762320"/>
+                            <a:ext cx="730080" cy="176040"/>
                           </a:xfrm>
                           <a:prstGeom prst="rect">
                             <a:avLst/>
@@ -4233,10 +4786,17 @@
                             <a:noFill/>
                           </a:ln>
                         </wps:spPr>
+                        <wps:style>
+                          <a:lnRef idx="0"/>
+                          <a:fillRef idx="0"/>
+                          <a:effectRef idx="0"/>
+                          <a:fontRef idx="minor"/>
+                        </wps:style>
                         <wps:txbx>
                           <w:txbxContent>
                             <w:p>
                               <w:pPr>
+                                <w:pStyle w:val="Normal"/>
                                 <w:overflowPunct w:val="false"/>
                                 <w:bidi w:val="0"/>
                                 <w:jc w:val="start"/>
@@ -4244,30 +4804,31 @@
                               </w:pPr>
                               <w:r>
                                 <w:rPr>
+                                  <w:rFonts w:eastAsia="Helvetica" w:cs="Helvetica" w:ascii="Helvetica" w:hAnsi="Helvetica"/>
+                                  <w:b w:val="false"/>
+                                  <w:bCs w:val="false"/>
+                                  <w:color w:val="333333"/>
                                   <w:kern w:val="0"/>
                                   <w:sz w:val="35"/>
-                                  <w:b w:val="false"/>
                                   <w:szCs w:val="35"/>
-                                  <w:bCs w:val="false"/>
-                                  <w:rFonts w:ascii="Helvetica" w:hAnsi="Helvetica" w:eastAsia="Helvetica" w:cs="Helvetica"/>
-                                  <w:color w:val="333333"/>
-                                  <w:lang w:bidi="en-US" w:val="en-US" w:eastAsia="en-US"/>
+                                  <w:lang w:val="en-US" w:eastAsia="en-US" w:bidi="en-US"/>
                                 </w:rPr>
                                 <w:t>$289,472.78</w:t>
                               </w:r>
                             </w:p>
                           </w:txbxContent>
                         </wps:txbx>
-                        <wps:bodyPr wrap="square" lIns="0" rIns="0" tIns="0" bIns="0" anchor="t">
+                        <wps:bodyPr lIns="0" rIns="0" tIns="0" bIns="0" anchor="t">
                           <a:noAutofit/>
                         </wps:bodyPr>
                       </wps:wsp>
                       <wps:wsp>
-                        <wps:cNvSpPr txBox="1"/>
-                        <wps:spPr>
-                          <a:xfrm>
-                            <a:off x="958320" y="7954560"/>
-                            <a:ext cx="160560" cy="177120"/>
+                        <wps:cNvPr id="85" name=""/>
+                        <wps:cNvSpPr/>
+                        <wps:spPr>
+                          <a:xfrm>
+                            <a:off x="958320" y="7953840"/>
+                            <a:ext cx="159480" cy="176040"/>
                           </a:xfrm>
                           <a:prstGeom prst="rect">
                             <a:avLst/>
@@ -4277,10 +4838,17 @@
                             <a:noFill/>
                           </a:ln>
                         </wps:spPr>
+                        <wps:style>
+                          <a:lnRef idx="0"/>
+                          <a:fillRef idx="0"/>
+                          <a:effectRef idx="0"/>
+                          <a:fontRef idx="minor"/>
+                        </wps:style>
                         <wps:txbx>
                           <w:txbxContent>
                             <w:p>
                               <w:pPr>
+                                <w:pStyle w:val="Normal"/>
                                 <w:overflowPunct w:val="false"/>
                                 <w:bidi w:val="0"/>
                                 <w:jc w:val="start"/>
@@ -4288,21 +4856,21 @@
                               </w:pPr>
                               <w:r>
                                 <w:rPr>
+                                  <w:rFonts w:eastAsia="Helvetica" w:cs="Helvetica" w:ascii="Helvetica" w:hAnsi="Helvetica"/>
+                                  <w:b w:val="false"/>
+                                  <w:bCs w:val="false"/>
+                                  <w:color w:val="333333"/>
                                   <w:kern w:val="0"/>
                                   <w:sz w:val="35"/>
-                                  <w:b w:val="false"/>
                                   <w:szCs w:val="35"/>
-                                  <w:bCs w:val="false"/>
-                                  <w:rFonts w:ascii="Helvetica" w:hAnsi="Helvetica" w:eastAsia="Helvetica" w:cs="Helvetica"/>
-                                  <w:color w:val="333333"/>
-                                  <w:lang w:bidi="en-US" w:val="en-US" w:eastAsia="en-US"/>
+                                  <w:lang w:val="en-US" w:eastAsia="en-US" w:bidi="en-US"/>
                                 </w:rPr>
                                 <w:t>PA</w:t>
                               </w:r>
                             </w:p>
                           </w:txbxContent>
                         </wps:txbx>
-                        <wps:bodyPr wrap="square" lIns="0" rIns="0" tIns="0" bIns="0" anchor="t">
+                        <wps:bodyPr lIns="0" rIns="0" tIns="0" bIns="0" anchor="t">
                           <a:noAutofit/>
                         </wps:bodyPr>
                       </wps:wsp>
@@ -4336,7 +4904,7 @@
                         <wps:spPr>
                           <a:xfrm>
                             <a:off x="1152360" y="633600"/>
-                            <a:ext cx="2152800" cy="0"/>
+                            <a:ext cx="2153160" cy="0"/>
                           </a:xfrm>
                           <a:prstGeom prst="line">
                             <a:avLst/>
@@ -4361,7 +4929,7 @@
                         <wps:spPr>
                           <a:xfrm>
                             <a:off x="0" y="826200"/>
-                            <a:ext cx="1152360" cy="0"/>
+                            <a:ext cx="1152360" cy="720"/>
                           </a:xfrm>
                           <a:prstGeom prst="line">
                             <a:avLst/>
@@ -4386,7 +4954,7 @@
                         <wps:spPr>
                           <a:xfrm>
                             <a:off x="1152360" y="826200"/>
-                            <a:ext cx="2152800" cy="0"/>
+                            <a:ext cx="2153160" cy="720"/>
                           </a:xfrm>
                           <a:prstGeom prst="line">
                             <a:avLst/>
@@ -4411,7 +4979,7 @@
                         <wps:spPr>
                           <a:xfrm>
                             <a:off x="0" y="1018440"/>
-                            <a:ext cx="1152360" cy="0"/>
+                            <a:ext cx="1152360" cy="720"/>
                           </a:xfrm>
                           <a:prstGeom prst="line">
                             <a:avLst/>
@@ -4436,7 +5004,7 @@
                         <wps:spPr>
                           <a:xfrm>
                             <a:off x="1152360" y="1018440"/>
-                            <a:ext cx="2152800" cy="0"/>
+                            <a:ext cx="2153160" cy="720"/>
                           </a:xfrm>
                           <a:prstGeom prst="line">
                             <a:avLst/>
@@ -4461,7 +5029,7 @@
                         <wps:spPr>
                           <a:xfrm>
                             <a:off x="0" y="1211760"/>
-                            <a:ext cx="1152360" cy="0"/>
+                            <a:ext cx="1152360" cy="1440"/>
                           </a:xfrm>
                           <a:prstGeom prst="line">
                             <a:avLst/>
@@ -4486,7 +5054,7 @@
                         <wps:spPr>
                           <a:xfrm>
                             <a:off x="1152360" y="1211760"/>
-                            <a:ext cx="2152800" cy="0"/>
+                            <a:ext cx="2153160" cy="1440"/>
                           </a:xfrm>
                           <a:prstGeom prst="line">
                             <a:avLst/>
@@ -4511,7 +5079,7 @@
                         <wps:spPr>
                           <a:xfrm>
                             <a:off x="0" y="1404000"/>
-                            <a:ext cx="1152360" cy="0"/>
+                            <a:ext cx="1152360" cy="720"/>
                           </a:xfrm>
                           <a:prstGeom prst="line">
                             <a:avLst/>
@@ -4536,7 +5104,7 @@
                         <wps:spPr>
                           <a:xfrm>
                             <a:off x="1152360" y="1404000"/>
-                            <a:ext cx="2152800" cy="0"/>
+                            <a:ext cx="2153160" cy="720"/>
                           </a:xfrm>
                           <a:prstGeom prst="line">
                             <a:avLst/>
@@ -4586,7 +5154,7 @@
                         <wps:spPr>
                           <a:xfrm>
                             <a:off x="1152360" y="1596240"/>
-                            <a:ext cx="2152800" cy="0"/>
+                            <a:ext cx="2153160" cy="0"/>
                           </a:xfrm>
                           <a:prstGeom prst="line">
                             <a:avLst/>
@@ -4611,7 +5179,7 @@
                         <wps:spPr>
                           <a:xfrm>
                             <a:off x="0" y="1788840"/>
-                            <a:ext cx="1152360" cy="0"/>
+                            <a:ext cx="1152360" cy="720"/>
                           </a:xfrm>
                           <a:prstGeom prst="line">
                             <a:avLst/>
@@ -4636,7 +5204,7 @@
                         <wps:spPr>
                           <a:xfrm>
                             <a:off x="1152360" y="1788840"/>
-                            <a:ext cx="2152800" cy="0"/>
+                            <a:ext cx="2153160" cy="720"/>
                           </a:xfrm>
                           <a:prstGeom prst="line">
                             <a:avLst/>
@@ -4661,7 +5229,7 @@
                         <wps:spPr>
                           <a:xfrm>
                             <a:off x="0" y="1981080"/>
-                            <a:ext cx="1152360" cy="0"/>
+                            <a:ext cx="1152360" cy="720"/>
                           </a:xfrm>
                           <a:prstGeom prst="line">
                             <a:avLst/>
@@ -4686,7 +5254,7 @@
                         <wps:spPr>
                           <a:xfrm>
                             <a:off x="1152360" y="1981080"/>
-                            <a:ext cx="2152800" cy="0"/>
+                            <a:ext cx="2153160" cy="720"/>
                           </a:xfrm>
                           <a:prstGeom prst="line">
                             <a:avLst/>
@@ -4711,7 +5279,7 @@
                         <wps:spPr>
                           <a:xfrm>
                             <a:off x="0" y="2174400"/>
-                            <a:ext cx="1152360" cy="0"/>
+                            <a:ext cx="1152360" cy="1440"/>
                           </a:xfrm>
                           <a:prstGeom prst="line">
                             <a:avLst/>
@@ -4736,7 +5304,7 @@
                         <wps:spPr>
                           <a:xfrm>
                             <a:off x="1152360" y="2174400"/>
-                            <a:ext cx="2152800" cy="0"/>
+                            <a:ext cx="2153160" cy="1440"/>
                           </a:xfrm>
                           <a:prstGeom prst="line">
                             <a:avLst/>
@@ -4761,7 +5329,7 @@
                         <wps:spPr>
                           <a:xfrm>
                             <a:off x="0" y="2366640"/>
-                            <a:ext cx="1152360" cy="0"/>
+                            <a:ext cx="1152360" cy="720"/>
                           </a:xfrm>
                           <a:prstGeom prst="line">
                             <a:avLst/>
@@ -4786,7 +5354,7 @@
                         <wps:spPr>
                           <a:xfrm>
                             <a:off x="1152360" y="2366640"/>
-                            <a:ext cx="2152800" cy="0"/>
+                            <a:ext cx="2153160" cy="720"/>
                           </a:xfrm>
                           <a:prstGeom prst="line">
                             <a:avLst/>
@@ -4836,7 +5404,7 @@
                         <wps:spPr>
                           <a:xfrm>
                             <a:off x="1152360" y="2558880"/>
-                            <a:ext cx="2152800" cy="0"/>
+                            <a:ext cx="2153160" cy="0"/>
                           </a:xfrm>
                           <a:prstGeom prst="line">
                             <a:avLst/>
@@ -4861,7 +5429,7 @@
                         <wps:spPr>
                           <a:xfrm>
                             <a:off x="0" y="2751480"/>
-                            <a:ext cx="1152360" cy="0"/>
+                            <a:ext cx="1152360" cy="720"/>
                           </a:xfrm>
                           <a:prstGeom prst="line">
                             <a:avLst/>
@@ -4886,7 +5454,7 @@
                         <wps:spPr>
                           <a:xfrm>
                             <a:off x="1152360" y="2751480"/>
-                            <a:ext cx="2152800" cy="0"/>
+                            <a:ext cx="2153160" cy="720"/>
                           </a:xfrm>
                           <a:prstGeom prst="line">
                             <a:avLst/>
@@ -4936,7 +5504,7 @@
                         <wps:spPr>
                           <a:xfrm>
                             <a:off x="1152360" y="2943720"/>
-                            <a:ext cx="2152800" cy="0"/>
+                            <a:ext cx="2153160" cy="0"/>
                           </a:xfrm>
                           <a:prstGeom prst="line">
                             <a:avLst/>
@@ -4961,7 +5529,7 @@
                         <wps:spPr>
                           <a:xfrm>
                             <a:off x="0" y="3137040"/>
-                            <a:ext cx="1152360" cy="0"/>
+                            <a:ext cx="1152360" cy="720"/>
                           </a:xfrm>
                           <a:prstGeom prst="line">
                             <a:avLst/>
@@ -4986,7 +5554,7 @@
                         <wps:spPr>
                           <a:xfrm>
                             <a:off x="1152360" y="3137040"/>
-                            <a:ext cx="2152800" cy="0"/>
+                            <a:ext cx="2153160" cy="720"/>
                           </a:xfrm>
                           <a:prstGeom prst="line">
                             <a:avLst/>
@@ -5011,7 +5579,7 @@
                         <wps:spPr>
                           <a:xfrm>
                             <a:off x="0" y="3329280"/>
-                            <a:ext cx="1152360" cy="0"/>
+                            <a:ext cx="1152360" cy="720"/>
                           </a:xfrm>
                           <a:prstGeom prst="line">
                             <a:avLst/>
@@ -5036,7 +5604,7 @@
                         <wps:spPr>
                           <a:xfrm>
                             <a:off x="1152360" y="3329280"/>
-                            <a:ext cx="2152800" cy="0"/>
+                            <a:ext cx="2153160" cy="720"/>
                           </a:xfrm>
                           <a:prstGeom prst="line">
                             <a:avLst/>
@@ -5061,7 +5629,7 @@
                         <wps:spPr>
                           <a:xfrm>
                             <a:off x="0" y="3521880"/>
-                            <a:ext cx="1152360" cy="0"/>
+                            <a:ext cx="1152360" cy="1440"/>
                           </a:xfrm>
                           <a:prstGeom prst="line">
                             <a:avLst/>
@@ -5086,7 +5654,7 @@
                         <wps:spPr>
                           <a:xfrm>
                             <a:off x="1152360" y="3521880"/>
-                            <a:ext cx="2152800" cy="0"/>
+                            <a:ext cx="2153160" cy="1440"/>
                           </a:xfrm>
                           <a:prstGeom prst="line">
                             <a:avLst/>
@@ -5111,7 +5679,7 @@
                         <wps:spPr>
                           <a:xfrm>
                             <a:off x="0" y="3714120"/>
-                            <a:ext cx="1152360" cy="0"/>
+                            <a:ext cx="1152360" cy="720"/>
                           </a:xfrm>
                           <a:prstGeom prst="line">
                             <a:avLst/>
@@ -5136,7 +5704,7 @@
                         <wps:spPr>
                           <a:xfrm>
                             <a:off x="1152360" y="3714120"/>
-                            <a:ext cx="2152800" cy="0"/>
+                            <a:ext cx="2153160" cy="720"/>
                           </a:xfrm>
                           <a:prstGeom prst="line">
                             <a:avLst/>
@@ -5160,8 +5728,8 @@
                         <wps:cNvSpPr/>
                         <wps:spPr>
                           <a:xfrm>
-                            <a:off x="0" y="3906360"/>
-                            <a:ext cx="1152360" cy="0"/>
+                            <a:off x="0" y="3906000"/>
+                            <a:ext cx="1152360" cy="720"/>
                           </a:xfrm>
                           <a:prstGeom prst="line">
                             <a:avLst/>
@@ -5185,8 +5753,8 @@
                         <wps:cNvSpPr/>
                         <wps:spPr>
                           <a:xfrm>
-                            <a:off x="1152360" y="3906360"/>
-                            <a:ext cx="2152800" cy="0"/>
+                            <a:off x="1152360" y="3906000"/>
+                            <a:ext cx="2153160" cy="720"/>
                           </a:xfrm>
                           <a:prstGeom prst="line">
                             <a:avLst/>
@@ -5211,7 +5779,7 @@
                         <wps:spPr>
                           <a:xfrm>
                             <a:off x="0" y="4099680"/>
-                            <a:ext cx="1152360" cy="0"/>
+                            <a:ext cx="1152360" cy="720"/>
                           </a:xfrm>
                           <a:prstGeom prst="line">
                             <a:avLst/>
@@ -5236,7 +5804,7 @@
                         <wps:spPr>
                           <a:xfrm>
                             <a:off x="1152360" y="4099680"/>
-                            <a:ext cx="2152800" cy="0"/>
+                            <a:ext cx="2153160" cy="720"/>
                           </a:xfrm>
                           <a:prstGeom prst="line">
                             <a:avLst/>
@@ -5261,7 +5829,7 @@
                         <wps:spPr>
                           <a:xfrm>
                             <a:off x="0" y="4291920"/>
-                            <a:ext cx="1152360" cy="0"/>
+                            <a:ext cx="1152360" cy="720"/>
                           </a:xfrm>
                           <a:prstGeom prst="line">
                             <a:avLst/>
@@ -5286,7 +5854,7 @@
                         <wps:spPr>
                           <a:xfrm>
                             <a:off x="1152360" y="4291920"/>
-                            <a:ext cx="2152800" cy="0"/>
+                            <a:ext cx="2153160" cy="720"/>
                           </a:xfrm>
                           <a:prstGeom prst="line">
                             <a:avLst/>
@@ -5311,7 +5879,7 @@
                         <wps:spPr>
                           <a:xfrm>
                             <a:off x="0" y="4484520"/>
-                            <a:ext cx="1152360" cy="0"/>
+                            <a:ext cx="1152360" cy="720"/>
                           </a:xfrm>
                           <a:prstGeom prst="line">
                             <a:avLst/>
@@ -5336,7 +5904,7 @@
                         <wps:spPr>
                           <a:xfrm>
                             <a:off x="1152360" y="4484520"/>
-                            <a:ext cx="2152800" cy="0"/>
+                            <a:ext cx="2153160" cy="720"/>
                           </a:xfrm>
                           <a:prstGeom prst="line">
                             <a:avLst/>
@@ -5361,7 +5929,7 @@
                         <wps:spPr>
                           <a:xfrm>
                             <a:off x="0" y="4677480"/>
-                            <a:ext cx="1152360" cy="0"/>
+                            <a:ext cx="1152360" cy="720"/>
                           </a:xfrm>
                           <a:prstGeom prst="line">
                             <a:avLst/>
@@ -5386,7 +5954,7 @@
                         <wps:spPr>
                           <a:xfrm>
                             <a:off x="1152360" y="4677480"/>
-                            <a:ext cx="2152800" cy="0"/>
+                            <a:ext cx="2153160" cy="720"/>
                           </a:xfrm>
                           <a:prstGeom prst="line">
                             <a:avLst/>
@@ -5411,7 +5979,7 @@
                         <wps:spPr>
                           <a:xfrm>
                             <a:off x="0" y="4869360"/>
-                            <a:ext cx="1152360" cy="0"/>
+                            <a:ext cx="1152360" cy="720"/>
                           </a:xfrm>
                           <a:prstGeom prst="line">
                             <a:avLst/>
@@ -5436,7 +6004,7 @@
                         <wps:spPr>
                           <a:xfrm>
                             <a:off x="1152360" y="4869360"/>
-                            <a:ext cx="2152800" cy="0"/>
+                            <a:ext cx="2153160" cy="720"/>
                           </a:xfrm>
                           <a:prstGeom prst="line">
                             <a:avLst/>
@@ -5461,7 +6029,7 @@
                         <wps:spPr>
                           <a:xfrm>
                             <a:off x="0" y="5062320"/>
-                            <a:ext cx="1152360" cy="0"/>
+                            <a:ext cx="1152360" cy="720"/>
                           </a:xfrm>
                           <a:prstGeom prst="line">
                             <a:avLst/>
@@ -5486,7 +6054,7 @@
                         <wps:spPr>
                           <a:xfrm>
                             <a:off x="1152360" y="5062320"/>
-                            <a:ext cx="2152800" cy="0"/>
+                            <a:ext cx="2153160" cy="720"/>
                           </a:xfrm>
                           <a:prstGeom prst="line">
                             <a:avLst/>
@@ -5510,8 +6078,8 @@
                         <wps:cNvSpPr/>
                         <wps:spPr>
                           <a:xfrm>
-                            <a:off x="0" y="5254560"/>
-                            <a:ext cx="1152360" cy="0"/>
+                            <a:off x="0" y="5253840"/>
+                            <a:ext cx="1152360" cy="720"/>
                           </a:xfrm>
                           <a:prstGeom prst="line">
                             <a:avLst/>
@@ -5535,8 +6103,8 @@
                         <wps:cNvSpPr/>
                         <wps:spPr>
                           <a:xfrm>
-                            <a:off x="1152360" y="5254560"/>
-                            <a:ext cx="2152800" cy="0"/>
+                            <a:off x="1152360" y="5253840"/>
+                            <a:ext cx="2153160" cy="720"/>
                           </a:xfrm>
                           <a:prstGeom prst="line">
                             <a:avLst/>
@@ -5561,7 +6129,7 @@
                         <wps:spPr>
                           <a:xfrm>
                             <a:off x="0" y="5447160"/>
-                            <a:ext cx="1152360" cy="0"/>
+                            <a:ext cx="1152360" cy="720"/>
                           </a:xfrm>
                           <a:prstGeom prst="line">
                             <a:avLst/>
@@ -5586,7 +6154,7 @@
                         <wps:spPr>
                           <a:xfrm>
                             <a:off x="1152360" y="5447160"/>
-                            <a:ext cx="2152800" cy="0"/>
+                            <a:ext cx="2153160" cy="720"/>
                           </a:xfrm>
                           <a:prstGeom prst="line">
                             <a:avLst/>
@@ -5611,7 +6179,7 @@
                         <wps:spPr>
                           <a:xfrm>
                             <a:off x="0" y="5640120"/>
-                            <a:ext cx="1152360" cy="0"/>
+                            <a:ext cx="1152360" cy="720"/>
                           </a:xfrm>
                           <a:prstGeom prst="line">
                             <a:avLst/>
@@ -5636,7 +6204,7 @@
                         <wps:spPr>
                           <a:xfrm>
                             <a:off x="1152360" y="5640120"/>
-                            <a:ext cx="2152800" cy="0"/>
+                            <a:ext cx="2153160" cy="720"/>
                           </a:xfrm>
                           <a:prstGeom prst="line">
                             <a:avLst/>
@@ -5661,7 +6229,7 @@
                         <wps:spPr>
                           <a:xfrm>
                             <a:off x="0" y="5832000"/>
-                            <a:ext cx="1152360" cy="0"/>
+                            <a:ext cx="1152360" cy="720"/>
                           </a:xfrm>
                           <a:prstGeom prst="line">
                             <a:avLst/>
@@ -5686,7 +6254,7 @@
                         <wps:spPr>
                           <a:xfrm>
                             <a:off x="1152360" y="5832000"/>
-                            <a:ext cx="2152800" cy="0"/>
+                            <a:ext cx="2153160" cy="720"/>
                           </a:xfrm>
                           <a:prstGeom prst="line">
                             <a:avLst/>
@@ -5711,7 +6279,7 @@
                         <wps:spPr>
                           <a:xfrm>
                             <a:off x="0" y="6024960"/>
-                            <a:ext cx="1152360" cy="0"/>
+                            <a:ext cx="1152360" cy="720"/>
                           </a:xfrm>
                           <a:prstGeom prst="line">
                             <a:avLst/>
@@ -5736,7 +6304,7 @@
                         <wps:spPr>
                           <a:xfrm>
                             <a:off x="1152360" y="6024960"/>
-                            <a:ext cx="2152800" cy="0"/>
+                            <a:ext cx="2153160" cy="720"/>
                           </a:xfrm>
                           <a:prstGeom prst="line">
                             <a:avLst/>
@@ -5760,8 +6328,8 @@
                         <wps:cNvSpPr/>
                         <wps:spPr>
                           <a:xfrm>
-                            <a:off x="0" y="6217200"/>
-                            <a:ext cx="1152360" cy="0"/>
+                            <a:off x="0" y="6216480"/>
+                            <a:ext cx="1152360" cy="720"/>
                           </a:xfrm>
                           <a:prstGeom prst="line">
                             <a:avLst/>
@@ -5785,8 +6353,8 @@
                         <wps:cNvSpPr/>
                         <wps:spPr>
                           <a:xfrm>
-                            <a:off x="1152360" y="6217200"/>
-                            <a:ext cx="2152800" cy="0"/>
+                            <a:off x="1152360" y="6216480"/>
+                            <a:ext cx="2153160" cy="720"/>
                           </a:xfrm>
                           <a:prstGeom prst="line">
                             <a:avLst/>
@@ -5811,7 +6379,7 @@
                         <wps:spPr>
                           <a:xfrm>
                             <a:off x="0" y="6409800"/>
-                            <a:ext cx="1152360" cy="0"/>
+                            <a:ext cx="1152360" cy="720"/>
                           </a:xfrm>
                           <a:prstGeom prst="line">
                             <a:avLst/>
@@ -5836,7 +6404,7 @@
                         <wps:spPr>
                           <a:xfrm>
                             <a:off x="1152360" y="6409800"/>
-                            <a:ext cx="2152800" cy="0"/>
+                            <a:ext cx="2153160" cy="720"/>
                           </a:xfrm>
                           <a:prstGeom prst="line">
                             <a:avLst/>
@@ -5860,8 +6428,8 @@
                         <wps:cNvSpPr/>
                         <wps:spPr>
                           <a:xfrm>
-                            <a:off x="0" y="6602040"/>
-                            <a:ext cx="1152360" cy="0"/>
+                            <a:off x="0" y="6601320"/>
+                            <a:ext cx="1152360" cy="720"/>
                           </a:xfrm>
                           <a:prstGeom prst="line">
                             <a:avLst/>
@@ -5885,8 +6453,8 @@
                         <wps:cNvSpPr/>
                         <wps:spPr>
                           <a:xfrm>
-                            <a:off x="1152360" y="6602040"/>
-                            <a:ext cx="2152800" cy="0"/>
+                            <a:off x="1152360" y="6601320"/>
+                            <a:ext cx="2153160" cy="720"/>
                           </a:xfrm>
                           <a:prstGeom prst="line">
                             <a:avLst/>
@@ -5910,8 +6478,8 @@
                         <wps:cNvSpPr/>
                         <wps:spPr>
                           <a:xfrm>
-                            <a:off x="0" y="6795000"/>
-                            <a:ext cx="1152360" cy="0"/>
+                            <a:off x="0" y="6794640"/>
+                            <a:ext cx="1152360" cy="720"/>
                           </a:xfrm>
                           <a:prstGeom prst="line">
                             <a:avLst/>
@@ -5935,8 +6503,8 @@
                         <wps:cNvSpPr/>
                         <wps:spPr>
                           <a:xfrm>
-                            <a:off x="1152360" y="6795000"/>
-                            <a:ext cx="2152800" cy="0"/>
+                            <a:off x="1152360" y="6794640"/>
+                            <a:ext cx="2153160" cy="720"/>
                           </a:xfrm>
                           <a:prstGeom prst="line">
                             <a:avLst/>
@@ -5960,8 +6528,8 @@
                         <wps:cNvSpPr/>
                         <wps:spPr>
                           <a:xfrm>
-                            <a:off x="0" y="6987600"/>
-                            <a:ext cx="1152360" cy="0"/>
+                            <a:off x="0" y="6986880"/>
+                            <a:ext cx="1152360" cy="720"/>
                           </a:xfrm>
                           <a:prstGeom prst="line">
                             <a:avLst/>
@@ -5985,8 +6553,8 @@
                         <wps:cNvSpPr/>
                         <wps:spPr>
                           <a:xfrm>
-                            <a:off x="1152360" y="6987600"/>
-                            <a:ext cx="2152800" cy="0"/>
+                            <a:off x="1152360" y="6986880"/>
+                            <a:ext cx="2153160" cy="720"/>
                           </a:xfrm>
                           <a:prstGeom prst="line">
                             <a:avLst/>
@@ -6010,8 +6578,8 @@
                         <wps:cNvSpPr/>
                         <wps:spPr>
                           <a:xfrm>
-                            <a:off x="0" y="7179840"/>
-                            <a:ext cx="1152360" cy="0"/>
+                            <a:off x="0" y="7179480"/>
+                            <a:ext cx="1152360" cy="1440"/>
                           </a:xfrm>
                           <a:prstGeom prst="line">
                             <a:avLst/>
@@ -6035,8 +6603,8 @@
                         <wps:cNvSpPr/>
                         <wps:spPr>
                           <a:xfrm>
-                            <a:off x="1152360" y="7179840"/>
-                            <a:ext cx="2152800" cy="0"/>
+                            <a:off x="1152360" y="7179480"/>
+                            <a:ext cx="2153160" cy="1440"/>
                           </a:xfrm>
                           <a:prstGeom prst="line">
                             <a:avLst/>
@@ -6060,8 +6628,8 @@
                         <wps:cNvSpPr/>
                         <wps:spPr>
                           <a:xfrm>
-                            <a:off x="0" y="7372440"/>
-                            <a:ext cx="1152360" cy="0"/>
+                            <a:off x="0" y="7371720"/>
+                            <a:ext cx="1152360" cy="720"/>
                           </a:xfrm>
                           <a:prstGeom prst="line">
                             <a:avLst/>
@@ -6085,8 +6653,8 @@
                         <wps:cNvSpPr/>
                         <wps:spPr>
                           <a:xfrm>
-                            <a:off x="1152360" y="7372440"/>
-                            <a:ext cx="2152800" cy="0"/>
+                            <a:off x="1152360" y="7371720"/>
+                            <a:ext cx="2153160" cy="720"/>
                           </a:xfrm>
                           <a:prstGeom prst="line">
                             <a:avLst/>
@@ -6110,8 +6678,8 @@
                         <wps:cNvSpPr/>
                         <wps:spPr>
                           <a:xfrm>
-                            <a:off x="0" y="7564680"/>
-                            <a:ext cx="1152360" cy="0"/>
+                            <a:off x="0" y="7563960"/>
+                            <a:ext cx="1152360" cy="720"/>
                           </a:xfrm>
                           <a:prstGeom prst="line">
                             <a:avLst/>
@@ -6135,8 +6703,8 @@
                         <wps:cNvSpPr/>
                         <wps:spPr>
                           <a:xfrm>
-                            <a:off x="1152360" y="7564680"/>
-                            <a:ext cx="2152800" cy="0"/>
+                            <a:off x="1152360" y="7563960"/>
+                            <a:ext cx="2153160" cy="720"/>
                           </a:xfrm>
                           <a:prstGeom prst="line">
                             <a:avLst/>
@@ -6160,8 +6728,8 @@
                         <wps:cNvSpPr/>
                         <wps:spPr>
                           <a:xfrm>
-                            <a:off x="0" y="7757640"/>
-                            <a:ext cx="1152360" cy="0"/>
+                            <a:off x="0" y="7757280"/>
+                            <a:ext cx="1152360" cy="720"/>
                           </a:xfrm>
                           <a:prstGeom prst="line">
                             <a:avLst/>
@@ -6185,8 +6753,8 @@
                         <wps:cNvSpPr/>
                         <wps:spPr>
                           <a:xfrm>
-                            <a:off x="1152360" y="7757640"/>
-                            <a:ext cx="2152800" cy="0"/>
+                            <a:off x="1152360" y="7757280"/>
+                            <a:ext cx="2153160" cy="720"/>
                           </a:xfrm>
                           <a:prstGeom prst="line">
                             <a:avLst/>
@@ -6210,8 +6778,8 @@
                         <wps:cNvSpPr/>
                         <wps:spPr>
                           <a:xfrm>
-                            <a:off x="0" y="7949520"/>
-                            <a:ext cx="1152360" cy="0"/>
+                            <a:off x="0" y="7948800"/>
+                            <a:ext cx="1152360" cy="720"/>
                           </a:xfrm>
                           <a:prstGeom prst="line">
                             <a:avLst/>
@@ -6235,8 +6803,8 @@
                         <wps:cNvSpPr/>
                         <wps:spPr>
                           <a:xfrm>
-                            <a:off x="1152360" y="7949520"/>
-                            <a:ext cx="2152800" cy="0"/>
+                            <a:off x="1152360" y="7948800"/>
+                            <a:ext cx="2153160" cy="720"/>
                           </a:xfrm>
                           <a:prstGeom prst="line">
                             <a:avLst/>
@@ -6260,8 +6828,8 @@
                         <wps:cNvSpPr/>
                         <wps:spPr>
                           <a:xfrm>
-                            <a:off x="0" y="8139600"/>
-                            <a:ext cx="1152360" cy="0"/>
+                            <a:off x="0" y="8138880"/>
+                            <a:ext cx="1152360" cy="720"/>
                           </a:xfrm>
                           <a:prstGeom prst="line">
                             <a:avLst/>
@@ -6285,8 +6853,8 @@
                         <wps:cNvSpPr/>
                         <wps:spPr>
                           <a:xfrm>
-                            <a:off x="1152360" y="8139600"/>
-                            <a:ext cx="2152800" cy="0"/>
+                            <a:off x="1152360" y="8138880"/>
+                            <a:ext cx="2153160" cy="720"/>
                           </a:xfrm>
                           <a:prstGeom prst="line">
                             <a:avLst/>
@@ -6307,11 +6875,12 @@
                         <wps:bodyPr/>
                       </wps:wsp>
                       <wps:wsp>
-                        <wps:cNvSpPr txBox="1"/>
-                        <wps:spPr>
-                          <a:xfrm>
-                            <a:off x="2574360" y="7954560"/>
-                            <a:ext cx="731520" cy="177120"/>
+                        <wps:cNvPr id="86" name=""/>
+                        <wps:cNvSpPr/>
+                        <wps:spPr>
+                          <a:xfrm>
+                            <a:off x="2575080" y="7953840"/>
+                            <a:ext cx="730080" cy="176040"/>
                           </a:xfrm>
                           <a:prstGeom prst="rect">
                             <a:avLst/>
@@ -6321,10 +6890,17 @@
                             <a:noFill/>
                           </a:ln>
                         </wps:spPr>
+                        <wps:style>
+                          <a:lnRef idx="0"/>
+                          <a:fillRef idx="0"/>
+                          <a:effectRef idx="0"/>
+                          <a:fontRef idx="minor"/>
+                        </wps:style>
                         <wps:txbx>
                           <w:txbxContent>
                             <w:p>
                               <w:pPr>
+                                <w:pStyle w:val="Normal"/>
                                 <w:overflowPunct w:val="false"/>
                                 <w:bidi w:val="0"/>
                                 <w:jc w:val="start"/>
@@ -6332,21 +6908,21 @@
                               </w:pPr>
                               <w:r>
                                 <w:rPr>
+                                  <w:rFonts w:eastAsia="Helvetica" w:cs="Helvetica" w:ascii="Helvetica" w:hAnsi="Helvetica"/>
+                                  <w:b w:val="false"/>
+                                  <w:bCs w:val="false"/>
+                                  <w:color w:val="333333"/>
                                   <w:kern w:val="0"/>
                                   <w:sz w:val="35"/>
-                                  <w:b w:val="false"/>
                                   <w:szCs w:val="35"/>
-                                  <w:bCs w:val="false"/>
-                                  <w:rFonts w:ascii="Helvetica" w:hAnsi="Helvetica" w:eastAsia="Helvetica" w:cs="Helvetica"/>
-                                  <w:color w:val="333333"/>
-                                  <w:lang w:bidi="en-US" w:val="en-US" w:eastAsia="en-US"/>
+                                  <w:lang w:val="en-US" w:eastAsia="en-US" w:bidi="en-US"/>
                                 </w:rPr>
                                 <w:t>$477,410.09</w:t>
                               </w:r>
                             </w:p>
                           </w:txbxContent>
                         </wps:txbx>
-                        <wps:bodyPr wrap="square" lIns="0" rIns="0" tIns="0" bIns="0" anchor="t">
+                        <wps:bodyPr lIns="0" rIns="0" tIns="0" bIns="0" anchor="t">
                           <a:noAutofit/>
                         </wps:bodyPr>
                       </wps:wsp>
@@ -6358,16 +6934,15 @@
           </mc:Choice>
           <mc:Fallback>
             <w:pict>
-              <v:group id="shape_0" alt="Group object 1" style="position:absolute;margin-left:119.15pt;margin-top:0pt;width:260.3pt;height:640.85pt" coordorigin="2383,0" coordsize="5206,12817">
-                <v:shapetype id="_x0000_t202" coordsize="21600,21600" o:spt="202" path="m,l,21600l21600,21600l21600,xe">
-                  <v:stroke joinstyle="miter"/>
-                  <v:path gradientshapeok="t" o:connecttype="rect"/>
-                </v:shapetype>
-                <v:shape id="shape_0" stroked="f" o:allowincell="f" style="position:absolute;left:2423;top:0;width:5067;height:655;mso-wrap-style:none;v-text-anchor:top;mso-position-horizontal:center" type="_x0000_t202">
+              <v:group id="shape_0" alt="Group object 1" style="position:absolute;margin-left:119.15pt;margin-top:0.05pt;width:260.25pt;height:640.85pt" coordorigin="2383,1" coordsize="5205,12817">
+                <v:rect id="shape_0" path="m0,0l-2147483645,0l-2147483645,-2147483646l0,-2147483646xe" stroked="f" o:allowincell="f" style="position:absolute;left:2423;top:1;width:5066;height:653;mso-wrap-style:square;v-text-anchor:top;mso-position-horizontal:center">
+                  <v:fill o:detectmouseclick="t" on="false"/>
+                  <v:stroke color="#3465a4" joinstyle="round" endcap="flat"/>
                   <v:textbox>
                     <w:txbxContent>
                       <w:p>
                         <w:pPr>
+                          <w:pStyle w:val="Normal"/>
                           <w:overflowPunct w:val="false"/>
                           <w:bidi w:val="0"/>
                           <w:jc w:val="start"/>
@@ -6375,29 +6950,30 @@
                         </w:pPr>
                         <w:r>
                           <w:rPr>
+                            <w:rFonts w:eastAsia="Segoe UI Light" w:cs="Segoe UI Light" w:ascii="Segoe UI Light" w:hAnsi="Segoe UI Light"/>
+                            <w:b/>
+                            <w:bCs/>
+                            <w:color w:val="000000"/>
                             <w:kern w:val="0"/>
                             <w:sz w:val="85"/>
-                            <w:b/>
                             <w:szCs w:val="85"/>
-                            <w:bCs/>
-                            <w:rFonts w:ascii="Segoe UI Light" w:hAnsi="Segoe UI Light" w:eastAsia="Segoe UI Light" w:cs="Segoe UI Light"/>
-                            <w:color w:val="000000"/>
-                            <w:lang w:bidi="en-US" w:val="en-US" w:eastAsia="en-US"/>
+                            <w:lang w:val="en-US" w:eastAsia="en-US" w:bidi="en-US"/>
                           </w:rPr>
                           <w:t>Total Sales By Region</w:t>
                         </w:r>
                       </w:p>
                     </w:txbxContent>
                   </v:textbox>
+                  <w10:wrap type="none"/>
+                </v:rect>
+                <v:rect id="shape_0" path="m0,0l-2147483645,0l-2147483645,-2147483646l0,-2147483646xe" stroked="f" o:allowincell="f" style="position:absolute;left:2423;top:677;width:762;height:298;mso-wrap-style:square;v-text-anchor:top;mso-position-horizontal:center">
                   <v:fill o:detectmouseclick="t" on="false"/>
                   <v:stroke color="#3465a4" joinstyle="round" endcap="flat"/>
-                  <w10:wrap type="none"/>
-                </v:shape>
-                <v:shape id="shape_0" stroked="f" o:allowincell="f" style="position:absolute;left:2423;top:676;width:764;height:300;mso-wrap-style:none;v-text-anchor:top;mso-position-horizontal:center" type="_x0000_t202">
                   <v:textbox>
                     <w:txbxContent>
                       <w:p>
                         <w:pPr>
+                          <w:pStyle w:val="Normal"/>
                           <w:overflowPunct w:val="false"/>
                           <w:bidi w:val="0"/>
                           <w:jc w:val="start"/>
@@ -6405,29 +6981,30 @@
                         </w:pPr>
                         <w:r>
                           <w:rPr>
+                            <w:rFonts w:eastAsia="Helvetica" w:cs="Helvetica" w:ascii="Helvetica" w:hAnsi="Helvetica"/>
+                            <w:b/>
+                            <w:bCs/>
+                            <w:color w:val="666666"/>
                             <w:kern w:val="0"/>
                             <w:sz w:val="39"/>
-                            <w:b/>
                             <w:szCs w:val="39"/>
-                            <w:bCs/>
-                            <w:rFonts w:ascii="Helvetica" w:hAnsi="Helvetica" w:eastAsia="Helvetica" w:cs="Helvetica"/>
-                            <w:color w:val="666666"/>
-                            <w:lang w:bidi="en-US" w:val="en-US" w:eastAsia="en-US"/>
+                            <w:lang w:val="en-US" w:eastAsia="en-US" w:bidi="en-US"/>
                           </w:rPr>
                           <w:t>Region</w:t>
                         </w:r>
                       </w:p>
                     </w:txbxContent>
                   </v:textbox>
+                  <w10:wrap type="none"/>
+                </v:rect>
+                <v:rect id="shape_0" path="m0,0l-2147483645,0l-2147483645,-2147483646l0,-2147483646xe" stroked="f" o:allowincell="f" style="position:absolute;left:6387;top:677;width:1177;height:298;mso-wrap-style:square;v-text-anchor:top;mso-position-horizontal:center">
                   <v:fill o:detectmouseclick="t" on="false"/>
                   <v:stroke color="#3465a4" joinstyle="round" endcap="flat"/>
-                  <w10:wrap type="none"/>
-                </v:shape>
-                <v:shape id="shape_0" stroked="f" o:allowincell="f" style="position:absolute;left:6386;top:676;width:1179;height:300;mso-wrap-style:none;v-text-anchor:top;mso-position-horizontal:center" type="_x0000_t202">
                   <v:textbox>
                     <w:txbxContent>
                       <w:p>
                         <w:pPr>
+                          <w:pStyle w:val="Normal"/>
                           <w:overflowPunct w:val="false"/>
                           <w:bidi w:val="0"/>
                           <w:jc w:val="start"/>
@@ -6435,29 +7012,30 @@
                         </w:pPr>
                         <w:r>
                           <w:rPr>
+                            <w:rFonts w:eastAsia="Helvetica" w:cs="Helvetica" w:ascii="Helvetica" w:hAnsi="Helvetica"/>
+                            <w:b/>
+                            <w:bCs/>
+                            <w:color w:val="666666"/>
                             <w:kern w:val="0"/>
                             <w:sz w:val="39"/>
-                            <w:b/>
                             <w:szCs w:val="39"/>
-                            <w:bCs/>
-                            <w:rFonts w:ascii="Helvetica" w:hAnsi="Helvetica" w:eastAsia="Helvetica" w:cs="Helvetica"/>
-                            <w:color w:val="666666"/>
-                            <w:lang w:bidi="en-US" w:val="en-US" w:eastAsia="en-US"/>
+                            <w:lang w:val="en-US" w:eastAsia="en-US" w:bidi="en-US"/>
                           </w:rPr>
                           <w:t>Total Sales</w:t>
                         </w:r>
                       </w:p>
                     </w:txbxContent>
                   </v:textbox>
+                  <w10:wrap type="none"/>
+                </v:rect>
+                <v:rect id="shape_0" path="m0,0l-2147483645,0l-2147483645,-2147483646l0,-2147483646xe" stroked="f" o:allowincell="f" style="position:absolute;left:3892;top:1007;width:253;height:276;mso-wrap-style:square;v-text-anchor:top;mso-position-horizontal:center">
                   <v:fill o:detectmouseclick="t" on="false"/>
                   <v:stroke color="#3465a4" joinstyle="round" endcap="flat"/>
-                  <w10:wrap type="none"/>
-                </v:shape>
-                <v:shape id="shape_0" stroked="f" o:allowincell="f" style="position:absolute;left:3892;top:1006;width:255;height:278;mso-wrap-style:none;v-text-anchor:top;mso-position-horizontal:center" type="_x0000_t202">
                   <v:textbox>
                     <w:txbxContent>
                       <w:p>
                         <w:pPr>
+                          <w:pStyle w:val="Normal"/>
                           <w:overflowPunct w:val="false"/>
                           <w:bidi w:val="0"/>
                           <w:jc w:val="start"/>
@@ -6465,29 +7043,30 @@
                         </w:pPr>
                         <w:r>
                           <w:rPr>
+                            <w:rFonts w:eastAsia="Helvetica" w:cs="Helvetica" w:ascii="Helvetica" w:hAnsi="Helvetica"/>
+                            <w:b w:val="false"/>
+                            <w:bCs w:val="false"/>
+                            <w:color w:val="333333"/>
                             <w:kern w:val="0"/>
                             <w:sz w:val="35"/>
-                            <w:b w:val="false"/>
                             <w:szCs w:val="35"/>
-                            <w:bCs w:val="false"/>
-                            <w:rFonts w:ascii="Helvetica" w:hAnsi="Helvetica" w:eastAsia="Helvetica" w:cs="Helvetica"/>
-                            <w:color w:val="333333"/>
-                            <w:lang w:bidi="en-US" w:val="en-US" w:eastAsia="en-US"/>
+                            <w:lang w:val="en-US" w:eastAsia="en-US" w:bidi="en-US"/>
                           </w:rPr>
                           <w:t>AK</w:t>
                         </w:r>
                       </w:p>
                     </w:txbxContent>
                   </v:textbox>
+                  <w10:wrap type="none"/>
+                </v:rect>
+                <v:rect id="shape_0" path="m0,0l-2147483645,0l-2147483645,-2147483646l0,-2147483646xe" stroked="f" o:allowincell="f" style="position:absolute;left:6438;top:1007;width:1149;height:276;mso-wrap-style:square;v-text-anchor:top;mso-position-horizontal:center">
                   <v:fill o:detectmouseclick="t" on="false"/>
                   <v:stroke color="#3465a4" joinstyle="round" endcap="flat"/>
-                  <w10:wrap type="none"/>
-                </v:shape>
-                <v:shape id="shape_0" stroked="f" o:allowincell="f" style="position:absolute;left:6437;top:1006;width:1151;height:278;mso-wrap-style:none;v-text-anchor:top;mso-position-horizontal:center" type="_x0000_t202">
                   <v:textbox>
                     <w:txbxContent>
                       <w:p>
                         <w:pPr>
+                          <w:pStyle w:val="Normal"/>
                           <w:overflowPunct w:val="false"/>
                           <w:bidi w:val="0"/>
                           <w:jc w:val="start"/>
@@ -6495,29 +7074,30 @@
                         </w:pPr>
                         <w:r>
                           <w:rPr>
+                            <w:rFonts w:eastAsia="Helvetica" w:cs="Helvetica" w:ascii="Helvetica" w:hAnsi="Helvetica"/>
+                            <w:b w:val="false"/>
+                            <w:bCs w:val="false"/>
+                            <w:color w:val="333333"/>
                             <w:kern w:val="0"/>
                             <w:sz w:val="35"/>
-                            <w:b w:val="false"/>
                             <w:szCs w:val="35"/>
-                            <w:bCs w:val="false"/>
-                            <w:rFonts w:ascii="Helvetica" w:hAnsi="Helvetica" w:eastAsia="Helvetica" w:cs="Helvetica"/>
-                            <w:color w:val="333333"/>
-                            <w:lang w:bidi="en-US" w:val="en-US" w:eastAsia="en-US"/>
+                            <w:lang w:val="en-US" w:eastAsia="en-US" w:bidi="en-US"/>
                           </w:rPr>
                           <w:t>$135,090.50</w:t>
                         </w:r>
                       </w:p>
                     </w:txbxContent>
                   </v:textbox>
+                  <w10:wrap type="none"/>
+                </v:rect>
+                <v:rect id="shape_0" path="m0,0l-2147483645,0l-2147483645,-2147483646l0,-2147483646xe" stroked="f" o:allowincell="f" style="position:absolute;left:3914;top:1309;width:233;height:276;mso-wrap-style:square;v-text-anchor:top;mso-position-horizontal:center">
                   <v:fill o:detectmouseclick="t" on="false"/>
                   <v:stroke color="#3465a4" joinstyle="round" endcap="flat"/>
-                  <w10:wrap type="none"/>
-                </v:shape>
-                <v:shape id="shape_0" stroked="f" o:allowincell="f" style="position:absolute;left:3914;top:1308;width:235;height:278;mso-wrap-style:none;v-text-anchor:top;mso-position-horizontal:center" type="_x0000_t202">
                   <v:textbox>
                     <w:txbxContent>
                       <w:p>
                         <w:pPr>
+                          <w:pStyle w:val="Normal"/>
                           <w:overflowPunct w:val="false"/>
                           <w:bidi w:val="0"/>
                           <w:jc w:val="start"/>
@@ -6525,29 +7105,30 @@
                         </w:pPr>
                         <w:r>
                           <w:rPr>
+                            <w:rFonts w:eastAsia="Helvetica" w:cs="Helvetica" w:ascii="Helvetica" w:hAnsi="Helvetica"/>
+                            <w:b w:val="false"/>
+                            <w:bCs w:val="false"/>
+                            <w:color w:val="333333"/>
                             <w:kern w:val="0"/>
                             <w:sz w:val="35"/>
-                            <w:b w:val="false"/>
                             <w:szCs w:val="35"/>
-                            <w:bCs w:val="false"/>
-                            <w:rFonts w:ascii="Helvetica" w:hAnsi="Helvetica" w:eastAsia="Helvetica" w:cs="Helvetica"/>
-                            <w:color w:val="333333"/>
-                            <w:lang w:bidi="en-US" w:val="en-US" w:eastAsia="en-US"/>
+                            <w:lang w:val="en-US" w:eastAsia="en-US" w:bidi="en-US"/>
                           </w:rPr>
                           <w:t>AL</w:t>
                         </w:r>
                       </w:p>
                     </w:txbxContent>
                   </v:textbox>
+                  <w10:wrap type="none"/>
+                </v:rect>
+                <v:rect id="shape_0" path="m0,0l-2147483645,0l-2147483645,-2147483646l0,-2147483646xe" stroked="f" o:allowincell="f" style="position:absolute;left:6438;top:1309;width:1149;height:276;mso-wrap-style:square;v-text-anchor:top;mso-position-horizontal:center">
                   <v:fill o:detectmouseclick="t" on="false"/>
                   <v:stroke color="#3465a4" joinstyle="round" endcap="flat"/>
-                  <w10:wrap type="none"/>
-                </v:shape>
-                <v:shape id="shape_0" stroked="f" o:allowincell="f" style="position:absolute;left:6437;top:1308;width:1151;height:278;mso-wrap-style:none;v-text-anchor:top;mso-position-horizontal:center" type="_x0000_t202">
                   <v:textbox>
                     <w:txbxContent>
                       <w:p>
                         <w:pPr>
+                          <w:pStyle w:val="Normal"/>
                           <w:overflowPunct w:val="false"/>
                           <w:bidi w:val="0"/>
                           <w:jc w:val="start"/>
@@ -6555,29 +7136,30 @@
                         </w:pPr>
                         <w:r>
                           <w:rPr>
+                            <w:rFonts w:eastAsia="Helvetica" w:cs="Helvetica" w:ascii="Helvetica" w:hAnsi="Helvetica"/>
+                            <w:b w:val="false"/>
+                            <w:bCs w:val="false"/>
+                            <w:color w:val="333333"/>
                             <w:kern w:val="0"/>
                             <w:sz w:val="35"/>
-                            <w:b w:val="false"/>
                             <w:szCs w:val="35"/>
-                            <w:bCs w:val="false"/>
-                            <w:rFonts w:ascii="Helvetica" w:hAnsi="Helvetica" w:eastAsia="Helvetica" w:cs="Helvetica"/>
-                            <w:color w:val="333333"/>
-                            <w:lang w:bidi="en-US" w:val="en-US" w:eastAsia="en-US"/>
+                            <w:lang w:val="en-US" w:eastAsia="en-US" w:bidi="en-US"/>
                           </w:rPr>
                           <w:t>$252,946.04</w:t>
                         </w:r>
                       </w:p>
                     </w:txbxContent>
                   </v:textbox>
+                  <w10:wrap type="none"/>
+                </v:rect>
+                <v:rect id="shape_0" path="m0,0l-2147483645,0l-2147483645,-2147483646l0,-2147483646xe" stroked="f" o:allowincell="f" style="position:absolute;left:3881;top:1613;width:253;height:276;mso-wrap-style:square;v-text-anchor:top;mso-position-horizontal:center">
                   <v:fill o:detectmouseclick="t" on="false"/>
                   <v:stroke color="#3465a4" joinstyle="round" endcap="flat"/>
-                  <w10:wrap type="none"/>
-                </v:shape>
-                <v:shape id="shape_0" stroked="f" o:allowincell="f" style="position:absolute;left:3881;top:1612;width:255;height:278;mso-wrap-style:none;v-text-anchor:top;mso-position-horizontal:center" type="_x0000_t202">
                   <v:textbox>
                     <w:txbxContent>
                       <w:p>
                         <w:pPr>
+                          <w:pStyle w:val="Normal"/>
                           <w:overflowPunct w:val="false"/>
                           <w:bidi w:val="0"/>
                           <w:jc w:val="start"/>
@@ -6585,29 +7167,30 @@
                         </w:pPr>
                         <w:r>
                           <w:rPr>
+                            <w:rFonts w:eastAsia="Helvetica" w:cs="Helvetica" w:ascii="Helvetica" w:hAnsi="Helvetica"/>
+                            <w:b w:val="false"/>
+                            <w:bCs w:val="false"/>
+                            <w:color w:val="333333"/>
                             <w:kern w:val="0"/>
                             <w:sz w:val="35"/>
-                            <w:b w:val="false"/>
                             <w:szCs w:val="35"/>
-                            <w:bCs w:val="false"/>
-                            <w:rFonts w:ascii="Helvetica" w:hAnsi="Helvetica" w:eastAsia="Helvetica" w:cs="Helvetica"/>
-                            <w:color w:val="333333"/>
-                            <w:lang w:bidi="en-US" w:val="en-US" w:eastAsia="en-US"/>
+                            <w:lang w:val="en-US" w:eastAsia="en-US" w:bidi="en-US"/>
                           </w:rPr>
                           <w:t>AR</w:t>
                         </w:r>
                       </w:p>
                     </w:txbxContent>
                   </v:textbox>
+                  <w10:wrap type="none"/>
+                </v:rect>
+                <v:rect id="shape_0" path="m0,0l-2147483645,0l-2147483645,-2147483646l0,-2147483646xe" stroked="f" o:allowincell="f" style="position:absolute;left:6438;top:1613;width:1149;height:276;mso-wrap-style:square;v-text-anchor:top;mso-position-horizontal:center">
                   <v:fill o:detectmouseclick="t" on="false"/>
                   <v:stroke color="#3465a4" joinstyle="round" endcap="flat"/>
-                  <w10:wrap type="none"/>
-                </v:shape>
-                <v:shape id="shape_0" stroked="f" o:allowincell="f" style="position:absolute;left:6437;top:1612;width:1151;height:278;mso-wrap-style:none;v-text-anchor:top;mso-position-horizontal:center" type="_x0000_t202">
                   <v:textbox>
                     <w:txbxContent>
                       <w:p>
                         <w:pPr>
+                          <w:pStyle w:val="Normal"/>
                           <w:overflowPunct w:val="false"/>
                           <w:bidi w:val="0"/>
                           <w:jc w:val="start"/>
@@ -6615,29 +7198,30 @@
                         </w:pPr>
                         <w:r>
                           <w:rPr>
+                            <w:rFonts w:eastAsia="Helvetica" w:cs="Helvetica" w:ascii="Helvetica" w:hAnsi="Helvetica"/>
+                            <w:b w:val="false"/>
+                            <w:bCs w:val="false"/>
+                            <w:color w:val="333333"/>
                             <w:kern w:val="0"/>
                             <w:sz w:val="35"/>
-                            <w:b w:val="false"/>
                             <w:szCs w:val="35"/>
-                            <w:bCs w:val="false"/>
-                            <w:rFonts w:ascii="Helvetica" w:hAnsi="Helvetica" w:eastAsia="Helvetica" w:cs="Helvetica"/>
-                            <w:color w:val="333333"/>
-                            <w:lang w:bidi="en-US" w:val="en-US" w:eastAsia="en-US"/>
+                            <w:lang w:val="en-US" w:eastAsia="en-US" w:bidi="en-US"/>
                           </w:rPr>
                           <w:t>$365,539.43</w:t>
                         </w:r>
                       </w:p>
                     </w:txbxContent>
                   </v:textbox>
+                  <w10:wrap type="none"/>
+                </v:rect>
+                <v:rect id="shape_0" path="m0,0l-2147483645,0l-2147483645,-2147483646l0,-2147483646xe" stroked="f" o:allowincell="f" style="position:absolute;left:3904;top:1917;width:243;height:276;mso-wrap-style:square;v-text-anchor:top;mso-position-horizontal:center">
                   <v:fill o:detectmouseclick="t" on="false"/>
                   <v:stroke color="#3465a4" joinstyle="round" endcap="flat"/>
-                  <w10:wrap type="none"/>
-                </v:shape>
-                <v:shape id="shape_0" stroked="f" o:allowincell="f" style="position:absolute;left:3904;top:1916;width:245;height:278;mso-wrap-style:none;v-text-anchor:top;mso-position-horizontal:center" type="_x0000_t202">
                   <v:textbox>
                     <w:txbxContent>
                       <w:p>
                         <w:pPr>
+                          <w:pStyle w:val="Normal"/>
                           <w:overflowPunct w:val="false"/>
                           <w:bidi w:val="0"/>
                           <w:jc w:val="start"/>
@@ -6645,29 +7229,30 @@
                         </w:pPr>
                         <w:r>
                           <w:rPr>
+                            <w:rFonts w:eastAsia="Helvetica" w:cs="Helvetica" w:ascii="Helvetica" w:hAnsi="Helvetica"/>
+                            <w:b w:val="false"/>
+                            <w:bCs w:val="false"/>
+                            <w:color w:val="333333"/>
                             <w:kern w:val="0"/>
                             <w:sz w:val="35"/>
-                            <w:b w:val="false"/>
                             <w:szCs w:val="35"/>
-                            <w:bCs w:val="false"/>
-                            <w:rFonts w:ascii="Helvetica" w:hAnsi="Helvetica" w:eastAsia="Helvetica" w:cs="Helvetica"/>
-                            <w:color w:val="333333"/>
-                            <w:lang w:bidi="en-US" w:val="en-US" w:eastAsia="en-US"/>
+                            <w:lang w:val="en-US" w:eastAsia="en-US" w:bidi="en-US"/>
                           </w:rPr>
                           <w:t>AZ</w:t>
                         </w:r>
                       </w:p>
                     </w:txbxContent>
                   </v:textbox>
+                  <w10:wrap type="none"/>
+                </v:rect>
+                <v:rect id="shape_0" path="m0,0l-2147483645,0l-2147483645,-2147483646l0,-2147483646xe" stroked="f" o:allowincell="f" style="position:absolute;left:6438;top:1917;width:1149;height:276;mso-wrap-style:square;v-text-anchor:top;mso-position-horizontal:center">
                   <v:fill o:detectmouseclick="t" on="false"/>
                   <v:stroke color="#3465a4" joinstyle="round" endcap="flat"/>
-                  <w10:wrap type="none"/>
-                </v:shape>
-                <v:shape id="shape_0" stroked="f" o:allowincell="f" style="position:absolute;left:6437;top:1916;width:1151;height:278;mso-wrap-style:none;v-text-anchor:top;mso-position-horizontal:center" type="_x0000_t202">
                   <v:textbox>
                     <w:txbxContent>
                       <w:p>
                         <w:pPr>
+                          <w:pStyle w:val="Normal"/>
                           <w:overflowPunct w:val="false"/>
                           <w:bidi w:val="0"/>
                           <w:jc w:val="start"/>
@@ -6675,29 +7260,30 @@
                         </w:pPr>
                         <w:r>
                           <w:rPr>
+                            <w:rFonts w:eastAsia="Helvetica" w:cs="Helvetica" w:ascii="Helvetica" w:hAnsi="Helvetica"/>
+                            <w:b w:val="false"/>
+                            <w:bCs w:val="false"/>
+                            <w:color w:val="333333"/>
                             <w:kern w:val="0"/>
                             <w:sz w:val="35"/>
-                            <w:b w:val="false"/>
                             <w:szCs w:val="35"/>
-                            <w:bCs w:val="false"/>
-                            <w:rFonts w:ascii="Helvetica" w:hAnsi="Helvetica" w:eastAsia="Helvetica" w:cs="Helvetica"/>
-                            <w:color w:val="333333"/>
-                            <w:lang w:bidi="en-US" w:val="en-US" w:eastAsia="en-US"/>
+                            <w:lang w:val="en-US" w:eastAsia="en-US" w:bidi="en-US"/>
                           </w:rPr>
                           <w:t>$264,218.37</w:t>
                         </w:r>
                       </w:p>
                     </w:txbxContent>
                   </v:textbox>
+                  <w10:wrap type="none"/>
+                </v:rect>
+                <v:rect id="shape_0" path="m0,0l-2147483645,0l-2147483645,-2147483646l0,-2147483646xe" stroked="f" o:allowincell="f" style="position:absolute;left:3881;top:2219;width:255;height:276;mso-wrap-style:square;v-text-anchor:top;mso-position-horizontal:center">
                   <v:fill o:detectmouseclick="t" on="false"/>
                   <v:stroke color="#3465a4" joinstyle="round" endcap="flat"/>
-                  <w10:wrap type="none"/>
-                </v:shape>
-                <v:shape id="shape_0" stroked="f" o:allowincell="f" style="position:absolute;left:3881;top:2218;width:257;height:278;mso-wrap-style:none;v-text-anchor:top;mso-position-horizontal:center" type="_x0000_t202">
                   <v:textbox>
                     <w:txbxContent>
                       <w:p>
                         <w:pPr>
+                          <w:pStyle w:val="Normal"/>
                           <w:overflowPunct w:val="false"/>
                           <w:bidi w:val="0"/>
                           <w:jc w:val="start"/>
@@ -6705,29 +7291,30 @@
                         </w:pPr>
                         <w:r>
                           <w:rPr>
+                            <w:rFonts w:eastAsia="Helvetica" w:cs="Helvetica" w:ascii="Helvetica" w:hAnsi="Helvetica"/>
+                            <w:b w:val="false"/>
+                            <w:bCs w:val="false"/>
+                            <w:color w:val="333333"/>
                             <w:kern w:val="0"/>
                             <w:sz w:val="35"/>
-                            <w:b w:val="false"/>
                             <w:szCs w:val="35"/>
-                            <w:bCs w:val="false"/>
-                            <w:rFonts w:ascii="Helvetica" w:hAnsi="Helvetica" w:eastAsia="Helvetica" w:cs="Helvetica"/>
-                            <w:color w:val="333333"/>
-                            <w:lang w:bidi="en-US" w:val="en-US" w:eastAsia="en-US"/>
+                            <w:lang w:val="en-US" w:eastAsia="en-US" w:bidi="en-US"/>
                           </w:rPr>
                           <w:t>CA</w:t>
                         </w:r>
                       </w:p>
                     </w:txbxContent>
                   </v:textbox>
+                  <w10:wrap type="none"/>
+                </v:rect>
+                <v:rect id="shape_0" path="m0,0l-2147483645,0l-2147483645,-2147483646l0,-2147483646xe" stroked="f" o:allowincell="f" style="position:absolute;left:6438;top:2219;width:1149;height:276;mso-wrap-style:square;v-text-anchor:top;mso-position-horizontal:center">
                   <v:fill o:detectmouseclick="t" on="false"/>
                   <v:stroke color="#3465a4" joinstyle="round" endcap="flat"/>
-                  <w10:wrap type="none"/>
-                </v:shape>
-                <v:shape id="shape_0" stroked="f" o:allowincell="f" style="position:absolute;left:6437;top:2218;width:1151;height:278;mso-wrap-style:none;v-text-anchor:top;mso-position-horizontal:center" type="_x0000_t202">
                   <v:textbox>
                     <w:txbxContent>
                       <w:p>
                         <w:pPr>
+                          <w:pStyle w:val="Normal"/>
                           <w:overflowPunct w:val="false"/>
                           <w:bidi w:val="0"/>
                           <w:jc w:val="start"/>
@@ -6735,29 +7322,30 @@
                         </w:pPr>
                         <w:r>
                           <w:rPr>
+                            <w:rFonts w:eastAsia="Helvetica" w:cs="Helvetica" w:ascii="Helvetica" w:hAnsi="Helvetica"/>
+                            <w:b w:val="false"/>
+                            <w:bCs w:val="false"/>
+                            <w:color w:val="333333"/>
                             <w:kern w:val="0"/>
                             <w:sz w:val="35"/>
-                            <w:b w:val="false"/>
                             <w:szCs w:val="35"/>
-                            <w:bCs w:val="false"/>
-                            <w:rFonts w:ascii="Helvetica" w:hAnsi="Helvetica" w:eastAsia="Helvetica" w:cs="Helvetica"/>
-                            <w:color w:val="333333"/>
-                            <w:lang w:bidi="en-US" w:val="en-US" w:eastAsia="en-US"/>
+                            <w:lang w:val="en-US" w:eastAsia="en-US" w:bidi="en-US"/>
                           </w:rPr>
                           <w:t>$191,937.74</w:t>
                         </w:r>
                       </w:p>
                     </w:txbxContent>
                   </v:textbox>
+                  <w10:wrap type="none"/>
+                </v:rect>
+                <v:rect id="shape_0" path="m0,0l-2147483645,0l-2147483645,-2147483646l0,-2147483646xe" stroked="f" o:allowincell="f" style="position:absolute;left:3859;top:2523;width:285;height:276;mso-wrap-style:square;v-text-anchor:top;mso-position-horizontal:center">
                   <v:fill o:detectmouseclick="t" on="false"/>
                   <v:stroke color="#3465a4" joinstyle="round" endcap="flat"/>
-                  <w10:wrap type="none"/>
-                </v:shape>
-                <v:shape id="shape_0" stroked="f" o:allowincell="f" style="position:absolute;left:3859;top:2522;width:287;height:278;mso-wrap-style:none;v-text-anchor:top;mso-position-horizontal:center" type="_x0000_t202">
                   <v:textbox>
                     <w:txbxContent>
                       <w:p>
                         <w:pPr>
+                          <w:pStyle w:val="Normal"/>
                           <w:overflowPunct w:val="false"/>
                           <w:bidi w:val="0"/>
                           <w:jc w:val="start"/>
@@ -6765,29 +7353,30 @@
                         </w:pPr>
                         <w:r>
                           <w:rPr>
+                            <w:rFonts w:eastAsia="Helvetica" w:cs="Helvetica" w:ascii="Helvetica" w:hAnsi="Helvetica"/>
+                            <w:b w:val="false"/>
+                            <w:bCs w:val="false"/>
+                            <w:color w:val="333333"/>
                             <w:kern w:val="0"/>
                             <w:sz w:val="35"/>
-                            <w:b w:val="false"/>
                             <w:szCs w:val="35"/>
-                            <w:bCs w:val="false"/>
-                            <w:rFonts w:ascii="Helvetica" w:hAnsi="Helvetica" w:eastAsia="Helvetica" w:cs="Helvetica"/>
-                            <w:color w:val="333333"/>
-                            <w:lang w:bidi="en-US" w:val="en-US" w:eastAsia="en-US"/>
+                            <w:lang w:val="en-US" w:eastAsia="en-US" w:bidi="en-US"/>
                           </w:rPr>
                           <w:t>CO</w:t>
                         </w:r>
                       </w:p>
                     </w:txbxContent>
                   </v:textbox>
+                  <w10:wrap type="none"/>
+                </v:rect>
+                <v:rect id="shape_0" path="m0,0l-2147483645,0l-2147483645,-2147483646l0,-2147483646xe" stroked="f" o:allowincell="f" style="position:absolute;left:6438;top:2523;width:1149;height:276;mso-wrap-style:square;v-text-anchor:top;mso-position-horizontal:center">
                   <v:fill o:detectmouseclick="t" on="false"/>
                   <v:stroke color="#3465a4" joinstyle="round" endcap="flat"/>
-                  <w10:wrap type="none"/>
-                </v:shape>
-                <v:shape id="shape_0" stroked="f" o:allowincell="f" style="position:absolute;left:6437;top:2522;width:1151;height:278;mso-wrap-style:none;v-text-anchor:top;mso-position-horizontal:center" type="_x0000_t202">
                   <v:textbox>
                     <w:txbxContent>
                       <w:p>
                         <w:pPr>
+                          <w:pStyle w:val="Normal"/>
                           <w:overflowPunct w:val="false"/>
                           <w:bidi w:val="0"/>
                           <w:jc w:val="start"/>
@@ -6795,29 +7384,30 @@
                         </w:pPr>
                         <w:r>
                           <w:rPr>
+                            <w:rFonts w:eastAsia="Helvetica" w:cs="Helvetica" w:ascii="Helvetica" w:hAnsi="Helvetica"/>
+                            <w:b w:val="false"/>
+                            <w:bCs w:val="false"/>
+                            <w:color w:val="333333"/>
                             <w:kern w:val="0"/>
                             <w:sz w:val="35"/>
-                            <w:b w:val="false"/>
                             <w:szCs w:val="35"/>
-                            <w:bCs w:val="false"/>
-                            <w:rFonts w:ascii="Helvetica" w:hAnsi="Helvetica" w:eastAsia="Helvetica" w:cs="Helvetica"/>
-                            <w:color w:val="333333"/>
-                            <w:lang w:bidi="en-US" w:val="en-US" w:eastAsia="en-US"/>
+                            <w:lang w:val="en-US" w:eastAsia="en-US" w:bidi="en-US"/>
                           </w:rPr>
                           <w:t>$396,644.63</w:t>
                         </w:r>
                       </w:p>
                     </w:txbxContent>
                   </v:textbox>
+                  <w10:wrap type="none"/>
+                </v:rect>
+                <v:rect id="shape_0" path="m0,0l-2147483645,0l-2147483645,-2147483646l0,-2147483646xe" stroked="f" o:allowincell="f" style="position:absolute;left:3892;top:2826;width:239;height:275;mso-wrap-style:square;v-text-anchor:top;mso-position-horizontal:center">
                   <v:fill o:detectmouseclick="t" on="false"/>
                   <v:stroke color="#3465a4" joinstyle="round" endcap="flat"/>
-                  <w10:wrap type="none"/>
-                </v:shape>
-                <v:shape id="shape_0" stroked="f" o:allowincell="f" style="position:absolute;left:3892;top:2825;width:241;height:277;mso-wrap-style:none;v-text-anchor:top;mso-position-horizontal:center" type="_x0000_t202">
                   <v:textbox>
                     <w:txbxContent>
                       <w:p>
                         <w:pPr>
+                          <w:pStyle w:val="Normal"/>
                           <w:overflowPunct w:val="false"/>
                           <w:bidi w:val="0"/>
                           <w:jc w:val="start"/>
@@ -6825,29 +7415,30 @@
                         </w:pPr>
                         <w:r>
                           <w:rPr>
+                            <w:rFonts w:eastAsia="Helvetica" w:cs="Helvetica" w:ascii="Helvetica" w:hAnsi="Helvetica"/>
+                            <w:b w:val="false"/>
+                            <w:bCs w:val="false"/>
+                            <w:color w:val="333333"/>
                             <w:kern w:val="0"/>
                             <w:sz w:val="35"/>
-                            <w:b w:val="false"/>
                             <w:szCs w:val="35"/>
-                            <w:bCs w:val="false"/>
-                            <w:rFonts w:ascii="Helvetica" w:hAnsi="Helvetica" w:eastAsia="Helvetica" w:cs="Helvetica"/>
-                            <w:color w:val="333333"/>
-                            <w:lang w:bidi="en-US" w:val="en-US" w:eastAsia="en-US"/>
+                            <w:lang w:val="en-US" w:eastAsia="en-US" w:bidi="en-US"/>
                           </w:rPr>
                           <w:t>CT</w:t>
                         </w:r>
                       </w:p>
                     </w:txbxContent>
                   </v:textbox>
+                  <w10:wrap type="none"/>
+                </v:rect>
+                <v:rect id="shape_0" path="m0,0l-2147483645,0l-2147483645,-2147483646l0,-2147483646xe" stroked="f" o:allowincell="f" style="position:absolute;left:6438;top:2826;width:1149;height:275;mso-wrap-style:square;v-text-anchor:top;mso-position-horizontal:center">
                   <v:fill o:detectmouseclick="t" on="false"/>
                   <v:stroke color="#3465a4" joinstyle="round" endcap="flat"/>
-                  <w10:wrap type="none"/>
-                </v:shape>
-                <v:shape id="shape_0" stroked="f" o:allowincell="f" style="position:absolute;left:6437;top:2825;width:1151;height:277;mso-wrap-style:none;v-text-anchor:top;mso-position-horizontal:center" type="_x0000_t202">
                   <v:textbox>
                     <w:txbxContent>
                       <w:p>
                         <w:pPr>
+                          <w:pStyle w:val="Normal"/>
                           <w:overflowPunct w:val="false"/>
                           <w:bidi w:val="0"/>
                           <w:jc w:val="start"/>
@@ -6855,29 +7446,30 @@
                         </w:pPr>
                         <w:r>
                           <w:rPr>
+                            <w:rFonts w:eastAsia="Helvetica" w:cs="Helvetica" w:ascii="Helvetica" w:hAnsi="Helvetica"/>
+                            <w:b w:val="false"/>
+                            <w:bCs w:val="false"/>
+                            <w:color w:val="333333"/>
                             <w:kern w:val="0"/>
                             <w:sz w:val="35"/>
-                            <w:b w:val="false"/>
                             <w:szCs w:val="35"/>
-                            <w:bCs w:val="false"/>
-                            <w:rFonts w:ascii="Helvetica" w:hAnsi="Helvetica" w:eastAsia="Helvetica" w:cs="Helvetica"/>
-                            <w:color w:val="333333"/>
-                            <w:lang w:bidi="en-US" w:val="en-US" w:eastAsia="en-US"/>
+                            <w:lang w:val="en-US" w:eastAsia="en-US" w:bidi="en-US"/>
                           </w:rPr>
                           <w:t>$328,098.64</w:t>
                         </w:r>
                       </w:p>
                     </w:txbxContent>
                   </v:textbox>
+                  <w10:wrap type="none"/>
+                </v:rect>
+                <v:rect id="shape_0" path="m0,0l-2147483645,0l-2147483645,-2147483646l0,-2147483646xe" stroked="f" o:allowincell="f" style="position:absolute;left:3869;top:3130;width:274;height:275;mso-wrap-style:square;v-text-anchor:top;mso-position-horizontal:center">
                   <v:fill o:detectmouseclick="t" on="false"/>
                   <v:stroke color="#3465a4" joinstyle="round" endcap="flat"/>
-                  <w10:wrap type="none"/>
-                </v:shape>
-                <v:shape id="shape_0" stroked="f" o:allowincell="f" style="position:absolute;left:3869;top:3129;width:276;height:277;mso-wrap-style:none;v-text-anchor:top;mso-position-horizontal:center" type="_x0000_t202">
                   <v:textbox>
                     <w:txbxContent>
                       <w:p>
                         <w:pPr>
+                          <w:pStyle w:val="Normal"/>
                           <w:overflowPunct w:val="false"/>
                           <w:bidi w:val="0"/>
                           <w:jc w:val="start"/>
@@ -6885,29 +7477,30 @@
                         </w:pPr>
                         <w:r>
                           <w:rPr>
+                            <w:rFonts w:eastAsia="Helvetica" w:cs="Helvetica" w:ascii="Helvetica" w:hAnsi="Helvetica"/>
+                            <w:b w:val="false"/>
+                            <w:bCs w:val="false"/>
+                            <w:color w:val="333333"/>
                             <w:kern w:val="0"/>
                             <w:sz w:val="35"/>
-                            <w:b w:val="false"/>
                             <w:szCs w:val="35"/>
-                            <w:bCs w:val="false"/>
-                            <w:rFonts w:ascii="Helvetica" w:hAnsi="Helvetica" w:eastAsia="Helvetica" w:cs="Helvetica"/>
-                            <w:color w:val="333333"/>
-                            <w:lang w:bidi="en-US" w:val="en-US" w:eastAsia="en-US"/>
+                            <w:lang w:val="en-US" w:eastAsia="en-US" w:bidi="en-US"/>
                           </w:rPr>
                           <w:t>DC</w:t>
                         </w:r>
                       </w:p>
                     </w:txbxContent>
                   </v:textbox>
+                  <w10:wrap type="none"/>
+                </v:rect>
+                <v:rect id="shape_0" path="m0,0l-2147483645,0l-2147483645,-2147483646l0,-2147483646xe" stroked="f" o:allowincell="f" style="position:absolute;left:6438;top:3130;width:1149;height:275;mso-wrap-style:square;v-text-anchor:top;mso-position-horizontal:center">
                   <v:fill o:detectmouseclick="t" on="false"/>
                   <v:stroke color="#3465a4" joinstyle="round" endcap="flat"/>
-                  <w10:wrap type="none"/>
-                </v:shape>
-                <v:shape id="shape_0" stroked="f" o:allowincell="f" style="position:absolute;left:6437;top:3129;width:1151;height:277;mso-wrap-style:none;v-text-anchor:top;mso-position-horizontal:center" type="_x0000_t202">
                   <v:textbox>
                     <w:txbxContent>
                       <w:p>
                         <w:pPr>
+                          <w:pStyle w:val="Normal"/>
                           <w:overflowPunct w:val="false"/>
                           <w:bidi w:val="0"/>
                           <w:jc w:val="start"/>
@@ -6915,29 +7508,30 @@
                         </w:pPr>
                         <w:r>
                           <w:rPr>
+                            <w:rFonts w:eastAsia="Helvetica" w:cs="Helvetica" w:ascii="Helvetica" w:hAnsi="Helvetica"/>
+                            <w:b w:val="false"/>
+                            <w:bCs w:val="false"/>
+                            <w:color w:val="333333"/>
                             <w:kern w:val="0"/>
                             <w:sz w:val="35"/>
-                            <w:b w:val="false"/>
                             <w:szCs w:val="35"/>
-                            <w:bCs w:val="false"/>
-                            <w:rFonts w:ascii="Helvetica" w:hAnsi="Helvetica" w:eastAsia="Helvetica" w:cs="Helvetica"/>
-                            <w:color w:val="333333"/>
-                            <w:lang w:bidi="en-US" w:val="en-US" w:eastAsia="en-US"/>
+                            <w:lang w:val="en-US" w:eastAsia="en-US" w:bidi="en-US"/>
                           </w:rPr>
                           <w:t>$368,956.40</w:t>
                         </w:r>
                       </w:p>
                     </w:txbxContent>
                   </v:textbox>
+                  <w10:wrap type="none"/>
+                </v:rect>
+                <v:rect id="shape_0" path="m0,0l-2147483645,0l-2147483645,-2147483646l0,-2147483646xe" stroked="f" o:allowincell="f" style="position:absolute;left:3881;top:3432;width:258;height:275;mso-wrap-style:square;v-text-anchor:top;mso-position-horizontal:center">
                   <v:fill o:detectmouseclick="t" on="false"/>
                   <v:stroke color="#3465a4" joinstyle="round" endcap="flat"/>
-                  <w10:wrap type="none"/>
-                </v:shape>
-                <v:shape id="shape_0" stroked="f" o:allowincell="f" style="position:absolute;left:3881;top:3431;width:260;height:277;mso-wrap-style:none;v-text-anchor:top;mso-position-horizontal:center" type="_x0000_t202">
                   <v:textbox>
                     <w:txbxContent>
                       <w:p>
                         <w:pPr>
+                          <w:pStyle w:val="Normal"/>
                           <w:overflowPunct w:val="false"/>
                           <w:bidi w:val="0"/>
                           <w:jc w:val="start"/>
@@ -6945,29 +7539,30 @@
                         </w:pPr>
                         <w:r>
                           <w:rPr>
+                            <w:rFonts w:eastAsia="Helvetica" w:cs="Helvetica" w:ascii="Helvetica" w:hAnsi="Helvetica"/>
+                            <w:b w:val="false"/>
+                            <w:bCs w:val="false"/>
+                            <w:color w:val="333333"/>
                             <w:kern w:val="0"/>
                             <w:sz w:val="35"/>
-                            <w:b w:val="false"/>
                             <w:szCs w:val="35"/>
-                            <w:bCs w:val="false"/>
-                            <w:rFonts w:ascii="Helvetica" w:hAnsi="Helvetica" w:eastAsia="Helvetica" w:cs="Helvetica"/>
-                            <w:color w:val="333333"/>
-                            <w:lang w:bidi="en-US" w:val="en-US" w:eastAsia="en-US"/>
+                            <w:lang w:val="en-US" w:eastAsia="en-US" w:bidi="en-US"/>
                           </w:rPr>
                           <w:t>DE</w:t>
                         </w:r>
                       </w:p>
                     </w:txbxContent>
                   </v:textbox>
+                  <w10:wrap type="none"/>
+                </v:rect>
+                <v:rect id="shape_0" path="m0,0l-2147483645,0l-2147483645,-2147483646l0,-2147483646xe" stroked="f" o:allowincell="f" style="position:absolute;left:6438;top:3432;width:1149;height:275;mso-wrap-style:square;v-text-anchor:top;mso-position-horizontal:center">
                   <v:fill o:detectmouseclick="t" on="false"/>
                   <v:stroke color="#3465a4" joinstyle="round" endcap="flat"/>
-                  <w10:wrap type="none"/>
-                </v:shape>
-                <v:shape id="shape_0" stroked="f" o:allowincell="f" style="position:absolute;left:6437;top:3431;width:1151;height:277;mso-wrap-style:none;v-text-anchor:top;mso-position-horizontal:center" type="_x0000_t202">
                   <v:textbox>
                     <w:txbxContent>
                       <w:p>
                         <w:pPr>
+                          <w:pStyle w:val="Normal"/>
                           <w:overflowPunct w:val="false"/>
                           <w:bidi w:val="0"/>
                           <w:jc w:val="start"/>
@@ -6975,29 +7570,30 @@
                         </w:pPr>
                         <w:r>
                           <w:rPr>
+                            <w:rFonts w:eastAsia="Helvetica" w:cs="Helvetica" w:ascii="Helvetica" w:hAnsi="Helvetica"/>
+                            <w:b w:val="false"/>
+                            <w:bCs w:val="false"/>
+                            <w:color w:val="333333"/>
                             <w:kern w:val="0"/>
                             <w:sz w:val="35"/>
-                            <w:b w:val="false"/>
                             <w:szCs w:val="35"/>
-                            <w:bCs w:val="false"/>
-                            <w:rFonts w:ascii="Helvetica" w:hAnsi="Helvetica" w:eastAsia="Helvetica" w:cs="Helvetica"/>
-                            <w:color w:val="333333"/>
-                            <w:lang w:bidi="en-US" w:val="en-US" w:eastAsia="en-US"/>
+                            <w:lang w:val="en-US" w:eastAsia="en-US" w:bidi="en-US"/>
                           </w:rPr>
                           <w:t>$442,135.51</w:t>
                         </w:r>
                       </w:p>
                     </w:txbxContent>
                   </v:textbox>
+                  <w10:wrap type="none"/>
+                </v:rect>
+                <v:rect id="shape_0" path="m0,0l-2147483645,0l-2147483645,-2147483646l0,-2147483646xe" stroked="f" o:allowincell="f" style="position:absolute;left:3925;top:3736;width:210;height:275;mso-wrap-style:square;v-text-anchor:top;mso-position-horizontal:center">
                   <v:fill o:detectmouseclick="t" on="false"/>
                   <v:stroke color="#3465a4" joinstyle="round" endcap="flat"/>
-                  <w10:wrap type="none"/>
-                </v:shape>
-                <v:shape id="shape_0" stroked="f" o:allowincell="f" style="position:absolute;left:3925;top:3735;width:212;height:277;mso-wrap-style:none;v-text-anchor:top;mso-position-horizontal:center" type="_x0000_t202">
                   <v:textbox>
                     <w:txbxContent>
                       <w:p>
                         <w:pPr>
+                          <w:pStyle w:val="Normal"/>
                           <w:overflowPunct w:val="false"/>
                           <w:bidi w:val="0"/>
                           <w:jc w:val="start"/>
@@ -7005,29 +7601,30 @@
                         </w:pPr>
                         <w:r>
                           <w:rPr>
+                            <w:rFonts w:eastAsia="Helvetica" w:cs="Helvetica" w:ascii="Helvetica" w:hAnsi="Helvetica"/>
+                            <w:b w:val="false"/>
+                            <w:bCs w:val="false"/>
+                            <w:color w:val="333333"/>
                             <w:kern w:val="0"/>
                             <w:sz w:val="35"/>
-                            <w:b w:val="false"/>
                             <w:szCs w:val="35"/>
-                            <w:bCs w:val="false"/>
-                            <w:rFonts w:ascii="Helvetica" w:hAnsi="Helvetica" w:eastAsia="Helvetica" w:cs="Helvetica"/>
-                            <w:color w:val="333333"/>
-                            <w:lang w:bidi="en-US" w:val="en-US" w:eastAsia="en-US"/>
+                            <w:lang w:val="en-US" w:eastAsia="en-US" w:bidi="en-US"/>
                           </w:rPr>
                           <w:t>FL</w:t>
                         </w:r>
                       </w:p>
                     </w:txbxContent>
                   </v:textbox>
+                  <w10:wrap type="none"/>
+                </v:rect>
+                <v:rect id="shape_0" path="m0,0l-2147483645,0l-2147483645,-2147483646l0,-2147483646xe" stroked="f" o:allowincell="f" style="position:absolute;left:6438;top:3736;width:1149;height:275;mso-wrap-style:square;v-text-anchor:top;mso-position-horizontal:center">
                   <v:fill o:detectmouseclick="t" on="false"/>
                   <v:stroke color="#3465a4" joinstyle="round" endcap="flat"/>
-                  <w10:wrap type="none"/>
-                </v:shape>
-                <v:shape id="shape_0" stroked="f" o:allowincell="f" style="position:absolute;left:6437;top:3735;width:1151;height:277;mso-wrap-style:none;v-text-anchor:top;mso-position-horizontal:center" type="_x0000_t202">
                   <v:textbox>
                     <w:txbxContent>
                       <w:p>
                         <w:pPr>
+                          <w:pStyle w:val="Normal"/>
                           <w:overflowPunct w:val="false"/>
                           <w:bidi w:val="0"/>
                           <w:jc w:val="start"/>
@@ -7035,29 +7632,30 @@
                         </w:pPr>
                         <w:r>
                           <w:rPr>
+                            <w:rFonts w:eastAsia="Helvetica" w:cs="Helvetica" w:ascii="Helvetica" w:hAnsi="Helvetica"/>
+                            <w:b w:val="false"/>
+                            <w:bCs w:val="false"/>
+                            <w:color w:val="333333"/>
                             <w:kern w:val="0"/>
                             <w:sz w:val="35"/>
-                            <w:b w:val="false"/>
                             <w:szCs w:val="35"/>
-                            <w:bCs w:val="false"/>
-                            <w:rFonts w:ascii="Helvetica" w:hAnsi="Helvetica" w:eastAsia="Helvetica" w:cs="Helvetica"/>
-                            <w:color w:val="333333"/>
-                            <w:lang w:bidi="en-US" w:val="en-US" w:eastAsia="en-US"/>
+                            <w:lang w:val="en-US" w:eastAsia="en-US" w:bidi="en-US"/>
                           </w:rPr>
                           <w:t>$227,471.12</w:t>
                         </w:r>
                       </w:p>
                     </w:txbxContent>
                   </v:textbox>
+                  <w10:wrap type="none"/>
+                </v:rect>
+                <v:rect id="shape_0" path="m0,0l-2147483645,0l-2147483645,-2147483646l0,-2147483646xe" stroked="f" o:allowincell="f" style="position:absolute;left:3869;top:4038;width:275;height:275;mso-wrap-style:square;v-text-anchor:top;mso-position-horizontal:center">
                   <v:fill o:detectmouseclick="t" on="false"/>
                   <v:stroke color="#3465a4" joinstyle="round" endcap="flat"/>
-                  <w10:wrap type="none"/>
-                </v:shape>
-                <v:shape id="shape_0" stroked="f" o:allowincell="f" style="position:absolute;left:3869;top:4037;width:277;height:277;mso-wrap-style:none;v-text-anchor:top;mso-position-horizontal:center" type="_x0000_t202">
                   <v:textbox>
                     <w:txbxContent>
                       <w:p>
                         <w:pPr>
+                          <w:pStyle w:val="Normal"/>
                           <w:overflowPunct w:val="false"/>
                           <w:bidi w:val="0"/>
                           <w:jc w:val="start"/>
@@ -7065,29 +7663,30 @@
                         </w:pPr>
                         <w:r>
                           <w:rPr>
+                            <w:rFonts w:eastAsia="Helvetica" w:cs="Helvetica" w:ascii="Helvetica" w:hAnsi="Helvetica"/>
+                            <w:b w:val="false"/>
+                            <w:bCs w:val="false"/>
+                            <w:color w:val="333333"/>
                             <w:kern w:val="0"/>
                             <w:sz w:val="35"/>
-                            <w:b w:val="false"/>
                             <w:szCs w:val="35"/>
-                            <w:bCs w:val="false"/>
-                            <w:rFonts w:ascii="Helvetica" w:hAnsi="Helvetica" w:eastAsia="Helvetica" w:cs="Helvetica"/>
-                            <w:color w:val="333333"/>
-                            <w:lang w:bidi="en-US" w:val="en-US" w:eastAsia="en-US"/>
+                            <w:lang w:val="en-US" w:eastAsia="en-US" w:bidi="en-US"/>
                           </w:rPr>
                           <w:t>GA</w:t>
                         </w:r>
                       </w:p>
                     </w:txbxContent>
                   </v:textbox>
+                  <w10:wrap type="none"/>
+                </v:rect>
+                <v:rect id="shape_0" path="m0,0l-2147483645,0l-2147483645,-2147483646l0,-2147483646xe" stroked="f" o:allowincell="f" style="position:absolute;left:6438;top:4038;width:1149;height:275;mso-wrap-style:square;v-text-anchor:top;mso-position-horizontal:center">
                   <v:fill o:detectmouseclick="t" on="false"/>
                   <v:stroke color="#3465a4" joinstyle="round" endcap="flat"/>
-                  <w10:wrap type="none"/>
-                </v:shape>
-                <v:shape id="shape_0" stroked="f" o:allowincell="f" style="position:absolute;left:6437;top:4037;width:1151;height:277;mso-wrap-style:none;v-text-anchor:top;mso-position-horizontal:center" type="_x0000_t202">
                   <v:textbox>
                     <w:txbxContent>
                       <w:p>
                         <w:pPr>
+                          <w:pStyle w:val="Normal"/>
                           <w:overflowPunct w:val="false"/>
                           <w:bidi w:val="0"/>
                           <w:jc w:val="start"/>
@@ -7095,29 +7694,30 @@
                         </w:pPr>
                         <w:r>
                           <w:rPr>
+                            <w:rFonts w:eastAsia="Helvetica" w:cs="Helvetica" w:ascii="Helvetica" w:hAnsi="Helvetica"/>
+                            <w:b w:val="false"/>
+                            <w:bCs w:val="false"/>
+                            <w:color w:val="333333"/>
                             <w:kern w:val="0"/>
                             <w:sz w:val="35"/>
-                            <w:b w:val="false"/>
                             <w:szCs w:val="35"/>
-                            <w:bCs w:val="false"/>
-                            <w:rFonts w:ascii="Helvetica" w:hAnsi="Helvetica" w:eastAsia="Helvetica" w:cs="Helvetica"/>
-                            <w:color w:val="333333"/>
-                            <w:lang w:bidi="en-US" w:val="en-US" w:eastAsia="en-US"/>
+                            <w:lang w:val="en-US" w:eastAsia="en-US" w:bidi="en-US"/>
                           </w:rPr>
                           <w:t>$291,676.19</w:t>
                         </w:r>
                       </w:p>
                     </w:txbxContent>
                   </v:textbox>
+                  <w10:wrap type="none"/>
+                </v:rect>
+                <v:rect id="shape_0" path="m0,0l-2147483645,0l-2147483645,-2147483646l0,-2147483646xe" stroked="f" o:allowincell="f" style="position:absolute;left:3958;top:4342;width:217;height:275;mso-wrap-style:square;v-text-anchor:top;mso-position-horizontal:center">
                   <v:fill o:detectmouseclick="t" on="false"/>
                   <v:stroke color="#3465a4" joinstyle="round" endcap="flat"/>
-                  <w10:wrap type="none"/>
-                </v:shape>
-                <v:shape id="shape_0" stroked="f" o:allowincell="f" style="position:absolute;left:3958;top:4341;width:219;height:277;mso-wrap-style:none;v-text-anchor:top;mso-position-horizontal:center" type="_x0000_t202">
                   <v:textbox>
                     <w:txbxContent>
                       <w:p>
                         <w:pPr>
+                          <w:pStyle w:val="Normal"/>
                           <w:overflowPunct w:val="false"/>
                           <w:bidi w:val="0"/>
                           <w:jc w:val="start"/>
@@ -7125,29 +7725,30 @@
                         </w:pPr>
                         <w:r>
                           <w:rPr>
+                            <w:rFonts w:eastAsia="Helvetica" w:cs="Helvetica" w:ascii="Helvetica" w:hAnsi="Helvetica"/>
+                            <w:b w:val="false"/>
+                            <w:bCs w:val="false"/>
+                            <w:color w:val="333333"/>
                             <w:kern w:val="0"/>
                             <w:sz w:val="35"/>
-                            <w:b w:val="false"/>
                             <w:szCs w:val="35"/>
-                            <w:bCs w:val="false"/>
-                            <w:rFonts w:ascii="Helvetica" w:hAnsi="Helvetica" w:eastAsia="Helvetica" w:cs="Helvetica"/>
-                            <w:color w:val="333333"/>
-                            <w:lang w:bidi="en-US" w:val="en-US" w:eastAsia="en-US"/>
+                            <w:lang w:val="en-US" w:eastAsia="en-US" w:bidi="en-US"/>
                           </w:rPr>
                           <w:t>HI</w:t>
                         </w:r>
                       </w:p>
                     </w:txbxContent>
                   </v:textbox>
+                  <w10:wrap type="none"/>
+                </v:rect>
+                <v:rect id="shape_0" path="m0,0l-2147483645,0l-2147483645,-2147483646l0,-2147483646xe" stroked="f" o:allowincell="f" style="position:absolute;left:6438;top:4342;width:1149;height:275;mso-wrap-style:square;v-text-anchor:top;mso-position-horizontal:center">
                   <v:fill o:detectmouseclick="t" on="false"/>
                   <v:stroke color="#3465a4" joinstyle="round" endcap="flat"/>
-                  <w10:wrap type="none"/>
-                </v:shape>
-                <v:shape id="shape_0" stroked="f" o:allowincell="f" style="position:absolute;left:6437;top:4341;width:1151;height:277;mso-wrap-style:none;v-text-anchor:top;mso-position-horizontal:center" type="_x0000_t202">
                   <v:textbox>
                     <w:txbxContent>
                       <w:p>
                         <w:pPr>
+                          <w:pStyle w:val="Normal"/>
                           <w:overflowPunct w:val="false"/>
                           <w:bidi w:val="0"/>
                           <w:jc w:val="start"/>
@@ -7155,29 +7756,30 @@
                         </w:pPr>
                         <w:r>
                           <w:rPr>
+                            <w:rFonts w:eastAsia="Helvetica" w:cs="Helvetica" w:ascii="Helvetica" w:hAnsi="Helvetica"/>
+                            <w:b w:val="false"/>
+                            <w:bCs w:val="false"/>
+                            <w:color w:val="333333"/>
                             <w:kern w:val="0"/>
                             <w:sz w:val="35"/>
-                            <w:b w:val="false"/>
                             <w:szCs w:val="35"/>
-                            <w:bCs w:val="false"/>
-                            <w:rFonts w:ascii="Helvetica" w:hAnsi="Helvetica" w:eastAsia="Helvetica" w:cs="Helvetica"/>
-                            <w:color w:val="333333"/>
-                            <w:lang w:bidi="en-US" w:val="en-US" w:eastAsia="en-US"/>
+                            <w:lang w:val="en-US" w:eastAsia="en-US" w:bidi="en-US"/>
                           </w:rPr>
                           <w:t>$139,551.12</w:t>
                         </w:r>
                       </w:p>
                     </w:txbxContent>
                   </v:textbox>
+                  <w10:wrap type="none"/>
+                </v:rect>
+                <v:rect id="shape_0" path="m0,0l-2147483645,0l-2147483645,-2147483646l0,-2147483646xe" stroked="f" o:allowincell="f" style="position:absolute;left:3970;top:4646;width:196;height:275;mso-wrap-style:square;v-text-anchor:top;mso-position-horizontal:center">
                   <v:fill o:detectmouseclick="t" on="false"/>
                   <v:stroke color="#3465a4" joinstyle="round" endcap="flat"/>
-                  <w10:wrap type="none"/>
-                </v:shape>
-                <v:shape id="shape_0" stroked="f" o:allowincell="f" style="position:absolute;left:3970;top:4645;width:198;height:277;mso-wrap-style:none;v-text-anchor:top;mso-position-horizontal:center" type="_x0000_t202">
                   <v:textbox>
                     <w:txbxContent>
                       <w:p>
                         <w:pPr>
+                          <w:pStyle w:val="Normal"/>
                           <w:overflowPunct w:val="false"/>
                           <w:bidi w:val="0"/>
                           <w:jc w:val="start"/>
@@ -7185,29 +7787,30 @@
                         </w:pPr>
                         <w:r>
                           <w:rPr>
+                            <w:rFonts w:eastAsia="Helvetica" w:cs="Helvetica" w:ascii="Helvetica" w:hAnsi="Helvetica"/>
+                            <w:b w:val="false"/>
+                            <w:bCs w:val="false"/>
+                            <w:color w:val="333333"/>
                             <w:kern w:val="0"/>
                             <w:sz w:val="35"/>
-                            <w:b w:val="false"/>
                             <w:szCs w:val="35"/>
-                            <w:bCs w:val="false"/>
-                            <w:rFonts w:ascii="Helvetica" w:hAnsi="Helvetica" w:eastAsia="Helvetica" w:cs="Helvetica"/>
-                            <w:color w:val="333333"/>
-                            <w:lang w:bidi="en-US" w:val="en-US" w:eastAsia="en-US"/>
+                            <w:lang w:val="en-US" w:eastAsia="en-US" w:bidi="en-US"/>
                           </w:rPr>
                           <w:t>IA</w:t>
                         </w:r>
                       </w:p>
                     </w:txbxContent>
                   </v:textbox>
+                  <w10:wrap type="none"/>
+                </v:rect>
+                <v:rect id="shape_0" path="m0,0l-2147483645,0l-2147483645,-2147483646l0,-2147483646xe" stroked="f" o:allowincell="f" style="position:absolute;left:6438;top:4646;width:1149;height:275;mso-wrap-style:square;v-text-anchor:top;mso-position-horizontal:center">
                   <v:fill o:detectmouseclick="t" on="false"/>
                   <v:stroke color="#3465a4" joinstyle="round" endcap="flat"/>
-                  <w10:wrap type="none"/>
-                </v:shape>
-                <v:shape id="shape_0" stroked="f" o:allowincell="f" style="position:absolute;left:6437;top:4645;width:1151;height:277;mso-wrap-style:none;v-text-anchor:top;mso-position-horizontal:center" type="_x0000_t202">
                   <v:textbox>
                     <w:txbxContent>
                       <w:p>
                         <w:pPr>
+                          <w:pStyle w:val="Normal"/>
                           <w:overflowPunct w:val="false"/>
                           <w:bidi w:val="0"/>
                           <w:jc w:val="start"/>
@@ -7215,29 +7818,30 @@
                         </w:pPr>
                         <w:r>
                           <w:rPr>
+                            <w:rFonts w:eastAsia="Helvetica" w:cs="Helvetica" w:ascii="Helvetica" w:hAnsi="Helvetica"/>
+                            <w:b w:val="false"/>
+                            <w:bCs w:val="false"/>
+                            <w:color w:val="333333"/>
                             <w:kern w:val="0"/>
                             <w:sz w:val="35"/>
-                            <w:b w:val="false"/>
                             <w:szCs w:val="35"/>
-                            <w:bCs w:val="false"/>
-                            <w:rFonts w:ascii="Helvetica" w:hAnsi="Helvetica" w:eastAsia="Helvetica" w:cs="Helvetica"/>
-                            <w:color w:val="333333"/>
-                            <w:lang w:bidi="en-US" w:val="en-US" w:eastAsia="en-US"/>
+                            <w:lang w:val="en-US" w:eastAsia="en-US" w:bidi="en-US"/>
                           </w:rPr>
                           <w:t>$206,533.45</w:t>
                         </w:r>
                       </w:p>
                     </w:txbxContent>
                   </v:textbox>
+                  <w10:wrap type="none"/>
+                </v:rect>
+                <v:rect id="shape_0" path="m0,0l-2147483645,0l-2147483645,-2147483646l0,-2147483646xe" stroked="f" o:allowincell="f" style="position:absolute;left:3958;top:4949;width:215;height:275;mso-wrap-style:square;v-text-anchor:top;mso-position-horizontal:center">
                   <v:fill o:detectmouseclick="t" on="false"/>
                   <v:stroke color="#3465a4" joinstyle="round" endcap="flat"/>
-                  <w10:wrap type="none"/>
-                </v:shape>
-                <v:shape id="shape_0" stroked="f" o:allowincell="f" style="position:absolute;left:3958;top:4948;width:217;height:277;mso-wrap-style:none;v-text-anchor:top;mso-position-horizontal:center" type="_x0000_t202">
                   <v:textbox>
                     <w:txbxContent>
                       <w:p>
                         <w:pPr>
+                          <w:pStyle w:val="Normal"/>
                           <w:overflowPunct w:val="false"/>
                           <w:bidi w:val="0"/>
                           <w:jc w:val="start"/>
@@ -7245,29 +7849,30 @@
                         </w:pPr>
                         <w:r>
                           <w:rPr>
+                            <w:rFonts w:eastAsia="Helvetica" w:cs="Helvetica" w:ascii="Helvetica" w:hAnsi="Helvetica"/>
+                            <w:b w:val="false"/>
+                            <w:bCs w:val="false"/>
+                            <w:color w:val="333333"/>
                             <w:kern w:val="0"/>
                             <w:sz w:val="35"/>
-                            <w:b w:val="false"/>
                             <w:szCs w:val="35"/>
-                            <w:bCs w:val="false"/>
-                            <w:rFonts w:ascii="Helvetica" w:hAnsi="Helvetica" w:eastAsia="Helvetica" w:cs="Helvetica"/>
-                            <w:color w:val="333333"/>
-                            <w:lang w:bidi="en-US" w:val="en-US" w:eastAsia="en-US"/>
+                            <w:lang w:val="en-US" w:eastAsia="en-US" w:bidi="en-US"/>
                           </w:rPr>
                           <w:t>ID</w:t>
                         </w:r>
                       </w:p>
                     </w:txbxContent>
                   </v:textbox>
+                  <w10:wrap type="none"/>
+                </v:rect>
+                <v:rect id="shape_0" path="m0,0l-2147483645,0l-2147483645,-2147483646l0,-2147483646xe" stroked="f" o:allowincell="f" style="position:absolute;left:6438;top:4949;width:1149;height:275;mso-wrap-style:square;v-text-anchor:top;mso-position-horizontal:center">
                   <v:fill o:detectmouseclick="t" on="false"/>
                   <v:stroke color="#3465a4" joinstyle="round" endcap="flat"/>
-                  <w10:wrap type="none"/>
-                </v:shape>
-                <v:shape id="shape_0" stroked="f" o:allowincell="f" style="position:absolute;left:6437;top:4948;width:1151;height:277;mso-wrap-style:none;v-text-anchor:top;mso-position-horizontal:center" type="_x0000_t202">
                   <v:textbox>
                     <w:txbxContent>
                       <w:p>
                         <w:pPr>
+                          <w:pStyle w:val="Normal"/>
                           <w:overflowPunct w:val="false"/>
                           <w:bidi w:val="0"/>
                           <w:jc w:val="start"/>
@@ -7275,29 +7880,30 @@
                         </w:pPr>
                         <w:r>
                           <w:rPr>
+                            <w:rFonts w:eastAsia="Helvetica" w:cs="Helvetica" w:ascii="Helvetica" w:hAnsi="Helvetica"/>
+                            <w:b w:val="false"/>
+                            <w:bCs w:val="false"/>
+                            <w:color w:val="333333"/>
                             <w:kern w:val="0"/>
                             <w:sz w:val="35"/>
-                            <w:b w:val="false"/>
                             <w:szCs w:val="35"/>
-                            <w:bCs w:val="false"/>
-                            <w:rFonts w:ascii="Helvetica" w:hAnsi="Helvetica" w:eastAsia="Helvetica" w:cs="Helvetica"/>
-                            <w:color w:val="333333"/>
-                            <w:lang w:bidi="en-US" w:val="en-US" w:eastAsia="en-US"/>
+                            <w:lang w:val="en-US" w:eastAsia="en-US" w:bidi="en-US"/>
                           </w:rPr>
                           <w:t>$292,915.36</w:t>
                         </w:r>
                       </w:p>
                     </w:txbxContent>
                   </v:textbox>
+                  <w10:wrap type="none"/>
+                </v:rect>
+                <v:rect id="shape_0" path="m0,0l-2147483645,0l-2147483645,-2147483646l0,-2147483646xe" stroked="f" o:allowincell="f" style="position:absolute;left:3991;top:5252;width:197;height:275;mso-wrap-style:square;v-text-anchor:top;mso-position-horizontal:center">
                   <v:fill o:detectmouseclick="t" on="false"/>
                   <v:stroke color="#3465a4" joinstyle="round" endcap="flat"/>
-                  <w10:wrap type="none"/>
-                </v:shape>
-                <v:shape id="shape_0" stroked="f" o:allowincell="f" style="position:absolute;left:3991;top:5251;width:199;height:277;mso-wrap-style:none;v-text-anchor:top;mso-position-horizontal:center" type="_x0000_t202">
                   <v:textbox>
                     <w:txbxContent>
                       <w:p>
                         <w:pPr>
+                          <w:pStyle w:val="Normal"/>
                           <w:overflowPunct w:val="false"/>
                           <w:bidi w:val="0"/>
                           <w:jc w:val="start"/>
@@ -7305,29 +7911,30 @@
                         </w:pPr>
                         <w:r>
                           <w:rPr>
+                            <w:rFonts w:eastAsia="Helvetica" w:cs="Helvetica" w:ascii="Helvetica" w:hAnsi="Helvetica"/>
+                            <w:b w:val="false"/>
+                            <w:bCs w:val="false"/>
+                            <w:color w:val="333333"/>
                             <w:kern w:val="0"/>
                             <w:sz w:val="35"/>
-                            <w:b w:val="false"/>
                             <w:szCs w:val="35"/>
-                            <w:bCs w:val="false"/>
-                            <w:rFonts w:ascii="Helvetica" w:hAnsi="Helvetica" w:eastAsia="Helvetica" w:cs="Helvetica"/>
-                            <w:color w:val="333333"/>
-                            <w:lang w:bidi="en-US" w:val="en-US" w:eastAsia="en-US"/>
+                            <w:lang w:val="en-US" w:eastAsia="en-US" w:bidi="en-US"/>
                           </w:rPr>
                           <w:t>IL</w:t>
                         </w:r>
                       </w:p>
                     </w:txbxContent>
                   </v:textbox>
+                  <w10:wrap type="none"/>
+                </v:rect>
+                <v:rect id="shape_0" path="m0,0l-2147483645,0l-2147483645,-2147483646l0,-2147483646xe" stroked="f" o:allowincell="f" style="position:absolute;left:6438;top:5252;width:1149;height:275;mso-wrap-style:square;v-text-anchor:top;mso-position-horizontal:center">
                   <v:fill o:detectmouseclick="t" on="false"/>
                   <v:stroke color="#3465a4" joinstyle="round" endcap="flat"/>
-                  <w10:wrap type="none"/>
-                </v:shape>
-                <v:shape id="shape_0" stroked="f" o:allowincell="f" style="position:absolute;left:6437;top:5251;width:1151;height:277;mso-wrap-style:none;v-text-anchor:top;mso-position-horizontal:center" type="_x0000_t202">
                   <v:textbox>
                     <w:txbxContent>
                       <w:p>
                         <w:pPr>
+                          <w:pStyle w:val="Normal"/>
                           <w:overflowPunct w:val="false"/>
                           <w:bidi w:val="0"/>
                           <w:jc w:val="start"/>
@@ -7335,29 +7942,30 @@
                         </w:pPr>
                         <w:r>
                           <w:rPr>
+                            <w:rFonts w:eastAsia="Helvetica" w:cs="Helvetica" w:ascii="Helvetica" w:hAnsi="Helvetica"/>
+                            <w:b w:val="false"/>
+                            <w:bCs w:val="false"/>
+                            <w:color w:val="333333"/>
                             <w:kern w:val="0"/>
                             <w:sz w:val="35"/>
-                            <w:b w:val="false"/>
                             <w:szCs w:val="35"/>
-                            <w:bCs w:val="false"/>
-                            <w:rFonts w:ascii="Helvetica" w:hAnsi="Helvetica" w:eastAsia="Helvetica" w:cs="Helvetica"/>
-                            <w:color w:val="333333"/>
-                            <w:lang w:bidi="en-US" w:val="en-US" w:eastAsia="en-US"/>
+                            <w:lang w:val="en-US" w:eastAsia="en-US" w:bidi="en-US"/>
                           </w:rPr>
                           <w:t>$354,001.41</w:t>
                         </w:r>
                       </w:p>
                     </w:txbxContent>
                   </v:textbox>
+                  <w10:wrap type="none"/>
+                </v:rect>
+                <v:rect id="shape_0" path="m0,0l-2147483645,0l-2147483645,-2147483646l0,-2147483646xe" stroked="f" o:allowincell="f" style="position:absolute;left:3958;top:5555;width:221;height:275;mso-wrap-style:square;v-text-anchor:top;mso-position-horizontal:center">
                   <v:fill o:detectmouseclick="t" on="false"/>
                   <v:stroke color="#3465a4" joinstyle="round" endcap="flat"/>
-                  <w10:wrap type="none"/>
-                </v:shape>
-                <v:shape id="shape_0" stroked="f" o:allowincell="f" style="position:absolute;left:3958;top:5554;width:223;height:277;mso-wrap-style:none;v-text-anchor:top;mso-position-horizontal:center" type="_x0000_t202">
                   <v:textbox>
                     <w:txbxContent>
                       <w:p>
                         <w:pPr>
+                          <w:pStyle w:val="Normal"/>
                           <w:overflowPunct w:val="false"/>
                           <w:bidi w:val="0"/>
                           <w:jc w:val="start"/>
@@ -7365,29 +7973,30 @@
                         </w:pPr>
                         <w:r>
                           <w:rPr>
+                            <w:rFonts w:eastAsia="Helvetica" w:cs="Helvetica" w:ascii="Helvetica" w:hAnsi="Helvetica"/>
+                            <w:b w:val="false"/>
+                            <w:bCs w:val="false"/>
+                            <w:color w:val="333333"/>
                             <w:kern w:val="0"/>
                             <w:sz w:val="35"/>
-                            <w:b w:val="false"/>
                             <w:szCs w:val="35"/>
-                            <w:bCs w:val="false"/>
-                            <w:rFonts w:ascii="Helvetica" w:hAnsi="Helvetica" w:eastAsia="Helvetica" w:cs="Helvetica"/>
-                            <w:color w:val="333333"/>
-                            <w:lang w:bidi="en-US" w:val="en-US" w:eastAsia="en-US"/>
+                            <w:lang w:val="en-US" w:eastAsia="en-US" w:bidi="en-US"/>
                           </w:rPr>
                           <w:t>IN</w:t>
                         </w:r>
                       </w:p>
                     </w:txbxContent>
                   </v:textbox>
+                  <w10:wrap type="none"/>
+                </v:rect>
+                <v:rect id="shape_0" path="m0,0l-2147483645,0l-2147483645,-2147483646l0,-2147483646xe" stroked="f" o:allowincell="f" style="position:absolute;left:6438;top:5555;width:1149;height:275;mso-wrap-style:square;v-text-anchor:top;mso-position-horizontal:center">
                   <v:fill o:detectmouseclick="t" on="false"/>
                   <v:stroke color="#3465a4" joinstyle="round" endcap="flat"/>
-                  <w10:wrap type="none"/>
-                </v:shape>
-                <v:shape id="shape_0" stroked="f" o:allowincell="f" style="position:absolute;left:6437;top:5554;width:1151;height:277;mso-wrap-style:none;v-text-anchor:top;mso-position-horizontal:center" type="_x0000_t202">
                   <v:textbox>
                     <w:txbxContent>
                       <w:p>
                         <w:pPr>
+                          <w:pStyle w:val="Normal"/>
                           <w:overflowPunct w:val="false"/>
                           <w:bidi w:val="0"/>
                           <w:jc w:val="start"/>
@@ -7395,29 +8004,30 @@
                         </w:pPr>
                         <w:r>
                           <w:rPr>
+                            <w:rFonts w:eastAsia="Helvetica" w:cs="Helvetica" w:ascii="Helvetica" w:hAnsi="Helvetica"/>
+                            <w:b w:val="false"/>
+                            <w:bCs w:val="false"/>
+                            <w:color w:val="333333"/>
                             <w:kern w:val="0"/>
                             <w:sz w:val="35"/>
-                            <w:b w:val="false"/>
                             <w:szCs w:val="35"/>
-                            <w:bCs w:val="false"/>
-                            <w:rFonts w:ascii="Helvetica" w:hAnsi="Helvetica" w:eastAsia="Helvetica" w:cs="Helvetica"/>
-                            <w:color w:val="333333"/>
-                            <w:lang w:bidi="en-US" w:val="en-US" w:eastAsia="en-US"/>
+                            <w:lang w:val="en-US" w:eastAsia="en-US" w:bidi="en-US"/>
                           </w:rPr>
                           <w:t>$258,747.18</w:t>
                         </w:r>
                       </w:p>
                     </w:txbxContent>
                   </v:textbox>
+                  <w10:wrap type="none"/>
+                </v:rect>
+                <v:rect id="shape_0" path="m0,0l-2147483645,0l-2147483645,-2147483646l0,-2147483646xe" stroked="f" o:allowincell="f" style="position:absolute;left:3892;top:5859;width:235;height:275;mso-wrap-style:square;v-text-anchor:top;mso-position-horizontal:center">
                   <v:fill o:detectmouseclick="t" on="false"/>
                   <v:stroke color="#3465a4" joinstyle="round" endcap="flat"/>
-                  <w10:wrap type="none"/>
-                </v:shape>
-                <v:shape id="shape_0" stroked="f" o:allowincell="f" style="position:absolute;left:3892;top:5858;width:237;height:277;mso-wrap-style:none;v-text-anchor:top;mso-position-horizontal:center" type="_x0000_t202">
                   <v:textbox>
                     <w:txbxContent>
                       <w:p>
                         <w:pPr>
+                          <w:pStyle w:val="Normal"/>
                           <w:overflowPunct w:val="false"/>
                           <w:bidi w:val="0"/>
                           <w:jc w:val="start"/>
@@ -7425,29 +8035,30 @@
                         </w:pPr>
                         <w:r>
                           <w:rPr>
+                            <w:rFonts w:eastAsia="Helvetica" w:cs="Helvetica" w:ascii="Helvetica" w:hAnsi="Helvetica"/>
+                            <w:b w:val="false"/>
+                            <w:bCs w:val="false"/>
+                            <w:color w:val="333333"/>
                             <w:kern w:val="0"/>
                             <w:sz w:val="35"/>
-                            <w:b w:val="false"/>
                             <w:szCs w:val="35"/>
-                            <w:bCs w:val="false"/>
-                            <w:rFonts w:ascii="Helvetica" w:hAnsi="Helvetica" w:eastAsia="Helvetica" w:cs="Helvetica"/>
-                            <w:color w:val="333333"/>
-                            <w:lang w:bidi="en-US" w:val="en-US" w:eastAsia="en-US"/>
+                            <w:lang w:val="en-US" w:eastAsia="en-US" w:bidi="en-US"/>
                           </w:rPr>
                           <w:t>KS</w:t>
                         </w:r>
                       </w:p>
                     </w:txbxContent>
                   </v:textbox>
+                  <w10:wrap type="none"/>
+                </v:rect>
+                <v:rect id="shape_0" path="m0,0l-2147483645,0l-2147483645,-2147483646l0,-2147483646xe" stroked="f" o:allowincell="f" style="position:absolute;left:6438;top:5859;width:1149;height:275;mso-wrap-style:square;v-text-anchor:top;mso-position-horizontal:center">
                   <v:fill o:detectmouseclick="t" on="false"/>
                   <v:stroke color="#3465a4" joinstyle="round" endcap="flat"/>
-                  <w10:wrap type="none"/>
-                </v:shape>
-                <v:shape id="shape_0" stroked="f" o:allowincell="f" style="position:absolute;left:6437;top:5858;width:1151;height:277;mso-wrap-style:none;v-text-anchor:top;mso-position-horizontal:center" type="_x0000_t202">
                   <v:textbox>
                     <w:txbxContent>
                       <w:p>
                         <w:pPr>
+                          <w:pStyle w:val="Normal"/>
                           <w:overflowPunct w:val="false"/>
                           <w:bidi w:val="0"/>
                           <w:jc w:val="start"/>
@@ -7455,29 +8066,30 @@
                         </w:pPr>
                         <w:r>
                           <w:rPr>
+                            <w:rFonts w:eastAsia="Helvetica" w:cs="Helvetica" w:ascii="Helvetica" w:hAnsi="Helvetica"/>
+                            <w:b w:val="false"/>
+                            <w:bCs w:val="false"/>
+                            <w:color w:val="333333"/>
                             <w:kern w:val="0"/>
                             <w:sz w:val="35"/>
-                            <w:b w:val="false"/>
                             <w:szCs w:val="35"/>
-                            <w:bCs w:val="false"/>
-                            <w:rFonts w:ascii="Helvetica" w:hAnsi="Helvetica" w:eastAsia="Helvetica" w:cs="Helvetica"/>
-                            <w:color w:val="333333"/>
-                            <w:lang w:bidi="en-US" w:val="en-US" w:eastAsia="en-US"/>
+                            <w:lang w:val="en-US" w:eastAsia="en-US" w:bidi="en-US"/>
                           </w:rPr>
                           <w:t>$234,562.77</w:t>
                         </w:r>
                       </w:p>
                     </w:txbxContent>
                   </v:textbox>
+                  <w10:wrap type="none"/>
+                </v:rect>
+                <v:rect id="shape_0" path="m0,0l-2147483645,0l-2147483645,-2147483646l0,-2147483646xe" stroked="f" o:allowincell="f" style="position:absolute;left:3892;top:6161;width:238;height:274;mso-wrap-style:square;v-text-anchor:top;mso-position-horizontal:center">
                   <v:fill o:detectmouseclick="t" on="false"/>
                   <v:stroke color="#3465a4" joinstyle="round" endcap="flat"/>
-                  <w10:wrap type="none"/>
-                </v:shape>
-                <v:shape id="shape_0" stroked="f" o:allowincell="f" style="position:absolute;left:3892;top:6160;width:240;height:277;mso-wrap-style:none;v-text-anchor:top;mso-position-horizontal:center" type="_x0000_t202">
                   <v:textbox>
                     <w:txbxContent>
                       <w:p>
                         <w:pPr>
+                          <w:pStyle w:val="Normal"/>
                           <w:overflowPunct w:val="false"/>
                           <w:bidi w:val="0"/>
                           <w:jc w:val="start"/>
@@ -7485,29 +8097,30 @@
                         </w:pPr>
                         <w:r>
                           <w:rPr>
+                            <w:rFonts w:eastAsia="Helvetica" w:cs="Helvetica" w:ascii="Helvetica" w:hAnsi="Helvetica"/>
+                            <w:b w:val="false"/>
+                            <w:bCs w:val="false"/>
+                            <w:color w:val="333333"/>
                             <w:kern w:val="0"/>
                             <w:sz w:val="35"/>
-                            <w:b w:val="false"/>
                             <w:szCs w:val="35"/>
-                            <w:bCs w:val="false"/>
-                            <w:rFonts w:ascii="Helvetica" w:hAnsi="Helvetica" w:eastAsia="Helvetica" w:cs="Helvetica"/>
-                            <w:color w:val="333333"/>
-                            <w:lang w:bidi="en-US" w:val="en-US" w:eastAsia="en-US"/>
+                            <w:lang w:val="en-US" w:eastAsia="en-US" w:bidi="en-US"/>
                           </w:rPr>
                           <w:t>KY</w:t>
                         </w:r>
                       </w:p>
                     </w:txbxContent>
                   </v:textbox>
+                  <w10:wrap type="none"/>
+                </v:rect>
+                <v:rect id="shape_0" path="m0,0l-2147483645,0l-2147483645,-2147483646l0,-2147483646xe" stroked="f" o:allowincell="f" style="position:absolute;left:6438;top:6161;width:1149;height:274;mso-wrap-style:square;v-text-anchor:top;mso-position-horizontal:center">
                   <v:fill o:detectmouseclick="t" on="false"/>
                   <v:stroke color="#3465a4" joinstyle="round" endcap="flat"/>
-                  <w10:wrap type="none"/>
-                </v:shape>
-                <v:shape id="shape_0" stroked="f" o:allowincell="f" style="position:absolute;left:6437;top:6160;width:1151;height:277;mso-wrap-style:none;v-text-anchor:top;mso-position-horizontal:center" type="_x0000_t202">
                   <v:textbox>
                     <w:txbxContent>
                       <w:p>
                         <w:pPr>
+                          <w:pStyle w:val="Normal"/>
                           <w:overflowPunct w:val="false"/>
                           <w:bidi w:val="0"/>
                           <w:jc w:val="start"/>
@@ -7515,29 +8128,30 @@
                         </w:pPr>
                         <w:r>
                           <w:rPr>
+                            <w:rFonts w:eastAsia="Helvetica" w:cs="Helvetica" w:ascii="Helvetica" w:hAnsi="Helvetica"/>
+                            <w:b w:val="false"/>
+                            <w:bCs w:val="false"/>
+                            <w:color w:val="333333"/>
                             <w:kern w:val="0"/>
                             <w:sz w:val="35"/>
-                            <w:b w:val="false"/>
                             <w:szCs w:val="35"/>
-                            <w:bCs w:val="false"/>
-                            <w:rFonts w:ascii="Helvetica" w:hAnsi="Helvetica" w:eastAsia="Helvetica" w:cs="Helvetica"/>
-                            <w:color w:val="333333"/>
-                            <w:lang w:bidi="en-US" w:val="en-US" w:eastAsia="en-US"/>
+                            <w:lang w:val="en-US" w:eastAsia="en-US" w:bidi="en-US"/>
                           </w:rPr>
                           <w:t>$580,926.98</w:t>
                         </w:r>
                       </w:p>
                     </w:txbxContent>
                   </v:textbox>
+                  <w10:wrap type="none"/>
+                </v:rect>
+                <v:rect id="shape_0" path="m0,0l-2147483645,0l-2147483645,-2147483646l0,-2147483646xe" stroked="f" o:allowincell="f" style="position:absolute;left:3914;top:6464;width:233;height:275;mso-wrap-style:square;v-text-anchor:top;mso-position-horizontal:center">
                   <v:fill o:detectmouseclick="t" on="false"/>
                   <v:stroke color="#3465a4" joinstyle="round" endcap="flat"/>
-                  <w10:wrap type="none"/>
-                </v:shape>
-                <v:shape id="shape_0" stroked="f" o:allowincell="f" style="position:absolute;left:3914;top:6464;width:235;height:277;mso-wrap-style:none;v-text-anchor:top;mso-position-horizontal:center" type="_x0000_t202">
                   <v:textbox>
                     <w:txbxContent>
                       <w:p>
                         <w:pPr>
+                          <w:pStyle w:val="Normal"/>
                           <w:overflowPunct w:val="false"/>
                           <w:bidi w:val="0"/>
                           <w:jc w:val="start"/>
@@ -7545,29 +8159,30 @@
                         </w:pPr>
                         <w:r>
                           <w:rPr>
+                            <w:rFonts w:eastAsia="Helvetica" w:cs="Helvetica" w:ascii="Helvetica" w:hAnsi="Helvetica"/>
+                            <w:b w:val="false"/>
+                            <w:bCs w:val="false"/>
+                            <w:color w:val="333333"/>
                             <w:kern w:val="0"/>
                             <w:sz w:val="35"/>
-                            <w:b w:val="false"/>
                             <w:szCs w:val="35"/>
-                            <w:bCs w:val="false"/>
-                            <w:rFonts w:ascii="Helvetica" w:hAnsi="Helvetica" w:eastAsia="Helvetica" w:cs="Helvetica"/>
-                            <w:color w:val="333333"/>
-                            <w:lang w:bidi="en-US" w:val="en-US" w:eastAsia="en-US"/>
+                            <w:lang w:val="en-US" w:eastAsia="en-US" w:bidi="en-US"/>
                           </w:rPr>
                           <w:t>LA</w:t>
                         </w:r>
                       </w:p>
                     </w:txbxContent>
                   </v:textbox>
+                  <w10:wrap type="none"/>
+                </v:rect>
+                <v:rect id="shape_0" path="m0,0l-2147483645,0l-2147483645,-2147483646l0,-2147483646xe" stroked="f" o:allowincell="f" style="position:absolute;left:6438;top:6464;width:1149;height:275;mso-wrap-style:square;v-text-anchor:top;mso-position-horizontal:center">
                   <v:fill o:detectmouseclick="t" on="false"/>
                   <v:stroke color="#3465a4" joinstyle="round" endcap="flat"/>
-                  <w10:wrap type="none"/>
-                </v:shape>
-                <v:shape id="shape_0" stroked="f" o:allowincell="f" style="position:absolute;left:6437;top:6464;width:1151;height:277;mso-wrap-style:none;v-text-anchor:top;mso-position-horizontal:center" type="_x0000_t202">
                   <v:textbox>
                     <w:txbxContent>
                       <w:p>
                         <w:pPr>
+                          <w:pStyle w:val="Normal"/>
                           <w:overflowPunct w:val="false"/>
                           <w:bidi w:val="0"/>
                           <w:jc w:val="start"/>
@@ -7575,29 +8190,30 @@
                         </w:pPr>
                         <w:r>
                           <w:rPr>
+                            <w:rFonts w:eastAsia="Helvetica" w:cs="Helvetica" w:ascii="Helvetica" w:hAnsi="Helvetica"/>
+                            <w:b w:val="false"/>
+                            <w:bCs w:val="false"/>
+                            <w:color w:val="333333"/>
                             <w:kern w:val="0"/>
                             <w:sz w:val="35"/>
-                            <w:b w:val="false"/>
                             <w:szCs w:val="35"/>
-                            <w:bCs w:val="false"/>
-                            <w:rFonts w:ascii="Helvetica" w:hAnsi="Helvetica" w:eastAsia="Helvetica" w:cs="Helvetica"/>
-                            <w:color w:val="333333"/>
-                            <w:lang w:bidi="en-US" w:val="en-US" w:eastAsia="en-US"/>
+                            <w:lang w:val="en-US" w:eastAsia="en-US" w:bidi="en-US"/>
                           </w:rPr>
                           <w:t>$411,961.54</w:t>
                         </w:r>
                       </w:p>
                     </w:txbxContent>
                   </v:textbox>
+                  <w10:wrap type="none"/>
+                </v:rect>
+                <v:rect id="shape_0" path="m0,0l-2147483645,0l-2147483645,-2147483646l0,-2147483646xe" stroked="f" o:allowincell="f" style="position:absolute;left:3859;top:6767;width:311;height:276;mso-wrap-style:square;v-text-anchor:top;mso-position-horizontal:center">
                   <v:fill o:detectmouseclick="t" on="false"/>
                   <v:stroke color="#3465a4" joinstyle="round" endcap="flat"/>
-                  <w10:wrap type="none"/>
-                </v:shape>
-                <v:shape id="shape_0" stroked="f" o:allowincell="f" style="position:absolute;left:3859;top:6767;width:313;height:278;mso-wrap-style:none;v-text-anchor:top;mso-position-horizontal:center" type="_x0000_t202">
                   <v:textbox>
                     <w:txbxContent>
                       <w:p>
                         <w:pPr>
+                          <w:pStyle w:val="Normal"/>
                           <w:overflowPunct w:val="false"/>
                           <w:bidi w:val="0"/>
                           <w:jc w:val="start"/>
@@ -7605,29 +8221,30 @@
                         </w:pPr>
                         <w:r>
                           <w:rPr>
+                            <w:rFonts w:eastAsia="Helvetica" w:cs="Helvetica" w:ascii="Helvetica" w:hAnsi="Helvetica"/>
+                            <w:b w:val="false"/>
+                            <w:bCs w:val="false"/>
+                            <w:color w:val="333333"/>
                             <w:kern w:val="0"/>
                             <w:sz w:val="35"/>
-                            <w:b w:val="false"/>
                             <w:szCs w:val="35"/>
-                            <w:bCs w:val="false"/>
-                            <w:rFonts w:ascii="Helvetica" w:hAnsi="Helvetica" w:eastAsia="Helvetica" w:cs="Helvetica"/>
-                            <w:color w:val="333333"/>
-                            <w:lang w:bidi="en-US" w:val="en-US" w:eastAsia="en-US"/>
+                            <w:lang w:val="en-US" w:eastAsia="en-US" w:bidi="en-US"/>
                           </w:rPr>
                           <w:t>MA</w:t>
                         </w:r>
                       </w:p>
                     </w:txbxContent>
                   </v:textbox>
+                  <w10:wrap type="none"/>
+                </v:rect>
+                <v:rect id="shape_0" path="m0,0l-2147483645,0l-2147483645,-2147483646l0,-2147483646xe" stroked="f" o:allowincell="f" style="position:absolute;left:6438;top:6767;width:1149;height:276;mso-wrap-style:square;v-text-anchor:top;mso-position-horizontal:center">
                   <v:fill o:detectmouseclick="t" on="false"/>
                   <v:stroke color="#3465a4" joinstyle="round" endcap="flat"/>
-                  <w10:wrap type="none"/>
-                </v:shape>
-                <v:shape id="shape_0" stroked="f" o:allowincell="f" style="position:absolute;left:6437;top:6767;width:1151;height:278;mso-wrap-style:none;v-text-anchor:top;mso-position-horizontal:center" type="_x0000_t202">
                   <v:textbox>
                     <w:txbxContent>
                       <w:p>
                         <w:pPr>
+                          <w:pStyle w:val="Normal"/>
                           <w:overflowPunct w:val="false"/>
                           <w:bidi w:val="0"/>
                           <w:jc w:val="start"/>
@@ -7635,29 +8252,30 @@
                         </w:pPr>
                         <w:r>
                           <w:rPr>
+                            <w:rFonts w:eastAsia="Helvetica" w:cs="Helvetica" w:ascii="Helvetica" w:hAnsi="Helvetica"/>
+                            <w:b w:val="false"/>
+                            <w:bCs w:val="false"/>
+                            <w:color w:val="333333"/>
                             <w:kern w:val="0"/>
                             <w:sz w:val="35"/>
-                            <w:b w:val="false"/>
                             <w:szCs w:val="35"/>
-                            <w:bCs w:val="false"/>
-                            <w:rFonts w:ascii="Helvetica" w:hAnsi="Helvetica" w:eastAsia="Helvetica" w:cs="Helvetica"/>
-                            <w:color w:val="333333"/>
-                            <w:lang w:bidi="en-US" w:val="en-US" w:eastAsia="en-US"/>
+                            <w:lang w:val="en-US" w:eastAsia="en-US" w:bidi="en-US"/>
                           </w:rPr>
                           <w:t>$292,864.07</w:t>
                         </w:r>
                       </w:p>
                     </w:txbxContent>
                   </v:textbox>
+                  <w10:wrap type="none"/>
+                </v:rect>
+                <v:rect id="shape_0" path="m0,0l-2147483645,0l-2147483645,-2147483646l0,-2147483646xe" stroked="f" o:allowincell="f" style="position:absolute;left:3847;top:7070;width:330;height:276;mso-wrap-style:square;v-text-anchor:top;mso-position-horizontal:center">
                   <v:fill o:detectmouseclick="t" on="false"/>
                   <v:stroke color="#3465a4" joinstyle="round" endcap="flat"/>
-                  <w10:wrap type="none"/>
-                </v:shape>
-                <v:shape id="shape_0" stroked="f" o:allowincell="f" style="position:absolute;left:3847;top:7070;width:332;height:278;mso-wrap-style:none;v-text-anchor:top;mso-position-horizontal:center" type="_x0000_t202">
                   <v:textbox>
                     <w:txbxContent>
                       <w:p>
                         <w:pPr>
+                          <w:pStyle w:val="Normal"/>
                           <w:overflowPunct w:val="false"/>
                           <w:bidi w:val="0"/>
                           <w:jc w:val="start"/>
@@ -7665,29 +8283,30 @@
                         </w:pPr>
                         <w:r>
                           <w:rPr>
+                            <w:rFonts w:eastAsia="Helvetica" w:cs="Helvetica" w:ascii="Helvetica" w:hAnsi="Helvetica"/>
+                            <w:b w:val="false"/>
+                            <w:bCs w:val="false"/>
+                            <w:color w:val="333333"/>
                             <w:kern w:val="0"/>
                             <w:sz w:val="35"/>
-                            <w:b w:val="false"/>
                             <w:szCs w:val="35"/>
-                            <w:bCs w:val="false"/>
-                            <w:rFonts w:ascii="Helvetica" w:hAnsi="Helvetica" w:eastAsia="Helvetica" w:cs="Helvetica"/>
-                            <w:color w:val="333333"/>
-                            <w:lang w:bidi="en-US" w:val="en-US" w:eastAsia="en-US"/>
+                            <w:lang w:val="en-US" w:eastAsia="en-US" w:bidi="en-US"/>
                           </w:rPr>
                           <w:t>MD</w:t>
                         </w:r>
                       </w:p>
                     </w:txbxContent>
                   </v:textbox>
+                  <w10:wrap type="none"/>
+                </v:rect>
+                <v:rect id="shape_0" path="m0,0l-2147483645,0l-2147483645,-2147483646l0,-2147483646xe" stroked="f" o:allowincell="f" style="position:absolute;left:6438;top:7070;width:1149;height:276;mso-wrap-style:square;v-text-anchor:top;mso-position-horizontal:center">
                   <v:fill o:detectmouseclick="t" on="false"/>
                   <v:stroke color="#3465a4" joinstyle="round" endcap="flat"/>
-                  <w10:wrap type="none"/>
-                </v:shape>
-                <v:shape id="shape_0" stroked="f" o:allowincell="f" style="position:absolute;left:6437;top:7070;width:1151;height:278;mso-wrap-style:none;v-text-anchor:top;mso-position-horizontal:center" type="_x0000_t202">
                   <v:textbox>
                     <w:txbxContent>
                       <w:p>
                         <w:pPr>
+                          <w:pStyle w:val="Normal"/>
                           <w:overflowPunct w:val="false"/>
                           <w:bidi w:val="0"/>
                           <w:jc w:val="start"/>
@@ -7695,29 +8314,30 @@
                         </w:pPr>
                         <w:r>
                           <w:rPr>
+                            <w:rFonts w:eastAsia="Helvetica" w:cs="Helvetica" w:ascii="Helvetica" w:hAnsi="Helvetica"/>
+                            <w:b w:val="false"/>
+                            <w:bCs w:val="false"/>
+                            <w:color w:val="333333"/>
                             <w:kern w:val="0"/>
                             <w:sz w:val="35"/>
-                            <w:b w:val="false"/>
                             <w:szCs w:val="35"/>
-                            <w:bCs w:val="false"/>
-                            <w:rFonts w:ascii="Helvetica" w:hAnsi="Helvetica" w:eastAsia="Helvetica" w:cs="Helvetica"/>
-                            <w:color w:val="333333"/>
-                            <w:lang w:bidi="en-US" w:val="en-US" w:eastAsia="en-US"/>
+                            <w:lang w:val="en-US" w:eastAsia="en-US" w:bidi="en-US"/>
                           </w:rPr>
                           <w:t>$309,687.05</w:t>
                         </w:r>
                       </w:p>
                     </w:txbxContent>
                   </v:textbox>
+                  <w10:wrap type="none"/>
+                </v:rect>
+                <v:rect id="shape_0" path="m0,0l-2147483645,0l-2147483645,-2147483646l0,-2147483646xe" stroked="f" o:allowincell="f" style="position:absolute;left:3859;top:7373;width:295;height:276;mso-wrap-style:square;v-text-anchor:top;mso-position-horizontal:center">
                   <v:fill o:detectmouseclick="t" on="false"/>
                   <v:stroke color="#3465a4" joinstyle="round" endcap="flat"/>
-                  <w10:wrap type="none"/>
-                </v:shape>
-                <v:shape id="shape_0" stroked="f" o:allowincell="f" style="position:absolute;left:3859;top:7373;width:297;height:278;mso-wrap-style:none;v-text-anchor:top;mso-position-horizontal:center" type="_x0000_t202">
                   <v:textbox>
                     <w:txbxContent>
                       <w:p>
                         <w:pPr>
+                          <w:pStyle w:val="Normal"/>
                           <w:overflowPunct w:val="false"/>
                           <w:bidi w:val="0"/>
                           <w:jc w:val="start"/>
@@ -7725,29 +8345,30 @@
                         </w:pPr>
                         <w:r>
                           <w:rPr>
+                            <w:rFonts w:eastAsia="Helvetica" w:cs="Helvetica" w:ascii="Helvetica" w:hAnsi="Helvetica"/>
+                            <w:b w:val="false"/>
+                            <w:bCs w:val="false"/>
+                            <w:color w:val="333333"/>
                             <w:kern w:val="0"/>
                             <w:sz w:val="35"/>
-                            <w:b w:val="false"/>
                             <w:szCs w:val="35"/>
-                            <w:bCs w:val="false"/>
-                            <w:rFonts w:ascii="Helvetica" w:hAnsi="Helvetica" w:eastAsia="Helvetica" w:cs="Helvetica"/>
-                            <w:color w:val="333333"/>
-                            <w:lang w:bidi="en-US" w:val="en-US" w:eastAsia="en-US"/>
+                            <w:lang w:val="en-US" w:eastAsia="en-US" w:bidi="en-US"/>
                           </w:rPr>
                           <w:t>ME</w:t>
                         </w:r>
                       </w:p>
                     </w:txbxContent>
                   </v:textbox>
+                  <w10:wrap type="none"/>
+                </v:rect>
+                <v:rect id="shape_0" path="m0,0l-2147483645,0l-2147483645,-2147483646l0,-2147483646xe" stroked="f" o:allowincell="f" style="position:absolute;left:6438;top:7373;width:1149;height:276;mso-wrap-style:square;v-text-anchor:top;mso-position-horizontal:center">
                   <v:fill o:detectmouseclick="t" on="false"/>
                   <v:stroke color="#3465a4" joinstyle="round" endcap="flat"/>
-                  <w10:wrap type="none"/>
-                </v:shape>
-                <v:shape id="shape_0" stroked="f" o:allowincell="f" style="position:absolute;left:6437;top:7373;width:1151;height:278;mso-wrap-style:none;v-text-anchor:top;mso-position-horizontal:center" type="_x0000_t202">
                   <v:textbox>
                     <w:txbxContent>
                       <w:p>
                         <w:pPr>
+                          <w:pStyle w:val="Normal"/>
                           <w:overflowPunct w:val="false"/>
                           <w:bidi w:val="0"/>
                           <w:jc w:val="start"/>
@@ -7755,29 +8376,30 @@
                         </w:pPr>
                         <w:r>
                           <w:rPr>
+                            <w:rFonts w:eastAsia="Helvetica" w:cs="Helvetica" w:ascii="Helvetica" w:hAnsi="Helvetica"/>
+                            <w:b w:val="false"/>
+                            <w:bCs w:val="false"/>
+                            <w:color w:val="333333"/>
                             <w:kern w:val="0"/>
                             <w:sz w:val="35"/>
-                            <w:b w:val="false"/>
                             <w:szCs w:val="35"/>
-                            <w:bCs w:val="false"/>
-                            <w:rFonts w:ascii="Helvetica" w:hAnsi="Helvetica" w:eastAsia="Helvetica" w:cs="Helvetica"/>
-                            <w:color w:val="333333"/>
-                            <w:lang w:bidi="en-US" w:val="en-US" w:eastAsia="en-US"/>
+                            <w:lang w:val="en-US" w:eastAsia="en-US" w:bidi="en-US"/>
                           </w:rPr>
                           <w:t>$321,281.90</w:t>
                         </w:r>
                       </w:p>
                     </w:txbxContent>
                   </v:textbox>
+                  <w10:wrap type="none"/>
+                </v:rect>
+                <v:rect id="shape_0" path="m0,0l-2147483645,0l-2147483645,-2147483646l0,-2147483646xe" stroked="f" o:allowincell="f" style="position:absolute;left:3937;top:7676;width:250;height:276;mso-wrap-style:square;v-text-anchor:top;mso-position-horizontal:center">
                   <v:fill o:detectmouseclick="t" on="false"/>
                   <v:stroke color="#3465a4" joinstyle="round" endcap="flat"/>
-                  <w10:wrap type="none"/>
-                </v:shape>
-                <v:shape id="shape_0" stroked="f" o:allowincell="f" style="position:absolute;left:3937;top:7676;width:252;height:278;mso-wrap-style:none;v-text-anchor:top;mso-position-horizontal:center" type="_x0000_t202">
                   <v:textbox>
                     <w:txbxContent>
                       <w:p>
                         <w:pPr>
+                          <w:pStyle w:val="Normal"/>
                           <w:overflowPunct w:val="false"/>
                           <w:bidi w:val="0"/>
                           <w:jc w:val="start"/>
@@ -7785,29 +8407,30 @@
                         </w:pPr>
                         <w:r>
                           <w:rPr>
+                            <w:rFonts w:eastAsia="Helvetica" w:cs="Helvetica" w:ascii="Helvetica" w:hAnsi="Helvetica"/>
+                            <w:b w:val="false"/>
+                            <w:bCs w:val="false"/>
+                            <w:color w:val="333333"/>
                             <w:kern w:val="0"/>
                             <w:sz w:val="35"/>
-                            <w:b w:val="false"/>
                             <w:szCs w:val="35"/>
-                            <w:bCs w:val="false"/>
-                            <w:rFonts w:ascii="Helvetica" w:hAnsi="Helvetica" w:eastAsia="Helvetica" w:cs="Helvetica"/>
-                            <w:color w:val="333333"/>
-                            <w:lang w:bidi="en-US" w:val="en-US" w:eastAsia="en-US"/>
+                            <w:lang w:val="en-US" w:eastAsia="en-US" w:bidi="en-US"/>
                           </w:rPr>
                           <w:t>MI</w:t>
                         </w:r>
                       </w:p>
                     </w:txbxContent>
                   </v:textbox>
+                  <w10:wrap type="none"/>
+                </v:rect>
+                <v:rect id="shape_0" path="m0,0l-2147483645,0l-2147483645,-2147483646l0,-2147483646xe" stroked="f" o:allowincell="f" style="position:absolute;left:6438;top:7676;width:1149;height:276;mso-wrap-style:square;v-text-anchor:top;mso-position-horizontal:center">
                   <v:fill o:detectmouseclick="t" on="false"/>
                   <v:stroke color="#3465a4" joinstyle="round" endcap="flat"/>
-                  <w10:wrap type="none"/>
-                </v:shape>
-                <v:shape id="shape_0" stroked="f" o:allowincell="f" style="position:absolute;left:6437;top:7676;width:1151;height:278;mso-wrap-style:none;v-text-anchor:top;mso-position-horizontal:center" type="_x0000_t202">
                   <v:textbox>
                     <w:txbxContent>
                       <w:p>
                         <w:pPr>
+                          <w:pStyle w:val="Normal"/>
                           <w:overflowPunct w:val="false"/>
                           <w:bidi w:val="0"/>
                           <w:jc w:val="start"/>
@@ -7815,29 +8438,30 @@
                         </w:pPr>
                         <w:r>
                           <w:rPr>
+                            <w:rFonts w:eastAsia="Helvetica" w:cs="Helvetica" w:ascii="Helvetica" w:hAnsi="Helvetica"/>
+                            <w:b w:val="false"/>
+                            <w:bCs w:val="false"/>
+                            <w:color w:val="333333"/>
                             <w:kern w:val="0"/>
                             <w:sz w:val="35"/>
-                            <w:b w:val="false"/>
                             <w:szCs w:val="35"/>
-                            <w:bCs w:val="false"/>
-                            <w:rFonts w:ascii="Helvetica" w:hAnsi="Helvetica" w:eastAsia="Helvetica" w:cs="Helvetica"/>
-                            <w:color w:val="333333"/>
-                            <w:lang w:bidi="en-US" w:val="en-US" w:eastAsia="en-US"/>
+                            <w:lang w:val="en-US" w:eastAsia="en-US" w:bidi="en-US"/>
                           </w:rPr>
                           <w:t>$150,230.58</w:t>
                         </w:r>
                       </w:p>
                     </w:txbxContent>
                   </v:textbox>
+                  <w10:wrap type="none"/>
+                </v:rect>
+                <v:rect id="shape_0" path="m0,0l-2147483645,0l-2147483645,-2147483646l0,-2147483646xe" stroked="f" o:allowincell="f" style="position:absolute;left:3847;top:7980;width:336;height:275;mso-wrap-style:square;v-text-anchor:top;mso-position-horizontal:center">
                   <v:fill o:detectmouseclick="t" on="false"/>
                   <v:stroke color="#3465a4" joinstyle="round" endcap="flat"/>
-                  <w10:wrap type="none"/>
-                </v:shape>
-                <v:shape id="shape_0" stroked="f" o:allowincell="f" style="position:absolute;left:3847;top:7980;width:338;height:277;mso-wrap-style:none;v-text-anchor:top;mso-position-horizontal:center" type="_x0000_t202">
                   <v:textbox>
                     <w:txbxContent>
                       <w:p>
                         <w:pPr>
+                          <w:pStyle w:val="Normal"/>
                           <w:overflowPunct w:val="false"/>
                           <w:bidi w:val="0"/>
                           <w:jc w:val="start"/>
@@ -7845,29 +8469,30 @@
                         </w:pPr>
                         <w:r>
                           <w:rPr>
+                            <w:rFonts w:eastAsia="Helvetica" w:cs="Helvetica" w:ascii="Helvetica" w:hAnsi="Helvetica"/>
+                            <w:b w:val="false"/>
+                            <w:bCs w:val="false"/>
+                            <w:color w:val="333333"/>
                             <w:kern w:val="0"/>
                             <w:sz w:val="35"/>
-                            <w:b w:val="false"/>
                             <w:szCs w:val="35"/>
-                            <w:bCs w:val="false"/>
-                            <w:rFonts w:ascii="Helvetica" w:hAnsi="Helvetica" w:eastAsia="Helvetica" w:cs="Helvetica"/>
-                            <w:color w:val="333333"/>
-                            <w:lang w:bidi="en-US" w:val="en-US" w:eastAsia="en-US"/>
+                            <w:lang w:val="en-US" w:eastAsia="en-US" w:bidi="en-US"/>
                           </w:rPr>
                           <w:t>MN</w:t>
                         </w:r>
                       </w:p>
                     </w:txbxContent>
                   </v:textbox>
+                  <w10:wrap type="none"/>
+                </v:rect>
+                <v:rect id="shape_0" path="m0,0l-2147483645,0l-2147483645,-2147483646l0,-2147483646xe" stroked="f" o:allowincell="f" style="position:absolute;left:6438;top:7980;width:1149;height:275;mso-wrap-style:square;v-text-anchor:top;mso-position-horizontal:center">
                   <v:fill o:detectmouseclick="t" on="false"/>
                   <v:stroke color="#3465a4" joinstyle="round" endcap="flat"/>
-                  <w10:wrap type="none"/>
-                </v:shape>
-                <v:shape id="shape_0" stroked="f" o:allowincell="f" style="position:absolute;left:6437;top:7980;width:1151;height:277;mso-wrap-style:none;v-text-anchor:top;mso-position-horizontal:center" type="_x0000_t202">
                   <v:textbox>
                     <w:txbxContent>
                       <w:p>
                         <w:pPr>
+                          <w:pStyle w:val="Normal"/>
                           <w:overflowPunct w:val="false"/>
                           <w:bidi w:val="0"/>
                           <w:jc w:val="start"/>
@@ -7875,29 +8500,30 @@
                         </w:pPr>
                         <w:r>
                           <w:rPr>
+                            <w:rFonts w:eastAsia="Helvetica" w:cs="Helvetica" w:ascii="Helvetica" w:hAnsi="Helvetica"/>
+                            <w:b w:val="false"/>
+                            <w:bCs w:val="false"/>
+                            <w:color w:val="333333"/>
                             <w:kern w:val="0"/>
                             <w:sz w:val="35"/>
-                            <w:b w:val="false"/>
                             <w:szCs w:val="35"/>
-                            <w:bCs w:val="false"/>
-                            <w:rFonts w:ascii="Helvetica" w:hAnsi="Helvetica" w:eastAsia="Helvetica" w:cs="Helvetica"/>
-                            <w:color w:val="333333"/>
-                            <w:lang w:bidi="en-US" w:val="en-US" w:eastAsia="en-US"/>
+                            <w:lang w:val="en-US" w:eastAsia="en-US" w:bidi="en-US"/>
                           </w:rPr>
                           <w:t>$202,415.16</w:t>
                         </w:r>
                       </w:p>
                     </w:txbxContent>
                   </v:textbox>
+                  <w10:wrap type="none"/>
+                </v:rect>
+                <v:rect id="shape_0" path="m0,0l-2147483645,0l-2147483645,-2147483646l0,-2147483646xe" stroked="f" o:allowincell="f" style="position:absolute;left:3836;top:8282;width:340;height:276;mso-wrap-style:square;v-text-anchor:top;mso-position-horizontal:center">
                   <v:fill o:detectmouseclick="t" on="false"/>
                   <v:stroke color="#3465a4" joinstyle="round" endcap="flat"/>
-                  <w10:wrap type="none"/>
-                </v:shape>
-                <v:shape id="shape_0" stroked="f" o:allowincell="f" style="position:absolute;left:3836;top:8282;width:342;height:278;mso-wrap-style:none;v-text-anchor:top;mso-position-horizontal:center" type="_x0000_t202">
                   <v:textbox>
                     <w:txbxContent>
                       <w:p>
                         <w:pPr>
+                          <w:pStyle w:val="Normal"/>
                           <w:overflowPunct w:val="false"/>
                           <w:bidi w:val="0"/>
                           <w:jc w:val="start"/>
@@ -7905,29 +8531,30 @@
                         </w:pPr>
                         <w:r>
                           <w:rPr>
+                            <w:rFonts w:eastAsia="Helvetica" w:cs="Helvetica" w:ascii="Helvetica" w:hAnsi="Helvetica"/>
+                            <w:b w:val="false"/>
+                            <w:bCs w:val="false"/>
+                            <w:color w:val="333333"/>
                             <w:kern w:val="0"/>
                             <w:sz w:val="35"/>
-                            <w:b w:val="false"/>
                             <w:szCs w:val="35"/>
-                            <w:bCs w:val="false"/>
-                            <w:rFonts w:ascii="Helvetica" w:hAnsi="Helvetica" w:eastAsia="Helvetica" w:cs="Helvetica"/>
-                            <w:color w:val="333333"/>
-                            <w:lang w:bidi="en-US" w:val="en-US" w:eastAsia="en-US"/>
+                            <w:lang w:val="en-US" w:eastAsia="en-US" w:bidi="en-US"/>
                           </w:rPr>
                           <w:t>MO</w:t>
                         </w:r>
                       </w:p>
                     </w:txbxContent>
                   </v:textbox>
+                  <w10:wrap type="none"/>
+                </v:rect>
+                <v:rect id="shape_0" path="m0,0l-2147483645,0l-2147483645,-2147483646l0,-2147483646xe" stroked="f" o:allowincell="f" style="position:absolute;left:6438;top:8282;width:1149;height:276;mso-wrap-style:square;v-text-anchor:top;mso-position-horizontal:center">
                   <v:fill o:detectmouseclick="t" on="false"/>
                   <v:stroke color="#3465a4" joinstyle="round" endcap="flat"/>
-                  <w10:wrap type="none"/>
-                </v:shape>
-                <v:shape id="shape_0" stroked="f" o:allowincell="f" style="position:absolute;left:6437;top:8282;width:1151;height:278;mso-wrap-style:none;v-text-anchor:top;mso-position-horizontal:center" type="_x0000_t202">
                   <v:textbox>
                     <w:txbxContent>
                       <w:p>
                         <w:pPr>
+                          <w:pStyle w:val="Normal"/>
                           <w:overflowPunct w:val="false"/>
                           <w:bidi w:val="0"/>
                           <w:jc w:val="start"/>
@@ -7935,29 +8562,30 @@
                         </w:pPr>
                         <w:r>
                           <w:rPr>
+                            <w:rFonts w:eastAsia="Helvetica" w:cs="Helvetica" w:ascii="Helvetica" w:hAnsi="Helvetica"/>
+                            <w:b w:val="false"/>
+                            <w:bCs w:val="false"/>
+                            <w:color w:val="333333"/>
                             <w:kern w:val="0"/>
                             <w:sz w:val="35"/>
-                            <w:b w:val="false"/>
                             <w:szCs w:val="35"/>
-                            <w:bCs w:val="false"/>
-                            <w:rFonts w:ascii="Helvetica" w:hAnsi="Helvetica" w:eastAsia="Helvetica" w:cs="Helvetica"/>
-                            <w:color w:val="333333"/>
-                            <w:lang w:bidi="en-US" w:val="en-US" w:eastAsia="en-US"/>
+                            <w:lang w:val="en-US" w:eastAsia="en-US" w:bidi="en-US"/>
                           </w:rPr>
                           <w:t>$515,714.75</w:t>
                         </w:r>
                       </w:p>
                     </w:txbxContent>
                   </v:textbox>
+                  <w10:wrap type="none"/>
+                </v:rect>
+                <v:rect id="shape_0" path="m0,0l-2147483645,0l-2147483645,-2147483646l0,-2147483646xe" stroked="f" o:allowincell="f" style="position:absolute;left:3859;top:8586;width:293;height:276;mso-wrap-style:square;v-text-anchor:top;mso-position-horizontal:center">
                   <v:fill o:detectmouseclick="t" on="false"/>
                   <v:stroke color="#3465a4" joinstyle="round" endcap="flat"/>
-                  <w10:wrap type="none"/>
-                </v:shape>
-                <v:shape id="shape_0" stroked="f" o:allowincell="f" style="position:absolute;left:3859;top:8586;width:295;height:278;mso-wrap-style:none;v-text-anchor:top;mso-position-horizontal:center" type="_x0000_t202">
                   <v:textbox>
                     <w:txbxContent>
                       <w:p>
                         <w:pPr>
+                          <w:pStyle w:val="Normal"/>
                           <w:overflowPunct w:val="false"/>
                           <w:bidi w:val="0"/>
                           <w:jc w:val="start"/>
@@ -7965,29 +8593,30 @@
                         </w:pPr>
                         <w:r>
                           <w:rPr>
+                            <w:rFonts w:eastAsia="Helvetica" w:cs="Helvetica" w:ascii="Helvetica" w:hAnsi="Helvetica"/>
+                            <w:b w:val="false"/>
+                            <w:bCs w:val="false"/>
+                            <w:color w:val="333333"/>
                             <w:kern w:val="0"/>
                             <w:sz w:val="35"/>
-                            <w:b w:val="false"/>
                             <w:szCs w:val="35"/>
-                            <w:bCs w:val="false"/>
-                            <w:rFonts w:ascii="Helvetica" w:hAnsi="Helvetica" w:eastAsia="Helvetica" w:cs="Helvetica"/>
-                            <w:color w:val="333333"/>
-                            <w:lang w:bidi="en-US" w:val="en-US" w:eastAsia="en-US"/>
+                            <w:lang w:val="en-US" w:eastAsia="en-US" w:bidi="en-US"/>
                           </w:rPr>
                           <w:t>MS</w:t>
                         </w:r>
                       </w:p>
                     </w:txbxContent>
                   </v:textbox>
+                  <w10:wrap type="none"/>
+                </v:rect>
+                <v:rect id="shape_0" path="m0,0l-2147483645,0l-2147483645,-2147483646l0,-2147483646xe" stroked="f" o:allowincell="f" style="position:absolute;left:6438;top:8586;width:1149;height:276;mso-wrap-style:square;v-text-anchor:top;mso-position-horizontal:center">
                   <v:fill o:detectmouseclick="t" on="false"/>
                   <v:stroke color="#3465a4" joinstyle="round" endcap="flat"/>
-                  <w10:wrap type="none"/>
-                </v:shape>
-                <v:shape id="shape_0" stroked="f" o:allowincell="f" style="position:absolute;left:6437;top:8586;width:1151;height:278;mso-wrap-style:none;v-text-anchor:top;mso-position-horizontal:center" type="_x0000_t202">
                   <v:textbox>
                     <w:txbxContent>
                       <w:p>
                         <w:pPr>
+                          <w:pStyle w:val="Normal"/>
                           <w:overflowPunct w:val="false"/>
                           <w:bidi w:val="0"/>
                           <w:jc w:val="start"/>
@@ -7995,29 +8624,30 @@
                         </w:pPr>
                         <w:r>
                           <w:rPr>
+                            <w:rFonts w:eastAsia="Helvetica" w:cs="Helvetica" w:ascii="Helvetica" w:hAnsi="Helvetica"/>
+                            <w:b w:val="false"/>
+                            <w:bCs w:val="false"/>
+                            <w:color w:val="333333"/>
                             <w:kern w:val="0"/>
                             <w:sz w:val="35"/>
-                            <w:b w:val="false"/>
                             <w:szCs w:val="35"/>
-                            <w:bCs w:val="false"/>
-                            <w:rFonts w:ascii="Helvetica" w:hAnsi="Helvetica" w:eastAsia="Helvetica" w:cs="Helvetica"/>
-                            <w:color w:val="333333"/>
-                            <w:lang w:bidi="en-US" w:val="en-US" w:eastAsia="en-US"/>
+                            <w:lang w:val="en-US" w:eastAsia="en-US" w:bidi="en-US"/>
                           </w:rPr>
                           <w:t>$364,107.34</w:t>
                         </w:r>
                       </w:p>
                     </w:txbxContent>
                   </v:textbox>
+                  <w10:wrap type="none"/>
+                </v:rect>
+                <v:rect id="shape_0" path="m0,0l-2147483645,0l-2147483645,-2147483646l0,-2147483646xe" stroked="f" o:allowincell="f" style="position:absolute;left:3869;top:8889;width:295;height:275;mso-wrap-style:square;v-text-anchor:top;mso-position-horizontal:center">
                   <v:fill o:detectmouseclick="t" on="false"/>
                   <v:stroke color="#3465a4" joinstyle="round" endcap="flat"/>
-                  <w10:wrap type="none"/>
-                </v:shape>
-                <v:shape id="shape_0" stroked="f" o:allowincell="f" style="position:absolute;left:3869;top:8889;width:297;height:277;mso-wrap-style:none;v-text-anchor:top;mso-position-horizontal:center" type="_x0000_t202">
                   <v:textbox>
                     <w:txbxContent>
                       <w:p>
                         <w:pPr>
+                          <w:pStyle w:val="Normal"/>
                           <w:overflowPunct w:val="false"/>
                           <w:bidi w:val="0"/>
                           <w:jc w:val="start"/>
@@ -8025,29 +8655,30 @@
                         </w:pPr>
                         <w:r>
                           <w:rPr>
+                            <w:rFonts w:eastAsia="Helvetica" w:cs="Helvetica" w:ascii="Helvetica" w:hAnsi="Helvetica"/>
+                            <w:b w:val="false"/>
+                            <w:bCs w:val="false"/>
+                            <w:color w:val="333333"/>
                             <w:kern w:val="0"/>
                             <w:sz w:val="35"/>
-                            <w:b w:val="false"/>
                             <w:szCs w:val="35"/>
-                            <w:bCs w:val="false"/>
-                            <w:rFonts w:ascii="Helvetica" w:hAnsi="Helvetica" w:eastAsia="Helvetica" w:cs="Helvetica"/>
-                            <w:color w:val="333333"/>
-                            <w:lang w:bidi="en-US" w:val="en-US" w:eastAsia="en-US"/>
+                            <w:lang w:val="en-US" w:eastAsia="en-US" w:bidi="en-US"/>
                           </w:rPr>
                           <w:t>MT</w:t>
                         </w:r>
                       </w:p>
                     </w:txbxContent>
                   </v:textbox>
+                  <w10:wrap type="none"/>
+                </v:rect>
+                <v:rect id="shape_0" path="m0,0l-2147483645,0l-2147483645,-2147483646l0,-2147483646xe" stroked="f" o:allowincell="f" style="position:absolute;left:6438;top:8889;width:1149;height:275;mso-wrap-style:square;v-text-anchor:top;mso-position-horizontal:center">
                   <v:fill o:detectmouseclick="t" on="false"/>
                   <v:stroke color="#3465a4" joinstyle="round" endcap="flat"/>
-                  <w10:wrap type="none"/>
-                </v:shape>
-                <v:shape id="shape_0" stroked="f" o:allowincell="f" style="position:absolute;left:6437;top:8889;width:1151;height:277;mso-wrap-style:none;v-text-anchor:top;mso-position-horizontal:center" type="_x0000_t202">
                   <v:textbox>
                     <w:txbxContent>
                       <w:p>
                         <w:pPr>
+                          <w:pStyle w:val="Normal"/>
                           <w:overflowPunct w:val="false"/>
                           <w:bidi w:val="0"/>
                           <w:jc w:val="start"/>
@@ -8055,29 +8686,30 @@
                         </w:pPr>
                         <w:r>
                           <w:rPr>
+                            <w:rFonts w:eastAsia="Helvetica" w:cs="Helvetica" w:ascii="Helvetica" w:hAnsi="Helvetica"/>
+                            <w:b w:val="false"/>
+                            <w:bCs w:val="false"/>
+                            <w:color w:val="333333"/>
                             <w:kern w:val="0"/>
                             <w:sz w:val="35"/>
-                            <w:b w:val="false"/>
                             <w:szCs w:val="35"/>
-                            <w:bCs w:val="false"/>
-                            <w:rFonts w:ascii="Helvetica" w:hAnsi="Helvetica" w:eastAsia="Helvetica" w:cs="Helvetica"/>
-                            <w:color w:val="333333"/>
-                            <w:lang w:bidi="en-US" w:val="en-US" w:eastAsia="en-US"/>
+                            <w:lang w:val="en-US" w:eastAsia="en-US" w:bidi="en-US"/>
                           </w:rPr>
                           <w:t>$315,050.63</w:t>
                         </w:r>
                       </w:p>
                     </w:txbxContent>
                   </v:textbox>
+                  <w10:wrap type="none"/>
+                </v:rect>
+                <v:rect id="shape_0" path="m0,0l-2147483645,0l-2147483645,-2147483646l0,-2147483646xe" stroked="f" o:allowincell="f" style="position:absolute;left:3869;top:9192;width:280;height:276;mso-wrap-style:square;v-text-anchor:top;mso-position-horizontal:center">
                   <v:fill o:detectmouseclick="t" on="false"/>
                   <v:stroke color="#3465a4" joinstyle="round" endcap="flat"/>
-                  <w10:wrap type="none"/>
-                </v:shape>
-                <v:shape id="shape_0" stroked="f" o:allowincell="f" style="position:absolute;left:3869;top:9192;width:282;height:278;mso-wrap-style:none;v-text-anchor:top;mso-position-horizontal:center" type="_x0000_t202">
                   <v:textbox>
                     <w:txbxContent>
                       <w:p>
                         <w:pPr>
+                          <w:pStyle w:val="Normal"/>
                           <w:overflowPunct w:val="false"/>
                           <w:bidi w:val="0"/>
                           <w:jc w:val="start"/>
@@ -8085,29 +8717,30 @@
                         </w:pPr>
                         <w:r>
                           <w:rPr>
+                            <w:rFonts w:eastAsia="Helvetica" w:cs="Helvetica" w:ascii="Helvetica" w:hAnsi="Helvetica"/>
+                            <w:b w:val="false"/>
+                            <w:bCs w:val="false"/>
+                            <w:color w:val="333333"/>
                             <w:kern w:val="0"/>
                             <w:sz w:val="35"/>
-                            <w:b w:val="false"/>
                             <w:szCs w:val="35"/>
-                            <w:bCs w:val="false"/>
-                            <w:rFonts w:ascii="Helvetica" w:hAnsi="Helvetica" w:eastAsia="Helvetica" w:cs="Helvetica"/>
-                            <w:color w:val="333333"/>
-                            <w:lang w:bidi="en-US" w:val="en-US" w:eastAsia="en-US"/>
+                            <w:lang w:val="en-US" w:eastAsia="en-US" w:bidi="en-US"/>
                           </w:rPr>
                           <w:t>NC</w:t>
                         </w:r>
                       </w:p>
                     </w:txbxContent>
                   </v:textbox>
+                  <w10:wrap type="none"/>
+                </v:rect>
+                <v:rect id="shape_0" path="m0,0l-2147483645,0l-2147483645,-2147483646l0,-2147483646xe" stroked="f" o:allowincell="f" style="position:absolute;left:6438;top:9192;width:1149;height:276;mso-wrap-style:square;v-text-anchor:top;mso-position-horizontal:center">
                   <v:fill o:detectmouseclick="t" on="false"/>
                   <v:stroke color="#3465a4" joinstyle="round" endcap="flat"/>
-                  <w10:wrap type="none"/>
-                </v:shape>
-                <v:shape id="shape_0" stroked="f" o:allowincell="f" style="position:absolute;left:6437;top:9192;width:1151;height:278;mso-wrap-style:none;v-text-anchor:top;mso-position-horizontal:center" type="_x0000_t202">
                   <v:textbox>
                     <w:txbxContent>
                       <w:p>
                         <w:pPr>
+                          <w:pStyle w:val="Normal"/>
                           <w:overflowPunct w:val="false"/>
                           <w:bidi w:val="0"/>
                           <w:jc w:val="start"/>
@@ -8115,29 +8748,30 @@
                         </w:pPr>
                         <w:r>
                           <w:rPr>
+                            <w:rFonts w:eastAsia="Helvetica" w:cs="Helvetica" w:ascii="Helvetica" w:hAnsi="Helvetica"/>
+                            <w:b w:val="false"/>
+                            <w:bCs w:val="false"/>
+                            <w:color w:val="333333"/>
                             <w:kern w:val="0"/>
                             <w:sz w:val="35"/>
-                            <w:b w:val="false"/>
                             <w:szCs w:val="35"/>
-                            <w:bCs w:val="false"/>
-                            <w:rFonts w:ascii="Helvetica" w:hAnsi="Helvetica" w:eastAsia="Helvetica" w:cs="Helvetica"/>
-                            <w:color w:val="333333"/>
-                            <w:lang w:bidi="en-US" w:val="en-US" w:eastAsia="en-US"/>
+                            <w:lang w:val="en-US" w:eastAsia="en-US" w:bidi="en-US"/>
                           </w:rPr>
                           <w:t>$407,203.37</w:t>
                         </w:r>
                       </w:p>
                     </w:txbxContent>
                   </v:textbox>
+                  <w10:wrap type="none"/>
+                </v:rect>
+                <v:rect id="shape_0" path="m0,0l-2147483645,0l-2147483645,-2147483646l0,-2147483646xe" stroked="f" o:allowincell="f" style="position:absolute;left:3869;top:9496;width:300;height:275;mso-wrap-style:square;v-text-anchor:top;mso-position-horizontal:center">
                   <v:fill o:detectmouseclick="t" on="false"/>
                   <v:stroke color="#3465a4" joinstyle="round" endcap="flat"/>
-                  <w10:wrap type="none"/>
-                </v:shape>
-                <v:shape id="shape_0" stroked="f" o:allowincell="f" style="position:absolute;left:3869;top:9496;width:302;height:277;mso-wrap-style:none;v-text-anchor:top;mso-position-horizontal:center" type="_x0000_t202">
                   <v:textbox>
                     <w:txbxContent>
                       <w:p>
                         <w:pPr>
+                          <w:pStyle w:val="Normal"/>
                           <w:overflowPunct w:val="false"/>
                           <w:bidi w:val="0"/>
                           <w:jc w:val="start"/>
@@ -8145,29 +8779,30 @@
                         </w:pPr>
                         <w:r>
                           <w:rPr>
+                            <w:rFonts w:eastAsia="Helvetica" w:cs="Helvetica" w:ascii="Helvetica" w:hAnsi="Helvetica"/>
+                            <w:b w:val="false"/>
+                            <w:bCs w:val="false"/>
+                            <w:color w:val="333333"/>
                             <w:kern w:val="0"/>
                             <w:sz w:val="35"/>
-                            <w:b w:val="false"/>
                             <w:szCs w:val="35"/>
-                            <w:bCs w:val="false"/>
-                            <w:rFonts w:ascii="Helvetica" w:hAnsi="Helvetica" w:eastAsia="Helvetica" w:cs="Helvetica"/>
-                            <w:color w:val="333333"/>
-                            <w:lang w:bidi="en-US" w:val="en-US" w:eastAsia="en-US"/>
+                            <w:lang w:val="en-US" w:eastAsia="en-US" w:bidi="en-US"/>
                           </w:rPr>
                           <w:t>ND</w:t>
                         </w:r>
                       </w:p>
                     </w:txbxContent>
                   </v:textbox>
+                  <w10:wrap type="none"/>
+                </v:rect>
+                <v:rect id="shape_0" path="m0,0l-2147483645,0l-2147483645,-2147483646l0,-2147483646xe" stroked="f" o:allowincell="f" style="position:absolute;left:6438;top:9496;width:1149;height:275;mso-wrap-style:square;v-text-anchor:top;mso-position-horizontal:center">
                   <v:fill o:detectmouseclick="t" on="false"/>
                   <v:stroke color="#3465a4" joinstyle="round" endcap="flat"/>
-                  <w10:wrap type="none"/>
-                </v:shape>
-                <v:shape id="shape_0" stroked="f" o:allowincell="f" style="position:absolute;left:6437;top:9496;width:1151;height:277;mso-wrap-style:none;v-text-anchor:top;mso-position-horizontal:center" type="_x0000_t202">
                   <v:textbox>
                     <w:txbxContent>
                       <w:p>
                         <w:pPr>
+                          <w:pStyle w:val="Normal"/>
                           <w:overflowPunct w:val="false"/>
                           <w:bidi w:val="0"/>
                           <w:jc w:val="start"/>
@@ -8175,29 +8810,30 @@
                         </w:pPr>
                         <w:r>
                           <w:rPr>
+                            <w:rFonts w:eastAsia="Helvetica" w:cs="Helvetica" w:ascii="Helvetica" w:hAnsi="Helvetica"/>
+                            <w:b w:val="false"/>
+                            <w:bCs w:val="false"/>
+                            <w:color w:val="333333"/>
                             <w:kern w:val="0"/>
                             <w:sz w:val="35"/>
-                            <w:b w:val="false"/>
                             <w:szCs w:val="35"/>
-                            <w:bCs w:val="false"/>
-                            <w:rFonts w:ascii="Helvetica" w:hAnsi="Helvetica" w:eastAsia="Helvetica" w:cs="Helvetica"/>
-                            <w:color w:val="333333"/>
-                            <w:lang w:bidi="en-US" w:val="en-US" w:eastAsia="en-US"/>
+                            <w:lang w:val="en-US" w:eastAsia="en-US" w:bidi="en-US"/>
                           </w:rPr>
                           <w:t>$235,497.00</w:t>
                         </w:r>
                       </w:p>
                     </w:txbxContent>
                   </v:textbox>
+                  <w10:wrap type="none"/>
+                </v:rect>
+                <v:rect id="shape_0" path="m0,0l-2147483645,0l-2147483645,-2147483646l0,-2147483646xe" stroked="f" o:allowincell="f" style="position:absolute;left:3881;top:9799;width:264;height:275;mso-wrap-style:square;v-text-anchor:top;mso-position-horizontal:center">
                   <v:fill o:detectmouseclick="t" on="false"/>
                   <v:stroke color="#3465a4" joinstyle="round" endcap="flat"/>
-                  <w10:wrap type="none"/>
-                </v:shape>
-                <v:shape id="shape_0" stroked="f" o:allowincell="f" style="position:absolute;left:3881;top:9799;width:266;height:277;mso-wrap-style:none;v-text-anchor:top;mso-position-horizontal:center" type="_x0000_t202">
                   <v:textbox>
                     <w:txbxContent>
                       <w:p>
                         <w:pPr>
+                          <w:pStyle w:val="Normal"/>
                           <w:overflowPunct w:val="false"/>
                           <w:bidi w:val="0"/>
                           <w:jc w:val="start"/>
@@ -8205,29 +8841,30 @@
                         </w:pPr>
                         <w:r>
                           <w:rPr>
+                            <w:rFonts w:eastAsia="Helvetica" w:cs="Helvetica" w:ascii="Helvetica" w:hAnsi="Helvetica"/>
+                            <w:b w:val="false"/>
+                            <w:bCs w:val="false"/>
+                            <w:color w:val="333333"/>
                             <w:kern w:val="0"/>
                             <w:sz w:val="35"/>
-                            <w:b w:val="false"/>
                             <w:szCs w:val="35"/>
-                            <w:bCs w:val="false"/>
-                            <w:rFonts w:ascii="Helvetica" w:hAnsi="Helvetica" w:eastAsia="Helvetica" w:cs="Helvetica"/>
-                            <w:color w:val="333333"/>
-                            <w:lang w:bidi="en-US" w:val="en-US" w:eastAsia="en-US"/>
+                            <w:lang w:val="en-US" w:eastAsia="en-US" w:bidi="en-US"/>
                           </w:rPr>
                           <w:t>NE</w:t>
                         </w:r>
                       </w:p>
                     </w:txbxContent>
                   </v:textbox>
+                  <w10:wrap type="none"/>
+                </v:rect>
+                <v:rect id="shape_0" path="m0,0l-2147483645,0l-2147483645,-2147483646l0,-2147483646xe" stroked="f" o:allowincell="f" style="position:absolute;left:6438;top:9799;width:1149;height:275;mso-wrap-style:square;v-text-anchor:top;mso-position-horizontal:center">
                   <v:fill o:detectmouseclick="t" on="false"/>
                   <v:stroke color="#3465a4" joinstyle="round" endcap="flat"/>
-                  <w10:wrap type="none"/>
-                </v:shape>
-                <v:shape id="shape_0" stroked="f" o:allowincell="f" style="position:absolute;left:6437;top:9799;width:1151;height:277;mso-wrap-style:none;v-text-anchor:top;mso-position-horizontal:center" type="_x0000_t202">
                   <v:textbox>
                     <w:txbxContent>
                       <w:p>
                         <w:pPr>
+                          <w:pStyle w:val="Normal"/>
                           <w:overflowPunct w:val="false"/>
                           <w:bidi w:val="0"/>
                           <w:jc w:val="start"/>
@@ -8235,29 +8872,30 @@
                         </w:pPr>
                         <w:r>
                           <w:rPr>
+                            <w:rFonts w:eastAsia="Helvetica" w:cs="Helvetica" w:ascii="Helvetica" w:hAnsi="Helvetica"/>
+                            <w:b w:val="false"/>
+                            <w:bCs w:val="false"/>
+                            <w:color w:val="333333"/>
                             <w:kern w:val="0"/>
                             <w:sz w:val="35"/>
-                            <w:b w:val="false"/>
                             <w:szCs w:val="35"/>
-                            <w:bCs w:val="false"/>
-                            <w:rFonts w:ascii="Helvetica" w:hAnsi="Helvetica" w:eastAsia="Helvetica" w:cs="Helvetica"/>
-                            <w:color w:val="333333"/>
-                            <w:lang w:bidi="en-US" w:val="en-US" w:eastAsia="en-US"/>
+                            <w:lang w:val="en-US" w:eastAsia="en-US" w:bidi="en-US"/>
                           </w:rPr>
                           <w:t>$272,687.48</w:t>
                         </w:r>
                       </w:p>
                     </w:txbxContent>
                   </v:textbox>
+                  <w10:wrap type="none"/>
+                </v:rect>
+                <v:rect id="shape_0" path="m0,0l-2147483645,0l-2147483645,-2147483646l0,-2147483646xe" stroked="f" o:allowincell="f" style="position:absolute;left:3869;top:10103;width:302;height:275;mso-wrap-style:square;v-text-anchor:top;mso-position-horizontal:center">
                   <v:fill o:detectmouseclick="t" on="false"/>
                   <v:stroke color="#3465a4" joinstyle="round" endcap="flat"/>
-                  <w10:wrap type="none"/>
-                </v:shape>
-                <v:shape id="shape_0" stroked="f" o:allowincell="f" style="position:absolute;left:3869;top:10103;width:304;height:277;mso-wrap-style:none;v-text-anchor:top;mso-position-horizontal:center" type="_x0000_t202">
                   <v:textbox>
                     <w:txbxContent>
                       <w:p>
                         <w:pPr>
+                          <w:pStyle w:val="Normal"/>
                           <w:overflowPunct w:val="false"/>
                           <w:bidi w:val="0"/>
                           <w:jc w:val="start"/>
@@ -8265,29 +8903,30 @@
                         </w:pPr>
                         <w:r>
                           <w:rPr>
+                            <w:rFonts w:eastAsia="Helvetica" w:cs="Helvetica" w:ascii="Helvetica" w:hAnsi="Helvetica"/>
+                            <w:b w:val="false"/>
+                            <w:bCs w:val="false"/>
+                            <w:color w:val="333333"/>
                             <w:kern w:val="0"/>
                             <w:sz w:val="35"/>
-                            <w:b w:val="false"/>
                             <w:szCs w:val="35"/>
-                            <w:bCs w:val="false"/>
-                            <w:rFonts w:ascii="Helvetica" w:hAnsi="Helvetica" w:eastAsia="Helvetica" w:cs="Helvetica"/>
-                            <w:color w:val="333333"/>
-                            <w:lang w:bidi="en-US" w:val="en-US" w:eastAsia="en-US"/>
+                            <w:lang w:val="en-US" w:eastAsia="en-US" w:bidi="en-US"/>
                           </w:rPr>
                           <w:t>NH</w:t>
                         </w:r>
                       </w:p>
                     </w:txbxContent>
                   </v:textbox>
+                  <w10:wrap type="none"/>
+                </v:rect>
+                <v:rect id="shape_0" path="m0,0l-2147483645,0l-2147483645,-2147483646l0,-2147483646xe" stroked="f" o:allowincell="f" style="position:absolute;left:6438;top:10103;width:1149;height:275;mso-wrap-style:square;v-text-anchor:top;mso-position-horizontal:center">
                   <v:fill o:detectmouseclick="t" on="false"/>
                   <v:stroke color="#3465a4" joinstyle="round" endcap="flat"/>
-                  <w10:wrap type="none"/>
-                </v:shape>
-                <v:shape id="shape_0" stroked="f" o:allowincell="f" style="position:absolute;left:6437;top:10103;width:1151;height:277;mso-wrap-style:none;v-text-anchor:top;mso-position-horizontal:center" type="_x0000_t202">
                   <v:textbox>
                     <w:txbxContent>
                       <w:p>
                         <w:pPr>
+                          <w:pStyle w:val="Normal"/>
                           <w:overflowPunct w:val="false"/>
                           <w:bidi w:val="0"/>
                           <w:jc w:val="start"/>
@@ -8295,29 +8934,30 @@
                         </w:pPr>
                         <w:r>
                           <w:rPr>
+                            <w:rFonts w:eastAsia="Helvetica" w:cs="Helvetica" w:ascii="Helvetica" w:hAnsi="Helvetica"/>
+                            <w:b w:val="false"/>
+                            <w:bCs w:val="false"/>
+                            <w:color w:val="333333"/>
                             <w:kern w:val="0"/>
                             <w:sz w:val="35"/>
-                            <w:b w:val="false"/>
                             <w:szCs w:val="35"/>
-                            <w:bCs w:val="false"/>
-                            <w:rFonts w:ascii="Helvetica" w:hAnsi="Helvetica" w:eastAsia="Helvetica" w:cs="Helvetica"/>
-                            <w:color w:val="333333"/>
-                            <w:lang w:bidi="en-US" w:val="en-US" w:eastAsia="en-US"/>
+                            <w:lang w:val="en-US" w:eastAsia="en-US" w:bidi="en-US"/>
                           </w:rPr>
                           <w:t>$290,458.65</w:t>
                         </w:r>
                       </w:p>
                     </w:txbxContent>
                   </v:textbox>
+                  <w10:wrap type="none"/>
+                </v:rect>
+                <v:rect id="shape_0" path="m0,0l-2147483645,0l-2147483645,-2147483646l0,-2147483646xe" stroked="f" o:allowincell="f" style="position:absolute;left:3914;top:10405;width:207;height:275;mso-wrap-style:square;v-text-anchor:top;mso-position-horizontal:center">
                   <v:fill o:detectmouseclick="t" on="false"/>
                   <v:stroke color="#3465a4" joinstyle="round" endcap="flat"/>
-                  <w10:wrap type="none"/>
-                </v:shape>
-                <v:shape id="shape_0" stroked="f" o:allowincell="f" style="position:absolute;left:3914;top:10405;width:209;height:277;mso-wrap-style:none;v-text-anchor:top;mso-position-horizontal:center" type="_x0000_t202">
                   <v:textbox>
                     <w:txbxContent>
                       <w:p>
                         <w:pPr>
+                          <w:pStyle w:val="Normal"/>
                           <w:overflowPunct w:val="false"/>
                           <w:bidi w:val="0"/>
                           <w:jc w:val="start"/>
@@ -8325,29 +8965,30 @@
                         </w:pPr>
                         <w:r>
                           <w:rPr>
+                            <w:rFonts w:eastAsia="Helvetica" w:cs="Helvetica" w:ascii="Helvetica" w:hAnsi="Helvetica"/>
+                            <w:b w:val="false"/>
+                            <w:bCs w:val="false"/>
+                            <w:color w:val="333333"/>
                             <w:kern w:val="0"/>
                             <w:sz w:val="35"/>
-                            <w:b w:val="false"/>
                             <w:szCs w:val="35"/>
-                            <w:bCs w:val="false"/>
-                            <w:rFonts w:ascii="Helvetica" w:hAnsi="Helvetica" w:eastAsia="Helvetica" w:cs="Helvetica"/>
-                            <w:color w:val="333333"/>
-                            <w:lang w:bidi="en-US" w:val="en-US" w:eastAsia="en-US"/>
+                            <w:lang w:val="en-US" w:eastAsia="en-US" w:bidi="en-US"/>
                           </w:rPr>
                           <w:t>NJ</w:t>
                         </w:r>
                       </w:p>
                     </w:txbxContent>
                   </v:textbox>
+                  <w10:wrap type="none"/>
+                </v:rect>
+                <v:rect id="shape_0" path="m0,0l-2147483645,0l-2147483645,-2147483646l0,-2147483646xe" stroked="f" o:allowincell="f" style="position:absolute;left:6438;top:10405;width:1149;height:275;mso-wrap-style:square;v-text-anchor:top;mso-position-horizontal:center">
                   <v:fill o:detectmouseclick="t" on="false"/>
                   <v:stroke color="#3465a4" joinstyle="round" endcap="flat"/>
-                  <w10:wrap type="none"/>
-                </v:shape>
-                <v:shape id="shape_0" stroked="f" o:allowincell="f" style="position:absolute;left:6437;top:10405;width:1151;height:277;mso-wrap-style:none;v-text-anchor:top;mso-position-horizontal:center" type="_x0000_t202">
                   <v:textbox>
                     <w:txbxContent>
                       <w:p>
                         <w:pPr>
+                          <w:pStyle w:val="Normal"/>
                           <w:overflowPunct w:val="false"/>
                           <w:bidi w:val="0"/>
                           <w:jc w:val="start"/>
@@ -8355,29 +8996,30 @@
                         </w:pPr>
                         <w:r>
                           <w:rPr>
+                            <w:rFonts w:eastAsia="Helvetica" w:cs="Helvetica" w:ascii="Helvetica" w:hAnsi="Helvetica"/>
+                            <w:b w:val="false"/>
+                            <w:bCs w:val="false"/>
+                            <w:color w:val="333333"/>
                             <w:kern w:val="0"/>
                             <w:sz w:val="35"/>
-                            <w:b w:val="false"/>
                             <w:szCs w:val="35"/>
-                            <w:bCs w:val="false"/>
-                            <w:rFonts w:ascii="Helvetica" w:hAnsi="Helvetica" w:eastAsia="Helvetica" w:cs="Helvetica"/>
-                            <w:color w:val="333333"/>
-                            <w:lang w:bidi="en-US" w:val="en-US" w:eastAsia="en-US"/>
+                            <w:lang w:val="en-US" w:eastAsia="en-US" w:bidi="en-US"/>
                           </w:rPr>
                           <w:t>$320,528.44</w:t>
                         </w:r>
                       </w:p>
                     </w:txbxContent>
                   </v:textbox>
+                  <w10:wrap type="none"/>
+                </v:rect>
+                <v:rect id="shape_0" path="m0,0l-2147483645,0l-2147483645,-2147483646l0,-2147483646xe" stroked="f" o:allowincell="f" style="position:absolute;left:3847;top:10709;width:336;height:275;mso-wrap-style:square;v-text-anchor:top;mso-position-horizontal:center">
                   <v:fill o:detectmouseclick="t" on="false"/>
                   <v:stroke color="#3465a4" joinstyle="round" endcap="flat"/>
-                  <w10:wrap type="none"/>
-                </v:shape>
-                <v:shape id="shape_0" stroked="f" o:allowincell="f" style="position:absolute;left:3847;top:10709;width:338;height:277;mso-wrap-style:none;v-text-anchor:top;mso-position-horizontal:center" type="_x0000_t202">
                   <v:textbox>
                     <w:txbxContent>
                       <w:p>
                         <w:pPr>
+                          <w:pStyle w:val="Normal"/>
                           <w:overflowPunct w:val="false"/>
                           <w:bidi w:val="0"/>
                           <w:jc w:val="start"/>
@@ -8385,29 +9027,30 @@
                         </w:pPr>
                         <w:r>
                           <w:rPr>
+                            <w:rFonts w:eastAsia="Helvetica" w:cs="Helvetica" w:ascii="Helvetica" w:hAnsi="Helvetica"/>
+                            <w:b w:val="false"/>
+                            <w:bCs w:val="false"/>
+                            <w:color w:val="333333"/>
                             <w:kern w:val="0"/>
                             <w:sz w:val="35"/>
-                            <w:b w:val="false"/>
                             <w:szCs w:val="35"/>
-                            <w:bCs w:val="false"/>
-                            <w:rFonts w:ascii="Helvetica" w:hAnsi="Helvetica" w:eastAsia="Helvetica" w:cs="Helvetica"/>
-                            <w:color w:val="333333"/>
-                            <w:lang w:bidi="en-US" w:val="en-US" w:eastAsia="en-US"/>
+                            <w:lang w:val="en-US" w:eastAsia="en-US" w:bidi="en-US"/>
                           </w:rPr>
                           <w:t>NM</w:t>
                         </w:r>
                       </w:p>
                     </w:txbxContent>
                   </v:textbox>
+                  <w10:wrap type="none"/>
+                </v:rect>
+                <v:rect id="shape_0" path="m0,0l-2147483645,0l-2147483645,-2147483646l0,-2147483646xe" stroked="f" o:allowincell="f" style="position:absolute;left:6438;top:10709;width:1149;height:275;mso-wrap-style:square;v-text-anchor:top;mso-position-horizontal:center">
                   <v:fill o:detectmouseclick="t" on="false"/>
                   <v:stroke color="#3465a4" joinstyle="round" endcap="flat"/>
-                  <w10:wrap type="none"/>
-                </v:shape>
-                <v:shape id="shape_0" stroked="f" o:allowincell="f" style="position:absolute;left:6437;top:10709;width:1151;height:277;mso-wrap-style:none;v-text-anchor:top;mso-position-horizontal:center" type="_x0000_t202">
                   <v:textbox>
                     <w:txbxContent>
                       <w:p>
                         <w:pPr>
+                          <w:pStyle w:val="Normal"/>
                           <w:overflowPunct w:val="false"/>
                           <w:bidi w:val="0"/>
                           <w:jc w:val="start"/>
@@ -8415,29 +9058,30 @@
                         </w:pPr>
                         <w:r>
                           <w:rPr>
+                            <w:rFonts w:eastAsia="Helvetica" w:cs="Helvetica" w:ascii="Helvetica" w:hAnsi="Helvetica"/>
+                            <w:b w:val="false"/>
+                            <w:bCs w:val="false"/>
+                            <w:color w:val="333333"/>
                             <w:kern w:val="0"/>
                             <w:sz w:val="35"/>
-                            <w:b w:val="false"/>
                             <w:szCs w:val="35"/>
-                            <w:bCs w:val="false"/>
-                            <w:rFonts w:ascii="Helvetica" w:hAnsi="Helvetica" w:eastAsia="Helvetica" w:cs="Helvetica"/>
-                            <w:color w:val="333333"/>
-                            <w:lang w:bidi="en-US" w:val="en-US" w:eastAsia="en-US"/>
+                            <w:lang w:val="en-US" w:eastAsia="en-US" w:bidi="en-US"/>
                           </w:rPr>
                           <w:t>$162,280.45</w:t>
                         </w:r>
                       </w:p>
                     </w:txbxContent>
                   </v:textbox>
+                  <w10:wrap type="none"/>
+                </v:rect>
+                <v:rect id="shape_0" path="m0,0l-2147483645,0l-2147483645,-2147483646l0,-2147483646xe" stroked="f" o:allowincell="f" style="position:absolute;left:3881;top:11011;width:273;height:275;mso-wrap-style:square;v-text-anchor:top;mso-position-horizontal:center">
                   <v:fill o:detectmouseclick="t" on="false"/>
                   <v:stroke color="#3465a4" joinstyle="round" endcap="flat"/>
-                  <w10:wrap type="none"/>
-                </v:shape>
-                <v:shape id="shape_0" stroked="f" o:allowincell="f" style="position:absolute;left:3881;top:11011;width:275;height:277;mso-wrap-style:none;v-text-anchor:top;mso-position-horizontal:center" type="_x0000_t202">
                   <v:textbox>
                     <w:txbxContent>
                       <w:p>
                         <w:pPr>
+                          <w:pStyle w:val="Normal"/>
                           <w:overflowPunct w:val="false"/>
                           <w:bidi w:val="0"/>
                           <w:jc w:val="start"/>
@@ -8445,29 +9089,30 @@
                         </w:pPr>
                         <w:r>
                           <w:rPr>
+                            <w:rFonts w:eastAsia="Helvetica" w:cs="Helvetica" w:ascii="Helvetica" w:hAnsi="Helvetica"/>
+                            <w:b w:val="false"/>
+                            <w:bCs w:val="false"/>
+                            <w:color w:val="333333"/>
                             <w:kern w:val="0"/>
                             <w:sz w:val="35"/>
-                            <w:b w:val="false"/>
                             <w:szCs w:val="35"/>
-                            <w:bCs w:val="false"/>
-                            <w:rFonts w:ascii="Helvetica" w:hAnsi="Helvetica" w:eastAsia="Helvetica" w:cs="Helvetica"/>
-                            <w:color w:val="333333"/>
-                            <w:lang w:bidi="en-US" w:val="en-US" w:eastAsia="en-US"/>
+                            <w:lang w:val="en-US" w:eastAsia="en-US" w:bidi="en-US"/>
                           </w:rPr>
                           <w:t>NV</w:t>
                         </w:r>
                       </w:p>
                     </w:txbxContent>
                   </v:textbox>
+                  <w10:wrap type="none"/>
+                </v:rect>
+                <v:rect id="shape_0" path="m0,0l-2147483645,0l-2147483645,-2147483646l0,-2147483646xe" stroked="f" o:allowincell="f" style="position:absolute;left:6438;top:11011;width:1149;height:275;mso-wrap-style:square;v-text-anchor:top;mso-position-horizontal:center">
                   <v:fill o:detectmouseclick="t" on="false"/>
                   <v:stroke color="#3465a4" joinstyle="round" endcap="flat"/>
-                  <w10:wrap type="none"/>
-                </v:shape>
-                <v:shape id="shape_0" stroked="f" o:allowincell="f" style="position:absolute;left:6437;top:11011;width:1151;height:277;mso-wrap-style:none;v-text-anchor:top;mso-position-horizontal:center" type="_x0000_t202">
                   <v:textbox>
                     <w:txbxContent>
                       <w:p>
                         <w:pPr>
+                          <w:pStyle w:val="Normal"/>
                           <w:overflowPunct w:val="false"/>
                           <w:bidi w:val="0"/>
                           <w:jc w:val="start"/>
@@ -8475,29 +9120,30 @@
                         </w:pPr>
                         <w:r>
                           <w:rPr>
+                            <w:rFonts w:eastAsia="Helvetica" w:cs="Helvetica" w:ascii="Helvetica" w:hAnsi="Helvetica"/>
+                            <w:b w:val="false"/>
+                            <w:bCs w:val="false"/>
+                            <w:color w:val="333333"/>
                             <w:kern w:val="0"/>
                             <w:sz w:val="35"/>
-                            <w:b w:val="false"/>
                             <w:szCs w:val="35"/>
-                            <w:bCs w:val="false"/>
-                            <w:rFonts w:ascii="Helvetica" w:hAnsi="Helvetica" w:eastAsia="Helvetica" w:cs="Helvetica"/>
-                            <w:color w:val="333333"/>
-                            <w:lang w:bidi="en-US" w:val="en-US" w:eastAsia="en-US"/>
+                            <w:lang w:val="en-US" w:eastAsia="en-US" w:bidi="en-US"/>
                           </w:rPr>
                           <w:t>$203,854.84</w:t>
                         </w:r>
                       </w:p>
                     </w:txbxContent>
                   </v:textbox>
+                  <w10:wrap type="none"/>
+                </v:rect>
+                <v:rect id="shape_0" path="m0,0l-2147483645,0l-2147483645,-2147483646l0,-2147483646xe" stroked="f" o:allowincell="f" style="position:absolute;left:3881;top:11315;width:267;height:275;mso-wrap-style:square;v-text-anchor:top;mso-position-horizontal:center">
                   <v:fill o:detectmouseclick="t" on="false"/>
                   <v:stroke color="#3465a4" joinstyle="round" endcap="flat"/>
-                  <w10:wrap type="none"/>
-                </v:shape>
-                <v:shape id="shape_0" stroked="f" o:allowincell="f" style="position:absolute;left:3881;top:11315;width:269;height:277;mso-wrap-style:none;v-text-anchor:top;mso-position-horizontal:center" type="_x0000_t202">
                   <v:textbox>
                     <w:txbxContent>
                       <w:p>
                         <w:pPr>
+                          <w:pStyle w:val="Normal"/>
                           <w:overflowPunct w:val="false"/>
                           <w:bidi w:val="0"/>
                           <w:jc w:val="start"/>
@@ -8505,29 +9151,30 @@
                         </w:pPr>
                         <w:r>
                           <w:rPr>
+                            <w:rFonts w:eastAsia="Helvetica" w:cs="Helvetica" w:ascii="Helvetica" w:hAnsi="Helvetica"/>
+                            <w:b w:val="false"/>
+                            <w:bCs w:val="false"/>
+                            <w:color w:val="333333"/>
                             <w:kern w:val="0"/>
                             <w:sz w:val="35"/>
-                            <w:b w:val="false"/>
                             <w:szCs w:val="35"/>
-                            <w:bCs w:val="false"/>
-                            <w:rFonts w:ascii="Helvetica" w:hAnsi="Helvetica" w:eastAsia="Helvetica" w:cs="Helvetica"/>
-                            <w:color w:val="333333"/>
-                            <w:lang w:bidi="en-US" w:val="en-US" w:eastAsia="en-US"/>
+                            <w:lang w:val="en-US" w:eastAsia="en-US" w:bidi="en-US"/>
                           </w:rPr>
                           <w:t>NY</w:t>
                         </w:r>
                       </w:p>
                     </w:txbxContent>
                   </v:textbox>
+                  <w10:wrap type="none"/>
+                </v:rect>
+                <v:rect id="shape_0" path="m0,0l-2147483645,0l-2147483645,-2147483646l0,-2147483646xe" stroked="f" o:allowincell="f" style="position:absolute;left:6438;top:11315;width:1149;height:275;mso-wrap-style:square;v-text-anchor:top;mso-position-horizontal:center">
                   <v:fill o:detectmouseclick="t" on="false"/>
                   <v:stroke color="#3465a4" joinstyle="round" endcap="flat"/>
-                  <w10:wrap type="none"/>
-                </v:shape>
-                <v:shape id="shape_0" stroked="f" o:allowincell="f" style="position:absolute;left:6437;top:11315;width:1151;height:277;mso-wrap-style:none;v-text-anchor:top;mso-position-horizontal:center" type="_x0000_t202">
                   <v:textbox>
                     <w:txbxContent>
                       <w:p>
                         <w:pPr>
+                          <w:pStyle w:val="Normal"/>
                           <w:overflowPunct w:val="false"/>
                           <w:bidi w:val="0"/>
                           <w:jc w:val="start"/>
@@ -8535,29 +9182,30 @@
                         </w:pPr>
                         <w:r>
                           <w:rPr>
+                            <w:rFonts w:eastAsia="Helvetica" w:cs="Helvetica" w:ascii="Helvetica" w:hAnsi="Helvetica"/>
+                            <w:b w:val="false"/>
+                            <w:bCs w:val="false"/>
+                            <w:color w:val="333333"/>
                             <w:kern w:val="0"/>
                             <w:sz w:val="35"/>
-                            <w:b w:val="false"/>
                             <w:szCs w:val="35"/>
-                            <w:bCs w:val="false"/>
-                            <w:rFonts w:ascii="Helvetica" w:hAnsi="Helvetica" w:eastAsia="Helvetica" w:cs="Helvetica"/>
-                            <w:color w:val="333333"/>
-                            <w:lang w:bidi="en-US" w:val="en-US" w:eastAsia="en-US"/>
+                            <w:lang w:val="en-US" w:eastAsia="en-US" w:bidi="en-US"/>
                           </w:rPr>
                           <w:t>$138,249.25</w:t>
                         </w:r>
                       </w:p>
                     </w:txbxContent>
                   </v:textbox>
+                  <w10:wrap type="none"/>
+                </v:rect>
+                <v:rect id="shape_0" path="m0,0l-2147483645,0l-2147483645,-2147483646l0,-2147483646xe" stroked="f" o:allowincell="f" style="position:absolute;left:3859;top:11618;width:307;height:275;mso-wrap-style:square;v-text-anchor:top;mso-position-horizontal:center">
                   <v:fill o:detectmouseclick="t" on="false"/>
                   <v:stroke color="#3465a4" joinstyle="round" endcap="flat"/>
-                  <w10:wrap type="none"/>
-                </v:shape>
-                <v:shape id="shape_0" stroked="f" o:allowincell="f" style="position:absolute;left:3859;top:11618;width:309;height:277;mso-wrap-style:none;v-text-anchor:top;mso-position-horizontal:center" type="_x0000_t202">
                   <v:textbox>
                     <w:txbxContent>
                       <w:p>
                         <w:pPr>
+                          <w:pStyle w:val="Normal"/>
                           <w:overflowPunct w:val="false"/>
                           <w:bidi w:val="0"/>
                           <w:jc w:val="start"/>
@@ -8565,29 +9213,30 @@
                         </w:pPr>
                         <w:r>
                           <w:rPr>
+                            <w:rFonts w:eastAsia="Helvetica" w:cs="Helvetica" w:ascii="Helvetica" w:hAnsi="Helvetica"/>
+                            <w:b w:val="false"/>
+                            <w:bCs w:val="false"/>
+                            <w:color w:val="333333"/>
                             <w:kern w:val="0"/>
                             <w:sz w:val="35"/>
-                            <w:b w:val="false"/>
                             <w:szCs w:val="35"/>
-                            <w:bCs w:val="false"/>
-                            <w:rFonts w:ascii="Helvetica" w:hAnsi="Helvetica" w:eastAsia="Helvetica" w:cs="Helvetica"/>
-                            <w:color w:val="333333"/>
-                            <w:lang w:bidi="en-US" w:val="en-US" w:eastAsia="en-US"/>
+                            <w:lang w:val="en-US" w:eastAsia="en-US" w:bidi="en-US"/>
                           </w:rPr>
                           <w:t>OH</w:t>
                         </w:r>
                       </w:p>
                     </w:txbxContent>
                   </v:textbox>
+                  <w10:wrap type="none"/>
+                </v:rect>
+                <v:rect id="shape_0" path="m0,0l-2147483645,0l-2147483645,-2147483646l0,-2147483646xe" stroked="f" o:allowincell="f" style="position:absolute;left:6438;top:11618;width:1149;height:275;mso-wrap-style:square;v-text-anchor:top;mso-position-horizontal:center">
                   <v:fill o:detectmouseclick="t" on="false"/>
                   <v:stroke color="#3465a4" joinstyle="round" endcap="flat"/>
-                  <w10:wrap type="none"/>
-                </v:shape>
-                <v:shape id="shape_0" stroked="f" o:allowincell="f" style="position:absolute;left:6437;top:11618;width:1151;height:277;mso-wrap-style:none;v-text-anchor:top;mso-position-horizontal:center" type="_x0000_t202">
                   <v:textbox>
                     <w:txbxContent>
                       <w:p>
                         <w:pPr>
+                          <w:pStyle w:val="Normal"/>
                           <w:overflowPunct w:val="false"/>
                           <w:bidi w:val="0"/>
                           <w:jc w:val="start"/>
@@ -8595,29 +9244,30 @@
                         </w:pPr>
                         <w:r>
                           <w:rPr>
+                            <w:rFonts w:eastAsia="Helvetica" w:cs="Helvetica" w:ascii="Helvetica" w:hAnsi="Helvetica"/>
+                            <w:b w:val="false"/>
+                            <w:bCs w:val="false"/>
+                            <w:color w:val="333333"/>
                             <w:kern w:val="0"/>
                             <w:sz w:val="35"/>
-                            <w:b w:val="false"/>
                             <w:szCs w:val="35"/>
-                            <w:bCs w:val="false"/>
-                            <w:rFonts w:ascii="Helvetica" w:hAnsi="Helvetica" w:eastAsia="Helvetica" w:cs="Helvetica"/>
-                            <w:color w:val="333333"/>
-                            <w:lang w:bidi="en-US" w:val="en-US" w:eastAsia="en-US"/>
+                            <w:lang w:val="en-US" w:eastAsia="en-US" w:bidi="en-US"/>
                           </w:rPr>
                           <w:t>$225,729.09</w:t>
                         </w:r>
                       </w:p>
                     </w:txbxContent>
                   </v:textbox>
+                  <w10:wrap type="none"/>
+                </v:rect>
+                <v:rect id="shape_0" path="m0,0l-2147483645,0l-2147483645,-2147483646l0,-2147483646xe" stroked="f" o:allowincell="f" style="position:absolute;left:3869;top:11921;width:282;height:276;mso-wrap-style:square;v-text-anchor:top;mso-position-horizontal:center">
                   <v:fill o:detectmouseclick="t" on="false"/>
                   <v:stroke color="#3465a4" joinstyle="round" endcap="flat"/>
-                  <w10:wrap type="none"/>
-                </v:shape>
-                <v:shape id="shape_0" stroked="f" o:allowincell="f" style="position:absolute;left:3869;top:11921;width:284;height:278;mso-wrap-style:none;v-text-anchor:top;mso-position-horizontal:center" type="_x0000_t202">
                   <v:textbox>
                     <w:txbxContent>
                       <w:p>
                         <w:pPr>
+                          <w:pStyle w:val="Normal"/>
                           <w:overflowPunct w:val="false"/>
                           <w:bidi w:val="0"/>
                           <w:jc w:val="start"/>
@@ -8625,29 +9275,30 @@
                         </w:pPr>
                         <w:r>
                           <w:rPr>
+                            <w:rFonts w:eastAsia="Helvetica" w:cs="Helvetica" w:ascii="Helvetica" w:hAnsi="Helvetica"/>
+                            <w:b w:val="false"/>
+                            <w:bCs w:val="false"/>
+                            <w:color w:val="333333"/>
                             <w:kern w:val="0"/>
                             <w:sz w:val="35"/>
-                            <w:b w:val="false"/>
                             <w:szCs w:val="35"/>
-                            <w:bCs w:val="false"/>
-                            <w:rFonts w:ascii="Helvetica" w:hAnsi="Helvetica" w:eastAsia="Helvetica" w:cs="Helvetica"/>
-                            <w:color w:val="333333"/>
-                            <w:lang w:bidi="en-US" w:val="en-US" w:eastAsia="en-US"/>
+                            <w:lang w:val="en-US" w:eastAsia="en-US" w:bidi="en-US"/>
                           </w:rPr>
                           <w:t>OK</w:t>
                         </w:r>
                       </w:p>
                     </w:txbxContent>
                   </v:textbox>
+                  <w10:wrap type="none"/>
+                </v:rect>
+                <v:rect id="shape_0" path="m0,0l-2147483645,0l-2147483645,-2147483646l0,-2147483646xe" stroked="f" o:allowincell="f" style="position:absolute;left:6438;top:11921;width:1149;height:276;mso-wrap-style:square;v-text-anchor:top;mso-position-horizontal:center">
                   <v:fill o:detectmouseclick="t" on="false"/>
                   <v:stroke color="#3465a4" joinstyle="round" endcap="flat"/>
-                  <w10:wrap type="none"/>
-                </v:shape>
-                <v:shape id="shape_0" stroked="f" o:allowincell="f" style="position:absolute;left:6437;top:11921;width:1151;height:278;mso-wrap-style:none;v-text-anchor:top;mso-position-horizontal:center" type="_x0000_t202">
                   <v:textbox>
                     <w:txbxContent>
                       <w:p>
                         <w:pPr>
+                          <w:pStyle w:val="Normal"/>
                           <w:overflowPunct w:val="false"/>
                           <w:bidi w:val="0"/>
                           <w:jc w:val="start"/>
@@ -8655,29 +9306,30 @@
                         </w:pPr>
                         <w:r>
                           <w:rPr>
+                            <w:rFonts w:eastAsia="Helvetica" w:cs="Helvetica" w:ascii="Helvetica" w:hAnsi="Helvetica"/>
+                            <w:b w:val="false"/>
+                            <w:bCs w:val="false"/>
+                            <w:color w:val="333333"/>
                             <w:kern w:val="0"/>
                             <w:sz w:val="35"/>
-                            <w:b w:val="false"/>
                             <w:szCs w:val="35"/>
-                            <w:bCs w:val="false"/>
-                            <w:rFonts w:ascii="Helvetica" w:hAnsi="Helvetica" w:eastAsia="Helvetica" w:cs="Helvetica"/>
-                            <w:color w:val="333333"/>
-                            <w:lang w:bidi="en-US" w:val="en-US" w:eastAsia="en-US"/>
+                            <w:lang w:val="en-US" w:eastAsia="en-US" w:bidi="en-US"/>
                           </w:rPr>
                           <w:t>$259,206.00</w:t>
                         </w:r>
                       </w:p>
                     </w:txbxContent>
                   </v:textbox>
+                  <w10:wrap type="none"/>
+                </v:rect>
+                <v:rect id="shape_0" path="m0,0l-2147483645,0l-2147483645,-2147483646l0,-2147483646xe" stroked="f" o:allowincell="f" style="position:absolute;left:3859;top:12225;width:282;height:276;mso-wrap-style:square;v-text-anchor:top;mso-position-horizontal:center">
                   <v:fill o:detectmouseclick="t" on="false"/>
                   <v:stroke color="#3465a4" joinstyle="round" endcap="flat"/>
-                  <w10:wrap type="none"/>
-                </v:shape>
-                <v:shape id="shape_0" stroked="f" o:allowincell="f" style="position:absolute;left:3859;top:12225;width:284;height:278;mso-wrap-style:none;v-text-anchor:top;mso-position-horizontal:center" type="_x0000_t202">
                   <v:textbox>
                     <w:txbxContent>
                       <w:p>
                         <w:pPr>
+                          <w:pStyle w:val="Normal"/>
                           <w:overflowPunct w:val="false"/>
                           <w:bidi w:val="0"/>
                           <w:jc w:val="start"/>
@@ -8685,29 +9337,30 @@
                         </w:pPr>
                         <w:r>
                           <w:rPr>
+                            <w:rFonts w:eastAsia="Helvetica" w:cs="Helvetica" w:ascii="Helvetica" w:hAnsi="Helvetica"/>
+                            <w:b w:val="false"/>
+                            <w:bCs w:val="false"/>
+                            <w:color w:val="333333"/>
                             <w:kern w:val="0"/>
                             <w:sz w:val="35"/>
-                            <w:b w:val="false"/>
                             <w:szCs w:val="35"/>
-                            <w:bCs w:val="false"/>
-                            <w:rFonts w:ascii="Helvetica" w:hAnsi="Helvetica" w:eastAsia="Helvetica" w:cs="Helvetica"/>
-                            <w:color w:val="333333"/>
-                            <w:lang w:bidi="en-US" w:val="en-US" w:eastAsia="en-US"/>
+                            <w:lang w:val="en-US" w:eastAsia="en-US" w:bidi="en-US"/>
                           </w:rPr>
                           <w:t>OR</w:t>
                         </w:r>
                       </w:p>
                     </w:txbxContent>
                   </v:textbox>
+                  <w10:wrap type="none"/>
+                </v:rect>
+                <v:rect id="shape_0" path="m0,0l-2147483645,0l-2147483645,-2147483646l0,-2147483646xe" stroked="f" o:allowincell="f" style="position:absolute;left:6438;top:12225;width:1149;height:276;mso-wrap-style:square;v-text-anchor:top;mso-position-horizontal:center">
                   <v:fill o:detectmouseclick="t" on="false"/>
                   <v:stroke color="#3465a4" joinstyle="round" endcap="flat"/>
-                  <w10:wrap type="none"/>
-                </v:shape>
-                <v:shape id="shape_0" stroked="f" o:allowincell="f" style="position:absolute;left:6437;top:12225;width:1151;height:278;mso-wrap-style:none;v-text-anchor:top;mso-position-horizontal:center" type="_x0000_t202">
                   <v:textbox>
                     <w:txbxContent>
                       <w:p>
                         <w:pPr>
+                          <w:pStyle w:val="Normal"/>
                           <w:overflowPunct w:val="false"/>
                           <w:bidi w:val="0"/>
                           <w:jc w:val="start"/>
@@ -8715,29 +9368,30 @@
                         </w:pPr>
                         <w:r>
                           <w:rPr>
+                            <w:rFonts w:eastAsia="Helvetica" w:cs="Helvetica" w:ascii="Helvetica" w:hAnsi="Helvetica"/>
+                            <w:b w:val="false"/>
+                            <w:bCs w:val="false"/>
+                            <w:color w:val="333333"/>
                             <w:kern w:val="0"/>
                             <w:sz w:val="35"/>
-                            <w:b w:val="false"/>
                             <w:szCs w:val="35"/>
-                            <w:bCs w:val="false"/>
-                            <w:rFonts w:ascii="Helvetica" w:hAnsi="Helvetica" w:eastAsia="Helvetica" w:cs="Helvetica"/>
-                            <w:color w:val="333333"/>
-                            <w:lang w:bidi="en-US" w:val="en-US" w:eastAsia="en-US"/>
+                            <w:lang w:val="en-US" w:eastAsia="en-US" w:bidi="en-US"/>
                           </w:rPr>
                           <w:t>$289,472.78</w:t>
                         </w:r>
                       </w:p>
                     </w:txbxContent>
                   </v:textbox>
+                  <w10:wrap type="none"/>
+                </v:rect>
+                <v:rect id="shape_0" path="m0,0l-2147483645,0l-2147483645,-2147483646l0,-2147483646xe" stroked="f" o:allowincell="f" style="position:absolute;left:3892;top:12527;width:250;height:276;mso-wrap-style:square;v-text-anchor:top;mso-position-horizontal:center">
                   <v:fill o:detectmouseclick="t" on="false"/>
                   <v:stroke color="#3465a4" joinstyle="round" endcap="flat"/>
-                  <w10:wrap type="none"/>
-                </v:shape>
-                <v:shape id="shape_0" stroked="f" o:allowincell="f" style="position:absolute;left:3892;top:12527;width:252;height:278;mso-wrap-style:none;v-text-anchor:top;mso-position-horizontal:center" type="_x0000_t202">
                   <v:textbox>
                     <w:txbxContent>
                       <w:p>
                         <w:pPr>
+                          <w:pStyle w:val="Normal"/>
                           <w:overflowPunct w:val="false"/>
                           <w:bidi w:val="0"/>
                           <w:jc w:val="start"/>
@@ -8745,190 +9399,188 @@
                         </w:pPr>
                         <w:r>
                           <w:rPr>
+                            <w:rFonts w:eastAsia="Helvetica" w:cs="Helvetica" w:ascii="Helvetica" w:hAnsi="Helvetica"/>
+                            <w:b w:val="false"/>
+                            <w:bCs w:val="false"/>
+                            <w:color w:val="333333"/>
                             <w:kern w:val="0"/>
                             <w:sz w:val="35"/>
-                            <w:b w:val="false"/>
                             <w:szCs w:val="35"/>
-                            <w:bCs w:val="false"/>
-                            <w:rFonts w:ascii="Helvetica" w:hAnsi="Helvetica" w:eastAsia="Helvetica" w:cs="Helvetica"/>
-                            <w:color w:val="333333"/>
-                            <w:lang w:bidi="en-US" w:val="en-US" w:eastAsia="en-US"/>
+                            <w:lang w:val="en-US" w:eastAsia="en-US" w:bidi="en-US"/>
                           </w:rPr>
                           <w:t>PA</w:t>
                         </w:r>
                       </w:p>
                     </w:txbxContent>
                   </v:textbox>
-                  <v:fill o:detectmouseclick="t" on="false"/>
-                  <v:stroke color="#3465a4" joinstyle="round" endcap="flat"/>
-                  <w10:wrap type="none"/>
-                </v:shape>
-                <v:line id="shape_0" from="2383,998" to="4197,998" stroked="t" o:allowincell="f" style="position:absolute;mso-position-horizontal:center">
+                  <w10:wrap type="none"/>
+                </v:rect>
+                <v:line id="shape_0" from="2383,999" to="4197,999" stroked="t" o:allowincell="f" style="position:absolute;mso-position-horizontal:center">
                   <v:stroke color="#d3d3d3" weight="12600" joinstyle="miter" endcap="flat"/>
                   <v:fill o:detectmouseclick="t" on="false"/>
                   <w10:wrap type="none"/>
                 </v:line>
-                <v:line id="shape_0" from="4198,998" to="7587,998" stroked="t" o:allowincell="f" style="position:absolute;mso-position-horizontal:center">
+                <v:line id="shape_0" from="4198,999" to="7588,999" stroked="t" o:allowincell="f" style="position:absolute;mso-position-horizontal:center">
                   <v:stroke color="#d3d3d3" weight="12600" joinstyle="miter" endcap="flat"/>
                   <v:fill o:detectmouseclick="t" on="false"/>
                   <w10:wrap type="none"/>
                 </v:line>
-                <v:line id="shape_0" from="2383,1301" to="4197,1301" stroked="t" o:allowincell="f" style="position:absolute;mso-position-horizontal:center">
+                <v:line id="shape_0" from="2383,1302" to="4197,1302" stroked="t" o:allowincell="f" style="position:absolute;mso-position-horizontal:center">
                   <v:stroke color="#d3d3d3" weight="12600" joinstyle="miter" endcap="flat"/>
                   <v:fill o:detectmouseclick="t" on="false"/>
                   <w10:wrap type="none"/>
                 </v:line>
-                <v:line id="shape_0" from="4198,1301" to="7587,1301" stroked="t" o:allowincell="f" style="position:absolute;mso-position-horizontal:center">
+                <v:line id="shape_0" from="4198,1302" to="7588,1302" stroked="t" o:allowincell="f" style="position:absolute;mso-position-horizontal:center">
                   <v:stroke color="#d3d3d3" weight="12600" joinstyle="miter" endcap="flat"/>
                   <v:fill o:detectmouseclick="t" on="false"/>
                   <w10:wrap type="none"/>
                 </v:line>
-                <v:line id="shape_0" from="2383,1604" to="4197,1604" stroked="t" o:allowincell="f" style="position:absolute;mso-position-horizontal:center">
+                <v:line id="shape_0" from="2383,1605" to="4197,1605" stroked="t" o:allowincell="f" style="position:absolute;mso-position-horizontal:center">
                   <v:stroke color="#d3d3d3" weight="12600" joinstyle="miter" endcap="flat"/>
                   <v:fill o:detectmouseclick="t" on="false"/>
                   <w10:wrap type="none"/>
                 </v:line>
-                <v:line id="shape_0" from="4198,1604" to="7587,1604" stroked="t" o:allowincell="f" style="position:absolute;mso-position-horizontal:center">
+                <v:line id="shape_0" from="4198,1605" to="7588,1605" stroked="t" o:allowincell="f" style="position:absolute;mso-position-horizontal:center">
                   <v:stroke color="#d3d3d3" weight="12600" joinstyle="miter" endcap="flat"/>
                   <v:fill o:detectmouseclick="t" on="false"/>
                   <w10:wrap type="none"/>
                 </v:line>
-                <v:line id="shape_0" from="2383,1908" to="4197,1908" stroked="t" o:allowincell="f" style="position:absolute;mso-position-horizontal:center">
+                <v:line id="shape_0" from="2383,1909" to="4197,1910" stroked="t" o:allowincell="f" style="position:absolute;mso-position-horizontal:center">
                   <v:stroke color="#d3d3d3" weight="12600" joinstyle="miter" endcap="flat"/>
                   <v:fill o:detectmouseclick="t" on="false"/>
                   <w10:wrap type="none"/>
                 </v:line>
-                <v:line id="shape_0" from="4198,1908" to="7587,1908" stroked="t" o:allowincell="f" style="position:absolute;mso-position-horizontal:center">
+                <v:line id="shape_0" from="4198,1909" to="7588,1910" stroked="t" o:allowincell="f" style="position:absolute;mso-position-horizontal:center">
                   <v:stroke color="#d3d3d3" weight="12600" joinstyle="miter" endcap="flat"/>
                   <v:fill o:detectmouseclick="t" on="false"/>
                   <w10:wrap type="none"/>
                 </v:line>
-                <v:line id="shape_0" from="2383,2211" to="4197,2211" stroked="t" o:allowincell="f" style="position:absolute;mso-position-horizontal:center">
+                <v:line id="shape_0" from="2383,2212" to="4197,2212" stroked="t" o:allowincell="f" style="position:absolute;mso-position-horizontal:center">
                   <v:stroke color="#d3d3d3" weight="12600" joinstyle="miter" endcap="flat"/>
                   <v:fill o:detectmouseclick="t" on="false"/>
                   <w10:wrap type="none"/>
                 </v:line>
-                <v:line id="shape_0" from="4198,2211" to="7587,2211" stroked="t" o:allowincell="f" style="position:absolute;mso-position-horizontal:center">
+                <v:line id="shape_0" from="4198,2212" to="7588,2212" stroked="t" o:allowincell="f" style="position:absolute;mso-position-horizontal:center">
                   <v:stroke color="#d3d3d3" weight="12600" joinstyle="miter" endcap="flat"/>
                   <v:fill o:detectmouseclick="t" on="false"/>
                   <w10:wrap type="none"/>
                 </v:line>
-                <v:line id="shape_0" from="2383,2514" to="4197,2514" stroked="t" o:allowincell="f" style="position:absolute;mso-position-horizontal:center">
+                <v:line id="shape_0" from="2383,2515" to="4197,2515" stroked="t" o:allowincell="f" style="position:absolute;mso-position-horizontal:center">
                   <v:stroke color="#d3d3d3" weight="12600" joinstyle="miter" endcap="flat"/>
                   <v:fill o:detectmouseclick="t" on="false"/>
                   <w10:wrap type="none"/>
                 </v:line>
-                <v:line id="shape_0" from="4198,2514" to="7587,2514" stroked="t" o:allowincell="f" style="position:absolute;mso-position-horizontal:center">
+                <v:line id="shape_0" from="4198,2515" to="7588,2515" stroked="t" o:allowincell="f" style="position:absolute;mso-position-horizontal:center">
                   <v:stroke color="#d3d3d3" weight="12600" joinstyle="miter" endcap="flat"/>
                   <v:fill o:detectmouseclick="t" on="false"/>
                   <w10:wrap type="none"/>
                 </v:line>
-                <v:line id="shape_0" from="2383,2817" to="4197,2817" stroked="t" o:allowincell="f" style="position:absolute;mso-position-horizontal:center">
+                <v:line id="shape_0" from="2383,2818" to="4197,2818" stroked="t" o:allowincell="f" style="position:absolute;mso-position-horizontal:center">
                   <v:stroke color="#d3d3d3" weight="12600" joinstyle="miter" endcap="flat"/>
                   <v:fill o:detectmouseclick="t" on="false"/>
                   <w10:wrap type="none"/>
                 </v:line>
-                <v:line id="shape_0" from="4198,2817" to="7587,2817" stroked="t" o:allowincell="f" style="position:absolute;mso-position-horizontal:center">
+                <v:line id="shape_0" from="4198,2818" to="7588,2818" stroked="t" o:allowincell="f" style="position:absolute;mso-position-horizontal:center">
                   <v:stroke color="#d3d3d3" weight="12600" joinstyle="miter" endcap="flat"/>
                   <v:fill o:detectmouseclick="t" on="false"/>
                   <w10:wrap type="none"/>
                 </v:line>
-                <v:line id="shape_0" from="2383,3120" to="4197,3120" stroked="t" o:allowincell="f" style="position:absolute;mso-position-horizontal:center">
+                <v:line id="shape_0" from="2383,3121" to="4197,3121" stroked="t" o:allowincell="f" style="position:absolute;mso-position-horizontal:center">
                   <v:stroke color="#d3d3d3" weight="12600" joinstyle="miter" endcap="flat"/>
                   <v:fill o:detectmouseclick="t" on="false"/>
                   <w10:wrap type="none"/>
                 </v:line>
-                <v:line id="shape_0" from="4198,3120" to="7587,3120" stroked="t" o:allowincell="f" style="position:absolute;mso-position-horizontal:center">
+                <v:line id="shape_0" from="4198,3121" to="7588,3121" stroked="t" o:allowincell="f" style="position:absolute;mso-position-horizontal:center">
                   <v:stroke color="#d3d3d3" weight="12600" joinstyle="miter" endcap="flat"/>
                   <v:fill o:detectmouseclick="t" on="false"/>
                   <w10:wrap type="none"/>
                 </v:line>
-                <v:line id="shape_0" from="2383,3424" to="4197,3424" stroked="t" o:allowincell="f" style="position:absolute;mso-position-horizontal:center">
+                <v:line id="shape_0" from="2383,3425" to="4197,3426" stroked="t" o:allowincell="f" style="position:absolute;mso-position-horizontal:center">
                   <v:stroke color="#d3d3d3" weight="12600" joinstyle="miter" endcap="flat"/>
                   <v:fill o:detectmouseclick="t" on="false"/>
                   <w10:wrap type="none"/>
                 </v:line>
-                <v:line id="shape_0" from="4198,3424" to="7587,3424" stroked="t" o:allowincell="f" style="position:absolute;mso-position-horizontal:center">
+                <v:line id="shape_0" from="4198,3425" to="7588,3426" stroked="t" o:allowincell="f" style="position:absolute;mso-position-horizontal:center">
                   <v:stroke color="#d3d3d3" weight="12600" joinstyle="miter" endcap="flat"/>
                   <v:fill o:detectmouseclick="t" on="false"/>
                   <w10:wrap type="none"/>
                 </v:line>
-                <v:line id="shape_0" from="2383,3727" to="4197,3727" stroked="t" o:allowincell="f" style="position:absolute;mso-position-horizontal:center">
+                <v:line id="shape_0" from="2383,3728" to="4197,3728" stroked="t" o:allowincell="f" style="position:absolute;mso-position-horizontal:center">
                   <v:stroke color="#d3d3d3" weight="12600" joinstyle="miter" endcap="flat"/>
                   <v:fill o:detectmouseclick="t" on="false"/>
                   <w10:wrap type="none"/>
                 </v:line>
-                <v:line id="shape_0" from="4198,3727" to="7587,3727" stroked="t" o:allowincell="f" style="position:absolute;mso-position-horizontal:center">
+                <v:line id="shape_0" from="4198,3728" to="7588,3728" stroked="t" o:allowincell="f" style="position:absolute;mso-position-horizontal:center">
                   <v:stroke color="#d3d3d3" weight="12600" joinstyle="miter" endcap="flat"/>
                   <v:fill o:detectmouseclick="t" on="false"/>
                   <w10:wrap type="none"/>
                 </v:line>
-                <v:line id="shape_0" from="2383,4030" to="4197,4030" stroked="t" o:allowincell="f" style="position:absolute;mso-position-horizontal:center">
+                <v:line id="shape_0" from="2383,4031" to="4197,4031" stroked="t" o:allowincell="f" style="position:absolute;mso-position-horizontal:center">
                   <v:stroke color="#d3d3d3" weight="12600" joinstyle="miter" endcap="flat"/>
                   <v:fill o:detectmouseclick="t" on="false"/>
                   <w10:wrap type="none"/>
                 </v:line>
-                <v:line id="shape_0" from="4198,4030" to="7587,4030" stroked="t" o:allowincell="f" style="position:absolute;mso-position-horizontal:center">
+                <v:line id="shape_0" from="4198,4031" to="7588,4031" stroked="t" o:allowincell="f" style="position:absolute;mso-position-horizontal:center">
                   <v:stroke color="#d3d3d3" weight="12600" joinstyle="miter" endcap="flat"/>
                   <v:fill o:detectmouseclick="t" on="false"/>
                   <w10:wrap type="none"/>
                 </v:line>
-                <v:line id="shape_0" from="2383,4333" to="4197,4333" stroked="t" o:allowincell="f" style="position:absolute;mso-position-horizontal:center">
+                <v:line id="shape_0" from="2383,4334" to="4197,4334" stroked="t" o:allowincell="f" style="position:absolute;mso-position-horizontal:center">
                   <v:stroke color="#d3d3d3" weight="12600" joinstyle="miter" endcap="flat"/>
                   <v:fill o:detectmouseclick="t" on="false"/>
                   <w10:wrap type="none"/>
                 </v:line>
-                <v:line id="shape_0" from="4198,4333" to="7587,4333" stroked="t" o:allowincell="f" style="position:absolute;mso-position-horizontal:center">
+                <v:line id="shape_0" from="4198,4334" to="7588,4334" stroked="t" o:allowincell="f" style="position:absolute;mso-position-horizontal:center">
                   <v:stroke color="#d3d3d3" weight="12600" joinstyle="miter" endcap="flat"/>
                   <v:fill o:detectmouseclick="t" on="false"/>
                   <w10:wrap type="none"/>
                 </v:line>
-                <v:line id="shape_0" from="2383,4636" to="4197,4636" stroked="t" o:allowincell="f" style="position:absolute;mso-position-horizontal:center">
+                <v:line id="shape_0" from="2383,4637" to="4197,4637" stroked="t" o:allowincell="f" style="position:absolute;mso-position-horizontal:center">
                   <v:stroke color="#d3d3d3" weight="12600" joinstyle="miter" endcap="flat"/>
                   <v:fill o:detectmouseclick="t" on="false"/>
                   <w10:wrap type="none"/>
                 </v:line>
-                <v:line id="shape_0" from="4198,4636" to="7587,4636" stroked="t" o:allowincell="f" style="position:absolute;mso-position-horizontal:center">
+                <v:line id="shape_0" from="4198,4637" to="7588,4637" stroked="t" o:allowincell="f" style="position:absolute;mso-position-horizontal:center">
                   <v:stroke color="#d3d3d3" weight="12600" joinstyle="miter" endcap="flat"/>
                   <v:fill o:detectmouseclick="t" on="false"/>
                   <w10:wrap type="none"/>
                 </v:line>
-                <v:line id="shape_0" from="2383,4940" to="4197,4940" stroked="t" o:allowincell="f" style="position:absolute;mso-position-horizontal:center">
+                <v:line id="shape_0" from="2383,4941" to="4197,4941" stroked="t" o:allowincell="f" style="position:absolute;mso-position-horizontal:center">
                   <v:stroke color="#d3d3d3" weight="12600" joinstyle="miter" endcap="flat"/>
                   <v:fill o:detectmouseclick="t" on="false"/>
                   <w10:wrap type="none"/>
                 </v:line>
-                <v:line id="shape_0" from="4198,4940" to="7587,4940" stroked="t" o:allowincell="f" style="position:absolute;mso-position-horizontal:center">
+                <v:line id="shape_0" from="4198,4941" to="7588,4941" stroked="t" o:allowincell="f" style="position:absolute;mso-position-horizontal:center">
                   <v:stroke color="#d3d3d3" weight="12600" joinstyle="miter" endcap="flat"/>
                   <v:fill o:detectmouseclick="t" on="false"/>
                   <w10:wrap type="none"/>
                 </v:line>
-                <v:line id="shape_0" from="2383,5243" to="4197,5243" stroked="t" o:allowincell="f" style="position:absolute;mso-position-horizontal:center">
+                <v:line id="shape_0" from="2383,5244" to="4197,5244" stroked="t" o:allowincell="f" style="position:absolute;mso-position-horizontal:center">
                   <v:stroke color="#d3d3d3" weight="12600" joinstyle="miter" endcap="flat"/>
                   <v:fill o:detectmouseclick="t" on="false"/>
                   <w10:wrap type="none"/>
                 </v:line>
-                <v:line id="shape_0" from="4198,5243" to="7587,5243" stroked="t" o:allowincell="f" style="position:absolute;mso-position-horizontal:center">
+                <v:line id="shape_0" from="4198,5244" to="7588,5244" stroked="t" o:allowincell="f" style="position:absolute;mso-position-horizontal:center">
                   <v:stroke color="#d3d3d3" weight="12600" joinstyle="miter" endcap="flat"/>
                   <v:fill o:detectmouseclick="t" on="false"/>
                   <w10:wrap type="none"/>
                 </v:line>
-                <v:line id="shape_0" from="2383,5546" to="4197,5546" stroked="t" o:allowincell="f" style="position:absolute;mso-position-horizontal:center">
+                <v:line id="shape_0" from="2383,5547" to="4197,5548" stroked="t" o:allowincell="f" style="position:absolute;mso-position-horizontal:center">
                   <v:stroke color="#d3d3d3" weight="12600" joinstyle="miter" endcap="flat"/>
                   <v:fill o:detectmouseclick="t" on="false"/>
                   <w10:wrap type="none"/>
                 </v:line>
-                <v:line id="shape_0" from="4198,5546" to="7587,5546" stroked="t" o:allowincell="f" style="position:absolute;mso-position-horizontal:center">
+                <v:line id="shape_0" from="4198,5547" to="7588,5548" stroked="t" o:allowincell="f" style="position:absolute;mso-position-horizontal:center">
                   <v:stroke color="#d3d3d3" weight="12600" joinstyle="miter" endcap="flat"/>
                   <v:fill o:detectmouseclick="t" on="false"/>
                   <w10:wrap type="none"/>
                 </v:line>
-                <v:line id="shape_0" from="2383,5849" to="4197,5849" stroked="t" o:allowincell="f" style="position:absolute;mso-position-horizontal:center">
+                <v:line id="shape_0" from="2383,5850" to="4197,5850" stroked="t" o:allowincell="f" style="position:absolute;mso-position-horizontal:center">
                   <v:stroke color="#d3d3d3" weight="12600" joinstyle="miter" endcap="flat"/>
                   <v:fill o:detectmouseclick="t" on="false"/>
                   <w10:wrap type="none"/>
                 </v:line>
-                <v:line id="shape_0" from="4198,5849" to="7587,5849" stroked="t" o:allowincell="f" style="position:absolute;mso-position-horizontal:center">
+                <v:line id="shape_0" from="4198,5850" to="7588,5850" stroked="t" o:allowincell="f" style="position:absolute;mso-position-horizontal:center">
                   <v:stroke color="#d3d3d3" weight="12600" joinstyle="miter" endcap="flat"/>
                   <v:fill o:detectmouseclick="t" on="false"/>
                   <w10:wrap type="none"/>
@@ -8938,67 +9590,67 @@
                   <v:fill o:detectmouseclick="t" on="false"/>
                   <w10:wrap type="none"/>
                 </v:line>
-                <v:line id="shape_0" from="4198,6152" to="7587,6152" stroked="t" o:allowincell="f" style="position:absolute;mso-position-horizontal:center">
+                <v:line id="shape_0" from="4198,6152" to="7588,6152" stroked="t" o:allowincell="f" style="position:absolute;mso-position-horizontal:center">
                   <v:stroke color="#d3d3d3" weight="12600" joinstyle="miter" endcap="flat"/>
                   <v:fill o:detectmouseclick="t" on="false"/>
                   <w10:wrap type="none"/>
                 </v:line>
-                <v:line id="shape_0" from="2383,6456" to="4197,6456" stroked="t" o:allowincell="f" style="position:absolute;mso-position-horizontal:center">
+                <v:line id="shape_0" from="2383,6457" to="4197,6457" stroked="t" o:allowincell="f" style="position:absolute;mso-position-horizontal:center">
                   <v:stroke color="#d3d3d3" weight="12600" joinstyle="miter" endcap="flat"/>
                   <v:fill o:detectmouseclick="t" on="false"/>
                   <w10:wrap type="none"/>
                 </v:line>
-                <v:line id="shape_0" from="4198,6456" to="7587,6456" stroked="t" o:allowincell="f" style="position:absolute;mso-position-horizontal:center">
+                <v:line id="shape_0" from="4198,6457" to="7588,6457" stroked="t" o:allowincell="f" style="position:absolute;mso-position-horizontal:center">
                   <v:stroke color="#d3d3d3" weight="12600" joinstyle="miter" endcap="flat"/>
                   <v:fill o:detectmouseclick="t" on="false"/>
                   <w10:wrap type="none"/>
                 </v:line>
-                <v:line id="shape_0" from="2383,6759" to="4197,6759" stroked="t" o:allowincell="f" style="position:absolute;mso-position-horizontal:center">
+                <v:line id="shape_0" from="2383,6760" to="4197,6760" stroked="t" o:allowincell="f" style="position:absolute;mso-position-horizontal:center">
                   <v:stroke color="#d3d3d3" weight="12600" joinstyle="miter" endcap="flat"/>
                   <v:fill o:detectmouseclick="t" on="false"/>
                   <w10:wrap type="none"/>
                 </v:line>
-                <v:line id="shape_0" from="4198,6759" to="7587,6759" stroked="t" o:allowincell="f" style="position:absolute;mso-position-horizontal:center">
+                <v:line id="shape_0" from="4198,6760" to="7588,6760" stroked="t" o:allowincell="f" style="position:absolute;mso-position-horizontal:center">
                   <v:stroke color="#d3d3d3" weight="12600" joinstyle="miter" endcap="flat"/>
                   <v:fill o:detectmouseclick="t" on="false"/>
                   <w10:wrap type="none"/>
                 </v:line>
-                <v:line id="shape_0" from="2383,7062" to="4197,7062" stroked="t" o:allowincell="f" style="position:absolute;mso-position-horizontal:center">
+                <v:line id="shape_0" from="2383,7063" to="4197,7063" stroked="t" o:allowincell="f" style="position:absolute;mso-position-horizontal:center">
                   <v:stroke color="#d3d3d3" weight="12600" joinstyle="miter" endcap="flat"/>
                   <v:fill o:detectmouseclick="t" on="false"/>
                   <w10:wrap type="none"/>
                 </v:line>
-                <v:line id="shape_0" from="4198,7062" to="7587,7062" stroked="t" o:allowincell="f" style="position:absolute;mso-position-horizontal:center">
+                <v:line id="shape_0" from="4198,7063" to="7588,7063" stroked="t" o:allowincell="f" style="position:absolute;mso-position-horizontal:center">
                   <v:stroke color="#d3d3d3" weight="12600" joinstyle="miter" endcap="flat"/>
                   <v:fill o:detectmouseclick="t" on="false"/>
                   <w10:wrap type="none"/>
                 </v:line>
-                <v:line id="shape_0" from="2383,7366" to="4197,7366" stroked="t" o:allowincell="f" style="position:absolute;mso-position-horizontal:center">
+                <v:line id="shape_0" from="2383,7367" to="4197,7367" stroked="t" o:allowincell="f" style="position:absolute;mso-position-horizontal:center">
                   <v:stroke color="#d3d3d3" weight="12600" joinstyle="miter" endcap="flat"/>
                   <v:fill o:detectmouseclick="t" on="false"/>
                   <w10:wrap type="none"/>
                 </v:line>
-                <v:line id="shape_0" from="4198,7366" to="7587,7366" stroked="t" o:allowincell="f" style="position:absolute;mso-position-horizontal:center">
+                <v:line id="shape_0" from="4198,7367" to="7588,7367" stroked="t" o:allowincell="f" style="position:absolute;mso-position-horizontal:center">
                   <v:stroke color="#d3d3d3" weight="12600" joinstyle="miter" endcap="flat"/>
                   <v:fill o:detectmouseclick="t" on="false"/>
                   <w10:wrap type="none"/>
                 </v:line>
-                <v:line id="shape_0" from="2383,7668" to="4197,7668" stroked="t" o:allowincell="f" style="position:absolute;mso-position-horizontal:center">
+                <v:line id="shape_0" from="2383,7669" to="4197,7669" stroked="t" o:allowincell="f" style="position:absolute;mso-position-horizontal:center">
                   <v:stroke color="#d3d3d3" weight="12600" joinstyle="miter" endcap="flat"/>
                   <v:fill o:detectmouseclick="t" on="false"/>
                   <w10:wrap type="none"/>
                 </v:line>
-                <v:line id="shape_0" from="4198,7668" to="7587,7668" stroked="t" o:allowincell="f" style="position:absolute;mso-position-horizontal:center">
+                <v:line id="shape_0" from="4198,7669" to="7588,7669" stroked="t" o:allowincell="f" style="position:absolute;mso-position-horizontal:center">
                   <v:stroke color="#d3d3d3" weight="12600" joinstyle="miter" endcap="flat"/>
                   <v:fill o:detectmouseclick="t" on="false"/>
                   <w10:wrap type="none"/>
                 </v:line>
-                <v:line id="shape_0" from="2383,7972" to="4197,7972" stroked="t" o:allowincell="f" style="position:absolute;mso-position-horizontal:center">
+                <v:line id="shape_0" from="2383,7973" to="4197,7973" stroked="t" o:allowincell="f" style="position:absolute;mso-position-horizontal:center">
                   <v:stroke color="#d3d3d3" weight="12600" joinstyle="miter" endcap="flat"/>
                   <v:fill o:detectmouseclick="t" on="false"/>
                   <w10:wrap type="none"/>
                 </v:line>
-                <v:line id="shape_0" from="4198,7972" to="7587,7972" stroked="t" o:allowincell="f" style="position:absolute;mso-position-horizontal:center">
+                <v:line id="shape_0" from="4198,7973" to="7588,7973" stroked="t" o:allowincell="f" style="position:absolute;mso-position-horizontal:center">
                   <v:stroke color="#d3d3d3" weight="12600" joinstyle="miter" endcap="flat"/>
                   <v:fill o:detectmouseclick="t" on="false"/>
                   <w10:wrap type="none"/>
@@ -9008,47 +9660,47 @@
                   <v:fill o:detectmouseclick="t" on="false"/>
                   <w10:wrap type="none"/>
                 </v:line>
-                <v:line id="shape_0" from="4198,8275" to="7587,8275" stroked="t" o:allowincell="f" style="position:absolute;mso-position-horizontal:center">
+                <v:line id="shape_0" from="4198,8275" to="7588,8275" stroked="t" o:allowincell="f" style="position:absolute;mso-position-horizontal:center">
                   <v:stroke color="#d3d3d3" weight="12600" joinstyle="miter" endcap="flat"/>
                   <v:fill o:detectmouseclick="t" on="false"/>
                   <w10:wrap type="none"/>
                 </v:line>
-                <v:line id="shape_0" from="2383,8578" to="4197,8578" stroked="t" o:allowincell="f" style="position:absolute;mso-position-horizontal:center">
+                <v:line id="shape_0" from="2383,8579" to="4197,8579" stroked="t" o:allowincell="f" style="position:absolute;mso-position-horizontal:center">
                   <v:stroke color="#d3d3d3" weight="12600" joinstyle="miter" endcap="flat"/>
                   <v:fill o:detectmouseclick="t" on="false"/>
                   <w10:wrap type="none"/>
                 </v:line>
-                <v:line id="shape_0" from="4198,8578" to="7587,8578" stroked="t" o:allowincell="f" style="position:absolute;mso-position-horizontal:center">
+                <v:line id="shape_0" from="4198,8579" to="7588,8579" stroked="t" o:allowincell="f" style="position:absolute;mso-position-horizontal:center">
                   <v:stroke color="#d3d3d3" weight="12600" joinstyle="miter" endcap="flat"/>
                   <v:fill o:detectmouseclick="t" on="false"/>
                   <w10:wrap type="none"/>
                 </v:line>
-                <v:line id="shape_0" from="2383,8882" to="4197,8882" stroked="t" o:allowincell="f" style="position:absolute;mso-position-horizontal:center">
+                <v:line id="shape_0" from="2383,8883" to="4197,8883" stroked="t" o:allowincell="f" style="position:absolute;mso-position-horizontal:center">
                   <v:stroke color="#d3d3d3" weight="12600" joinstyle="miter" endcap="flat"/>
                   <v:fill o:detectmouseclick="t" on="false"/>
                   <w10:wrap type="none"/>
                 </v:line>
-                <v:line id="shape_0" from="4198,8882" to="7587,8882" stroked="t" o:allowincell="f" style="position:absolute;mso-position-horizontal:center">
+                <v:line id="shape_0" from="4198,8883" to="7588,8883" stroked="t" o:allowincell="f" style="position:absolute;mso-position-horizontal:center">
                   <v:stroke color="#d3d3d3" weight="12600" joinstyle="miter" endcap="flat"/>
                   <v:fill o:detectmouseclick="t" on="false"/>
                   <w10:wrap type="none"/>
                 </v:line>
-                <v:line id="shape_0" from="2383,9184" to="4197,9184" stroked="t" o:allowincell="f" style="position:absolute;mso-position-horizontal:center">
+                <v:line id="shape_0" from="2383,9185" to="4197,9185" stroked="t" o:allowincell="f" style="position:absolute;mso-position-horizontal:center">
                   <v:stroke color="#d3d3d3" weight="12600" joinstyle="miter" endcap="flat"/>
                   <v:fill o:detectmouseclick="t" on="false"/>
                   <w10:wrap type="none"/>
                 </v:line>
-                <v:line id="shape_0" from="4198,9184" to="7587,9184" stroked="t" o:allowincell="f" style="position:absolute;mso-position-horizontal:center">
+                <v:line id="shape_0" from="4198,9185" to="7588,9185" stroked="t" o:allowincell="f" style="position:absolute;mso-position-horizontal:center">
                   <v:stroke color="#d3d3d3" weight="12600" joinstyle="miter" endcap="flat"/>
                   <v:fill o:detectmouseclick="t" on="false"/>
                   <w10:wrap type="none"/>
                 </v:line>
-                <v:line id="shape_0" from="2383,9488" to="4197,9488" stroked="t" o:allowincell="f" style="position:absolute;mso-position-horizontal:center">
+                <v:line id="shape_0" from="2383,9489" to="4197,9489" stroked="t" o:allowincell="f" style="position:absolute;mso-position-horizontal:center">
                   <v:stroke color="#d3d3d3" weight="12600" joinstyle="miter" endcap="flat"/>
                   <v:fill o:detectmouseclick="t" on="false"/>
                   <w10:wrap type="none"/>
                 </v:line>
-                <v:line id="shape_0" from="4198,9488" to="7587,9488" stroked="t" o:allowincell="f" style="position:absolute;mso-position-horizontal:center">
+                <v:line id="shape_0" from="4198,9489" to="7588,9489" stroked="t" o:allowincell="f" style="position:absolute;mso-position-horizontal:center">
                   <v:stroke color="#d3d3d3" weight="12600" joinstyle="miter" endcap="flat"/>
                   <v:fill o:detectmouseclick="t" on="false"/>
                   <w10:wrap type="none"/>
@@ -9058,17 +9710,17 @@
                   <v:fill o:detectmouseclick="t" on="false"/>
                   <w10:wrap type="none"/>
                 </v:line>
-                <v:line id="shape_0" from="4198,9791" to="7587,9791" stroked="t" o:allowincell="f" style="position:absolute;mso-position-horizontal:center">
+                <v:line id="shape_0" from="4198,9791" to="7588,9791" stroked="t" o:allowincell="f" style="position:absolute;mso-position-horizontal:center">
                   <v:stroke color="#d3d3d3" weight="12600" joinstyle="miter" endcap="flat"/>
                   <v:fill o:detectmouseclick="t" on="false"/>
                   <w10:wrap type="none"/>
                 </v:line>
-                <v:line id="shape_0" from="2383,10094" to="4197,10094" stroked="t" o:allowincell="f" style="position:absolute;mso-position-horizontal:center">
+                <v:line id="shape_0" from="2383,10095" to="4197,10095" stroked="t" o:allowincell="f" style="position:absolute;mso-position-horizontal:center">
                   <v:stroke color="#d3d3d3" weight="12600" joinstyle="miter" endcap="flat"/>
                   <v:fill o:detectmouseclick="t" on="false"/>
                   <w10:wrap type="none"/>
                 </v:line>
-                <v:line id="shape_0" from="4198,10094" to="7587,10094" stroked="t" o:allowincell="f" style="position:absolute;mso-position-horizontal:center">
+                <v:line id="shape_0" from="4198,10095" to="7588,10095" stroked="t" o:allowincell="f" style="position:absolute;mso-position-horizontal:center">
                   <v:stroke color="#d3d3d3" weight="12600" joinstyle="miter" endcap="flat"/>
                   <v:fill o:detectmouseclick="t" on="false"/>
                   <w10:wrap type="none"/>
@@ -9078,7 +9730,7 @@
                   <v:fill o:detectmouseclick="t" on="false"/>
                   <w10:wrap type="none"/>
                 </v:line>
-                <v:line id="shape_0" from="4198,10397" to="7587,10397" stroked="t" o:allowincell="f" style="position:absolute;mso-position-horizontal:center">
+                <v:line id="shape_0" from="4198,10397" to="7588,10397" stroked="t" o:allowincell="f" style="position:absolute;mso-position-horizontal:center">
                   <v:stroke color="#d3d3d3" weight="12600" joinstyle="miter" endcap="flat"/>
                   <v:fill o:detectmouseclick="t" on="false"/>
                   <w10:wrap type="none"/>
@@ -9088,7 +9740,7 @@
                   <v:fill o:detectmouseclick="t" on="false"/>
                   <w10:wrap type="none"/>
                 </v:line>
-                <v:line id="shape_0" from="4198,10701" to="7587,10701" stroked="t" o:allowincell="f" style="position:absolute;mso-position-horizontal:center">
+                <v:line id="shape_0" from="4198,10701" to="7588,10701" stroked="t" o:allowincell="f" style="position:absolute;mso-position-horizontal:center">
                   <v:stroke color="#d3d3d3" weight="12600" joinstyle="miter" endcap="flat"/>
                   <v:fill o:detectmouseclick="t" on="false"/>
                   <w10:wrap type="none"/>
@@ -9098,17 +9750,17 @@
                   <v:fill o:detectmouseclick="t" on="false"/>
                   <w10:wrap type="none"/>
                 </v:line>
-                <v:line id="shape_0" from="4198,11004" to="7587,11004" stroked="t" o:allowincell="f" style="position:absolute;mso-position-horizontal:center">
+                <v:line id="shape_0" from="4198,11004" to="7588,11004" stroked="t" o:allowincell="f" style="position:absolute;mso-position-horizontal:center">
                   <v:stroke color="#d3d3d3" weight="12600" joinstyle="miter" endcap="flat"/>
                   <v:fill o:detectmouseclick="t" on="false"/>
                   <w10:wrap type="none"/>
                 </v:line>
-                <v:line id="shape_0" from="2383,11307" to="4197,11307" stroked="t" o:allowincell="f" style="position:absolute;mso-position-horizontal:center">
+                <v:line id="shape_0" from="2383,11307" to="4197,11308" stroked="t" o:allowincell="f" style="position:absolute;mso-position-horizontal:center">
                   <v:stroke color="#d3d3d3" weight="12600" joinstyle="miter" endcap="flat"/>
                   <v:fill o:detectmouseclick="t" on="false"/>
                   <w10:wrap type="none"/>
                 </v:line>
-                <v:line id="shape_0" from="4198,11307" to="7587,11307" stroked="t" o:allowincell="f" style="position:absolute;mso-position-horizontal:center">
+                <v:line id="shape_0" from="4198,11307" to="7588,11308" stroked="t" o:allowincell="f" style="position:absolute;mso-position-horizontal:center">
                   <v:stroke color="#d3d3d3" weight="12600" joinstyle="miter" endcap="flat"/>
                   <v:fill o:detectmouseclick="t" on="false"/>
                   <w10:wrap type="none"/>
@@ -9118,7 +9770,7 @@
                   <v:fill o:detectmouseclick="t" on="false"/>
                   <w10:wrap type="none"/>
                 </v:line>
-                <v:line id="shape_0" from="4198,11610" to="7587,11610" stroked="t" o:allowincell="f" style="position:absolute;mso-position-horizontal:center">
+                <v:line id="shape_0" from="4198,11610" to="7588,11610" stroked="t" o:allowincell="f" style="position:absolute;mso-position-horizontal:center">
                   <v:stroke color="#d3d3d3" weight="12600" joinstyle="miter" endcap="flat"/>
                   <v:fill o:detectmouseclick="t" on="false"/>
                   <w10:wrap type="none"/>
@@ -9128,7 +9780,7 @@
                   <v:fill o:detectmouseclick="t" on="false"/>
                   <w10:wrap type="none"/>
                 </v:line>
-                <v:line id="shape_0" from="4198,11913" to="7587,11913" stroked="t" o:allowincell="f" style="position:absolute;mso-position-horizontal:center">
+                <v:line id="shape_0" from="4198,11913" to="7588,11913" stroked="t" o:allowincell="f" style="position:absolute;mso-position-horizontal:center">
                   <v:stroke color="#d3d3d3" weight="12600" joinstyle="miter" endcap="flat"/>
                   <v:fill o:detectmouseclick="t" on="false"/>
                   <w10:wrap type="none"/>
@@ -9138,7 +9790,7 @@
                   <v:fill o:detectmouseclick="t" on="false"/>
                   <w10:wrap type="none"/>
                 </v:line>
-                <v:line id="shape_0" from="4198,12217" to="7587,12217" stroked="t" o:allowincell="f" style="position:absolute;mso-position-horizontal:center">
+                <v:line id="shape_0" from="4198,12217" to="7588,12217" stroked="t" o:allowincell="f" style="position:absolute;mso-position-horizontal:center">
                   <v:stroke color="#d3d3d3" weight="12600" joinstyle="miter" endcap="flat"/>
                   <v:fill o:detectmouseclick="t" on="false"/>
                   <w10:wrap type="none"/>
@@ -9148,7 +9800,7 @@
                   <v:fill o:detectmouseclick="t" on="false"/>
                   <w10:wrap type="none"/>
                 </v:line>
-                <v:line id="shape_0" from="4198,12519" to="7587,12519" stroked="t" o:allowincell="f" style="position:absolute;mso-position-horizontal:center">
+                <v:line id="shape_0" from="4198,12519" to="7588,12519" stroked="t" o:allowincell="f" style="position:absolute;mso-position-horizontal:center">
                   <v:stroke color="#d3d3d3" weight="12600" joinstyle="miter" endcap="flat"/>
                   <v:fill o:detectmouseclick="t" on="false"/>
                   <w10:wrap type="none"/>
@@ -9158,16 +9810,19 @@
                   <v:fill o:detectmouseclick="t" on="false"/>
                   <w10:wrap type="none"/>
                 </v:line>
-                <v:line id="shape_0" from="4198,12818" to="7587,12818" stroked="t" o:allowincell="f" style="position:absolute;mso-position-horizontal:center">
+                <v:line id="shape_0" from="4198,12818" to="7588,12818" stroked="t" o:allowincell="f" style="position:absolute;mso-position-horizontal:center">
                   <v:stroke color="#d3d3d3" weight="6480" joinstyle="miter" endcap="flat"/>
                   <v:fill o:detectmouseclick="t" on="false"/>
                   <w10:wrap type="none"/>
                 </v:line>
-                <v:shape id="shape_0" stroked="f" o:allowincell="f" style="position:absolute;left:6437;top:12527;width:1151;height:278;mso-wrap-style:none;v-text-anchor:top;mso-position-horizontal:center" type="_x0000_t202">
+                <v:rect id="shape_0" path="m0,0l-2147483645,0l-2147483645,-2147483646l0,-2147483646xe" stroked="f" o:allowincell="f" style="position:absolute;left:6438;top:12527;width:1149;height:276;mso-wrap-style:square;v-text-anchor:top;mso-position-horizontal:center">
+                  <v:fill o:detectmouseclick="t" on="false"/>
+                  <v:stroke color="#3465a4" joinstyle="round" endcap="flat"/>
                   <v:textbox>
                     <w:txbxContent>
                       <w:p>
                         <w:pPr>
+                          <w:pStyle w:val="Normal"/>
                           <w:overflowPunct w:val="false"/>
                           <w:bidi w:val="0"/>
                           <w:jc w:val="start"/>
@@ -9175,24 +9830,22 @@
                         </w:pPr>
                         <w:r>
                           <w:rPr>
+                            <w:rFonts w:eastAsia="Helvetica" w:cs="Helvetica" w:ascii="Helvetica" w:hAnsi="Helvetica"/>
+                            <w:b w:val="false"/>
+                            <w:bCs w:val="false"/>
+                            <w:color w:val="333333"/>
                             <w:kern w:val="0"/>
                             <w:sz w:val="35"/>
-                            <w:b w:val="false"/>
                             <w:szCs w:val="35"/>
-                            <w:bCs w:val="false"/>
-                            <w:rFonts w:ascii="Helvetica" w:hAnsi="Helvetica" w:eastAsia="Helvetica" w:cs="Helvetica"/>
-                            <w:color w:val="333333"/>
-                            <w:lang w:bidi="en-US" w:val="en-US" w:eastAsia="en-US"/>
+                            <w:lang w:val="en-US" w:eastAsia="en-US" w:bidi="en-US"/>
                           </w:rPr>
                           <w:t>$477,410.09</w:t>
                         </w:r>
                       </w:p>
                     </w:txbxContent>
                   </v:textbox>
-                  <v:fill o:detectmouseclick="t" on="false"/>
-                  <v:stroke color="#3465a4" joinstyle="round" endcap="flat"/>
-                  <w10:wrap type="none"/>
-                </v:shape>
+                  <w10:wrap type="none"/>
+                </v:rect>
               </v:group>
             </w:pict>
           </mc:Fallback>
@@ -9206,6 +9859,7 @@
       <w:pgNumType w:fmt="decimal"/>
       <w:formProt w:val="false"/>
       <w:textDirection w:val="lrTb"/>
+      <w:docGrid w:type="default" w:linePitch="100" w:charSpace="0"/>
     </w:sectPr>
   </w:body>
 </w:document>
@@ -9225,7 +9879,6 @@
     </w:rPrDefault>
     <w:pPrDefault>
       <w:pPr>
-        <w:widowControl/>
         <w:suppressAutoHyphens w:val="true"/>
       </w:pPr>
     </w:pPrDefault>
@@ -9235,7 +9888,10 @@
     <w:qFormat/>
     <w:pPr>
       <w:widowControl/>
+      <w:suppressAutoHyphens w:val="true"/>
       <w:bidi w:val="0"/>
+      <w:spacing w:before="0" w:after="0"/>
+      <w:jc w:val="start"/>
     </w:pPr>
     <w:rPr>
       <w:rFonts w:ascii="DejaVu Serif" w:hAnsi="DejaVu Serif" w:eastAsia="Noto Sans" w:cs="FreeSans"/>
@@ -9258,7 +9914,7 @@
       <w:outlineLvl w:val="0"/>
     </w:pPr>
     <w:rPr>
-      <w:rFonts w:ascii="Calibri" w:hAnsi="Calibri" w:eastAsia="MS Gothic" w:asciiTheme="majorHAnsi" w:hAnsiTheme="majorHAnsi"/>
+      <w:rFonts w:ascii="Arial" w:hAnsi="Arial" w:eastAsia="MS Gothic" w:asciiTheme="majorHAnsi" w:hAnsiTheme="majorHAnsi"/>
       <w:b/>
       <w:color w:val="775F55"/>
       <w:sz w:val="48"/>
@@ -9360,6 +10016,20 @@
       <w:sz w:val="22"/>
       <w:szCs w:val="20"/>
     </w:rPr>
+  </w:style>
+  <w:style w:type="paragraph" w:styleId="FrameContentsuser">
+    <w:name w:val="Frame Contents (user)"/>
+    <w:basedOn w:val="Normal"/>
+    <w:qFormat/>
+    <w:pPr/>
+    <w:rPr/>
+  </w:style>
+  <w:style w:type="paragraph" w:styleId="FrameContents">
+    <w:name w:val="Frame Contents"/>
+    <w:basedOn w:val="Normal"/>
+    <w:qFormat/>
+    <w:pPr/>
+    <w:rPr/>
   </w:style>
 </w:styles>
 </file>
